--- a/06_DOCUMENTACION_DE_PRUEBAS/ES/WORD/06_Documentacion_De_Pruebas.docx
+++ b/06_DOCUMENTACION_DE_PRUEBAS/ES/WORD/06_Documentacion_De_Pruebas.docx
@@ -2,7 +2,7 @@
 <file path=word/document.xml><?xml version="1.0" encoding="utf-8"?>
 <w:document xmlns:w="http://schemas.openxmlformats.org/wordprocessingml/2006/main" xmlns:m="http://schemas.openxmlformats.org/officeDocument/2006/math" xmlns:r="http://schemas.openxmlformats.org/officeDocument/2006/relationships" xmlns:o="urn:schemas-microsoft-com:office:office" xmlns:v="urn:schemas-microsoft-com:vml" xmlns:w10="urn:schemas-microsoft-com:office:word" xmlns:a="http://schemas.openxmlformats.org/drawingml/2006/main" xmlns:pic="http://schemas.openxmlformats.org/drawingml/2006/picture" xmlns:wp="http://schemas.openxmlformats.org/drawingml/2006/wordprocessingDrawing">
   <w:body>
-    <w:bookmarkStart w:id="36" w:name="X8d0b057f91c441bfac4fd88a93fbda8fc40315f"/>
+    <w:bookmarkStart w:id="37" w:name="X8d0b057f91c441bfac4fd88a93fbda8fc40315f"/>
     <w:p>
       <w:pPr>
         <w:pStyle w:val="Heading1"/>
@@ -268,7 +268,7 @@
               <w:pStyle w:val="Compact"/>
             </w:pPr>
             <w:r>
-              <w:t xml:space="preserve">15 de octubre de 2026</w:t>
+              <w:t xml:space="preserve">16 de octubre de 2026</w:t>
             </w:r>
           </w:p>
         </w:tc>
@@ -279,7 +279,7 @@
         <w:pStyle w:val="BodyText"/>
       </w:pPr>
       <w:r>
-        <w:t xml:space="preserve">Este documento reúne el plan de pruebas, el inventario de pruebas automatizadas que existen en los repositorios, sus resultados reales al ejecutarlas el 15 de octubre de 2026 y los casos de prueba funcionales, ejecutados el 9 de octubre de 2026, trazados a los requisitos del SRS v6 (</w:t>
+        <w:t xml:space="preserve">Este documento reúne el plan de pruebas, el inventario de pruebas automatizadas que existen en los repositorios, sus resultados reales al ejecutarlas el 16 de octubre de 2026 (incluidas las pruebas de punta a punta contra el sistema completo) y los casos de prueba funcionales, ejecutados el 9 de octubre de 2026, trazados a los requisitos del SRS v7 (</w:t>
       </w:r>
       <w:r>
         <w:rPr>
@@ -905,29 +905,29 @@
               <w:pStyle w:val="Compact"/>
             </w:pPr>
             <w:r>
-              <w:t xml:space="preserve">Entre servicios y RNF</w:t>
-            </w:r>
-          </w:p>
-        </w:tc>
-        <w:tc>
-          <w:tcPr/>
-          <w:p>
-            <w:pPr>
-              <w:pStyle w:val="Compact"/>
-            </w:pPr>
-            <w:r>
-              <w:t xml:space="preserve">Flujo de reserva por el gateway con elección de operario, asignación automática y avisos; percentil 95 del tiempo de respuesta (RNF-001); pantallas web a 360 px (RNF-008)</w:t>
-            </w:r>
-          </w:p>
-        </w:tc>
-        <w:tc>
-          <w:tcPr/>
-          <w:p>
-            <w:pPr>
-              <w:pStyle w:val="Compact"/>
-            </w:pPr>
-            <w:r>
-              <w:t xml:space="preserve">Node 22 (</w:t>
+              <w:t xml:space="preserve">Entre servicios (punta a punta) y RNF</w:t>
+            </w:r>
+          </w:p>
+        </w:tc>
+        <w:tc>
+          <w:tcPr/>
+          <w:p>
+            <w:pPr>
+              <w:pStyle w:val="Compact"/>
+            </w:pPr>
+            <w:r>
+              <w:t xml:space="preserve">Reserva con elección de operario y asignación automática, flujo completo de los tres roles, informe de inspección, reglas de acceso por rol; percentil 95 del tiempo de respuesta (RNF-001); pantallas web a 360 px (RNF-008)</w:t>
+            </w:r>
+          </w:p>
+        </w:tc>
+        <w:tc>
+          <w:tcPr/>
+          <w:p>
+            <w:pPr>
+              <w:pStyle w:val="Compact"/>
+            </w:pPr>
+            <w:r>
+              <w:t xml:space="preserve">Node 24 (</w:t>
             </w:r>
             <w:r>
               <w:rPr>
@@ -1079,7 +1079,7 @@
               <w:pStyle w:val="Compact"/>
             </w:pPr>
             <w:r>
-              <w:t xml:space="preserve">Windows 11 Home Single Language 10.0.26300 (15 de octubre); 10.0.26200 (9 de octubre)</w:t>
+              <w:t xml:space="preserve">Windows 11 Home Single Language 10.0.26300 (15 y 16 de octubre); 10.0.26200 (9 de octubre)</w:t>
             </w:r>
           </w:p>
         </w:tc>
@@ -1199,7 +1199,7 @@
               <w:pStyle w:val="Compact"/>
             </w:pPr>
             <w:r>
-              <w:t xml:space="preserve">Las pruebas automatizadas no las necesitan. Los casos funcionales del 9 de octubre usaron SQL Server 2022, RabbitMQ 4 y Mailpit en Docker 28.4 (Docker Desktop)</w:t>
+              <w:t xml:space="preserve">Las pruebas unitarias no las necesitan. Las pruebas de punta a punta del 16 de octubre y los casos funcionales del 9 de octubre usaron SQL Server 2022, RabbitMQ 4 y Mailpit en Docker 28.4 (Docker Desktop)</w:t>
             </w:r>
           </w:p>
         </w:tc>
@@ -1355,7 +1355,7 @@
         <w:pStyle w:val="FirstParagraph"/>
       </w:pPr>
       <w:r>
-        <w:t xml:space="preserve">Los repositorios tienen 504 métodos de prueba: 468 en el backend y 36 en la web. La app móvil no tiene pruebas automatizadas.</w:t>
+        <w:t xml:space="preserve">Los repositorios tienen 542 métodos de prueba: 499 en el backend y 43 en la web. La app móvil no tiene pruebas automatizadas.</w:t>
       </w:r>
     </w:p>
     <w:p>
@@ -1665,18 +1665,18 @@
               <w:pStyle w:val="Compact"/>
             </w:pPr>
             <w:r>
-              <w:t xml:space="preserve">15</w:t>
-            </w:r>
-          </w:p>
-        </w:tc>
-        <w:tc>
-          <w:tcPr/>
-          <w:p>
-            <w:pPr>
-              <w:pStyle w:val="Compact"/>
-            </w:pPr>
-            <w:r>
-              <w:t xml:space="preserve">119</w:t>
+              <w:t xml:space="preserve">17</w:t>
+            </w:r>
+          </w:p>
+        </w:tc>
+        <w:tc>
+          <w:tcPr/>
+          <w:p>
+            <w:pPr>
+              <w:pStyle w:val="Compact"/>
+            </w:pPr>
+            <w:r>
+              <w:t xml:space="preserve">131</w:t>
             </w:r>
           </w:p>
         </w:tc>
@@ -1792,7 +1792,7 @@
               <w:pStyle w:val="Compact"/>
             </w:pPr>
             <w:r>
-              <w:t xml:space="preserve">38</w:t>
+              <w:t xml:space="preserve">40</w:t>
             </w:r>
           </w:p>
         </w:tc>
@@ -1836,18 +1836,18 @@
               <w:pStyle w:val="Compact"/>
             </w:pPr>
             <w:r>
-              <w:t xml:space="preserve">10</w:t>
-            </w:r>
-          </w:p>
-        </w:tc>
-        <w:tc>
-          <w:tcPr/>
-          <w:p>
-            <w:pPr>
-              <w:pStyle w:val="Compact"/>
-            </w:pPr>
-            <w:r>
-              <w:t xml:space="preserve">49</w:t>
+              <w:t xml:space="preserve">11</w:t>
+            </w:r>
+          </w:p>
+        </w:tc>
+        <w:tc>
+          <w:tcPr/>
+          <w:p>
+            <w:pPr>
+              <w:pStyle w:val="Compact"/>
+            </w:pPr>
+            <w:r>
+              <w:t xml:space="preserve">54</w:t>
             </w:r>
           </w:p>
         </w:tc>
@@ -1882,18 +1882,18 @@
               <w:pStyle w:val="Compact"/>
             </w:pPr>
             <w:r>
-              <w:t xml:space="preserve">10</w:t>
-            </w:r>
-          </w:p>
-        </w:tc>
-        <w:tc>
-          <w:tcPr/>
-          <w:p>
-            <w:pPr>
-              <w:pStyle w:val="Compact"/>
-            </w:pPr>
-            <w:r>
-              <w:t xml:space="preserve">94</w:t>
+              <w:t xml:space="preserve">12</w:t>
+            </w:r>
+          </w:p>
+        </w:tc>
+        <w:tc>
+          <w:tcPr/>
+          <w:p>
+            <w:pPr>
+              <w:pStyle w:val="Compact"/>
+            </w:pPr>
+            <w:r>
+              <w:t xml:space="preserve">106</w:t>
             </w:r>
           </w:p>
         </w:tc>
@@ -1974,18 +1974,18 @@
               <w:pStyle w:val="Compact"/>
             </w:pPr>
             <w:r>
-              <w:t xml:space="preserve">35</w:t>
-            </w:r>
-          </w:p>
-        </w:tc>
-        <w:tc>
-          <w:tcPr/>
-          <w:p>
-            <w:pPr>
-              <w:pStyle w:val="Compact"/>
-            </w:pPr>
-            <w:r>
-              <w:t xml:space="preserve">36</w:t>
+              <w:t xml:space="preserve">37</w:t>
+            </w:r>
+          </w:p>
+        </w:tc>
+        <w:tc>
+          <w:tcPr/>
+          <w:p>
+            <w:pPr>
+              <w:pStyle w:val="Compact"/>
+            </w:pPr>
+            <w:r>
+              <w:t xml:space="preserve">43</w:t>
             </w:r>
           </w:p>
         </w:tc>
@@ -2008,7 +2008,7 @@
               <w:t xml:space="preserve">should create</w:t>
             </w:r>
             <w:r>
-              <w:t xml:space="preserve">)</w:t>
+              <w:t xml:space="preserve">), mensajes de error de la API y selección de la cuenta de pago</w:t>
             </w:r>
           </w:p>
         </w:tc>
@@ -2137,11 +2137,41 @@
         <w:pStyle w:val="FirstParagraph"/>
       </w:pPr>
       <w:r>
-        <w:t xml:space="preserve">Las pruebas del backend son de dominio y de aplicación con dobles en memoria, más pruebas de controladores con MockMvc. Las de la web solo comprueban que cada componente se crea; no validan reglas de negocio de la interfaz.</w:t>
+        <w:t xml:space="preserve">Las pruebas del backend son de dominio y de aplicación con dobles en memoria, más pruebas de controladores con MockMvc. La mayoría de las de la web comprueban que cada componente se crea;</w:t>
+      </w:r>
+      <w:r>
+        <w:t xml:space="preserve"> </w:t>
+      </w:r>
+      <w:r>
+        <w:rPr>
+          <w:rStyle w:val="VerbatimChar"/>
+        </w:rPr>
+        <w:t xml:space="preserve">api-error.spec.ts</w:t>
+      </w:r>
+      <w:r>
+        <w:t xml:space="preserve"> </w:t>
+      </w:r>
+      <w:r>
+        <w:t xml:space="preserve">y</w:t>
+      </w:r>
+      <w:r>
+        <w:t xml:space="preserve"> </w:t>
+      </w:r>
+      <w:r>
+        <w:rPr>
+          <w:rStyle w:val="VerbatimChar"/>
+        </w:rPr>
+        <w:t xml:space="preserve">payment.spec.ts</w:t>
+      </w:r>
+      <w:r>
+        <w:t xml:space="preserve"> </w:t>
+      </w:r>
+      <w:r>
+        <w:t xml:space="preserve">prueban reglas reales (los mensajes de error de la API y la selección de la cuenta de pago).</w:t>
       </w:r>
     </w:p>
     <w:bookmarkEnd w:id="26"/>
-    <w:bookmarkStart w:id="27" w:name="X4a4f5f9064ff6e436478b9b34408cad4f3c5d00"/>
+    <w:bookmarkStart w:id="28" w:name="X4a4f5f9064ff6e436478b9b34408cad4f3c5d00"/>
     <w:p>
       <w:pPr>
         <w:pStyle w:val="Heading2"/>
@@ -2155,7 +2185,7 @@
         <w:pStyle w:val="FirstParagraph"/>
       </w:pPr>
       <w:r>
-        <w:t xml:space="preserve">El 15 de octubre de 2026 se ejecutaron las ocho suites automatizadas: 601 pruebas, todas aprobadas. Las 7 de persistencia de payment se omitieron porque no se definió la base de pruebas; el 9 de octubre se habían ejecutado contra una base aislada (</w:t>
+        <w:t xml:space="preserve">El 16 de octubre de 2026 se ejecutaron las ocho suites automatizadas: 639 pruebas, todas aprobadas. Las 7 de persistencia de payment se omitieron porque no se definió la base de pruebas; el 9 de octubre se habían ejecutado contra una base aislada (</w:t>
       </w:r>
       <w:r>
         <w:rPr>
@@ -2188,7 +2218,7 @@
           <w:i/>
           <w:iCs/>
         </w:rPr>
-        <w:t xml:space="preserve">Resultados reales por artefacto (15 de octubre de 2026)</w:t>
+        <w:t xml:space="preserve">Resultados reales por artefacto (16 de octubre de 2026)</w:t>
       </w:r>
     </w:p>
     <w:tbl>
@@ -2321,18 +2351,18 @@
               <w:pStyle w:val="Compact"/>
             </w:pPr>
             <w:r>
-              <w:t xml:space="preserve">36</w:t>
-            </w:r>
-          </w:p>
-        </w:tc>
-        <w:tc>
-          <w:tcPr/>
-          <w:p>
-            <w:pPr>
-              <w:pStyle w:val="Compact"/>
-            </w:pPr>
-            <w:r>
-              <w:t xml:space="preserve">36</w:t>
+              <w:t xml:space="preserve">43</w:t>
+            </w:r>
+          </w:p>
+        </w:tc>
+        <w:tc>
+          <w:tcPr/>
+          <w:p>
+            <w:pPr>
+              <w:pStyle w:val="Compact"/>
+            </w:pPr>
+            <w:r>
+              <w:t xml:space="preserve">43</w:t>
             </w:r>
           </w:p>
         </w:tc>
@@ -2365,7 +2395,7 @@
               <w:pStyle w:val="Compact"/>
             </w:pPr>
             <w:r>
-              <w:t xml:space="preserve">23,5 s</w:t>
+              <w:t xml:space="preserve">6,7 s</w:t>
             </w:r>
           </w:p>
         </w:tc>
@@ -2447,7 +2477,7 @@
               <w:pStyle w:val="Compact"/>
             </w:pPr>
             <w:r>
-              <w:t xml:space="preserve">10,9 s</w:t>
+              <w:t xml:space="preserve">9,9 s</w:t>
             </w:r>
           </w:p>
         </w:tc>
@@ -2485,18 +2515,18 @@
               <w:pStyle w:val="Compact"/>
             </w:pPr>
             <w:r>
-              <w:t xml:space="preserve">135</w:t>
-            </w:r>
-          </w:p>
-        </w:tc>
-        <w:tc>
-          <w:tcPr/>
-          <w:p>
-            <w:pPr>
-              <w:pStyle w:val="Compact"/>
-            </w:pPr>
-            <w:r>
-              <w:t xml:space="preserve">135</w:t>
+              <w:t xml:space="preserve">147</w:t>
+            </w:r>
+          </w:p>
+        </w:tc>
+        <w:tc>
+          <w:tcPr/>
+          <w:p>
+            <w:pPr>
+              <w:pStyle w:val="Compact"/>
+            </w:pPr>
+            <w:r>
+              <w:t xml:space="preserve">147</w:t>
             </w:r>
           </w:p>
         </w:tc>
@@ -2529,7 +2559,7 @@
               <w:pStyle w:val="Compact"/>
             </w:pPr>
             <w:r>
-              <w:t xml:space="preserve">18,0 s</w:t>
+              <w:t xml:space="preserve">13,5 s</w:t>
             </w:r>
           </w:p>
         </w:tc>
@@ -2611,7 +2641,7 @@
               <w:pStyle w:val="Compact"/>
             </w:pPr>
             <w:r>
-              <w:t xml:space="preserve">8,0 s</w:t>
+              <w:t xml:space="preserve">8,3 s</w:t>
             </w:r>
           </w:p>
         </w:tc>
@@ -2649,18 +2679,18 @@
               <w:pStyle w:val="Compact"/>
             </w:pPr>
             <w:r>
-              <w:t xml:space="preserve">38</w:t>
-            </w:r>
-          </w:p>
-        </w:tc>
-        <w:tc>
-          <w:tcPr/>
-          <w:p>
-            <w:pPr>
-              <w:pStyle w:val="Compact"/>
-            </w:pPr>
-            <w:r>
-              <w:t xml:space="preserve">38</w:t>
+              <w:t xml:space="preserve">40</w:t>
+            </w:r>
+          </w:p>
+        </w:tc>
+        <w:tc>
+          <w:tcPr/>
+          <w:p>
+            <w:pPr>
+              <w:pStyle w:val="Compact"/>
+            </w:pPr>
+            <w:r>
+              <w:t xml:space="preserve">40</w:t>
             </w:r>
           </w:p>
         </w:tc>
@@ -2693,7 +2723,7 @@
               <w:pStyle w:val="Compact"/>
             </w:pPr>
             <w:r>
-              <w:t xml:space="preserve">8,6 s</w:t>
+              <w:t xml:space="preserve">10,0 s</w:t>
             </w:r>
           </w:p>
         </w:tc>
@@ -2731,18 +2761,18 @@
               <w:pStyle w:val="Compact"/>
             </w:pPr>
             <w:r>
-              <w:t xml:space="preserve">49</w:t>
-            </w:r>
-          </w:p>
-        </w:tc>
-        <w:tc>
-          <w:tcPr/>
-          <w:p>
-            <w:pPr>
-              <w:pStyle w:val="Compact"/>
-            </w:pPr>
-            <w:r>
-              <w:t xml:space="preserve">49</w:t>
+              <w:t xml:space="preserve">54</w:t>
+            </w:r>
+          </w:p>
+        </w:tc>
+        <w:tc>
+          <w:tcPr/>
+          <w:p>
+            <w:pPr>
+              <w:pStyle w:val="Compact"/>
+            </w:pPr>
+            <w:r>
+              <w:t xml:space="preserve">54</w:t>
             </w:r>
           </w:p>
         </w:tc>
@@ -2775,7 +2805,7 @@
               <w:pStyle w:val="Compact"/>
             </w:pPr>
             <w:r>
-              <w:t xml:space="preserve">9,7 s</w:t>
+              <w:t xml:space="preserve">10,9 s</w:t>
             </w:r>
           </w:p>
         </w:tc>
@@ -2813,18 +2843,18 @@
               <w:pStyle w:val="Compact"/>
             </w:pPr>
             <w:r>
-              <w:t xml:space="preserve">100</w:t>
-            </w:r>
-          </w:p>
-        </w:tc>
-        <w:tc>
-          <w:tcPr/>
-          <w:p>
-            <w:pPr>
-              <w:pStyle w:val="Compact"/>
-            </w:pPr>
-            <w:r>
-              <w:t xml:space="preserve">100</w:t>
+              <w:t xml:space="preserve">112</w:t>
+            </w:r>
+          </w:p>
+        </w:tc>
+        <w:tc>
+          <w:tcPr/>
+          <w:p>
+            <w:pPr>
+              <w:pStyle w:val="Compact"/>
+            </w:pPr>
+            <w:r>
+              <w:t xml:space="preserve">112</w:t>
             </w:r>
           </w:p>
         </w:tc>
@@ -2857,7 +2887,7 @@
               <w:pStyle w:val="Compact"/>
             </w:pPr>
             <w:r>
-              <w:t xml:space="preserve">0,5 s</w:t>
+              <w:t xml:space="preserve">0,6 s</w:t>
             </w:r>
           </w:p>
         </w:tc>
@@ -3149,7 +3179,7 @@
                 <w:b/>
                 <w:bCs/>
               </w:rPr>
-              <w:t xml:space="preserve">601</w:t>
+              <w:t xml:space="preserve">639</w:t>
             </w:r>
           </w:p>
         </w:tc>
@@ -3164,7 +3194,7 @@
                 <w:b/>
                 <w:bCs/>
               </w:rPr>
-              <w:t xml:space="preserve">601</w:t>
+              <w:t xml:space="preserve">639</w:t>
             </w:r>
           </w:p>
         </w:tc>
@@ -3372,8 +3402,430 @@
         <w:t xml:space="preserve">La ejecución usó JDK 25 y .NET SDK 9 sobre proyectos para Java 21 y .NET 8; para la entrega conviene repetirla con las versiones exactas del proyecto.</w:t>
       </w:r>
     </w:p>
+    <w:bookmarkStart w:id="27" w:name="Xce6a277aa17112c147f3c92b3125626eba1bc3a"/>
+    <w:p>
+      <w:pPr>
+        <w:pStyle w:val="Heading3"/>
+      </w:pPr>
+      <w:r>
+        <w:t xml:space="preserve">3.1 Pruebas de punta a punta</w:t>
+      </w:r>
+    </w:p>
+    <w:p>
+      <w:pPr>
+        <w:pStyle w:val="FirstParagraph"/>
+      </w:pPr>
+      <w:r>
+        <w:t xml:space="preserve">El 16 de octubre de 2026 se ejecutó</w:t>
+      </w:r>
+      <w:r>
+        <w:t xml:space="preserve"> </w:t>
+      </w:r>
+      <w:r>
+        <w:rPr>
+          <w:rStyle w:val="VerbatimChar"/>
+        </w:rPr>
+        <w:t xml:space="preserve">node --test "e2e/*.test.js"</w:t>
+      </w:r>
+      <w:r>
+        <w:t xml:space="preserve"> </w:t>
+      </w:r>
+      <w:r>
+        <w:t xml:space="preserve">desde</w:t>
+      </w:r>
+      <w:r>
+        <w:t xml:space="preserve"> </w:t>
+      </w:r>
+      <w:r>
+        <w:rPr>
+          <w:rStyle w:val="VerbatimChar"/>
+        </w:rPr>
+        <w:t xml:space="preserve">lavarapido-infra</w:t>
+      </w:r>
+      <w:r>
+        <w:t xml:space="preserve">, con los contenedores del perfil</w:t>
+      </w:r>
+      <w:r>
+        <w:t xml:space="preserve"> </w:t>
+      </w:r>
+      <w:r>
+        <w:rPr>
+          <w:i/>
+          <w:iCs/>
+        </w:rPr>
+        <w:t xml:space="preserve">app</w:t>
+      </w:r>
+      <w:r>
+        <w:t xml:space="preserve"> </w:t>
+      </w:r>
+      <w:r>
+        <w:t xml:space="preserve">en marcha y</w:t>
+      </w:r>
+      <w:r>
+        <w:t xml:space="preserve"> </w:t>
+      </w:r>
+      <w:r>
+        <w:rPr>
+          <w:rStyle w:val="VerbatimChar"/>
+        </w:rPr>
+        <w:t xml:space="preserve">E2E_OPERATOR_ID=2</w:t>
+      </w:r>
+      <w:r>
+        <w:t xml:space="preserve"> </w:t>
+      </w:r>
+      <w:r>
+        <w:t xml:space="preserve">(el operario de prueba de la base local). Pasaron las 19 pruebas en 7,3 s. Cada prueba borra lo que crea y deja los puntos del cliente como estaban.</w:t>
+      </w:r>
+    </w:p>
+    <w:p>
+      <w:pPr>
+        <w:pStyle w:val="BodyText"/>
+      </w:pPr>
+      <w:r>
+        <w:rPr>
+          <w:b/>
+          <w:bCs/>
+        </w:rPr>
+        <w:t xml:space="preserve">Tabla 5a</w:t>
+      </w:r>
+    </w:p>
+    <w:p>
+      <w:pPr>
+        <w:pStyle w:val="BodyText"/>
+      </w:pPr>
+      <w:r>
+        <w:rPr>
+          <w:i/>
+          <w:iCs/>
+        </w:rPr>
+        <w:t xml:space="preserve">Pruebas de punta a punta (16 de octubre de 2026)</w:t>
+      </w:r>
+    </w:p>
+    <w:tbl>
+      <w:tblPr>
+        <w:tblStyle w:val="Table"/>
+        <w:tblW w:type="auto" w:w="0"/>
+        <w:tblLook w:firstRow="1" w:lastRow="0" w:firstColumn="0" w:lastColumn="0" w:noHBand="0" w:noVBand="0" w:val="0020"/>
+      </w:tblPr>
+      <w:tblGrid>
+        <w:gridCol w:w="1980"/>
+        <w:gridCol w:w="1980"/>
+        <w:gridCol w:w="1980"/>
+        <w:gridCol w:w="1980"/>
+      </w:tblGrid>
+      <w:tr>
+        <w:trPr>
+          <w:tblHeader w:val="on"/>
+        </w:trPr>
+        <w:tc>
+          <w:tcPr/>
+          <w:p>
+            <w:pPr>
+              <w:pStyle w:val="Compact"/>
+            </w:pPr>
+            <w:r>
+              <w:t xml:space="preserve">Archivo</w:t>
+            </w:r>
+          </w:p>
+        </w:tc>
+        <w:tc>
+          <w:tcPr/>
+          <w:p>
+            <w:pPr>
+              <w:pStyle w:val="Compact"/>
+            </w:pPr>
+            <w:r>
+              <w:t xml:space="preserve">Pruebas</w:t>
+            </w:r>
+          </w:p>
+        </w:tc>
+        <w:tc>
+          <w:tcPr/>
+          <w:p>
+            <w:pPr>
+              <w:pStyle w:val="Compact"/>
+            </w:pPr>
+            <w:r>
+              <w:t xml:space="preserve">Qué recorre</w:t>
+            </w:r>
+          </w:p>
+        </w:tc>
+        <w:tc>
+          <w:tcPr/>
+          <w:p>
+            <w:pPr>
+              <w:pStyle w:val="Compact"/>
+            </w:pPr>
+            <w:r>
+              <w:t xml:space="preserve">Resultado</w:t>
+            </w:r>
+          </w:p>
+        </w:tc>
+      </w:tr>
+      <w:tr>
+        <w:tc>
+          <w:tcPr/>
+          <w:p>
+            <w:pPr>
+              <w:pStyle w:val="Compact"/>
+            </w:pPr>
+            <w:r>
+              <w:rPr>
+                <w:rStyle w:val="VerbatimChar"/>
+              </w:rPr>
+              <w:t xml:space="preserve">access-rules.test.js</w:t>
+            </w:r>
+          </w:p>
+        </w:tc>
+        <w:tc>
+          <w:tcPr/>
+          <w:p>
+            <w:pPr>
+              <w:pStyle w:val="Compact"/>
+            </w:pPr>
+            <w:r>
+              <w:t xml:space="preserve">7</w:t>
+            </w:r>
+          </w:p>
+        </w:tc>
+        <w:tc>
+          <w:tcPr/>
+          <w:p>
+            <w:pPr>
+              <w:pStyle w:val="Compact"/>
+            </w:pPr>
+            <w:r>
+              <w:t xml:space="preserve">Permisos por rol y rutas internas, dirección del perfil, filtros del historial de pagos, datos tributarios solo para el administrador, ficha del operario, hora fuera del horario (</w:t>
+            </w:r>
+            <w:r>
+              <w:rPr>
+                <w:rStyle w:val="VerbatimChar"/>
+              </w:rPr>
+              <w:t xml:space="preserve">reason: OUTSIDE_HOURS</w:t>
+            </w:r>
+            <w:r>
+              <w:t xml:space="preserve">) y token de una cuenta inexistente</w:t>
+            </w:r>
+          </w:p>
+        </w:tc>
+        <w:tc>
+          <w:tcPr/>
+          <w:p>
+            <w:pPr>
+              <w:pStyle w:val="Compact"/>
+            </w:pPr>
+            <w:r>
+              <w:t xml:space="preserve">7 aprobadas</w:t>
+            </w:r>
+          </w:p>
+        </w:tc>
+      </w:tr>
+      <w:tr>
+        <w:tc>
+          <w:tcPr/>
+          <w:p>
+            <w:pPr>
+              <w:pStyle w:val="Compact"/>
+            </w:pPr>
+            <w:r>
+              <w:rPr>
+                <w:rStyle w:val="VerbatimChar"/>
+              </w:rPr>
+              <w:t xml:space="preserve">booking-flow.test.js</w:t>
+            </w:r>
+          </w:p>
+        </w:tc>
+        <w:tc>
+          <w:tcPr/>
+          <w:p>
+            <w:pPr>
+              <w:pStyle w:val="Compact"/>
+            </w:pPr>
+            <w:r>
+              <w:t xml:space="preserve">5 (1 + 4 subpruebas)</w:t>
+            </w:r>
+          </w:p>
+        </w:tc>
+        <w:tc>
+          <w:tcPr/>
+          <w:p>
+            <w:pPr>
+              <w:pStyle w:val="Compact"/>
+            </w:pPr>
+            <w:r>
+              <w:t xml:space="preserve">Reserva eligiendo operario, asignación automática por RabbitMQ, avisos al cliente, resumen del día y rutas internas fuera del gateway</w:t>
+            </w:r>
+          </w:p>
+        </w:tc>
+        <w:tc>
+          <w:tcPr/>
+          <w:p>
+            <w:pPr>
+              <w:pStyle w:val="Compact"/>
+            </w:pPr>
+            <w:r>
+              <w:t xml:space="preserve">5 aprobadas</w:t>
+            </w:r>
+          </w:p>
+        </w:tc>
+      </w:tr>
+      <w:tr>
+        <w:tc>
+          <w:tcPr/>
+          <w:p>
+            <w:pPr>
+              <w:pStyle w:val="Compact"/>
+            </w:pPr>
+            <w:r>
+              <w:rPr>
+                <w:rStyle w:val="VerbatimChar"/>
+              </w:rPr>
+              <w:t xml:space="preserve">full-flow.test.js</w:t>
+            </w:r>
+          </w:p>
+        </w:tc>
+        <w:tc>
+          <w:tcPr/>
+          <w:p>
+            <w:pPr>
+              <w:pStyle w:val="Compact"/>
+            </w:pPr>
+            <w:r>
+              <w:t xml:space="preserve">6 (1 + 5 subpruebas)</w:t>
+            </w:r>
+          </w:p>
+        </w:tc>
+        <w:tc>
+          <w:tcPr/>
+          <w:p>
+            <w:pPr>
+              <w:pStyle w:val="Compact"/>
+            </w:pPr>
+            <w:r>
+              <w:t xml:space="preserve">Reserva → pago reportado → aprobación con puntos → inicio y fin del servicio → calificación, revisando cada aviso</w:t>
+            </w:r>
+          </w:p>
+        </w:tc>
+        <w:tc>
+          <w:tcPr/>
+          <w:p>
+            <w:pPr>
+              <w:pStyle w:val="Compact"/>
+            </w:pPr>
+            <w:r>
+              <w:t xml:space="preserve">6 aprobadas</w:t>
+            </w:r>
+          </w:p>
+        </w:tc>
+      </w:tr>
+      <w:tr>
+        <w:tc>
+          <w:tcPr/>
+          <w:p>
+            <w:pPr>
+              <w:pStyle w:val="Compact"/>
+            </w:pPr>
+            <w:r>
+              <w:rPr>
+                <w:rStyle w:val="VerbatimChar"/>
+              </w:rPr>
+              <w:t xml:space="preserve">inspection-flow.test.js</w:t>
+            </w:r>
+          </w:p>
+        </w:tc>
+        <w:tc>
+          <w:tcPr/>
+          <w:p>
+            <w:pPr>
+              <w:pStyle w:val="Compact"/>
+            </w:pPr>
+            <w:r>
+              <w:t xml:space="preserve">1</w:t>
+            </w:r>
+          </w:p>
+        </w:tc>
+        <w:tc>
+          <w:tcPr/>
+          <w:p>
+            <w:pPr>
+              <w:pStyle w:val="Compact"/>
+            </w:pPr>
+            <w:r>
+              <w:t xml:space="preserve">Informe de inspección con hallazgos y fotos, publicación, aviso al cliente y enlace público</w:t>
+            </w:r>
+          </w:p>
+        </w:tc>
+        <w:tc>
+          <w:tcPr/>
+          <w:p>
+            <w:pPr>
+              <w:pStyle w:val="Compact"/>
+            </w:pPr>
+            <w:r>
+              <w:t xml:space="preserve">1 aprobada</w:t>
+            </w:r>
+          </w:p>
+        </w:tc>
+      </w:tr>
+      <w:tr>
+        <w:tc>
+          <w:tcPr/>
+          <w:p>
+            <w:pPr>
+              <w:pStyle w:val="Compact"/>
+            </w:pPr>
+            <w:r>
+              <w:rPr>
+                <w:b/>
+                <w:bCs/>
+              </w:rPr>
+              <w:t xml:space="preserve">Total</w:t>
+            </w:r>
+          </w:p>
+        </w:tc>
+        <w:tc>
+          <w:tcPr/>
+          <w:p>
+            <w:pPr>
+              <w:pStyle w:val="Compact"/>
+            </w:pPr>
+            <w:r>
+              <w:rPr>
+                <w:b/>
+                <w:bCs/>
+              </w:rPr>
+              <w:t xml:space="preserve">19</w:t>
+            </w:r>
+          </w:p>
+        </w:tc>
+        <w:tc>
+          <w:tcPr/>
+          <w:p>
+            <w:pPr>
+              <w:pStyle w:val="Compact"/>
+            </w:pPr>
+          </w:p>
+        </w:tc>
+        <w:tc>
+          <w:tcPr/>
+          <w:p>
+            <w:pPr>
+              <w:pStyle w:val="Compact"/>
+            </w:pPr>
+            <w:r>
+              <w:rPr>
+                <w:b/>
+                <w:bCs/>
+              </w:rPr>
+              <w:t xml:space="preserve">19 aprobadas</w:t>
+            </w:r>
+          </w:p>
+        </w:tc>
+      </w:tr>
+    </w:tbl>
     <w:bookmarkEnd w:id="27"/>
-    <w:bookmarkStart w:id="28" w:name="Xc289ecaebe92ae4faffa7fc20428c7c1a848083"/>
+    <w:bookmarkEnd w:id="28"/>
+    <w:bookmarkStart w:id="29" w:name="Xc289ecaebe92ae4faffa7fc20428c7c1a848083"/>
     <w:p>
       <w:pPr>
         <w:pStyle w:val="Heading2"/>
@@ -7352,8 +7804,8 @@
         <w:t xml:space="preserve">está desactivada en la base local. Al terminar se restauraron el precio de Básico, la matriz de permisos, la promoción y la excepción de horario. Evidencia: registro de ejecución con código HTTP y código de error de cada paso.</w:t>
       </w:r>
     </w:p>
-    <w:bookmarkEnd w:id="28"/>
-    <w:bookmarkStart w:id="29" w:name="X9771c29510649e43da8ddd98a7d00c3bb4b563c"/>
+    <w:bookmarkEnd w:id="29"/>
+    <w:bookmarkStart w:id="30" w:name="X9771c29510649e43da8ddd98a7d00c3bb4b563c"/>
     <w:p>
       <w:pPr>
         <w:pStyle w:val="Heading2"/>
@@ -7367,7 +7819,7 @@
         <w:pStyle w:val="FirstParagraph"/>
       </w:pPr>
       <w:r>
-        <w:t xml:space="preserve">De los 41 requisitos del SRS v6, 30 tienen caso funcional y 39 una prueba automatizada relacionada; RF-032 y RF-034 solo tienen caso funcional.</w:t>
+        <w:t xml:space="preserve">De los 41 requisitos del SRS v7, 30 tienen caso funcional y 39 una prueba automatizada relacionada; RF-032 y RF-034 solo tienen caso funcional.</w:t>
       </w:r>
     </w:p>
     <w:p>
@@ -7430,7 +7882,7 @@
               <w:pStyle w:val="Compact"/>
             </w:pPr>
             <w:r>
-              <w:t xml:space="preserve">Estado (SRS v6)</w:t>
+              <w:t xml:space="preserve">Estado (SRS v7)</w:t>
             </w:r>
           </w:p>
         </w:tc>
@@ -11606,8 +12058,8 @@
         <w:t xml:space="preserve">y necesita el sistema levantado.</w:t>
       </w:r>
     </w:p>
-    <w:bookmarkEnd w:id="29"/>
-    <w:bookmarkStart w:id="30" w:name="Xb185a14f07b41b6eb4dcaeab4ad4e133057029b"/>
+    <w:bookmarkEnd w:id="30"/>
+    <w:bookmarkStart w:id="31" w:name="Xb185a14f07b41b6eb4dcaeab4ad4e133057029b"/>
     <w:p>
       <w:pPr>
         <w:pStyle w:val="Heading2"/>
@@ -11776,18 +12228,18 @@
               <w:pStyle w:val="Compact"/>
             </w:pPr>
             <w:r>
-              <w:t xml:space="preserve">Las 36 pruebas de la web solo verifican que el componente se crea</w:t>
-            </w:r>
-          </w:p>
-        </w:tc>
-        <w:tc>
-          <w:tcPr/>
-          <w:p>
-            <w:pPr>
-              <w:pStyle w:val="Compact"/>
-            </w:pPr>
-            <w:r>
-              <w:t xml:space="preserve">Probar reglas reales:</w:t>
+              <w:t xml:space="preserve">La mayoría de las 43 pruebas de la web solo verifican que el componente se crea</w:t>
+            </w:r>
+          </w:p>
+        </w:tc>
+        <w:tc>
+          <w:tcPr/>
+          <w:p>
+            <w:pPr>
+              <w:pStyle w:val="Compact"/>
+            </w:pPr>
+            <w:r>
+              <w:t xml:space="preserve">Probar más reglas reales:</w:t>
             </w:r>
             <w:r>
               <w:t xml:space="preserve"> </w:t>
@@ -11985,7 +12437,7 @@
               <w:pStyle w:val="Compact"/>
             </w:pPr>
             <w:r>
-              <w:t xml:space="preserve">Los requisitos implementados después del 9 de octubre (RF-004b, RF-008, RF-010, RF-015, RF-022, RF-036, RF-037 y RF-038) tienen pruebas automatizadas pero no caso funcional propio</w:t>
+              <w:t xml:space="preserve">Los requisitos implementados después del 9 de octubre (RF-004b, RF-008, RF-010, RF-015, RF-022, RF-036, RF-037 y RF-038) tienen pruebas automatizadas pero no caso funcional propio; RF-008, RF-010, RF-015, RF-036 y RF-037 ya se recorren en las pruebas de punta a punta</w:t>
             </w:r>
           </w:p>
         </w:tc>
@@ -12409,11 +12861,23 @@
         <w:t xml:space="preserve"> </w:t>
       </w:r>
       <w:r>
-        <w:t xml:space="preserve">Revisión del código del 15 de octubre de 2026: el defecto 3 está corregido (el inicio del cliente muestra el nombre del operario asignado, en la web y en el móvil). Los defectos 1, 2, 4 y 5 siguen en el código; el 6 no se volvió a revisar.</w:t>
+        <w:t xml:space="preserve">Revisión del código del 16 de octubre de 2026: los seis defectos están corregidos. El panel saluda con el nombre de la sesión y la revisión de pagos muestra a quien revisa (1); la columna Cliente muestra el nombre del cliente (2); el inicio del cliente muestra el operario asignado en la web y en el móvil (3); la marca es LavaRápido en la web y en el móvil (4); la página de inicio describe el servicio en el lavadero (5); y la pantalla de pagos selecciona por cuenta y muestra el titular cuando dos cuentas comparten medio (6,</w:t>
+      </w:r>
+      <w:r>
+        <w:t xml:space="preserve"> </w:t>
+      </w:r>
+      <w:r>
+        <w:rPr>
+          <w:rStyle w:val="VerbatimChar"/>
+        </w:rPr>
+        <w:t xml:space="preserve">payment.spec.ts</w:t>
+      </w:r>
+      <w:r>
+        <w:t xml:space="preserve">).</w:t>
       </w:r>
     </w:p>
-    <w:bookmarkEnd w:id="30"/>
-    <w:bookmarkStart w:id="35" w:name="referencias"/>
+    <w:bookmarkEnd w:id="31"/>
+    <w:bookmarkStart w:id="36" w:name="referencias"/>
     <w:p>
       <w:pPr>
         <w:pStyle w:val="Heading2"/>
@@ -12448,7 +12912,7 @@
       <w:r>
         <w:t xml:space="preserve"> </w:t>
       </w:r>
-      <w:hyperlink r:id="rId31">
+      <w:hyperlink r:id="rId32">
         <w:r>
           <w:rPr>
             <w:rStyle w:val="Hyperlink"/>
@@ -12480,7 +12944,7 @@
       <w:r>
         <w:t xml:space="preserve"> </w:t>
       </w:r>
-      <w:hyperlink r:id="rId32">
+      <w:hyperlink r:id="rId33">
         <w:r>
           <w:rPr>
             <w:rStyle w:val="Hyperlink"/>
@@ -12512,7 +12976,7 @@
       <w:r>
         <w:t xml:space="preserve"> </w:t>
       </w:r>
-      <w:hyperlink r:id="rId33">
+      <w:hyperlink r:id="rId34">
         <w:r>
           <w:rPr>
             <w:rStyle w:val="Hyperlink"/>
@@ -12544,7 +13008,7 @@
       <w:r>
         <w:t xml:space="preserve"> </w:t>
       </w:r>
-      <w:hyperlink r:id="rId34">
+      <w:hyperlink r:id="rId35">
         <w:r>
           <w:rPr>
             <w:rStyle w:val="Hyperlink"/>
@@ -12553,8 +13017,8 @@
         </w:r>
       </w:hyperlink>
     </w:p>
-    <w:bookmarkEnd w:id="35"/>
     <w:bookmarkEnd w:id="36"/>
+    <w:bookmarkEnd w:id="37"/>
     <w:sectPr>
       <w:footnotePr>
         <w:numRestart w:val="eachSect"/>
@@ -13443,7 +13907,7 @@
       <w:color w:themeColor="accent1" w:themeShade="BF" w:val="365F91"/>
     </w:rPr>
   </w:style>
-  <w:style w:type="paragraph" w:customStyle="1" w:styleId="SourceCode">
+  <w:style w:customStyle="1" w:styleId="SourceCode" w:type="paragraph">
     <w:name w:val="Source Code"/>
     <w:basedOn w:val="Normal"/>
     <w:link w:val="VerbatimChar"/>
@@ -13451,7 +13915,7 @@
       <w:wordWrap w:val="off"/>
     </w:pPr>
   </w:style>
-  <w:style w:type="character" w:customStyle="1" w:styleId="KeywordTok">
+  <w:style w:customStyle="1" w:styleId="KeywordTok" w:type="character">
     <w:name w:val="KeywordTok"/>
     <w:basedOn w:val="VerbatimChar"/>
     <w:rPr>
@@ -13459,77 +13923,77 @@
       <w:color w:val="007020"/>
     </w:rPr>
   </w:style>
-  <w:style w:type="character" w:customStyle="1" w:styleId="DataTypeTok">
+  <w:style w:customStyle="1" w:styleId="DataTypeTok" w:type="character">
     <w:name w:val="DataTypeTok"/>
     <w:basedOn w:val="VerbatimChar"/>
     <w:rPr>
       <w:color w:val="902000"/>
     </w:rPr>
   </w:style>
-  <w:style w:type="character" w:customStyle="1" w:styleId="DecValTok">
+  <w:style w:customStyle="1" w:styleId="DecValTok" w:type="character">
     <w:name w:val="DecValTok"/>
     <w:basedOn w:val="VerbatimChar"/>
     <w:rPr>
       <w:color w:val="40a070"/>
     </w:rPr>
   </w:style>
-  <w:style w:type="character" w:customStyle="1" w:styleId="BaseNTok">
+  <w:style w:customStyle="1" w:styleId="BaseNTok" w:type="character">
     <w:name w:val="BaseNTok"/>
     <w:basedOn w:val="VerbatimChar"/>
     <w:rPr>
       <w:color w:val="40a070"/>
     </w:rPr>
   </w:style>
-  <w:style w:type="character" w:customStyle="1" w:styleId="FloatTok">
+  <w:style w:customStyle="1" w:styleId="FloatTok" w:type="character">
     <w:name w:val="FloatTok"/>
     <w:basedOn w:val="VerbatimChar"/>
     <w:rPr>
       <w:color w:val="40a070"/>
     </w:rPr>
   </w:style>
-  <w:style w:type="character" w:customStyle="1" w:styleId="ConstantTok">
+  <w:style w:customStyle="1" w:styleId="ConstantTok" w:type="character">
     <w:name w:val="ConstantTok"/>
     <w:basedOn w:val="VerbatimChar"/>
     <w:rPr>
       <w:color w:val="880000"/>
     </w:rPr>
   </w:style>
-  <w:style w:type="character" w:customStyle="1" w:styleId="CharTok">
+  <w:style w:customStyle="1" w:styleId="CharTok" w:type="character">
     <w:name w:val="CharTok"/>
     <w:basedOn w:val="VerbatimChar"/>
     <w:rPr>
       <w:color w:val="4070a0"/>
     </w:rPr>
   </w:style>
-  <w:style w:type="character" w:customStyle="1" w:styleId="SpecialCharTok">
+  <w:style w:customStyle="1" w:styleId="SpecialCharTok" w:type="character">
     <w:name w:val="SpecialCharTok"/>
     <w:basedOn w:val="VerbatimChar"/>
     <w:rPr>
       <w:color w:val="4070a0"/>
     </w:rPr>
   </w:style>
-  <w:style w:type="character" w:customStyle="1" w:styleId="StringTok">
+  <w:style w:customStyle="1" w:styleId="StringTok" w:type="character">
     <w:name w:val="StringTok"/>
     <w:basedOn w:val="VerbatimChar"/>
     <w:rPr>
       <w:color w:val="4070a0"/>
     </w:rPr>
   </w:style>
-  <w:style w:type="character" w:customStyle="1" w:styleId="VerbatimStringTok">
+  <w:style w:customStyle="1" w:styleId="VerbatimStringTok" w:type="character">
     <w:name w:val="VerbatimStringTok"/>
     <w:basedOn w:val="VerbatimChar"/>
     <w:rPr>
       <w:color w:val="4070a0"/>
     </w:rPr>
   </w:style>
-  <w:style w:type="character" w:customStyle="1" w:styleId="SpecialStringTok">
+  <w:style w:customStyle="1" w:styleId="SpecialStringTok" w:type="character">
     <w:name w:val="SpecialStringTok"/>
     <w:basedOn w:val="VerbatimChar"/>
     <w:rPr>
       <w:color w:val="bb6688"/>
     </w:rPr>
   </w:style>
-  <w:style w:type="character" w:customStyle="1" w:styleId="ImportTok">
+  <w:style w:customStyle="1" w:styleId="ImportTok" w:type="character">
     <w:name w:val="ImportTok"/>
     <w:basedOn w:val="VerbatimChar"/>
     <w:rPr>
@@ -13537,7 +14001,7 @@
       <w:color w:val="008000"/>
     </w:rPr>
   </w:style>
-  <w:style w:type="character" w:customStyle="1" w:styleId="CommentTok">
+  <w:style w:customStyle="1" w:styleId="CommentTok" w:type="character">
     <w:name w:val="CommentTok"/>
     <w:basedOn w:val="VerbatimChar"/>
     <w:rPr>
@@ -13545,7 +14009,7 @@
       <w:color w:val="60a0b0"/>
     </w:rPr>
   </w:style>
-  <w:style w:type="character" w:customStyle="1" w:styleId="DocumentationTok">
+  <w:style w:customStyle="1" w:styleId="DocumentationTok" w:type="character">
     <w:name w:val="DocumentationTok"/>
     <w:basedOn w:val="VerbatimChar"/>
     <w:rPr>
@@ -13553,7 +14017,7 @@
       <w:color w:val="ba2121"/>
     </w:rPr>
   </w:style>
-  <w:style w:type="character" w:customStyle="1" w:styleId="AnnotationTok">
+  <w:style w:customStyle="1" w:styleId="AnnotationTok" w:type="character">
     <w:name w:val="AnnotationTok"/>
     <w:basedOn w:val="VerbatimChar"/>
     <w:rPr>
@@ -13562,7 +14026,7 @@
       <w:color w:val="60a0b0"/>
     </w:rPr>
   </w:style>
-  <w:style w:type="character" w:customStyle="1" w:styleId="CommentVarTok">
+  <w:style w:customStyle="1" w:styleId="CommentVarTok" w:type="character">
     <w:name w:val="CommentVarTok"/>
     <w:basedOn w:val="VerbatimChar"/>
     <w:rPr>
@@ -13571,28 +14035,28 @@
       <w:color w:val="60a0b0"/>
     </w:rPr>
   </w:style>
-  <w:style w:type="character" w:customStyle="1" w:styleId="OtherTok">
+  <w:style w:customStyle="1" w:styleId="OtherTok" w:type="character">
     <w:name w:val="OtherTok"/>
     <w:basedOn w:val="VerbatimChar"/>
     <w:rPr>
       <w:color w:val="007020"/>
     </w:rPr>
   </w:style>
-  <w:style w:type="character" w:customStyle="1" w:styleId="FunctionTok">
+  <w:style w:customStyle="1" w:styleId="FunctionTok" w:type="character">
     <w:name w:val="FunctionTok"/>
     <w:basedOn w:val="VerbatimChar"/>
     <w:rPr>
       <w:color w:val="06287e"/>
     </w:rPr>
   </w:style>
-  <w:style w:type="character" w:customStyle="1" w:styleId="VariableTok">
+  <w:style w:customStyle="1" w:styleId="VariableTok" w:type="character">
     <w:name w:val="VariableTok"/>
     <w:basedOn w:val="VerbatimChar"/>
     <w:rPr>
       <w:color w:val="19177c"/>
     </w:rPr>
   </w:style>
-  <w:style w:type="character" w:customStyle="1" w:styleId="ControlFlowTok">
+  <w:style w:customStyle="1" w:styleId="ControlFlowTok" w:type="character">
     <w:name w:val="ControlFlowTok"/>
     <w:basedOn w:val="VerbatimChar"/>
     <w:rPr>
@@ -13600,45 +14064,45 @@
       <w:color w:val="007020"/>
     </w:rPr>
   </w:style>
-  <w:style w:type="character" w:customStyle="1" w:styleId="OperatorTok">
+  <w:style w:customStyle="1" w:styleId="OperatorTok" w:type="character">
     <w:name w:val="OperatorTok"/>
     <w:basedOn w:val="VerbatimChar"/>
     <w:rPr>
       <w:color w:val="666666"/>
     </w:rPr>
   </w:style>
-  <w:style w:type="character" w:customStyle="1" w:styleId="BuiltInTok">
+  <w:style w:customStyle="1" w:styleId="BuiltInTok" w:type="character">
     <w:name w:val="BuiltInTok"/>
     <w:basedOn w:val="VerbatimChar"/>
     <w:rPr>
       <w:color w:val="008000"/>
     </w:rPr>
   </w:style>
-  <w:style w:type="character" w:customStyle="1" w:styleId="ExtensionTok">
+  <w:style w:customStyle="1" w:styleId="ExtensionTok" w:type="character">
     <w:name w:val="ExtensionTok"/>
     <w:basedOn w:val="VerbatimChar"/>
     <w:rPr/>
   </w:style>
-  <w:style w:type="character" w:customStyle="1" w:styleId="PreprocessorTok">
+  <w:style w:customStyle="1" w:styleId="PreprocessorTok" w:type="character">
     <w:name w:val="PreprocessorTok"/>
     <w:basedOn w:val="VerbatimChar"/>
     <w:rPr>
       <w:color w:val="bc7a00"/>
     </w:rPr>
   </w:style>
-  <w:style w:type="character" w:customStyle="1" w:styleId="AttributeTok">
+  <w:style w:customStyle="1" w:styleId="AttributeTok" w:type="character">
     <w:name w:val="AttributeTok"/>
     <w:basedOn w:val="VerbatimChar"/>
     <w:rPr>
       <w:color w:val="7d9029"/>
     </w:rPr>
   </w:style>
-  <w:style w:type="character" w:customStyle="1" w:styleId="RegionMarkerTok">
+  <w:style w:customStyle="1" w:styleId="RegionMarkerTok" w:type="character">
     <w:name w:val="RegionMarkerTok"/>
     <w:basedOn w:val="VerbatimChar"/>
     <w:rPr/>
   </w:style>
-  <w:style w:type="character" w:customStyle="1" w:styleId="InformationTok">
+  <w:style w:customStyle="1" w:styleId="InformationTok" w:type="character">
     <w:name w:val="InformationTok"/>
     <w:basedOn w:val="VerbatimChar"/>
     <w:rPr>
@@ -13647,7 +14111,7 @@
       <w:color w:val="60a0b0"/>
     </w:rPr>
   </w:style>
-  <w:style w:type="character" w:customStyle="1" w:styleId="WarningTok">
+  <w:style w:customStyle="1" w:styleId="WarningTok" w:type="character">
     <w:name w:val="WarningTok"/>
     <w:basedOn w:val="VerbatimChar"/>
     <w:rPr>
@@ -13656,7 +14120,7 @@
       <w:color w:val="60a0b0"/>
     </w:rPr>
   </w:style>
-  <w:style w:type="character" w:customStyle="1" w:styleId="AlertTok">
+  <w:style w:customStyle="1" w:styleId="AlertTok" w:type="character">
     <w:name w:val="AlertTok"/>
     <w:basedOn w:val="VerbatimChar"/>
     <w:rPr>
@@ -13664,7 +14128,7 @@
       <w:color w:val="ff0000"/>
     </w:rPr>
   </w:style>
-  <w:style w:type="character" w:customStyle="1" w:styleId="ErrorTok">
+  <w:style w:customStyle="1" w:styleId="ErrorTok" w:type="character">
     <w:name w:val="ErrorTok"/>
     <w:basedOn w:val="VerbatimChar"/>
     <w:rPr>
@@ -13672,7 +14136,7 @@
       <w:color w:val="ff0000"/>
     </w:rPr>
   </w:style>
-  <w:style w:type="character" w:customStyle="1" w:styleId="NormalTok">
+  <w:style w:customStyle="1" w:styleId="NormalTok" w:type="character">
     <w:name w:val="NormalTok"/>
     <w:basedOn w:val="VerbatimChar"/>
     <w:rPr/>

--- a/06_DOCUMENTACION_DE_PRUEBAS/ES/WORD/06_Documentacion_De_Pruebas.docx
+++ b/06_DOCUMENTACION_DE_PRUEBAS/ES/WORD/06_Documentacion_De_Pruebas.docx
@@ -2,7 +2,7 @@
 <file path=word/document.xml><?xml version="1.0" encoding="utf-8"?>
 <w:document xmlns:w="http://schemas.openxmlformats.org/wordprocessingml/2006/main" xmlns:m="http://schemas.openxmlformats.org/officeDocument/2006/math" xmlns:r="http://schemas.openxmlformats.org/officeDocument/2006/relationships" xmlns:o="urn:schemas-microsoft-com:office:office" xmlns:v="urn:schemas-microsoft-com:vml" xmlns:w10="urn:schemas-microsoft-com:office:word" xmlns:a="http://schemas.openxmlformats.org/drawingml/2006/main" xmlns:pic="http://schemas.openxmlformats.org/drawingml/2006/picture" xmlns:wp="http://schemas.openxmlformats.org/drawingml/2006/wordprocessingDrawing">
   <w:body>
-    <w:bookmarkStart w:id="37" w:name="X8d0b057f91c441bfac4fd88a93fbda8fc40315f"/>
+    <w:bookmarkStart w:id="38" w:name="X8d0b057f91c441bfac4fd88a93fbda8fc40315f"/>
     <w:p>
       <w:pPr>
         <w:pStyle w:val="Heading1"/>
@@ -268,7 +268,7 @@
               <w:pStyle w:val="Compact"/>
             </w:pPr>
             <w:r>
-              <w:t xml:space="preserve">16 de octubre de 2026</w:t>
+              <w:t xml:space="preserve">17 de octubre de 2026</w:t>
             </w:r>
           </w:p>
         </w:tc>
@@ -2171,7 +2171,7 @@
       </w:r>
     </w:p>
     <w:bookmarkEnd w:id="26"/>
-    <w:bookmarkStart w:id="28" w:name="X4a4f5f9064ff6e436478b9b34408cad4f3c5d00"/>
+    <w:bookmarkStart w:id="29" w:name="X4a4f5f9064ff6e436478b9b34408cad4f3c5d00"/>
     <w:p>
       <w:pPr>
         <w:pStyle w:val="Heading2"/>
@@ -3824,8 +3824,350 @@
       </w:tr>
     </w:tbl>
     <w:bookmarkEnd w:id="27"/>
+    <w:bookmarkStart w:id="28" w:name="X108255a63c011198a744e9fc7c6f9a82650777d"/>
+    <w:p>
+      <w:pPr>
+        <w:pStyle w:val="Heading3"/>
+      </w:pPr>
+      <w:r>
+        <w:t xml:space="preserve">3.2 Diseño adaptable e informe de inspección en la app móvil</w:t>
+      </w:r>
+    </w:p>
+    <w:p>
+      <w:pPr>
+        <w:pStyle w:val="FirstParagraph"/>
+      </w:pPr>
+      <w:r>
+        <w:t xml:space="preserve">El 17 de octubre de 2026 se revisó con Playwright (navegador Edge sin ventana) que ninguna pantalla se salga de lado ni recorte contenido (RNF-008), con el backend en Docker y la web en</w:t>
+      </w:r>
+      <w:r>
+        <w:t xml:space="preserve"> </w:t>
+      </w:r>
+      <w:r>
+        <w:rPr>
+          <w:rStyle w:val="VerbatimChar"/>
+        </w:rPr>
+        <w:t xml:space="preserve">ng serve</w:t>
+      </w:r>
+      <w:r>
+        <w:t xml:space="preserve">. La app móvil se midió en su versión web (</w:t>
+      </w:r>
+      <w:r>
+        <w:rPr>
+          <w:rStyle w:val="VerbatimChar"/>
+        </w:rPr>
+        <w:t xml:space="preserve">npx expo start --web</w:t>
+      </w:r>
+      <w:r>
+        <w:t xml:space="preserve">), porque comparte el mismo código de pantallas. En cada pantalla se comparó el ancho del contenido con el de la ventana y se buscaron elementos que pasaran el borde derecho fuera de un contenedor con desplazamiento propio. Antes de las correcciones del mismo día había pantallas con botones cortados, títulos encimados y filtros fuera de su tarjeta (Tabla 9, defecto 8); la Tabla 5b muestra el resultado final.</w:t>
+      </w:r>
+    </w:p>
+    <w:p>
+      <w:pPr>
+        <w:pStyle w:val="BodyText"/>
+      </w:pPr>
+      <w:r>
+        <w:rPr>
+          <w:b/>
+          <w:bCs/>
+        </w:rPr>
+        <w:t xml:space="preserve">Tabla 5b</w:t>
+      </w:r>
+    </w:p>
+    <w:p>
+      <w:pPr>
+        <w:pStyle w:val="BodyText"/>
+      </w:pPr>
+      <w:r>
+        <w:rPr>
+          <w:i/>
+          <w:iCs/>
+        </w:rPr>
+        <w:t xml:space="preserve">Verificación de diseño adaptable y del informe de inspección móvil (17 de octubre de 2026)</w:t>
+      </w:r>
+    </w:p>
+    <w:tbl>
+      <w:tblPr>
+        <w:tblStyle w:val="Table"/>
+        <w:tblW w:type="auto" w:w="0"/>
+        <w:tblLook w:firstRow="1" w:lastRow="0" w:firstColumn="0" w:lastColumn="0" w:noHBand="0" w:noVBand="0" w:val="0020"/>
+      </w:tblPr>
+      <w:tblGrid>
+        <w:gridCol w:w="2640"/>
+        <w:gridCol w:w="2640"/>
+        <w:gridCol w:w="2640"/>
+      </w:tblGrid>
+      <w:tr>
+        <w:trPr>
+          <w:tblHeader w:val="on"/>
+        </w:trPr>
+        <w:tc>
+          <w:tcPr/>
+          <w:p>
+            <w:pPr>
+              <w:pStyle w:val="Compact"/>
+            </w:pPr>
+            <w:r>
+              <w:t xml:space="preserve">Prueba</w:t>
+            </w:r>
+          </w:p>
+        </w:tc>
+        <w:tc>
+          <w:tcPr/>
+          <w:p>
+            <w:pPr>
+              <w:pStyle w:val="Compact"/>
+            </w:pPr>
+            <w:r>
+              <w:t xml:space="preserve">Alcance</w:t>
+            </w:r>
+          </w:p>
+        </w:tc>
+        <w:tc>
+          <w:tcPr/>
+          <w:p>
+            <w:pPr>
+              <w:pStyle w:val="Compact"/>
+            </w:pPr>
+            <w:r>
+              <w:t xml:space="preserve">Resultado</w:t>
+            </w:r>
+          </w:p>
+        </w:tc>
+      </w:tr>
+      <w:tr>
+        <w:tc>
+          <w:tcPr/>
+          <w:p>
+            <w:pPr>
+              <w:pStyle w:val="Compact"/>
+            </w:pPr>
+            <w:r>
+              <w:t xml:space="preserve">Web a 360 px</w:t>
+            </w:r>
+          </w:p>
+        </w:tc>
+        <w:tc>
+          <w:tcPr/>
+          <w:p>
+            <w:pPr>
+              <w:pStyle w:val="Compact"/>
+            </w:pPr>
+            <w:r>
+              <w:t xml:space="preserve">30 pantallas: públicas, cliente, operario y administrador</w:t>
+            </w:r>
+          </w:p>
+        </w:tc>
+        <w:tc>
+          <w:tcPr/>
+          <w:p>
+            <w:pPr>
+              <w:pStyle w:val="Compact"/>
+            </w:pPr>
+            <w:r>
+              <w:t xml:space="preserve">Ninguna se sale de lado ni recorta contenido</w:t>
+            </w:r>
+          </w:p>
+        </w:tc>
+      </w:tr>
+      <w:tr>
+        <w:tc>
+          <w:tcPr/>
+          <w:p>
+            <w:pPr>
+              <w:pStyle w:val="Compact"/>
+            </w:pPr>
+            <w:r>
+              <w:t xml:space="preserve">Web a 768 px</w:t>
+            </w:r>
+          </w:p>
+        </w:tc>
+        <w:tc>
+          <w:tcPr/>
+          <w:p>
+            <w:pPr>
+              <w:pStyle w:val="Compact"/>
+            </w:pPr>
+            <w:r>
+              <w:t xml:space="preserve">Las mismas 30 pantallas</w:t>
+            </w:r>
+          </w:p>
+        </w:tc>
+        <w:tc>
+          <w:tcPr/>
+          <w:p>
+            <w:pPr>
+              <w:pStyle w:val="Compact"/>
+            </w:pPr>
+            <w:r>
+              <w:t xml:space="preserve">Ninguna se sale de lado ni recorta contenido</w:t>
+            </w:r>
+          </w:p>
+        </w:tc>
+      </w:tr>
+      <w:tr>
+        <w:tc>
+          <w:tcPr/>
+          <w:p>
+            <w:pPr>
+              <w:pStyle w:val="Compact"/>
+            </w:pPr>
+            <w:r>
+              <w:t xml:space="preserve">App móvil a 360 px</w:t>
+            </w:r>
+          </w:p>
+        </w:tc>
+        <w:tc>
+          <w:tcPr/>
+          <w:p>
+            <w:pPr>
+              <w:pStyle w:val="Compact"/>
+            </w:pPr>
+            <w:r>
+              <w:t xml:space="preserve">26 pantallas de los tres roles, abiertas desde el menú inferior y el menú Más</w:t>
+            </w:r>
+          </w:p>
+        </w:tc>
+        <w:tc>
+          <w:tcPr/>
+          <w:p>
+            <w:pPr>
+              <w:pStyle w:val="Compact"/>
+            </w:pPr>
+            <w:r>
+              <w:t xml:space="preserve">Ninguna se sale de lado ni recorta contenido</w:t>
+            </w:r>
+          </w:p>
+        </w:tc>
+      </w:tr>
+      <w:tr>
+        <w:tc>
+          <w:tcPr/>
+          <w:p>
+            <w:pPr>
+              <w:pStyle w:val="Compact"/>
+            </w:pPr>
+            <w:r>
+              <w:t xml:space="preserve">Informe de inspección en la app</w:t>
+            </w:r>
+          </w:p>
+        </w:tc>
+        <w:tc>
+          <w:tcPr/>
+          <w:p>
+            <w:pPr>
+              <w:pStyle w:val="Compact"/>
+            </w:pPr>
+            <w:r>
+              <w:t xml:space="preserve">Reserva temporal de 200 minutos confirmada: detalle de la reserva → Inspección → Iniciar reporte → Iniciar fase → Agregar hallazgo → Terminar fase → Publicar y compartir enlace</w:t>
+            </w:r>
+          </w:p>
+        </w:tc>
+        <w:tc>
+          <w:tcPr/>
+          <w:p>
+            <w:pPr>
+              <w:pStyle w:val="Compact"/>
+            </w:pPr>
+            <w:r>
+              <w:t xml:space="preserve">Recorrido completo sin errores; al final se borraron el informe, la reserva y el servicio temporal</w:t>
+            </w:r>
+          </w:p>
+        </w:tc>
+      </w:tr>
+      <w:tr>
+        <w:tc>
+          <w:tcPr/>
+          <w:p>
+            <w:pPr>
+              <w:pStyle w:val="Compact"/>
+            </w:pPr>
+            <w:r>
+              <w:t xml:space="preserve">Compilación y pruebas</w:t>
+            </w:r>
+          </w:p>
+        </w:tc>
+        <w:tc>
+          <w:tcPr/>
+          <w:p>
+            <w:pPr>
+              <w:pStyle w:val="Compact"/>
+            </w:pPr>
+            <w:r>
+              <w:rPr>
+                <w:rStyle w:val="VerbatimChar"/>
+              </w:rPr>
+              <w:t xml:space="preserve">npx ng build</w:t>
+            </w:r>
+            <w:r>
+              <w:t xml:space="preserve">,</w:t>
+            </w:r>
+            <w:r>
+              <w:t xml:space="preserve"> </w:t>
+            </w:r>
+            <w:r>
+              <w:rPr>
+                <w:rStyle w:val="VerbatimChar"/>
+              </w:rPr>
+              <w:t xml:space="preserve">npx ng test --watch=false</w:t>
+            </w:r>
+            <w:r>
+              <w:t xml:space="preserve"> </w:t>
+            </w:r>
+            <w:r>
+              <w:t xml:space="preserve">(web) y</w:t>
+            </w:r>
+            <w:r>
+              <w:t xml:space="preserve"> </w:t>
+            </w:r>
+            <w:r>
+              <w:rPr>
+                <w:rStyle w:val="VerbatimChar"/>
+              </w:rPr>
+              <w:t xml:space="preserve">npx tsc --noEmit</w:t>
+            </w:r>
+            <w:r>
+              <w:t xml:space="preserve"> </w:t>
+            </w:r>
+            <w:r>
+              <w:t xml:space="preserve">(app)</w:t>
+            </w:r>
+          </w:p>
+        </w:tc>
+        <w:tc>
+          <w:tcPr/>
+          <w:p>
+            <w:pPr>
+              <w:pStyle w:val="Compact"/>
+            </w:pPr>
+            <w:r>
+              <w:t xml:space="preserve">Sin errores; 43 de 43 pruebas web aprobadas</w:t>
+            </w:r>
+          </w:p>
+        </w:tc>
+      </w:tr>
+    </w:tbl>
+    <w:p>
+      <w:pPr>
+        <w:pStyle w:val="BodyText"/>
+      </w:pPr>
+      <w:r>
+        <w:rPr>
+          <w:i/>
+          <w:iCs/>
+        </w:rPr>
+        <w:t xml:space="preserve">Nota.</w:t>
+      </w:r>
+      <w:r>
+        <w:t xml:space="preserve"> </w:t>
+      </w:r>
+      <w:r>
+        <w:t xml:space="preserve">Tomar o elegir fotos con la cámara y la galería del celular no se puede automatizar en esta prueba; queda pendiente probarlo en un dispositivo Android.</w:t>
+      </w:r>
+    </w:p>
     <w:bookmarkEnd w:id="28"/>
-    <w:bookmarkStart w:id="29" w:name="Xc289ecaebe92ae4faffa7fc20428c7c1a848083"/>
+    <w:bookmarkEnd w:id="29"/>
+    <w:bookmarkStart w:id="30" w:name="Xc289ecaebe92ae4faffa7fc20428c7c1a848083"/>
     <w:p>
       <w:pPr>
         <w:pStyle w:val="Heading2"/>
@@ -7804,8 +8146,8 @@
         <w:t xml:space="preserve">está desactivada en la base local. Al terminar se restauraron el precio de Básico, la matriz de permisos, la promoción y la excepción de horario. Evidencia: registro de ejecución con código HTTP y código de error de cada paso.</w:t>
       </w:r>
     </w:p>
-    <w:bookmarkEnd w:id="29"/>
-    <w:bookmarkStart w:id="30" w:name="X9771c29510649e43da8ddd98a7d00c3bb4b563c"/>
+    <w:bookmarkEnd w:id="30"/>
+    <w:bookmarkStart w:id="31" w:name="X9771c29510649e43da8ddd98a7d00c3bb4b563c"/>
     <w:p>
       <w:pPr>
         <w:pStyle w:val="Heading2"/>
@@ -12058,8 +12400,8 @@
         <w:t xml:space="preserve">y necesita el sistema levantado.</w:t>
       </w:r>
     </w:p>
-    <w:bookmarkEnd w:id="30"/>
-    <w:bookmarkStart w:id="31" w:name="Xb185a14f07b41b6eb4dcaeab4ad4e133057029b"/>
+    <w:bookmarkEnd w:id="31"/>
+    <w:bookmarkStart w:id="32" w:name="Xb185a14f07b41b6eb4dcaeab4ad4e133057029b"/>
     <w:p>
       <w:pPr>
         <w:pStyle w:val="Heading2"/>
@@ -12845,6 +13187,241 @@
           </w:p>
         </w:tc>
       </w:tr>
+      <w:tr>
+        <w:tc>
+          <w:tcPr/>
+          <w:p>
+            <w:pPr>
+              <w:pStyle w:val="Compact"/>
+            </w:pPr>
+            <w:r>
+              <w:t xml:space="preserve">7</w:t>
+            </w:r>
+          </w:p>
+        </w:tc>
+        <w:tc>
+          <w:tcPr/>
+          <w:p>
+            <w:pPr>
+              <w:pStyle w:val="Compact"/>
+            </w:pPr>
+            <w:r>
+              <w:t xml:space="preserve">Al cerrar sesión, la web y la app mostraban "Tu sesión expiró", porque una respuesta 401 que llegaba después de borrar el token se tomaba como sesión vencida</w:t>
+            </w:r>
+          </w:p>
+        </w:tc>
+        <w:tc>
+          <w:tcPr/>
+          <w:p>
+            <w:pPr>
+              <w:pStyle w:val="Compact"/>
+            </w:pPr>
+            <w:r>
+              <w:rPr>
+                <w:rStyle w:val="VerbatimChar"/>
+              </w:rPr>
+              <w:t xml:space="preserve">auth-interceptor.ts</w:t>
+            </w:r>
+            <w:r>
+              <w:t xml:space="preserve"> </w:t>
+            </w:r>
+            <w:r>
+              <w:t xml:space="preserve">(web) y</w:t>
+            </w:r>
+            <w:r>
+              <w:t xml:space="preserve"> </w:t>
+            </w:r>
+            <w:r>
+              <w:rPr>
+                <w:rStyle w:val="VerbatimChar"/>
+              </w:rPr>
+              <w:t xml:space="preserve">AuthServiceContext.tsx</w:t>
+            </w:r>
+            <w:r>
+              <w:t xml:space="preserve"> </w:t>
+            </w:r>
+            <w:r>
+              <w:t xml:space="preserve">(móvil)</w:t>
+            </w:r>
+          </w:p>
+        </w:tc>
+        <w:tc>
+          <w:tcPr/>
+          <w:p>
+            <w:pPr>
+              <w:pStyle w:val="Compact"/>
+            </w:pPr>
+            <w:r>
+              <w:t xml:space="preserve">Media</w:t>
+            </w:r>
+          </w:p>
+        </w:tc>
+      </w:tr>
+      <w:tr>
+        <w:tc>
+          <w:tcPr/>
+          <w:p>
+            <w:pPr>
+              <w:pStyle w:val="Compact"/>
+            </w:pPr>
+            <w:r>
+              <w:t xml:space="preserve">8</w:t>
+            </w:r>
+          </w:p>
+        </w:tc>
+        <w:tc>
+          <w:tcPr/>
+          <w:p>
+            <w:pPr>
+              <w:pStyle w:val="Compact"/>
+            </w:pPr>
+            <w:r>
+              <w:t xml:space="preserve">En el celular (360 px) había botones fuera de la pantalla en la barra de la landing, títulos encimados, el botón ☰ sobre los títulos, etiquetas de Servicios asignados fuera de la pantalla, filtros de Gestión fuera de su tarjeta e interruptores de Configuración sobre su texto</w:t>
+            </w:r>
+          </w:p>
+        </w:tc>
+        <w:tc>
+          <w:tcPr/>
+          <w:p>
+            <w:pPr>
+              <w:pStyle w:val="Compact"/>
+            </w:pPr>
+            <w:r>
+              <w:t xml:space="preserve">Revisión de diseño adaptable del 17 de octubre de 2026 (Tabla 5b)</w:t>
+            </w:r>
+          </w:p>
+        </w:tc>
+        <w:tc>
+          <w:tcPr/>
+          <w:p>
+            <w:pPr>
+              <w:pStyle w:val="Compact"/>
+            </w:pPr>
+            <w:r>
+              <w:t xml:space="preserve">Media</w:t>
+            </w:r>
+          </w:p>
+        </w:tc>
+      </w:tr>
+      <w:tr>
+        <w:tc>
+          <w:tcPr/>
+          <w:p>
+            <w:pPr>
+              <w:pStyle w:val="Compact"/>
+            </w:pPr>
+            <w:r>
+              <w:t xml:space="preserve">9</w:t>
+            </w:r>
+          </w:p>
+        </w:tc>
+        <w:tc>
+          <w:tcPr/>
+          <w:p>
+            <w:pPr>
+              <w:pStyle w:val="Compact"/>
+            </w:pPr>
+            <w:r>
+              <w:t xml:space="preserve">En la app móvil, los campos de fecha y búsqueda se aplastaban cuando iban en columna (Historial y Calificaciones)</w:t>
+            </w:r>
+          </w:p>
+        </w:tc>
+        <w:tc>
+          <w:tcPr/>
+          <w:p>
+            <w:pPr>
+              <w:pStyle w:val="Compact"/>
+            </w:pPr>
+            <w:r>
+              <w:rPr>
+                <w:rStyle w:val="VerbatimChar"/>
+              </w:rPr>
+              <w:t xml:space="preserve">shared/components/screen/FilterInputs.tsx</w:t>
+            </w:r>
+          </w:p>
+        </w:tc>
+        <w:tc>
+          <w:tcPr/>
+          <w:p>
+            <w:pPr>
+              <w:pStyle w:val="Compact"/>
+            </w:pPr>
+            <w:r>
+              <w:t xml:space="preserve">Baja</w:t>
+            </w:r>
+          </w:p>
+        </w:tc>
+      </w:tr>
+      <w:tr>
+        <w:tc>
+          <w:tcPr/>
+          <w:p>
+            <w:pPr>
+              <w:pStyle w:val="Compact"/>
+            </w:pPr>
+            <w:r>
+              <w:t xml:space="preserve">10</w:t>
+            </w:r>
+          </w:p>
+        </w:tc>
+        <w:tc>
+          <w:tcPr/>
+          <w:p>
+            <w:pPr>
+              <w:pStyle w:val="Compact"/>
+            </w:pPr>
+            <w:r>
+              <w:t xml:space="preserve">El avance del próximo servicio del cliente mostraba 10 % o 25 % aunque el lavado no había empezado</w:t>
+            </w:r>
+          </w:p>
+        </w:tc>
+        <w:tc>
+          <w:tcPr/>
+          <w:p>
+            <w:pPr>
+              <w:pStyle w:val="Compact"/>
+            </w:pPr>
+            <w:r>
+              <w:rPr>
+                <w:rStyle w:val="VerbatimChar"/>
+              </w:rPr>
+              <w:t xml:space="preserve">features/client/pages/dashboard/dashboard.ts</w:t>
+            </w:r>
+            <w:r>
+              <w:t xml:space="preserve"> </w:t>
+            </w:r>
+            <w:r>
+              <w:t xml:space="preserve">(web) y</w:t>
+            </w:r>
+            <w:r>
+              <w:t xml:space="preserve"> </w:t>
+            </w:r>
+            <w:r>
+              <w:rPr>
+                <w:rStyle w:val="VerbatimChar"/>
+              </w:rPr>
+              <w:t xml:space="preserve">modules/client/models/client.ts</w:t>
+            </w:r>
+            <w:r>
+              <w:t xml:space="preserve"> </w:t>
+            </w:r>
+            <w:r>
+              <w:t xml:space="preserve">(móvil)</w:t>
+            </w:r>
+          </w:p>
+        </w:tc>
+        <w:tc>
+          <w:tcPr/>
+          <w:p>
+            <w:pPr>
+              <w:pStyle w:val="Compact"/>
+            </w:pPr>
+            <w:r>
+              <w:t xml:space="preserve">Baja</w:t>
+            </w:r>
+          </w:p>
+        </w:tc>
+      </w:tr>
     </w:tbl>
     <w:p>
       <w:pPr>
@@ -12861,6 +13438,40 @@
         <w:t xml:space="preserve"> </w:t>
       </w:r>
       <w:r>
+        <w:t xml:space="preserve">Los defectos 7 a 10 se corrigieron entre el 16 y el 17 de octubre de 2026 en la rama</w:t>
+      </w:r>
+      <w:r>
+        <w:t xml:space="preserve"> </w:t>
+      </w:r>
+      <w:r>
+        <w:rPr>
+          <w:i/>
+          <w:iCs/>
+        </w:rPr>
+        <w:t xml:space="preserve">develop</w:t>
+      </w:r>
+      <w:r>
+        <w:t xml:space="preserve"> </w:t>
+      </w:r>
+      <w:r>
+        <w:t xml:space="preserve">de la web y de la app; el 8 y el 9 se volvieron a medir sin desbordes (Tabla 5b).</w:t>
+      </w:r>
+    </w:p>
+    <w:p>
+      <w:pPr>
+        <w:pStyle w:val="BlockText"/>
+      </w:pPr>
+      <w:r>
+        <w:rPr>
+          <w:i/>
+          <w:iCs/>
+        </w:rPr>
+        <w:t xml:space="preserve">Nota.</w:t>
+      </w:r>
+      <w:r>
+        <w:t xml:space="preserve"> </w:t>
+      </w:r>
+      <w:r>
         <w:t xml:space="preserve">Revisión del código del 16 de octubre de 2026: los seis defectos están corregidos. El panel saluda con el nombre de la sesión y la revisión de pagos muestra a quien revisa (1); la columna Cliente muestra el nombre del cliente (2); el inicio del cliente muestra el operario asignado en la web y en el móvil (3); la marca es LavaRápido en la web y en el móvil (4); la página de inicio describe el servicio en el lavadero (5); y la pantalla de pagos selecciona por cuenta y muestra el titular cuando dos cuentas comparten medio (6,</w:t>
       </w:r>
       <w:r>
@@ -12876,8 +13487,8 @@
         <w:t xml:space="preserve">).</w:t>
       </w:r>
     </w:p>
-    <w:bookmarkEnd w:id="31"/>
-    <w:bookmarkStart w:id="36" w:name="referencias"/>
+    <w:bookmarkEnd w:id="32"/>
+    <w:bookmarkStart w:id="37" w:name="referencias"/>
     <w:p>
       <w:pPr>
         <w:pStyle w:val="Heading2"/>
@@ -12912,7 +13523,7 @@
       <w:r>
         <w:t xml:space="preserve"> </w:t>
       </w:r>
-      <w:hyperlink r:id="rId32">
+      <w:hyperlink r:id="rId33">
         <w:r>
           <w:rPr>
             <w:rStyle w:val="Hyperlink"/>
@@ -12944,7 +13555,7 @@
       <w:r>
         <w:t xml:space="preserve"> </w:t>
       </w:r>
-      <w:hyperlink r:id="rId33">
+      <w:hyperlink r:id="rId34">
         <w:r>
           <w:rPr>
             <w:rStyle w:val="Hyperlink"/>
@@ -12976,7 +13587,7 @@
       <w:r>
         <w:t xml:space="preserve"> </w:t>
       </w:r>
-      <w:hyperlink r:id="rId34">
+      <w:hyperlink r:id="rId35">
         <w:r>
           <w:rPr>
             <w:rStyle w:val="Hyperlink"/>
@@ -13008,7 +13619,7 @@
       <w:r>
         <w:t xml:space="preserve"> </w:t>
       </w:r>
-      <w:hyperlink r:id="rId35">
+      <w:hyperlink r:id="rId36">
         <w:r>
           <w:rPr>
             <w:rStyle w:val="Hyperlink"/>
@@ -13017,8 +13628,8 @@
         </w:r>
       </w:hyperlink>
     </w:p>
-    <w:bookmarkEnd w:id="36"/>
     <w:bookmarkEnd w:id="37"/>
+    <w:bookmarkEnd w:id="38"/>
     <w:sectPr>
       <w:footnotePr>
         <w:numRestart w:val="eachSect"/>
@@ -13907,7 +14518,7 @@
       <w:color w:themeColor="accent1" w:themeShade="BF" w:val="365F91"/>
     </w:rPr>
   </w:style>
-  <w:style w:customStyle="1" w:styleId="SourceCode" w:type="paragraph">
+  <w:style w:type="paragraph" w:customStyle="1" w:styleId="SourceCode">
     <w:name w:val="Source Code"/>
     <w:basedOn w:val="Normal"/>
     <w:link w:val="VerbatimChar"/>
@@ -13915,7 +14526,7 @@
       <w:wordWrap w:val="off"/>
     </w:pPr>
   </w:style>
-  <w:style w:customStyle="1" w:styleId="KeywordTok" w:type="character">
+  <w:style w:type="character" w:customStyle="1" w:styleId="KeywordTok">
     <w:name w:val="KeywordTok"/>
     <w:basedOn w:val="VerbatimChar"/>
     <w:rPr>
@@ -13923,77 +14534,77 @@
       <w:color w:val="007020"/>
     </w:rPr>
   </w:style>
-  <w:style w:customStyle="1" w:styleId="DataTypeTok" w:type="character">
+  <w:style w:type="character" w:customStyle="1" w:styleId="DataTypeTok">
     <w:name w:val="DataTypeTok"/>
     <w:basedOn w:val="VerbatimChar"/>
     <w:rPr>
       <w:color w:val="902000"/>
     </w:rPr>
   </w:style>
-  <w:style w:customStyle="1" w:styleId="DecValTok" w:type="character">
+  <w:style w:type="character" w:customStyle="1" w:styleId="DecValTok">
     <w:name w:val="DecValTok"/>
     <w:basedOn w:val="VerbatimChar"/>
     <w:rPr>
       <w:color w:val="40a070"/>
     </w:rPr>
   </w:style>
-  <w:style w:customStyle="1" w:styleId="BaseNTok" w:type="character">
+  <w:style w:type="character" w:customStyle="1" w:styleId="BaseNTok">
     <w:name w:val="BaseNTok"/>
     <w:basedOn w:val="VerbatimChar"/>
     <w:rPr>
       <w:color w:val="40a070"/>
     </w:rPr>
   </w:style>
-  <w:style w:customStyle="1" w:styleId="FloatTok" w:type="character">
+  <w:style w:type="character" w:customStyle="1" w:styleId="FloatTok">
     <w:name w:val="FloatTok"/>
     <w:basedOn w:val="VerbatimChar"/>
     <w:rPr>
       <w:color w:val="40a070"/>
     </w:rPr>
   </w:style>
-  <w:style w:customStyle="1" w:styleId="ConstantTok" w:type="character">
+  <w:style w:type="character" w:customStyle="1" w:styleId="ConstantTok">
     <w:name w:val="ConstantTok"/>
     <w:basedOn w:val="VerbatimChar"/>
     <w:rPr>
       <w:color w:val="880000"/>
     </w:rPr>
   </w:style>
-  <w:style w:customStyle="1" w:styleId="CharTok" w:type="character">
+  <w:style w:type="character" w:customStyle="1" w:styleId="CharTok">
     <w:name w:val="CharTok"/>
     <w:basedOn w:val="VerbatimChar"/>
     <w:rPr>
       <w:color w:val="4070a0"/>
     </w:rPr>
   </w:style>
-  <w:style w:customStyle="1" w:styleId="SpecialCharTok" w:type="character">
+  <w:style w:type="character" w:customStyle="1" w:styleId="SpecialCharTok">
     <w:name w:val="SpecialCharTok"/>
     <w:basedOn w:val="VerbatimChar"/>
     <w:rPr>
       <w:color w:val="4070a0"/>
     </w:rPr>
   </w:style>
-  <w:style w:customStyle="1" w:styleId="StringTok" w:type="character">
+  <w:style w:type="character" w:customStyle="1" w:styleId="StringTok">
     <w:name w:val="StringTok"/>
     <w:basedOn w:val="VerbatimChar"/>
     <w:rPr>
       <w:color w:val="4070a0"/>
     </w:rPr>
   </w:style>
-  <w:style w:customStyle="1" w:styleId="VerbatimStringTok" w:type="character">
+  <w:style w:type="character" w:customStyle="1" w:styleId="VerbatimStringTok">
     <w:name w:val="VerbatimStringTok"/>
     <w:basedOn w:val="VerbatimChar"/>
     <w:rPr>
       <w:color w:val="4070a0"/>
     </w:rPr>
   </w:style>
-  <w:style w:customStyle="1" w:styleId="SpecialStringTok" w:type="character">
+  <w:style w:type="character" w:customStyle="1" w:styleId="SpecialStringTok">
     <w:name w:val="SpecialStringTok"/>
     <w:basedOn w:val="VerbatimChar"/>
     <w:rPr>
       <w:color w:val="bb6688"/>
     </w:rPr>
   </w:style>
-  <w:style w:customStyle="1" w:styleId="ImportTok" w:type="character">
+  <w:style w:type="character" w:customStyle="1" w:styleId="ImportTok">
     <w:name w:val="ImportTok"/>
     <w:basedOn w:val="VerbatimChar"/>
     <w:rPr>
@@ -14001,7 +14612,7 @@
       <w:color w:val="008000"/>
     </w:rPr>
   </w:style>
-  <w:style w:customStyle="1" w:styleId="CommentTok" w:type="character">
+  <w:style w:type="character" w:customStyle="1" w:styleId="CommentTok">
     <w:name w:val="CommentTok"/>
     <w:basedOn w:val="VerbatimChar"/>
     <w:rPr>
@@ -14009,7 +14620,7 @@
       <w:color w:val="60a0b0"/>
     </w:rPr>
   </w:style>
-  <w:style w:customStyle="1" w:styleId="DocumentationTok" w:type="character">
+  <w:style w:type="character" w:customStyle="1" w:styleId="DocumentationTok">
     <w:name w:val="DocumentationTok"/>
     <w:basedOn w:val="VerbatimChar"/>
     <w:rPr>
@@ -14017,7 +14628,7 @@
       <w:color w:val="ba2121"/>
     </w:rPr>
   </w:style>
-  <w:style w:customStyle="1" w:styleId="AnnotationTok" w:type="character">
+  <w:style w:type="character" w:customStyle="1" w:styleId="AnnotationTok">
     <w:name w:val="AnnotationTok"/>
     <w:basedOn w:val="VerbatimChar"/>
     <w:rPr>
@@ -14026,7 +14637,7 @@
       <w:color w:val="60a0b0"/>
     </w:rPr>
   </w:style>
-  <w:style w:customStyle="1" w:styleId="CommentVarTok" w:type="character">
+  <w:style w:type="character" w:customStyle="1" w:styleId="CommentVarTok">
     <w:name w:val="CommentVarTok"/>
     <w:basedOn w:val="VerbatimChar"/>
     <w:rPr>
@@ -14035,28 +14646,28 @@
       <w:color w:val="60a0b0"/>
     </w:rPr>
   </w:style>
-  <w:style w:customStyle="1" w:styleId="OtherTok" w:type="character">
+  <w:style w:type="character" w:customStyle="1" w:styleId="OtherTok">
     <w:name w:val="OtherTok"/>
     <w:basedOn w:val="VerbatimChar"/>
     <w:rPr>
       <w:color w:val="007020"/>
     </w:rPr>
   </w:style>
-  <w:style w:customStyle="1" w:styleId="FunctionTok" w:type="character">
+  <w:style w:type="character" w:customStyle="1" w:styleId="FunctionTok">
     <w:name w:val="FunctionTok"/>
     <w:basedOn w:val="VerbatimChar"/>
     <w:rPr>
       <w:color w:val="06287e"/>
     </w:rPr>
   </w:style>
-  <w:style w:customStyle="1" w:styleId="VariableTok" w:type="character">
+  <w:style w:type="character" w:customStyle="1" w:styleId="VariableTok">
     <w:name w:val="VariableTok"/>
     <w:basedOn w:val="VerbatimChar"/>
     <w:rPr>
       <w:color w:val="19177c"/>
     </w:rPr>
   </w:style>
-  <w:style w:customStyle="1" w:styleId="ControlFlowTok" w:type="character">
+  <w:style w:type="character" w:customStyle="1" w:styleId="ControlFlowTok">
     <w:name w:val="ControlFlowTok"/>
     <w:basedOn w:val="VerbatimChar"/>
     <w:rPr>
@@ -14064,45 +14675,45 @@
       <w:color w:val="007020"/>
     </w:rPr>
   </w:style>
-  <w:style w:customStyle="1" w:styleId="OperatorTok" w:type="character">
+  <w:style w:type="character" w:customStyle="1" w:styleId="OperatorTok">
     <w:name w:val="OperatorTok"/>
     <w:basedOn w:val="VerbatimChar"/>
     <w:rPr>
       <w:color w:val="666666"/>
     </w:rPr>
   </w:style>
-  <w:style w:customStyle="1" w:styleId="BuiltInTok" w:type="character">
+  <w:style w:type="character" w:customStyle="1" w:styleId="BuiltInTok">
     <w:name w:val="BuiltInTok"/>
     <w:basedOn w:val="VerbatimChar"/>
     <w:rPr>
       <w:color w:val="008000"/>
     </w:rPr>
   </w:style>
-  <w:style w:customStyle="1" w:styleId="ExtensionTok" w:type="character">
+  <w:style w:type="character" w:customStyle="1" w:styleId="ExtensionTok">
     <w:name w:val="ExtensionTok"/>
     <w:basedOn w:val="VerbatimChar"/>
     <w:rPr/>
   </w:style>
-  <w:style w:customStyle="1" w:styleId="PreprocessorTok" w:type="character">
+  <w:style w:type="character" w:customStyle="1" w:styleId="PreprocessorTok">
     <w:name w:val="PreprocessorTok"/>
     <w:basedOn w:val="VerbatimChar"/>
     <w:rPr>
       <w:color w:val="bc7a00"/>
     </w:rPr>
   </w:style>
-  <w:style w:customStyle="1" w:styleId="AttributeTok" w:type="character">
+  <w:style w:type="character" w:customStyle="1" w:styleId="AttributeTok">
     <w:name w:val="AttributeTok"/>
     <w:basedOn w:val="VerbatimChar"/>
     <w:rPr>
       <w:color w:val="7d9029"/>
     </w:rPr>
   </w:style>
-  <w:style w:customStyle="1" w:styleId="RegionMarkerTok" w:type="character">
+  <w:style w:type="character" w:customStyle="1" w:styleId="RegionMarkerTok">
     <w:name w:val="RegionMarkerTok"/>
     <w:basedOn w:val="VerbatimChar"/>
     <w:rPr/>
   </w:style>
-  <w:style w:customStyle="1" w:styleId="InformationTok" w:type="character">
+  <w:style w:type="character" w:customStyle="1" w:styleId="InformationTok">
     <w:name w:val="InformationTok"/>
     <w:basedOn w:val="VerbatimChar"/>
     <w:rPr>
@@ -14111,7 +14722,7 @@
       <w:color w:val="60a0b0"/>
     </w:rPr>
   </w:style>
-  <w:style w:customStyle="1" w:styleId="WarningTok" w:type="character">
+  <w:style w:type="character" w:customStyle="1" w:styleId="WarningTok">
     <w:name w:val="WarningTok"/>
     <w:basedOn w:val="VerbatimChar"/>
     <w:rPr>
@@ -14120,7 +14731,7 @@
       <w:color w:val="60a0b0"/>
     </w:rPr>
   </w:style>
-  <w:style w:customStyle="1" w:styleId="AlertTok" w:type="character">
+  <w:style w:type="character" w:customStyle="1" w:styleId="AlertTok">
     <w:name w:val="AlertTok"/>
     <w:basedOn w:val="VerbatimChar"/>
     <w:rPr>
@@ -14128,7 +14739,7 @@
       <w:color w:val="ff0000"/>
     </w:rPr>
   </w:style>
-  <w:style w:customStyle="1" w:styleId="ErrorTok" w:type="character">
+  <w:style w:type="character" w:customStyle="1" w:styleId="ErrorTok">
     <w:name w:val="ErrorTok"/>
     <w:basedOn w:val="VerbatimChar"/>
     <w:rPr>
@@ -14136,7 +14747,7 @@
       <w:color w:val="ff0000"/>
     </w:rPr>
   </w:style>
-  <w:style w:customStyle="1" w:styleId="NormalTok" w:type="character">
+  <w:style w:type="character" w:customStyle="1" w:styleId="NormalTok">
     <w:name w:val="NormalTok"/>
     <w:basedOn w:val="VerbatimChar"/>
     <w:rPr/>

--- a/06_DOCUMENTACION_DE_PRUEBAS/ES/WORD/06_Documentacion_De_Pruebas.docx
+++ b/06_DOCUMENTACION_DE_PRUEBAS/ES/WORD/06_Documentacion_De_Pruebas.docx
@@ -196,7 +196,7 @@
               <w:pStyle w:val="Compact"/>
             </w:pPr>
             <w:r>
-              <w:t xml:space="preserve">Brayan Estiven Patiño Cabrera, Juan Camilo Guilombo Osorio, Merari Urbano</w:t>
+              <w:t xml:space="preserve">Brayan Estiven Patiño Cabrera, Juan Camilo Guilombo Osorio, Merari Urbano Quintero</w:t>
             </w:r>
           </w:p>
         </w:tc>
@@ -268,7 +268,7 @@
               <w:pStyle w:val="Compact"/>
             </w:pPr>
             <w:r>
-              <w:t xml:space="preserve">19 de octubre de 2026</w:t>
+              <w:t xml:space="preserve">20 de octubre de 2026</w:t>
             </w:r>
           </w:p>
         </w:tc>
@@ -279,7 +279,7 @@
         <w:pStyle w:val="BodyText"/>
       </w:pPr>
       <w:r>
-        <w:t xml:space="preserve">Este documento reúne el plan de pruebas, el inventario de pruebas automatizadas que existen en los repositorios, sus resultados reales al ejecutarlas el 19 de octubre de 2026 (incluidas las pruebas de punta a punta, de rendimiento y de diseño adaptable contra el sistema completo) y los 42 casos de prueba funcionales, ejecutados el mismo día, trazados a los requisitos del SRS v7.4 (</w:t>
+        <w:t xml:space="preserve">Este documento reúne el plan de pruebas, el inventario de pruebas automatizadas que existen en los repositorios, sus resultados reales al ejecutarlas el 19 de octubre de 2026 (incluidas las pruebas de punta a punta, de rendimiento y de diseño adaptable contra el sistema completo) y los 42 casos de prueba funcionales, ejecutados el mismo día, trazados a los requisitos del SRS v7.6 (</w:t>
       </w:r>
       <w:r>
         <w:rPr>
@@ -288,7 +288,7 @@
         <w:t xml:space="preserve">lavarapido-docs/01_INFORME_DE_ESPECIFICACION_DE_REQUISITOS</w:t>
       </w:r>
       <w:r>
-        <w:t xml:space="preserve">). La estructura sigue la norma ISO/IEC/IEEE 29119-3 de documentación de pruebas (International Organization for Standardization [ISO], 2021). Ningún resultado de este documento es supuesto.</w:t>
+        <w:t xml:space="preserve">). El 20 de octubre de 2026 se ajustaron el inventario, el caso CP-42 y la matriz de trazabilidad porque el cambio de rol de una cuenta se revirtió en el código ese día, y la redacción de CP-10 porque el cliente cancela sin escribir motivo. La estructura sigue la norma ISO/IEC/IEEE 29119-3 de documentación de pruebas (International Organization for Standardization [ISO], 2021). Ningún resultado de este documento es supuesto.</w:t>
       </w:r>
     </w:p>
     <w:bookmarkEnd w:id="20"/>
@@ -892,7 +892,7 @@
               <w:pStyle w:val="Compact"/>
             </w:pPr>
             <w:r>
-              <w:t xml:space="preserve">Casos CP-01 a CP-33 (sección 4)</w:t>
+              <w:t xml:space="preserve">Casos CP-01 a CP-42 (sección 4)</w:t>
             </w:r>
           </w:p>
         </w:tc>
@@ -1403,7 +1403,7 @@
         <w:pStyle w:val="FirstParagraph"/>
       </w:pPr>
       <w:r>
-        <w:t xml:space="preserve">Los repositorios tienen 550 métodos de prueba: 507 en el backend y 43 en la web. La app móvil no tiene pruebas automatizadas; se revisa con la compilación de TypeScript y el recorrido de pantallas (sección 3.2).</w:t>
+        <w:t xml:space="preserve">Al 20 de octubre de 2026 los repositorios tienen 548 métodos de prueba: 505 en el backend y 43 en la web. La app móvil no tiene pruebas automatizadas; se revisa con la compilación de TypeScript y el recorrido de pantallas (sección 3.2).</w:t>
       </w:r>
     </w:p>
     <w:p>
@@ -1724,18 +1724,18 @@
               <w:pStyle w:val="Compact"/>
             </w:pPr>
             <w:r>
-              <w:t xml:space="preserve">135</w:t>
-            </w:r>
-          </w:p>
-        </w:tc>
-        <w:tc>
-          <w:tcPr/>
-          <w:p>
-            <w:pPr>
-              <w:pStyle w:val="Compact"/>
-            </w:pPr>
-            <w:r>
-              <w:t xml:space="preserve">Registro, login con bloqueo por intentos fallidos, recuperación de contraseña, perfil y dirección, administración de usuarios y cambio de rol, roles y permisos, preferencias, objetos valor, política de contraseñas, emisión de JWT y seguridad HTTP por rol (</w:t>
+              <w:t xml:space="preserve">133</w:t>
+            </w:r>
+          </w:p>
+        </w:tc>
+        <w:tc>
+          <w:tcPr/>
+          <w:p>
+            <w:pPr>
+              <w:pStyle w:val="Compact"/>
+            </w:pPr>
+            <w:r>
+              <w:t xml:space="preserve">Registro, login con bloqueo por intentos fallidos, recuperación de contraseña, perfil y dirección, administración de usuarios (incluida la regla de que una cuenta de administrador no se desactiva), roles y permisos, preferencias, objetos valor, política de contraseñas, emisión de JWT y seguridad HTTP por rol (</w:t>
             </w:r>
             <w:r>
               <w:rPr>
@@ -2285,7 +2285,31 @@
         <w:t xml:space="preserve">LavaRapidoPaymentIT</w:t>
       </w:r>
       <w:r>
-        <w:t xml:space="preserve">.</w:t>
+        <w:t xml:space="preserve">. Al revertirse el cambio de rol el 20 de octubre salieron de security-service 2 pruebas (</w:t>
+      </w:r>
+      <w:r>
+        <w:rPr>
+          <w:rStyle w:val="VerbatimChar"/>
+        </w:rPr>
+        <w:t xml:space="preserve">changingTheRoleReplacesItAndClosesTheSessions</w:t>
+      </w:r>
+      <w:r>
+        <w:t xml:space="preserve"> </w:t>
+      </w:r>
+      <w:r>
+        <w:t xml:space="preserve">y</w:t>
+      </w:r>
+      <w:r>
+        <w:t xml:space="preserve"> </w:t>
+      </w:r>
+      <w:r>
+        <w:rPr>
+          <w:rStyle w:val="VerbatimChar"/>
+        </w:rPr>
+        <w:t xml:space="preserve">nobodyChangesTheirOwnRole</w:t>
+      </w:r>
+      <w:r>
+        <w:t xml:space="preserve">), así que hoy esa suite tiene 2 pruebas menos que las 151 de la Tabla 5; la Tabla 5 conserva los números reales de la ejecución del 19 de octubre.</w:t>
       </w:r>
     </w:p>
     <w:p>
@@ -5180,7 +5204,7 @@
         <w:pStyle w:val="FirstParagraph"/>
       </w:pPr>
       <w:r>
-        <w:t xml:space="preserve">Los casos CP-01 a CP-33 se definieron sobre el SRS v4 y se ejecutaron por primera vez el 9 de octubre de 2026; los casos CP-34 a CP-42 cubren los requisitos implementados después (RF-004b, RF-008, RF-010, RF-015, RF-022, RF-036, RF-037 y RF-038) y el cambio de rol de RF-028. Los 42 se ejecutaron el 19 de octubre de 2026 contra el sistema completo, a través del API Gateway (las mismas llamadas que hacen la web y el móvil), con un script que crea sus propias cuentas y datos y los borra al terminar. Los 42 resultaron aprobados (Figura 7). Los requisitos que quedaron implementados después (RF-004b, RF-008, RF-010, RF-015, RF-022, RF-036, RF-037 y RF-038) están cubiertos por pruebas automatizadas (sección 5), y el flujo de reserva con elección de operario y asignación automática lo recorre además</w:t>
+        <w:t xml:space="preserve">Los casos CP-01 a CP-33 se definieron sobre el SRS v4 y se ejecutaron por primera vez el 9 de octubre de 2026; los casos CP-34 a CP-42 cubren los requisitos implementados después (RF-004b, RF-008, RF-010, RF-015, RF-022, RF-036, RF-037 y RF-038) y las cuentas de administrador de RF-028. Los 42 se ejecutaron el 19 de octubre de 2026 contra el sistema completo, a través del API Gateway (las mismas llamadas que hacen la web y el móvil), con un script que crea sus propias cuentas y datos y los borra al terminar. Los 42 resultaron aprobados (Figura 7). Los requisitos que quedaron implementados después (RF-004b, RF-008, RF-010, RF-015, RF-022, RF-036, RF-037 y RF-038) están cubiertos por pruebas automatizadas (sección 5), y el flujo de reserva con elección de operario y asignación automática lo recorre además</w:t>
       </w:r>
       <w:r>
         <w:t xml:space="preserve"> </w:t>
@@ -6415,18 +6439,29 @@
               <w:pStyle w:val="Compact"/>
             </w:pPr>
             <w:r>
-              <w:t xml:space="preserve">Cancelar con motivo</w:t>
-            </w:r>
-          </w:p>
-        </w:tc>
-        <w:tc>
-          <w:tcPr/>
-          <w:p>
-            <w:pPr>
-              <w:pStyle w:val="Compact"/>
-            </w:pPr>
-            <w:r>
-              <w:t xml:space="preserve">Motivo</w:t>
+              <w:t xml:space="preserve">Cancelar como cliente (el cliente no escribe motivo)</w:t>
+            </w:r>
+          </w:p>
+        </w:tc>
+        <w:tc>
+          <w:tcPr/>
+          <w:p>
+            <w:pPr>
+              <w:pStyle w:val="Compact"/>
+            </w:pPr>
+            <w:r>
+              <w:t xml:space="preserve">—</w:t>
+            </w:r>
+          </w:p>
+        </w:tc>
+        <w:tc>
+          <w:tcPr/>
+          <w:p>
+            <w:pPr>
+              <w:pStyle w:val="Compact"/>
+            </w:pPr>
+            <w:r>
+              <w:t xml:space="preserve">Reserva en CANCELLED con el motivo</w:t>
             </w:r>
             <w:r>
               <w:t xml:space="preserve"> </w:t>
@@ -6437,16 +6472,11 @@
               </w:rPr>
               <w:t xml:space="preserve">CUSTOMER_REQUEST</w:t>
             </w:r>
-          </w:p>
-        </w:tc>
-        <w:tc>
-          <w:tcPr/>
-          <w:p>
-            <w:pPr>
-              <w:pStyle w:val="Compact"/>
-            </w:pPr>
-            <w:r>
-              <w:t xml:space="preserve">Reserva en CANCELLED con el motivo guardado</w:t>
+            <w:r>
+              <w:t xml:space="preserve"> </w:t>
+            </w:r>
+            <w:r>
+              <w:t xml:space="preserve">que pone el sistema</w:t>
             </w:r>
           </w:p>
         </w:tc>
@@ -9838,74 +9868,62 @@
               <w:pStyle w:val="Compact"/>
             </w:pPr>
             <w:r>
-              <w:t xml:space="preserve">Cambio de rol y cuentas de administrador</w:t>
-            </w:r>
-          </w:p>
-        </w:tc>
-        <w:tc>
-          <w:tcPr/>
-          <w:p>
-            <w:pPr>
-              <w:pStyle w:val="Compact"/>
-            </w:pPr>
-            <w:r>
-              <w:t xml:space="preserve">Administrador y operario de prueba</w:t>
-            </w:r>
-          </w:p>
-        </w:tc>
-        <w:tc>
-          <w:tcPr/>
-          <w:p>
-            <w:pPr>
-              <w:pStyle w:val="Compact"/>
-            </w:pPr>
-            <w:r>
-              <w:t xml:space="preserve">Intentar cambiar el propio rol, desactivar un administrador y pasar un operario a cliente</w:t>
-            </w:r>
-          </w:p>
-        </w:tc>
-        <w:tc>
-          <w:tcPr/>
-          <w:p>
-            <w:pPr>
-              <w:pStyle w:val="Compact"/>
-            </w:pPr>
-            <w:r>
-              <w:t xml:space="preserve">Roles</w:t>
-            </w:r>
-          </w:p>
-        </w:tc>
-        <w:tc>
-          <w:tcPr/>
-          <w:p>
-            <w:pPr>
-              <w:pStyle w:val="Compact"/>
-            </w:pPr>
-            <w:r>
-              <w:t xml:space="preserve">Se rechazan los dos primeros; el cambio de rol cierra las sesiones del usuario</w:t>
-            </w:r>
-          </w:p>
-        </w:tc>
-        <w:tc>
-          <w:tcPr/>
-          <w:p>
-            <w:pPr>
-              <w:pStyle w:val="Compact"/>
-            </w:pPr>
-            <w:r>
-              <w:t xml:space="preserve">Cambiar su propio rol: 403</w:t>
-            </w:r>
-            <w:r>
-              <w:t xml:space="preserve"> </w:t>
-            </w:r>
-            <w:r>
-              <w:rPr>
-                <w:rStyle w:val="VerbatimChar"/>
-              </w:rPr>
-              <w:t xml:space="preserve">CANNOT_CHANGE_OWN_ROLE</w:t>
-            </w:r>
-            <w:r>
-              <w:t xml:space="preserve">; desactivar un administrador: 403</w:t>
+              <w:t xml:space="preserve">Una cuenta de administrador no se desactiva</w:t>
+            </w:r>
+          </w:p>
+        </w:tc>
+        <w:tc>
+          <w:tcPr/>
+          <w:p>
+            <w:pPr>
+              <w:pStyle w:val="Compact"/>
+            </w:pPr>
+            <w:r>
+              <w:t xml:space="preserve">Sesión de administrador</w:t>
+            </w:r>
+          </w:p>
+        </w:tc>
+        <w:tc>
+          <w:tcPr/>
+          <w:p>
+            <w:pPr>
+              <w:pStyle w:val="Compact"/>
+            </w:pPr>
+            <w:r>
+              <w:t xml:space="preserve">Intentar desactivar una cuenta de administrador</w:t>
+            </w:r>
+          </w:p>
+        </w:tc>
+        <w:tc>
+          <w:tcPr/>
+          <w:p>
+            <w:pPr>
+              <w:pStyle w:val="Compact"/>
+            </w:pPr>
+            <w:r>
+              <w:t xml:space="preserve">—</w:t>
+            </w:r>
+          </w:p>
+        </w:tc>
+        <w:tc>
+          <w:tcPr/>
+          <w:p>
+            <w:pPr>
+              <w:pStyle w:val="Compact"/>
+            </w:pPr>
+            <w:r>
+              <w:t xml:space="preserve">Se rechaza: una cuenta de administrador no se desactiva</w:t>
+            </w:r>
+          </w:p>
+        </w:tc>
+        <w:tc>
+          <w:tcPr/>
+          <w:p>
+            <w:pPr>
+              <w:pStyle w:val="Compact"/>
+            </w:pPr>
+            <w:r>
+              <w:t xml:space="preserve">403</w:t>
             </w:r>
             <w:r>
               <w:t xml:space="preserve"> </w:t>
@@ -9915,9 +9933,6 @@
                 <w:rStyle w:val="VerbatimChar"/>
               </w:rPr>
               <w:t xml:space="preserve">ADMIN_CANNOT_BE_DISABLED</w:t>
-            </w:r>
-            <w:r>
-              <w:t xml:space="preserve">; el operario pasa a cliente (200) y sus sesiones se cierran</w:t>
             </w:r>
           </w:p>
         </w:tc>
@@ -9934,6 +9949,39 @@
         </w:tc>
       </w:tr>
     </w:tbl>
+    <w:p>
+      <w:pPr>
+        <w:pStyle w:val="BlockText"/>
+      </w:pPr>
+      <w:r>
+        <w:rPr>
+          <w:i/>
+          <w:iCs/>
+        </w:rPr>
+        <w:t xml:space="preserve">Nota.</w:t>
+      </w:r>
+      <w:r>
+        <w:t xml:space="preserve"> </w:t>
+      </w:r>
+      <w:r>
+        <w:t xml:space="preserve">El 19 de octubre CP-42 también probó el cambio de rol de una cuenta (403</w:t>
+      </w:r>
+      <w:r>
+        <w:t xml:space="preserve"> </w:t>
+      </w:r>
+      <w:r>
+        <w:rPr>
+          <w:rStyle w:val="VerbatimChar"/>
+        </w:rPr>
+        <w:t xml:space="preserve">CANNOT_CHANGE_OWN_ROLE</w:t>
+      </w:r>
+      <w:r>
+        <w:t xml:space="preserve"> </w:t>
+      </w:r>
+      <w:r>
+        <w:t xml:space="preserve">al cambiar el propio rol y un operario pasado a cliente con 200). Esa parte se retiró del caso el 20 de octubre de 2026, cuando la función se revirtió en el backend, la web y la app.</w:t>
+      </w:r>
+    </w:p>
     <w:p>
       <w:pPr>
         <w:pStyle w:val="BlockText"/>
@@ -10071,7 +10119,7 @@
         <w:pStyle w:val="FirstParagraph"/>
       </w:pPr>
       <w:r>
-        <w:t xml:space="preserve">De los 41 requisitos del SRS v7.4, 38 tienen caso funcional y 39 una prueba automatizada relacionada; RF-032 y RF-034 solo tienen caso funcional, y RF-017, RF-023 y RF-025 solo prueba automatizada.</w:t>
+        <w:t xml:space="preserve">De los 41 requisitos del SRS v7.6, 38 tienen caso funcional y 39 una prueba automatizada relacionada; RF-032 y RF-034 solo tienen caso funcional, y RF-017, RF-023 y RF-025 solo prueba automatizada.</w:t>
       </w:r>
     </w:p>
     <w:p>
@@ -10913,18 +10961,6 @@
                 <w:rStyle w:val="VerbatimChar"/>
               </w:rPr>
               <w:t xml:space="preserve">PATCH /admin/users/{id}/status</w:t>
-            </w:r>
-            <w:r>
-              <w:t xml:space="preserve">,</w:t>
-            </w:r>
-            <w:r>
-              <w:t xml:space="preserve"> </w:t>
-            </w:r>
-            <w:r>
-              <w:rPr>
-                <w:rStyle w:val="VerbatimChar"/>
-              </w:rPr>
-              <w:t xml:space="preserve">PATCH /admin/users/{id}/role</w:t>
             </w:r>
           </w:p>
         </w:tc>

--- a/06_DOCUMENTACION_DE_PRUEBAS/ES/WORD/06_Documentacion_De_Pruebas.docx
+++ b/06_DOCUMENTACION_DE_PRUEBAS/ES/WORD/06_Documentacion_De_Pruebas.docx
@@ -268,7 +268,7 @@
               <w:pStyle w:val="Compact"/>
             </w:pPr>
             <w:r>
-              <w:t xml:space="preserve">20 de octubre de 2026</w:t>
+              <w:t xml:space="preserve">21 de octubre de 2026</w:t>
             </w:r>
           </w:p>
         </w:tc>
@@ -279,7 +279,7 @@
         <w:pStyle w:val="BodyText"/>
       </w:pPr>
       <w:r>
-        <w:t xml:space="preserve">Este documento reúne el plan de pruebas, el inventario de pruebas automatizadas que existen en los repositorios, sus resultados reales al ejecutarlas el 19 de octubre de 2026 (incluidas las pruebas de punta a punta, de rendimiento y de diseño adaptable contra el sistema completo) y los 42 casos de prueba funcionales, ejecutados el mismo día, trazados a los requisitos del SRS v7.6 (</w:t>
+        <w:t xml:space="preserve">Este documento reúne el plan de pruebas, el inventario de pruebas automatizadas que existen en los repositorios, sus resultados reales al ejecutarlas el 19 de octubre de 2026 (incluidas las pruebas de punta a punta, de rendimiento y de diseño adaptable contra el sistema completo) y otra vez el 21 de octubre, y los 42 casos de prueba funcionales, ejecutados el 19 de octubre, trazados a los requisitos del SRS v7.7 (</w:t>
       </w:r>
       <w:r>
         <w:rPr>
@@ -288,7 +288,7 @@
         <w:t xml:space="preserve">lavarapido-docs/01_INFORME_DE_ESPECIFICACION_DE_REQUISITOS</w:t>
       </w:r>
       <w:r>
-        <w:t xml:space="preserve">). El 20 de octubre de 2026 se ajustaron el inventario, el caso CP-42 y la matriz de trazabilidad porque el cambio de rol de una cuenta se revirtió en el código ese día, y la redacción de CP-10 porque el cliente cancela sin escribir motivo. La estructura sigue la norma ISO/IEC/IEEE 29119-3 de documentación de pruebas (International Organization for Standardization [ISO], 2021). Ningún resultado de este documento es supuesto.</w:t>
+        <w:t xml:space="preserve">). El 20 de octubre de 2026 se ajustaron el inventario, el caso CP-42 y la matriz de trazabilidad porque el cambio de rol de una cuenta se revirtió en el código ese día, y la redacción de CP-10 porque el cliente cancela sin escribir motivo. El 21 de octubre de 2026 se registraron dos ejecuciones de las pruebas automatizadas y de las 19 de punta a punta: la de la madrugada (689 pruebas, todas aprobadas) y la de la noche (707, todas aprobadas), que es la más reciente. Recogen los cambios de ese día: el token de una sesión cerrada deja de servir, la asignación de operarios usa un candado, el comprobante tiene un máximo de 2 MB y, para las reservas que terminaron y nadie cerró, el sistema solo cancela la programada que venció sin confirmarse y deja en "No asistió" la confirmada que nunca tuvo operario; la que tenía operario pasa a la lista "Por cerrar" del administrador. La estructura sigue la norma ISO/IEC/IEEE 29119-3 de documentación de pruebas (International Organization for Standardization [ISO], 2021). Ningún resultado de este documento es supuesto.</w:t>
       </w:r>
     </w:p>
     <w:bookmarkEnd w:id="20"/>
@@ -688,29 +688,29 @@
               <w:pStyle w:val="Compact"/>
             </w:pPr>
             <w:r>
-              <w:t xml:space="preserve">Integración de rutas del gateway</w:t>
-            </w:r>
-          </w:p>
-        </w:tc>
-        <w:tc>
-          <w:tcPr/>
-          <w:p>
-            <w:pPr>
-              <w:pStyle w:val="Compact"/>
-            </w:pPr>
-            <w:r>
-              <w:t xml:space="preserve">Que cada ruta pública llegue a su servicio</w:t>
-            </w:r>
-          </w:p>
-        </w:tc>
-        <w:tc>
-          <w:tcPr/>
-          <w:p>
-            <w:pPr>
-              <w:pStyle w:val="Compact"/>
-            </w:pPr>
-            <w:r>
-              <w:t xml:space="preserve">Spring Boot Test</w:t>
+              <w:t xml:space="preserve">Integración del gateway</w:t>
+            </w:r>
+          </w:p>
+        </w:tc>
+        <w:tc>
+          <w:tcPr/>
+          <w:p>
+            <w:pPr>
+              <w:pStyle w:val="Compact"/>
+            </w:pPr>
+            <w:r>
+              <w:t xml:space="preserve">Que cada ruta pública llegue a su servicio y que el token de una sesión cerrada no pase</w:t>
+            </w:r>
+          </w:p>
+        </w:tc>
+        <w:tc>
+          <w:tcPr/>
+          <w:p>
+            <w:pPr>
+              <w:pStyle w:val="Compact"/>
+            </w:pPr>
+            <w:r>
+              <w:t xml:space="preserve">Spring Boot Test; para la sesión, un security-service simulado con el servidor HTTP del JDK</w:t>
             </w:r>
           </w:p>
         </w:tc>
@@ -725,6 +725,18 @@
                 <w:rStyle w:val="VerbatimChar"/>
               </w:rPr>
               <w:t xml:space="preserve">GatewayRoutesTest.java</w:t>
+            </w:r>
+            <w:r>
+              <w:t xml:space="preserve">,</w:t>
+            </w:r>
+            <w:r>
+              <w:t xml:space="preserve"> </w:t>
+            </w:r>
+            <w:r>
+              <w:rPr>
+                <w:rStyle w:val="VerbatimChar"/>
+              </w:rPr>
+              <w:t xml:space="preserve">SessionCheckFilterTest.java</w:t>
             </w:r>
           </w:p>
         </w:tc>
@@ -1403,7 +1415,7 @@
         <w:pStyle w:val="FirstParagraph"/>
       </w:pPr>
       <w:r>
-        <w:t xml:space="preserve">Al 20 de octubre de 2026 los repositorios tienen 548 métodos de prueba: 505 en el backend y 43 en la web. La app móvil no tiene pruebas automatizadas; se revisa con la compilación de TypeScript y el recorrido de pantallas (sección 3.2).</w:t>
+        <w:t xml:space="preserve">Al 21 de octubre de 2026 (noche) los repositorios tienen 602 métodos de prueba: 540 en el backend y 62 en la web. La app móvil no tiene pruebas automatizadas; se revisa con la compilación de TypeScript y el recorrido de pantallas (sección 3.2).</w:t>
       </w:r>
     </w:p>
     <w:p>
@@ -1628,18 +1640,18 @@
               <w:pStyle w:val="Compact"/>
             </w:pPr>
             <w:r>
-              <w:t xml:space="preserve">1</w:t>
-            </w:r>
-          </w:p>
-        </w:tc>
-        <w:tc>
-          <w:tcPr/>
-          <w:p>
-            <w:pPr>
-              <w:pStyle w:val="Compact"/>
-            </w:pPr>
-            <w:r>
-              <w:t xml:space="preserve">8</w:t>
+              <w:t xml:space="preserve">2</w:t>
+            </w:r>
+          </w:p>
+        </w:tc>
+        <w:tc>
+          <w:tcPr/>
+          <w:p>
+            <w:pPr>
+              <w:pStyle w:val="Compact"/>
+            </w:pPr>
+            <w:r>
+              <w:t xml:space="preserve">14</w:t>
             </w:r>
           </w:p>
         </w:tc>
@@ -1687,6 +1699,15 @@
                 <w:rStyle w:val="VerbatimChar"/>
               </w:rPr>
               <w:t xml:space="preserve">GatewayRoutesTest</w:t>
+            </w:r>
+            <w:r>
+              <w:t xml:space="preserve">); chequeo de sesión: el token de una sesión cerrada no pasa, la respuesta se guarda por token, el logout la borra, si security-service falla la petición sigue y las rutas públicas no se revisan (</w:t>
+            </w:r>
+            <w:r>
+              <w:rPr>
+                <w:rStyle w:val="VerbatimChar"/>
+              </w:rPr>
+              <w:t xml:space="preserve">SessionCheckFilterTest</w:t>
             </w:r>
             <w:r>
               <w:t xml:space="preserve">)</w:t>
@@ -1724,18 +1745,18 @@
               <w:pStyle w:val="Compact"/>
             </w:pPr>
             <w:r>
-              <w:t xml:space="preserve">133</w:t>
-            </w:r>
-          </w:p>
-        </w:tc>
-        <w:tc>
-          <w:tcPr/>
-          <w:p>
-            <w:pPr>
-              <w:pStyle w:val="Compact"/>
-            </w:pPr>
-            <w:r>
-              <w:t xml:space="preserve">Registro, login con bloqueo por intentos fallidos, recuperación de contraseña, perfil y dirección, administración de usuarios (incluida la regla de que una cuenta de administrador no se desactiva), roles y permisos, preferencias, objetos valor, política de contraseñas, emisión de JWT y seguridad HTTP por rol (</w:t>
+              <w:t xml:space="preserve">139</w:t>
+            </w:r>
+          </w:p>
+        </w:tc>
+        <w:tc>
+          <w:tcPr/>
+          <w:p>
+            <w:pPr>
+              <w:pStyle w:val="Compact"/>
+            </w:pPr>
+            <w:r>
+              <w:t xml:space="preserve">Registro, login con bloqueo por intentos fallidos, recuperación de contraseña, perfil y dirección, administración de usuarios (incluida la regla de que una cuenta de administrador no se desactiva), roles y permisos, preferencias, objetos valor, política de contraseñas, emisión de JWT, sesiones abiertas y cerradas (el token de una sesión cerrada responde 401) y seguridad HTTP por rol (</w:t>
             </w:r>
             <w:r>
               <w:rPr>
@@ -1840,18 +1861,18 @@
               <w:pStyle w:val="Compact"/>
             </w:pPr>
             <w:r>
-              <w:t xml:space="preserve">43</w:t>
-            </w:r>
-          </w:p>
-        </w:tc>
-        <w:tc>
-          <w:tcPr/>
-          <w:p>
-            <w:pPr>
-              <w:pStyle w:val="Compact"/>
-            </w:pPr>
-            <w:r>
-              <w:t xml:space="preserve">Ciclo de vida de la reserva, disponibilidad y motivo de una hora no disponible, bahías (</w:t>
+              <w:t xml:space="preserve">50</w:t>
+            </w:r>
+          </w:p>
+        </w:tc>
+        <w:tc>
+          <w:tcPr/>
+          <w:p>
+            <w:pPr>
+              <w:pStyle w:val="Compact"/>
+            </w:pPr>
+            <w:r>
+              <w:t xml:space="preserve">Ciclo de vida de la reserva, cancelación de las programadas que vencieron sin confirmarse, "No asistió" solo para la confirmada vencida que pide operations por la ruta interna, disponibilidad y motivo de una hora no disponible, bahías (</w:t>
             </w:r>
             <w:r>
               <w:rPr>
@@ -1893,29 +1914,50 @@
               <w:pStyle w:val="Compact"/>
             </w:pPr>
             <w:r>
-              <w:t xml:space="preserve">11</w:t>
-            </w:r>
-          </w:p>
-        </w:tc>
-        <w:tc>
-          <w:tcPr/>
-          <w:p>
-            <w:pPr>
-              <w:pStyle w:val="Compact"/>
-            </w:pPr>
-            <w:r>
-              <w:t xml:space="preserve">55</w:t>
-            </w:r>
-          </w:p>
-        </w:tc>
-        <w:tc>
-          <w:tcPr/>
-          <w:p>
-            <w:pPr>
-              <w:pStyle w:val="Compact"/>
-            </w:pPr>
-            <w:r>
-              <w:t xml:space="preserve">Asignación manual y automática, operarios libres, ventana de inicio, ejecución, calificación, ausencias, métricas del operario, resumen del equipo, ficha del operario, informe de inspección y API web</w:t>
+              <w:t xml:space="preserve">13</w:t>
+            </w:r>
+          </w:p>
+        </w:tc>
+        <w:tc>
+          <w:tcPr/>
+          <w:p>
+            <w:pPr>
+              <w:pStyle w:val="Compact"/>
+            </w:pPr>
+            <w:r>
+              <w:t xml:space="preserve">67</w:t>
+            </w:r>
+          </w:p>
+        </w:tc>
+        <w:tc>
+          <w:tcPr/>
+          <w:p>
+            <w:pPr>
+              <w:pStyle w:val="Compact"/>
+            </w:pPr>
+            <w:r>
+              <w:t xml:space="preserve">Asignación manual y automática (con el candado de asignaciones), una sola regla para las reservas sin operario, reservas que terminaron y nadie cerró y lista "Por cerrar" (</w:t>
+            </w:r>
+            <w:r>
+              <w:rPr>
+                <w:rStyle w:val="VerbatimChar"/>
+              </w:rPr>
+              <w:t xml:space="preserve">FollowUpPolicyTest</w:t>
+            </w:r>
+            <w:r>
+              <w:t xml:space="preserve">,</w:t>
+            </w:r>
+            <w:r>
+              <w:t xml:space="preserve"> </w:t>
+            </w:r>
+            <w:r>
+              <w:rPr>
+                <w:rStyle w:val="VerbatimChar"/>
+              </w:rPr>
+              <w:t xml:space="preserve">FollowUpServiceTest</w:t>
+            </w:r>
+            <w:r>
+              <w:t xml:space="preserve">), operarios libres, ventana de inicio, ejecución, calificación, ausencias, métricas del operario, resumen del equipo, ficha del operario, informe de inspección y API web</w:t>
             </w:r>
           </w:p>
         </w:tc>
@@ -1939,29 +1981,53 @@
               <w:pStyle w:val="Compact"/>
             </w:pPr>
             <w:r>
-              <w:t xml:space="preserve">12</w:t>
-            </w:r>
-          </w:p>
-        </w:tc>
-        <w:tc>
-          <w:tcPr/>
-          <w:p>
-            <w:pPr>
-              <w:pStyle w:val="Compact"/>
-            </w:pPr>
-            <w:r>
-              <w:t xml:space="preserve">106</w:t>
-            </w:r>
-          </w:p>
-        </w:tc>
-        <w:tc>
-          <w:tcPr/>
-          <w:p>
-            <w:pPr>
-              <w:pStyle w:val="Compact"/>
-            </w:pPr>
-            <w:r>
-              <w:t xml:space="preserve">Casos de uso de notificaciones, fábrica de mensajes por evento, avisos en el idioma de la cuenta, recordatorios, alertas de reservas sin operario, aviso de versión nueva, tokens de dispositivo y controlador admin</w:t>
+              <w:t xml:space="preserve">13</w:t>
+            </w:r>
+          </w:p>
+        </w:tc>
+        <w:tc>
+          <w:tcPr/>
+          <w:p>
+            <w:pPr>
+              <w:pStyle w:val="Compact"/>
+            </w:pPr>
+            <w:r>
+              <w:t xml:space="preserve">108</w:t>
+            </w:r>
+          </w:p>
+        </w:tc>
+        <w:tc>
+          <w:tcPr/>
+          <w:p>
+            <w:pPr>
+              <w:pStyle w:val="Compact"/>
+            </w:pPr>
+            <w:r>
+              <w:t xml:space="preserve">Casos de uso de notificaciones, fábrica de mensajes por evento, avisos en el idioma de la cuenta, recordatorios, alertas de reservas sin operario, aviso de servicio sin registrar, campos</w:t>
+            </w:r>
+            <w:r>
+              <w:t xml:space="preserve"> </w:t>
+            </w:r>
+            <w:r>
+              <w:rPr>
+                <w:rStyle w:val="VerbatimChar"/>
+              </w:rPr>
+              <w:t xml:space="preserve">null</w:t>
+            </w:r>
+            <w:r>
+              <w:t xml:space="preserve"> </w:t>
+            </w:r>
+            <w:r>
+              <w:t xml:space="preserve">en el evento (</w:t>
+            </w:r>
+            <w:r>
+              <w:rPr>
+                <w:rStyle w:val="VerbatimChar"/>
+              </w:rPr>
+              <w:t xml:space="preserve">DomainEventEnvelopeTest</w:t>
+            </w:r>
+            <w:r>
+              <w:t xml:space="preserve">), aviso de versión nueva, tokens de dispositivo y controlador admin</w:t>
             </w:r>
           </w:p>
         </w:tc>
@@ -1996,18 +2062,18 @@
               <w:pStyle w:val="Compact"/>
             </w:pPr>
             <w:r>
-              <w:t xml:space="preserve">110</w:t>
-            </w:r>
-          </w:p>
-        </w:tc>
-        <w:tc>
-          <w:tcPr/>
-          <w:p>
-            <w:pPr>
-              <w:pStyle w:val="Compact"/>
-            </w:pPr>
-            <w:r>
-              <w:t xml:space="preserve">Pago y comprobante, referencia reutilizada, historial con filtros, promociones, puntos de fidelización, política de pagos, servicios de comandos y consultas, y 7 pruebas de persistencia contra SQL Server</w:t>
+              <w:t xml:space="preserve">112</w:t>
+            </w:r>
+          </w:p>
+        </w:tc>
+        <w:tc>
+          <w:tcPr/>
+          <w:p>
+            <w:pPr>
+              <w:pStyle w:val="Compact"/>
+            </w:pPr>
+            <w:r>
+              <w:t xml:space="preserve">Pago y comprobante (máximo 2 MB), referencia reutilizada, historial con filtros, promociones, puntos de fidelización, política de pagos, servicios de comandos y consultas, y 7 pruebas de persistencia contra SQL Server</w:t>
             </w:r>
           </w:p>
         </w:tc>
@@ -2031,18 +2097,18 @@
               <w:pStyle w:val="Compact"/>
             </w:pPr>
             <w:r>
-              <w:t xml:space="preserve">37</w:t>
-            </w:r>
-          </w:p>
-        </w:tc>
-        <w:tc>
-          <w:tcPr/>
-          <w:p>
-            <w:pPr>
-              <w:pStyle w:val="Compact"/>
-            </w:pPr>
-            <w:r>
-              <w:t xml:space="preserve">43</w:t>
+              <w:t xml:space="preserve">41</w:t>
+            </w:r>
+          </w:p>
+        </w:tc>
+        <w:tc>
+          <w:tcPr/>
+          <w:p>
+            <w:pPr>
+              <w:pStyle w:val="Compact"/>
+            </w:pPr>
+            <w:r>
+              <w:t xml:space="preserve">62</w:t>
             </w:r>
           </w:p>
         </w:tc>
@@ -2065,7 +2131,7 @@
               <w:t xml:space="preserve">should create</w:t>
             </w:r>
             <w:r>
-              <w:t xml:space="preserve">), mensajes de error de la API y selección de la cuenta de pago</w:t>
+              <w:t xml:space="preserve">), mensajes de error de la API, selección de la cuenta de pago, sesión entre pestañas, reservas sin operario y filtros, lista "Por cerrar", cuentas y roles fijos, reportes y barra de fidelización</w:t>
             </w:r>
           </w:p>
         </w:tc>
@@ -2209,7 +2275,7 @@
         <w:pStyle w:val="FirstParagraph"/>
       </w:pPr>
       <w:r>
-        <w:t xml:space="preserve">Las pruebas del backend son de dominio y de aplicación con dobles en memoria, más pruebas de controladores con MockMvc. La mayoría de las de la web comprueban que cada componente se crea;</w:t>
+        <w:t xml:space="preserve">Las pruebas del backend son de dominio y de aplicación con dobles en memoria, más pruebas de controladores con MockMvc. Muchas de las de la web solo comprueban que cada componente se crea;</w:t>
       </w:r>
       <w:r>
         <w:t xml:space="preserve"> </w:t>
@@ -2221,10 +2287,7 @@
         <w:t xml:space="preserve">api-error.spec.ts</w:t>
       </w:r>
       <w:r>
-        <w:t xml:space="preserve"> </w:t>
-      </w:r>
-      <w:r>
-        <w:t xml:space="preserve">y</w:t>
+        <w:t xml:space="preserve">,</w:t>
       </w:r>
       <w:r>
         <w:t xml:space="preserve"> </w:t>
@@ -2239,7 +2302,85 @@
         <w:t xml:space="preserve"> </w:t>
       </w:r>
       <w:r>
-        <w:t xml:space="preserve">prueban reglas reales (los mensajes de error de la API y la selección de la cuenta de pago).</w:t>
+        <w:t xml:space="preserve">y, desde el 21 de octubre de 2026,</w:t>
+      </w:r>
+      <w:r>
+        <w:t xml:space="preserve"> </w:t>
+      </w:r>
+      <w:r>
+        <w:rPr>
+          <w:rStyle w:val="VerbatimChar"/>
+        </w:rPr>
+        <w:t xml:space="preserve">auth.spec.ts</w:t>
+      </w:r>
+      <w:r>
+        <w:t xml:space="preserve">,</w:t>
+      </w:r>
+      <w:r>
+        <w:t xml:space="preserve"> </w:t>
+      </w:r>
+      <w:r>
+        <w:rPr>
+          <w:rStyle w:val="VerbatimChar"/>
+        </w:rPr>
+        <w:t xml:space="preserve">reservations-store.spec.ts</w:t>
+      </w:r>
+      <w:r>
+        <w:t xml:space="preserve">,</w:t>
+      </w:r>
+      <w:r>
+        <w:t xml:space="preserve"> </w:t>
+      </w:r>
+      <w:r>
+        <w:rPr>
+          <w:rStyle w:val="VerbatimChar"/>
+        </w:rPr>
+        <w:t xml:space="preserve">reservations.spec.ts</w:t>
+      </w:r>
+      <w:r>
+        <w:t xml:space="preserve">,</w:t>
+      </w:r>
+      <w:r>
+        <w:t xml:space="preserve"> </w:t>
+      </w:r>
+      <w:r>
+        <w:rPr>
+          <w:rStyle w:val="VerbatimChar"/>
+        </w:rPr>
+        <w:t xml:space="preserve">management.spec.ts</w:t>
+      </w:r>
+      <w:r>
+        <w:t xml:space="preserve">,</w:t>
+      </w:r>
+      <w:r>
+        <w:t xml:space="preserve"> </w:t>
+      </w:r>
+      <w:r>
+        <w:rPr>
+          <w:rStyle w:val="VerbatimChar"/>
+        </w:rPr>
+        <w:t xml:space="preserve">reports.spec.ts</w:t>
+      </w:r>
+      <w:r>
+        <w:t xml:space="preserve"> </w:t>
+      </w:r>
+      <w:r>
+        <w:t xml:space="preserve">y</w:t>
+      </w:r>
+      <w:r>
+        <w:t xml:space="preserve"> </w:t>
+      </w:r>
+      <w:r>
+        <w:rPr>
+          <w:rStyle w:val="VerbatimChar"/>
+        </w:rPr>
+        <w:t xml:space="preserve">dashboard.spec.ts</w:t>
+      </w:r>
+      <w:r>
+        <w:t xml:space="preserve"> </w:t>
+      </w:r>
+      <w:r>
+        <w:t xml:space="preserve">prueban reglas reales.</w:t>
       </w:r>
     </w:p>
     <w:bookmarkEnd w:id="26"/>
@@ -2257,7 +2398,7 @@
         <w:pStyle w:val="FirstParagraph"/>
       </w:pPr>
       <w:r>
-        <w:t xml:space="preserve">El 19 de octubre de 2026, con la rama</w:t>
+        <w:t xml:space="preserve">En la noche del 21 de octubre de 2026, con la rama</w:t>
       </w:r>
       <w:r>
         <w:t xml:space="preserve"> </w:t>
@@ -2273,7 +2414,7 @@
         <w:t xml:space="preserve"> </w:t>
       </w:r>
       <w:r>
-        <w:t xml:space="preserve">de los diez repositorios actualizada ese día, se ejecutaron las ocho suites automatizadas: 655 pruebas, todas aprobadas y ninguna omitida. Esta vez las 7 pruebas de persistencia de payment también corrieron, contra la base aislada</w:t>
+        <w:t xml:space="preserve">de los diez repositorios actualizada ese día, el equipo ejecutó otra vez las ocho suites automatizadas: 707 pruebas, todas aprobadas y ninguna omitida, incluidas las 7 de persistencia de payment contra la base aislada</w:t>
       </w:r>
       <w:r>
         <w:t xml:space="preserve"> </w:t>
@@ -2285,31 +2426,22 @@
         <w:t xml:space="preserve">LavaRapidoPaymentIT</w:t>
       </w:r>
       <w:r>
-        <w:t xml:space="preserve">. Al revertirse el cambio de rol el 20 de octubre salieron de security-service 2 pruebas (</w:t>
+        <w:t xml:space="preserve">. Es la ejecución final del día y recoge el cambio de las reservas que terminaron y nadie cerró, hecho después de la revisión del equipo, y el arreglo de los campos</w:t>
+      </w:r>
+      <w:r>
+        <w:t xml:space="preserve"> </w:t>
       </w:r>
       <w:r>
         <w:rPr>
           <w:rStyle w:val="VerbatimChar"/>
         </w:rPr>
-        <w:t xml:space="preserve">changingTheRoleReplacesItAndClosesTheSessions</w:t>
+        <w:t xml:space="preserve">null</w:t>
       </w:r>
       <w:r>
         <w:t xml:space="preserve"> </w:t>
       </w:r>
       <w:r>
-        <w:t xml:space="preserve">y</w:t>
-      </w:r>
-      <w:r>
-        <w:t xml:space="preserve"> </w:t>
-      </w:r>
-      <w:r>
-        <w:rPr>
-          <w:rStyle w:val="VerbatimChar"/>
-        </w:rPr>
-        <w:t xml:space="preserve">nobodyChangesTheirOwnRole</w:t>
-      </w:r>
-      <w:r>
-        <w:t xml:space="preserve">), así que hoy esa suite tiene 2 pruebas menos que las 151 de la Tabla 5; la Tabla 5 conserva los números reales de la ejecución del 19 de octubre.</w:t>
+        <w:t xml:space="preserve">en los eventos de notification-service. La Tabla 5 muestra cada suite y lo que cambió frente a la ejecución de la madrugada.</w:t>
       </w:r>
     </w:p>
     <w:p>
@@ -2333,7 +2465,7 @@
           <w:i/>
           <w:iCs/>
         </w:rPr>
-        <w:t xml:space="preserve">Resultados reales por artefacto (19 de octubre de 2026)</w:t>
+        <w:t xml:space="preserve">Resultados reales por artefacto (21 de octubre de 2026, ejecución de la noche)</w:t>
       </w:r>
     </w:p>
     <w:tbl>
@@ -2428,7 +2560,7 @@
               <w:pStyle w:val="Compact"/>
             </w:pPr>
             <w:r>
-              <w:t xml:space="preserve">Duración</w:t>
+              <w:t xml:space="preserve">Frente a la madrugada del 21 de octubre (689)</w:t>
             </w:r>
           </w:p>
         </w:tc>
@@ -2466,18 +2598,18 @@
               <w:pStyle w:val="Compact"/>
             </w:pPr>
             <w:r>
-              <w:t xml:space="preserve">43</w:t>
-            </w:r>
-          </w:p>
-        </w:tc>
-        <w:tc>
-          <w:tcPr/>
-          <w:p>
-            <w:pPr>
-              <w:pStyle w:val="Compact"/>
-            </w:pPr>
-            <w:r>
-              <w:t xml:space="preserve">43</w:t>
+              <w:t xml:space="preserve">62</w:t>
+            </w:r>
+          </w:p>
+        </w:tc>
+        <w:tc>
+          <w:tcPr/>
+          <w:p>
+            <w:pPr>
+              <w:pStyle w:val="Compact"/>
+            </w:pPr>
+            <w:r>
+              <w:t xml:space="preserve">62</w:t>
             </w:r>
           </w:p>
         </w:tc>
@@ -2510,7 +2642,16 @@
               <w:pStyle w:val="Compact"/>
             </w:pPr>
             <w:r>
-              <w:t xml:space="preserve">6,7 s</w:t>
+              <w:t xml:space="preserve">+2: lista "Por cerrar" en el store de reservas (</w:t>
+            </w:r>
+            <w:r>
+              <w:rPr>
+                <w:rStyle w:val="VerbatimChar"/>
+              </w:rPr>
+              <w:t xml:space="preserve">reservations-store.spec.ts</w:t>
+            </w:r>
+            <w:r>
+              <w:t xml:space="preserve">)</w:t>
             </w:r>
           </w:p>
         </w:tc>
@@ -2548,18 +2689,18 @@
               <w:pStyle w:val="Compact"/>
             </w:pPr>
             <w:r>
-              <w:t xml:space="preserve">34</w:t>
-            </w:r>
-          </w:p>
-        </w:tc>
-        <w:tc>
-          <w:tcPr/>
-          <w:p>
-            <w:pPr>
-              <w:pStyle w:val="Compact"/>
-            </w:pPr>
-            <w:r>
-              <w:t xml:space="preserve">34</w:t>
+              <w:t xml:space="preserve">40</w:t>
+            </w:r>
+          </w:p>
+        </w:tc>
+        <w:tc>
+          <w:tcPr/>
+          <w:p>
+            <w:pPr>
+              <w:pStyle w:val="Compact"/>
+            </w:pPr>
+            <w:r>
+              <w:t xml:space="preserve">40</w:t>
             </w:r>
           </w:p>
         </w:tc>
@@ -2592,7 +2733,7 @@
               <w:pStyle w:val="Compact"/>
             </w:pPr>
             <w:r>
-              <w:t xml:space="preserve">12,2 s</w:t>
+              <w:t xml:space="preserve">Sin cambios</w:t>
             </w:r>
           </w:p>
         </w:tc>
@@ -2630,18 +2771,18 @@
               <w:pStyle w:val="Compact"/>
             </w:pPr>
             <w:r>
-              <w:t xml:space="preserve">151</w:t>
-            </w:r>
-          </w:p>
-        </w:tc>
-        <w:tc>
-          <w:tcPr/>
-          <w:p>
-            <w:pPr>
-              <w:pStyle w:val="Compact"/>
-            </w:pPr>
-            <w:r>
-              <w:t xml:space="preserve">151</w:t>
+              <w:t xml:space="preserve">155</w:t>
+            </w:r>
+          </w:p>
+        </w:tc>
+        <w:tc>
+          <w:tcPr/>
+          <w:p>
+            <w:pPr>
+              <w:pStyle w:val="Compact"/>
+            </w:pPr>
+            <w:r>
+              <w:t xml:space="preserve">155</w:t>
             </w:r>
           </w:p>
         </w:tc>
@@ -2674,7 +2815,7 @@
               <w:pStyle w:val="Compact"/>
             </w:pPr>
             <w:r>
-              <w:t xml:space="preserve">9,7 s</w:t>
+              <w:t xml:space="preserve">Sin cambios</w:t>
             </w:r>
           </w:p>
         </w:tc>
@@ -2756,7 +2897,7 @@
               <w:pStyle w:val="Compact"/>
             </w:pPr>
             <w:r>
-              <w:t xml:space="preserve">7,4 s</w:t>
+              <w:t xml:space="preserve">Sin cambios</w:t>
             </w:r>
           </w:p>
         </w:tc>
@@ -2794,18 +2935,18 @@
               <w:pStyle w:val="Compact"/>
             </w:pPr>
             <w:r>
-              <w:t xml:space="preserve">43</w:t>
-            </w:r>
-          </w:p>
-        </w:tc>
-        <w:tc>
-          <w:tcPr/>
-          <w:p>
-            <w:pPr>
-              <w:pStyle w:val="Compact"/>
-            </w:pPr>
-            <w:r>
-              <w:t xml:space="preserve">43</w:t>
+              <w:t xml:space="preserve">50</w:t>
+            </w:r>
+          </w:p>
+        </w:tc>
+        <w:tc>
+          <w:tcPr/>
+          <w:p>
+            <w:pPr>
+              <w:pStyle w:val="Compact"/>
+            </w:pPr>
+            <w:r>
+              <w:t xml:space="preserve">50</w:t>
             </w:r>
           </w:p>
         </w:tc>
@@ -2838,7 +2979,40 @@
               <w:pStyle w:val="Compact"/>
             </w:pPr>
             <w:r>
-              <w:t xml:space="preserve">6,8 s</w:t>
+              <w:t xml:space="preserve">+3: solo la programada vence sola, y la confirmada pasa a No asistió únicamente cuando operations lo pide por la ruta interna y ya venció (</w:t>
+            </w:r>
+            <w:r>
+              <w:rPr>
+                <w:rStyle w:val="VerbatimChar"/>
+              </w:rPr>
+              <w:t xml:space="preserve">BookingTest</w:t>
+            </w:r>
+            <w:r>
+              <w:t xml:space="preserve">,</w:t>
+            </w:r>
+            <w:r>
+              <w:t xml:space="preserve"> </w:t>
+            </w:r>
+            <w:r>
+              <w:rPr>
+                <w:rStyle w:val="VerbatimChar"/>
+              </w:rPr>
+              <w:t xml:space="preserve">BookingServiceTest</w:t>
+            </w:r>
+            <w:r>
+              <w:t xml:space="preserve">,</w:t>
+            </w:r>
+            <w:r>
+              <w:t xml:space="preserve"> </w:t>
+            </w:r>
+            <w:r>
+              <w:rPr>
+                <w:rStyle w:val="VerbatimChar"/>
+              </w:rPr>
+              <w:t xml:space="preserve">BookingApiWebTest</w:t>
+            </w:r>
+            <w:r>
+              <w:t xml:space="preserve">)</w:t>
             </w:r>
           </w:p>
         </w:tc>
@@ -2876,18 +3050,18 @@
               <w:pStyle w:val="Compact"/>
             </w:pPr>
             <w:r>
-              <w:t xml:space="preserve">55</w:t>
-            </w:r>
-          </w:p>
-        </w:tc>
-        <w:tc>
-          <w:tcPr/>
-          <w:p>
-            <w:pPr>
-              <w:pStyle w:val="Compact"/>
-            </w:pPr>
-            <w:r>
-              <w:t xml:space="preserve">55</w:t>
+              <w:t xml:space="preserve">67</w:t>
+            </w:r>
+          </w:p>
+        </w:tc>
+        <w:tc>
+          <w:tcPr/>
+          <w:p>
+            <w:pPr>
+              <w:pStyle w:val="Compact"/>
+            </w:pPr>
+            <w:r>
+              <w:t xml:space="preserve">67</w:t>
             </w:r>
           </w:p>
         </w:tc>
@@ -2920,7 +3094,49 @@
               <w:pStyle w:val="Compact"/>
             </w:pPr>
             <w:r>
-              <w:t xml:space="preserve">7,6 s</w:t>
+              <w:t xml:space="preserve">+11: qué hacer con una reserva que terminó y nadie cerró (</w:t>
+            </w:r>
+            <w:r>
+              <w:rPr>
+                <w:rStyle w:val="VerbatimChar"/>
+              </w:rPr>
+              <w:t xml:space="preserve">FollowUpPolicyTest</w:t>
+            </w:r>
+            <w:r>
+              <w:t xml:space="preserve">), cierre de las que no tuvieron operario, aviso una sola vez, lista "Por cerrar" y cierre como "Se atendió" sin inventar horas (</w:t>
+            </w:r>
+            <w:r>
+              <w:rPr>
+                <w:rStyle w:val="VerbatimChar"/>
+              </w:rPr>
+              <w:t xml:space="preserve">FollowUpServiceTest</w:t>
+            </w:r>
+            <w:r>
+              <w:t xml:space="preserve">,</w:t>
+            </w:r>
+            <w:r>
+              <w:t xml:space="preserve"> </w:t>
+            </w:r>
+            <w:r>
+              <w:rPr>
+                <w:rStyle w:val="VerbatimChar"/>
+              </w:rPr>
+              <w:t xml:space="preserve">ServiceExecutionTest</w:t>
+            </w:r>
+            <w:r>
+              <w:t xml:space="preserve">,</w:t>
+            </w:r>
+            <w:r>
+              <w:t xml:space="preserve"> </w:t>
+            </w:r>
+            <w:r>
+              <w:rPr>
+                <w:rStyle w:val="VerbatimChar"/>
+              </w:rPr>
+              <w:t xml:space="preserve">OperationsApiWebTest</w:t>
+            </w:r>
+            <w:r>
+              <w:t xml:space="preserve">)</w:t>
             </w:r>
           </w:p>
         </w:tc>
@@ -2958,18 +3174,18 @@
               <w:pStyle w:val="Compact"/>
             </w:pPr>
             <w:r>
-              <w:t xml:space="preserve">112</w:t>
-            </w:r>
-          </w:p>
-        </w:tc>
-        <w:tc>
-          <w:tcPr/>
-          <w:p>
-            <w:pPr>
-              <w:pStyle w:val="Compact"/>
-            </w:pPr>
-            <w:r>
-              <w:t xml:space="preserve">112</w:t>
+              <w:t xml:space="preserve">114</w:t>
+            </w:r>
+          </w:p>
+        </w:tc>
+        <w:tc>
+          <w:tcPr/>
+          <w:p>
+            <w:pPr>
+              <w:pStyle w:val="Compact"/>
+            </w:pPr>
+            <w:r>
+              <w:t xml:space="preserve">114</w:t>
             </w:r>
           </w:p>
         </w:tc>
@@ -3002,7 +3218,40 @@
               <w:pStyle w:val="Compact"/>
             </w:pPr>
             <w:r>
-              <w:t xml:space="preserve">0,6 s</w:t>
+              <w:t xml:space="preserve">+2: aviso al operario y al administrador de un servicio sin registrar (</w:t>
+            </w:r>
+            <w:r>
+              <w:rPr>
+                <w:rStyle w:val="VerbatimChar"/>
+              </w:rPr>
+              <w:t xml:space="preserve">StaffNotificationsTest</w:t>
+            </w:r>
+            <w:r>
+              <w:t xml:space="preserve">) y campo</w:t>
+            </w:r>
+            <w:r>
+              <w:t xml:space="preserve"> </w:t>
+            </w:r>
+            <w:r>
+              <w:rPr>
+                <w:rStyle w:val="VerbatimChar"/>
+              </w:rPr>
+              <w:t xml:space="preserve">null</w:t>
+            </w:r>
+            <w:r>
+              <w:t xml:space="preserve"> </w:t>
+            </w:r>
+            <w:r>
+              <w:t xml:space="preserve">en el evento sin pasar a la cola de errores (</w:t>
+            </w:r>
+            <w:r>
+              <w:rPr>
+                <w:rStyle w:val="VerbatimChar"/>
+              </w:rPr>
+              <w:t xml:space="preserve">DomainEventEnvelopeTest</w:t>
+            </w:r>
+            <w:r>
+              <w:t xml:space="preserve">)</w:t>
             </w:r>
           </w:p>
         </w:tc>
@@ -3040,18 +3289,18 @@
               <w:pStyle w:val="Compact"/>
             </w:pPr>
             <w:r>
-              <w:t xml:space="preserve">113</w:t>
-            </w:r>
-          </w:p>
-        </w:tc>
-        <w:tc>
-          <w:tcPr/>
-          <w:p>
-            <w:pPr>
-              <w:pStyle w:val="Compact"/>
-            </w:pPr>
-            <w:r>
-              <w:t xml:space="preserve">113</w:t>
+              <w:t xml:space="preserve">115</w:t>
+            </w:r>
+          </w:p>
+        </w:tc>
+        <w:tc>
+          <w:tcPr/>
+          <w:p>
+            <w:pPr>
+              <w:pStyle w:val="Compact"/>
+            </w:pPr>
+            <w:r>
+              <w:t xml:space="preserve">115</w:t>
             </w:r>
           </w:p>
         </w:tc>
@@ -3084,7 +3333,7 @@
               <w:pStyle w:val="Compact"/>
             </w:pPr>
             <w:r>
-              <w:t xml:space="preserve">0,3 s</w:t>
+              <w:t xml:space="preserve">Sin cambios</w:t>
             </w:r>
           </w:p>
         </w:tc>
@@ -3163,7 +3412,7 @@
               <w:pStyle w:val="Compact"/>
             </w:pPr>
             <w:r>
-              <w:t xml:space="preserve">0,4 s</w:t>
+              <w:t xml:space="preserve">Sin cambios</w:t>
             </w:r>
           </w:p>
         </w:tc>
@@ -3254,7 +3503,7 @@
               <w:pStyle w:val="Compact"/>
             </w:pPr>
             <w:r>
-              <w:t xml:space="preserve">2 s</w:t>
+              <w:t xml:space="preserve">Sin cambios</w:t>
             </w:r>
           </w:p>
         </w:tc>
@@ -3294,7 +3543,7 @@
                 <w:b/>
                 <w:bCs/>
               </w:rPr>
-              <w:t xml:space="preserve">655</w:t>
+              <w:t xml:space="preserve">707</w:t>
             </w:r>
           </w:p>
         </w:tc>
@@ -3309,7 +3558,7 @@
                 <w:b/>
                 <w:bCs/>
               </w:rPr>
-              <w:t xml:space="preserve">655</w:t>
+              <w:t xml:space="preserve">707</w:t>
             </w:r>
           </w:p>
         </w:tc>
@@ -3349,6 +3598,13 @@
             <w:pPr>
               <w:pStyle w:val="Compact"/>
             </w:pPr>
+            <w:r>
+              <w:rPr>
+                <w:b/>
+                <w:bCs/>
+              </w:rPr>
+              <w:t xml:space="preserve">+18</w:t>
+            </w:r>
           </w:p>
         </w:tc>
       </w:tr>
@@ -3368,7 +3624,28 @@
         <w:t xml:space="preserve"> </w:t>
       </w:r>
       <w:r>
-        <w:t xml:space="preserve">Fuentes: salida de Vitest, resumen de</w:t>
+        <w:t xml:space="preserve">Fuentes: registro de las ejecuciones del equipo del 21 de octubre de 2026 (</w:t>
+      </w:r>
+      <w:r>
+        <w:rPr>
+          <w:rStyle w:val="VerbatimChar"/>
+        </w:rPr>
+        <w:t xml:space="preserve">vehicle-w-docs/11-quality/testing-strategy.md</w:t>
+      </w:r>
+      <w:r>
+        <w:t xml:space="preserve">), salida de Vitest y de</w:t>
+      </w:r>
+      <w:r>
+        <w:t xml:space="preserve"> </w:t>
+      </w:r>
+      <w:r>
+        <w:rPr>
+          <w:rStyle w:val="VerbatimChar"/>
+        </w:rPr>
+        <w:t xml:space="preserve">dotnet test</w:t>
+      </w:r>
+      <w:r>
+        <w:t xml:space="preserve">, y resumen de</w:t>
       </w:r>
       <w:r>
         <w:t xml:space="preserve"> </w:t>
@@ -3392,19 +3669,7 @@
         <w:t xml:space="preserve">Tests run:</w:t>
       </w:r>
       <w:r>
-        <w:t xml:space="preserve">) y reportes de surefire de cada servicio Java, y salida de</w:t>
-      </w:r>
-      <w:r>
-        <w:t xml:space="preserve"> </w:t>
-      </w:r>
-      <w:r>
-        <w:rPr>
-          <w:rStyle w:val="VerbatimChar"/>
-        </w:rPr>
-        <w:t xml:space="preserve">dotnet test</w:t>
-      </w:r>
-      <w:r>
-        <w:t xml:space="preserve">. Las duraciones de Maven suman el tiempo de las clases de prueba, sin contar la compilación. Hay más pruebas ejecutadas que métodos en la Tabla 4 porque las pruebas parametrizadas (</w:t>
+        <w:t xml:space="preserve">) con los reportes de surefire. Hay más pruebas ejecutadas que métodos en la Tabla 4 porque las pruebas parametrizadas (</w:t>
       </w:r>
       <w:r>
         <w:rPr>
@@ -3440,12 +3705,36 @@
         <w:t xml:space="preserve"> </w:t>
       </w:r>
       <w:r>
-        <w:t xml:space="preserve">del XML de surefire dice 68 por una clase de prueba anidada; Maven ejecuta y cuenta 69, y ese es el número correcto (en la versión anterior de este documento se había tomado 68).</w:t>
+        <w:t xml:space="preserve">del XML de surefire dice 68 por una clase de prueba anidada; Maven ejecuta y cuenta 69, y ese es el número correcto.</w:t>
       </w:r>
     </w:p>
     <w:p>
       <w:pPr>
         <w:pStyle w:val="FirstParagraph"/>
+      </w:pPr>
+      <w:r>
+        <w:t xml:space="preserve">La ejecución de la madrugada del 21 de octubre de 2026 tuvo 689 pruebas, todas aprobadas: web 60, api-gateway 40, security-service 155, customer-service 69, booking-service 47, operations-service 56, notification-service 112 y payment-service 150 (115 de dominio, 28 de aplicación y 7 de persistencia). Frente al 19 de octubre sumó 34: sesión entre pestañas, reservas sin operario y filtros, cuentas y roles fijos, reportes y barra de fidelización en la web (+17); chequeo de sesión en el gateway (+6); sesiones en security-service (+4, después de quitar 2 del cambio de rol revertido); reservas vencidas en booking-service (+4); candado de asignaciones en operations-service (+1); y comprobante de máximo 2 MB en payment-service (+2). Esa misma madrugada se repitieron por separado las suites que habían cambiado, con el mismo resultado.</w:t>
+      </w:r>
+    </w:p>
+    <w:p>
+      <w:pPr>
+        <w:pStyle w:val="BodyText"/>
+      </w:pPr>
+      <w:r>
+        <w:t xml:space="preserve">La ejecución del 19 de octubre de 2026 tuvo 655 pruebas, todas aprobadas: web 43, api-gateway 34, security-service 151, customer-service 69, booking-service 43, operations-service 55, notification-service 112 y payment-service 148 (113 de dominio, 28 de aplicación y 7 de persistencia). Las Figuras 1 a 3 son de esa ejecución.</w:t>
+      </w:r>
+    </w:p>
+    <w:p>
+      <w:pPr>
+        <w:pStyle w:val="BodyText"/>
+      </w:pPr>
+      <w:r>
+        <w:t xml:space="preserve">Además de las pruebas automatizadas, el 21 de octubre de 2026 se comprobó en vivo la lista "Por cerrar": una reserva sin operario pasó sola a No asistió; una con operario sin iniciar y una iniciada sin finalizar quedaron por cerrar, con un aviso al operario y otro al administrador que no se repitió; al cerrarlas como "Se atendió" quedaron completadas sin horas inventadas, y cerrarlas otra vez respondió 409. Se vio igual en la web y en la app móvil (390 px).</w:t>
+      </w:r>
+    </w:p>
+    <w:p>
+      <w:pPr>
+        <w:pStyle w:val="BodyText"/>
       </w:pPr>
       <w:r>
         <w:rPr>
@@ -3535,7 +3824,7 @@
           <w:i/>
           <w:iCs/>
         </w:rPr>
-        <w:t xml:space="preserve">Resultado de las pruebas de payment-service con las de persistencia</w:t>
+        <w:t xml:space="preserve">Resultado de las pruebas de payment-service con las de persistencia (19 de octubre de 2026)</w:t>
       </w:r>
     </w:p>
     <w:p>
@@ -3606,7 +3895,7 @@
           <w:i/>
           <w:iCs/>
         </w:rPr>
-        <w:t xml:space="preserve">Pruebas y compilación de producción de la web, y compilación de TypeScript de la app móvil</w:t>
+        <w:t xml:space="preserve">Pruebas y compilación de producción de la web, y compilación de TypeScript de la app móvil (19 de octubre de 2026)</w:t>
       </w:r>
     </w:p>
     <w:p>
@@ -3751,7 +4040,7 @@
         </w:numPr>
       </w:pPr>
       <w:r>
-        <w:t xml:space="preserve">La ejecución usó JDK 25 y .NET SDK 9 sobre proyectos para Java 21 y .NET 8. GitHub Actions corre las mismas pruebas con Temurin 21 y .NET 8 en cada cambio (Documento de Despliegue).</w:t>
+        <w:t xml:space="preserve">La ejecución del 19 de octubre usó JDK 25 y .NET SDK 9 sobre proyectos para Java 21 y .NET 8. GitHub Actions corre las mismas pruebas con Temurin 21 y .NET 8 en cada cambio (Documento de Despliegue).</w:t>
       </w:r>
     </w:p>
     <w:bookmarkStart w:id="39" w:name="Xce6a277aa17112c147f3c92b3125626eba1bc3a"/>
@@ -3810,7 +4099,7 @@
         <w:t xml:space="preserve"> </w:t>
       </w:r>
       <w:r>
-        <w:t xml:space="preserve">(el operario de prueba de la base local). Pasaron las 19 pruebas en 11,2 s. Cada prueba borra lo que crea y deja los puntos del cliente como estaban.</w:t>
+        <w:t xml:space="preserve">(el operario de prueba de la base local). Pasaron las 19 pruebas en 11,2 s. Cada prueba borra lo que crea y deja los puntos del cliente como estaban. El 21 de octubre de 2026 el equipo las ejecutó otra vez, en la madrugada y en la noche, ya con el chequeo de sesión del gateway activo, y en las dos pasaron las 19; los archivos de la Tabla 5a no cambiaron desde el 18 de octubre.</w:t>
       </w:r>
     </w:p>
     <w:p>
@@ -5216,7 +5505,7 @@
         <w:t xml:space="preserve">lavarapido-infra/e2e/booking-flow.test.js</w:t>
       </w:r>
       <w:r>
-        <w:t xml:space="preserve">.</w:t>
+        <w:t xml:space="preserve">. Los cambios del 21 de octubre de 2026 (el token de una sesión cerrada, el cierre de reservas vencidas y el comprobante de máximo 2 MB) todavía no tienen caso funcional propio; los cubren las pruebas automatizadas de la Tabla 5 (brecha 7 de la Tabla 8).</w:t>
       </w:r>
     </w:p>
     <w:p>
@@ -10119,7 +10408,7 @@
         <w:pStyle w:val="FirstParagraph"/>
       </w:pPr>
       <w:r>
-        <w:t xml:space="preserve">De los 41 requisitos del SRS v7.6, 38 tienen caso funcional y 39 una prueba automatizada relacionada; RF-032 y RF-034 solo tienen caso funcional, y RF-017, RF-023 y RF-025 solo prueba automatizada.</w:t>
+        <w:t xml:space="preserve">De los 41 requisitos del SRS v7.7, 38 tienen caso funcional y 39 una prueba automatizada relacionada; RF-032 y RF-034 solo tienen caso funcional, y RF-017, RF-023 y RF-025 solo prueba automatizada.</w:t>
       </w:r>
     </w:p>
     <w:p>
@@ -10849,6 +11138,24 @@
               </w:rPr>
               <w:t xml:space="preserve">POST /users/me/deactivate</w:t>
             </w:r>
+            <w:r>
+              <w:t xml:space="preserve">,</w:t>
+            </w:r>
+            <w:r>
+              <w:t xml:space="preserve"> </w:t>
+            </w:r>
+            <w:r>
+              <w:rPr>
+                <w:rStyle w:val="VerbatimChar"/>
+              </w:rPr>
+              <w:t xml:space="preserve">GET /auth/session</w:t>
+            </w:r>
+            <w:r>
+              <w:t xml:space="preserve"> </w:t>
+            </w:r>
+            <w:r>
+              <w:t xml:space="preserve">(gateway)</w:t>
+            </w:r>
           </w:p>
         </w:tc>
         <w:tc>
@@ -10911,6 +11218,54 @@
                 <w:rStyle w:val="VerbatimChar"/>
               </w:rPr>
               <w:t xml:space="preserve">AuthenticationServiceTest</w:t>
+            </w:r>
+            <w:r>
+              <w:t xml:space="preserve">,</w:t>
+            </w:r>
+            <w:r>
+              <w:t xml:space="preserve"> </w:t>
+            </w:r>
+            <w:r>
+              <w:rPr>
+                <w:rStyle w:val="VerbatimChar"/>
+              </w:rPr>
+              <w:t xml:space="preserve">ApiSecurityWebTest</w:t>
+            </w:r>
+            <w:r>
+              <w:t xml:space="preserve"> </w:t>
+            </w:r>
+            <w:r>
+              <w:t xml:space="preserve">y</w:t>
+            </w:r>
+            <w:r>
+              <w:t xml:space="preserve"> </w:t>
+            </w:r>
+            <w:r>
+              <w:rPr>
+                <w:rStyle w:val="VerbatimChar"/>
+              </w:rPr>
+              <w:t xml:space="preserve">SessionCheckFilterTest</w:t>
+            </w:r>
+            <w:r>
+              <w:t xml:space="preserve"> </w:t>
+            </w:r>
+            <w:r>
+              <w:t xml:space="preserve">(token de una sesión cerrada),</w:t>
+            </w:r>
+            <w:r>
+              <w:t xml:space="preserve"> </w:t>
+            </w:r>
+            <w:r>
+              <w:rPr>
+                <w:rStyle w:val="VerbatimChar"/>
+              </w:rPr>
+              <w:t xml:space="preserve">auth.spec.ts</w:t>
+            </w:r>
+            <w:r>
+              <w:t xml:space="preserve"> </w:t>
+            </w:r>
+            <w:r>
+              <w:t xml:space="preserve">(pestañas)</w:t>
             </w:r>
           </w:p>
         </w:tc>
@@ -11114,6 +11469,24 @@
               </w:rPr>
               <w:t xml:space="preserve">RolePermissionAdministrationServiceTest</w:t>
             </w:r>
+            <w:r>
+              <w:t xml:space="preserve">,</w:t>
+            </w:r>
+            <w:r>
+              <w:t xml:space="preserve"> </w:t>
+            </w:r>
+            <w:r>
+              <w:rPr>
+                <w:rStyle w:val="VerbatimChar"/>
+              </w:rPr>
+              <w:t xml:space="preserve">management.spec.ts</w:t>
+            </w:r>
+            <w:r>
+              <w:t xml:space="preserve"> </w:t>
+            </w:r>
+            <w:r>
+              <w:t xml:space="preserve">(roles fijos)</w:t>
+            </w:r>
           </w:p>
         </w:tc>
       </w:tr>
@@ -11921,6 +12294,30 @@
               </w:rPr>
               <w:t xml:space="preserve">PATCH /admin/bookings/{id}/status</w:t>
             </w:r>
+            <w:r>
+              <w:t xml:space="preserve">,</w:t>
+            </w:r>
+            <w:r>
+              <w:t xml:space="preserve"> </w:t>
+            </w:r>
+            <w:r>
+              <w:rPr>
+                <w:rStyle w:val="VerbatimChar"/>
+              </w:rPr>
+              <w:t xml:space="preserve">GET /admin/assignments/to-close</w:t>
+            </w:r>
+            <w:r>
+              <w:t xml:space="preserve">,</w:t>
+            </w:r>
+            <w:r>
+              <w:t xml:space="preserve"> </w:t>
+            </w:r>
+            <w:r>
+              <w:rPr>
+                <w:rStyle w:val="VerbatimChar"/>
+              </w:rPr>
+              <w:t xml:space="preserve">POST /admin/assignments/{bookingId}/attended</w:t>
+            </w:r>
           </w:p>
         </w:tc>
         <w:tc>
@@ -11935,6 +12332,24 @@
               </w:rPr>
               <w:t xml:space="preserve">/admin/reservations</w:t>
             </w:r>
+            <w:r>
+              <w:t xml:space="preserve">,</w:t>
+            </w:r>
+            <w:r>
+              <w:t xml:space="preserve"> </w:t>
+            </w:r>
+            <w:r>
+              <w:rPr>
+                <w:rStyle w:val="VerbatimChar"/>
+              </w:rPr>
+              <w:t xml:space="preserve">/admin</w:t>
+            </w:r>
+            <w:r>
+              <w:t xml:space="preserve"> </w:t>
+            </w:r>
+            <w:r>
+              <w:t xml:space="preserve">("Por cerrar")</w:t>
+            </w:r>
           </w:p>
         </w:tc>
         <w:tc>
@@ -11971,6 +12386,57 @@
                 <w:rStyle w:val="VerbatimChar"/>
               </w:rPr>
               <w:t xml:space="preserve">BookingServiceTest</w:t>
+            </w:r>
+            <w:r>
+              <w:t xml:space="preserve"> </w:t>
+            </w:r>
+            <w:r>
+              <w:t xml:space="preserve">(incluidas la cancelación de las programadas vencidas y la ruta interna de no asistió),</w:t>
+            </w:r>
+            <w:r>
+              <w:t xml:space="preserve"> </w:t>
+            </w:r>
+            <w:r>
+              <w:rPr>
+                <w:rStyle w:val="VerbatimChar"/>
+              </w:rPr>
+              <w:t xml:space="preserve">BookingApiWebTest</w:t>
+            </w:r>
+            <w:r>
+              <w:t xml:space="preserve">,</w:t>
+            </w:r>
+            <w:r>
+              <w:t xml:space="preserve"> </w:t>
+            </w:r>
+            <w:r>
+              <w:rPr>
+                <w:rStyle w:val="VerbatimChar"/>
+              </w:rPr>
+              <w:t xml:space="preserve">FollowUpPolicyTest</w:t>
+            </w:r>
+            <w:r>
+              <w:t xml:space="preserve">,</w:t>
+            </w:r>
+            <w:r>
+              <w:t xml:space="preserve"> </w:t>
+            </w:r>
+            <w:r>
+              <w:rPr>
+                <w:rStyle w:val="VerbatimChar"/>
+              </w:rPr>
+              <w:t xml:space="preserve">FollowUpServiceTest</w:t>
+            </w:r>
+            <w:r>
+              <w:t xml:space="preserve">,</w:t>
+            </w:r>
+            <w:r>
+              <w:t xml:space="preserve"> </w:t>
+            </w:r>
+            <w:r>
+              <w:rPr>
+                <w:rStyle w:val="VerbatimChar"/>
+              </w:rPr>
+              <w:t xml:space="preserve">reservations-store.spec.ts</w:t>
             </w:r>
           </w:p>
         </w:tc>
@@ -12195,6 +12661,21 @@
               </w:rPr>
               <w:t xml:space="preserve">OperationsServiceTest</w:t>
             </w:r>
+            <w:r>
+              <w:t xml:space="preserve"> </w:t>
+            </w:r>
+            <w:r>
+              <w:t xml:space="preserve">(candado de asignaciones y regla de reservas sin operario),</w:t>
+            </w:r>
+            <w:r>
+              <w:t xml:space="preserve"> </w:t>
+            </w:r>
+            <w:r>
+              <w:rPr>
+                <w:rStyle w:val="VerbatimChar"/>
+              </w:rPr>
+              <w:t xml:space="preserve">reservations-store.spec.ts</w:t>
+            </w:r>
           </w:p>
         </w:tc>
       </w:tr>
@@ -13137,7 +13618,10 @@
               <w:t xml:space="preserve">PaymentTests</w:t>
             </w:r>
             <w:r>
-              <w:t xml:space="preserve">,</w:t>
+              <w:t xml:space="preserve"> </w:t>
+            </w:r>
+            <w:r>
+              <w:t xml:space="preserve">(comprobante de máximo 2 MB),</w:t>
             </w:r>
             <w:r>
               <w:t xml:space="preserve"> </w:t>
@@ -14074,6 +14558,24 @@
                 <w:rStyle w:val="VerbatimChar"/>
               </w:rPr>
               <w:t xml:space="preserve">TeamSummaryCalculatorTest</w:t>
+            </w:r>
+            <w:r>
+              <w:t xml:space="preserve">,</w:t>
+            </w:r>
+            <w:r>
+              <w:t xml:space="preserve"> </w:t>
+            </w:r>
+            <w:r>
+              <w:rPr>
+                <w:rStyle w:val="VerbatimChar"/>
+              </w:rPr>
+              <w:t xml:space="preserve">reports.spec.ts</w:t>
+            </w:r>
+            <w:r>
+              <w:t xml:space="preserve"> </w:t>
+            </w:r>
+            <w:r>
+              <w:t xml:space="preserve">(solo cuentan las reservas completadas)</w:t>
             </w:r>
           </w:p>
         </w:tc>
@@ -14528,7 +15030,7 @@
               <w:pStyle w:val="Compact"/>
             </w:pPr>
             <w:r>
-              <w:t xml:space="preserve">La mayoría de las 43 pruebas de la web solo verifican que el componente se crea</w:t>
+              <w:t xml:space="preserve">Muchas de las 62 pruebas de la web solo verifican que el componente se crea; las 19 agregadas el 21 de octubre de 2026 ya prueban reglas reales (sesión entre pestañas, reservas sin operario, "Por cerrar", roles fijos y reportes)</w:t>
             </w:r>
           </w:p>
         </w:tc>
@@ -14593,7 +15095,7 @@
               <w:pStyle w:val="Compact"/>
             </w:pPr>
             <w:r>
-              <w:t xml:space="preserve">Las 7 pruebas de persistencia de payment necesitan una base migrada y se omiten sin ella; el 19 de octubre se corrieron contra</w:t>
+              <w:t xml:space="preserve">Las 7 pruebas de persistencia de payment necesitan una base migrada y se omiten sin ella; el 19 y el 21 de octubre se corrieron contra</w:t>
             </w:r>
             <w:r>
               <w:t xml:space="preserve"> </w:t>
@@ -14655,7 +15157,16 @@
               <w:pStyle w:val="Compact"/>
             </w:pPr>
             <w:r>
-              <w:t xml:space="preserve">De RF-023 (reportes) solo se prueban las métricas del operario y el resumen del equipo; la exportación PDF/Excel no tiene prueba</w:t>
+              <w:t xml:space="preserve">De RF-023 (reportes) se prueban las métricas del operario, el resumen del equipo y, desde el 21 de octubre de 2026, que solo cuenten las reservas completadas (</w:t>
+            </w:r>
+            <w:r>
+              <w:rPr>
+                <w:rStyle w:val="VerbatimChar"/>
+              </w:rPr>
+              <w:t xml:space="preserve">reports.spec.ts</w:t>
+            </w:r>
+            <w:r>
+              <w:t xml:space="preserve">); la exportación PDF/Excel no tiene prueba</w:t>
             </w:r>
           </w:p>
         </w:tc>
@@ -14767,6 +15278,56 @@
             </w:pPr>
             <w:r>
               <w:t xml:space="preserve">Cerrada el 19 de octubre de 2026 con los casos CP-34 a CP-41</w:t>
+            </w:r>
+          </w:p>
+        </w:tc>
+      </w:tr>
+      <w:tr>
+        <w:tc>
+          <w:tcPr/>
+          <w:p>
+            <w:pPr>
+              <w:pStyle w:val="Compact"/>
+            </w:pPr>
+            <w:r>
+              <w:t xml:space="preserve">7</w:t>
+            </w:r>
+          </w:p>
+        </w:tc>
+        <w:tc>
+          <w:tcPr/>
+          <w:p>
+            <w:pPr>
+              <w:pStyle w:val="Compact"/>
+            </w:pPr>
+            <w:r>
+              <w:t xml:space="preserve">Los cambios del 21 de octubre de 2026 (el token de una sesión cerrada deja de servir, las reservas que terminaron y nadie cerró con la lista "Por cerrar", el comprobante de más de 2 MB y el efectivo que solo aparece con su cuenta activa) no tienen caso funcional propio; los cubren pruebas automatizadas, salvo el efectivo, las 19 de punta a punta se ejecutaron con el chequeo de sesión activo y "Por cerrar" se comprobó en vivo en la web y en la app móvil</w:t>
+            </w:r>
+          </w:p>
+        </w:tc>
+        <w:tc>
+          <w:tcPr/>
+          <w:p>
+            <w:pPr>
+              <w:pStyle w:val="Compact"/>
+            </w:pPr>
+            <w:r>
+              <w:t xml:space="preserve">Agregar esos casos funcionales y ejecutarlos con el sistema completo; agregar una prueba de</w:t>
+            </w:r>
+            <w:r>
+              <w:t xml:space="preserve"> </w:t>
+            </w:r>
+            <w:r>
+              <w:rPr>
+                <w:rStyle w:val="VerbatimChar"/>
+              </w:rPr>
+              <w:t xml:space="preserve">PaymentAccountService</w:t>
+            </w:r>
+            <w:r>
+              <w:t xml:space="preserve"> </w:t>
+            </w:r>
+            <w:r>
+              <w:t xml:space="preserve">para la cuenta de efectivo</w:t>
             </w:r>
           </w:p>
         </w:tc>
@@ -15398,6 +15959,152 @@
           </w:p>
         </w:tc>
       </w:tr>
+      <w:tr>
+        <w:tc>
+          <w:tcPr/>
+          <w:p>
+            <w:pPr>
+              <w:pStyle w:val="Compact"/>
+            </w:pPr>
+            <w:r>
+              <w:t xml:space="preserve">11</w:t>
+            </w:r>
+          </w:p>
+        </w:tc>
+        <w:tc>
+          <w:tcPr/>
+          <w:p>
+            <w:pPr>
+              <w:pStyle w:val="Compact"/>
+            </w:pPr>
+            <w:r>
+              <w:t xml:space="preserve">La primera versión del cierre automático (21 de octubre) dejaba en No asistió toda reserva confirmada que nadie inició una hora después de su fin; si el operario lavó el carro y olvidó darle "Iniciar", el historial, los reportes y las métricas registraban que el cliente no vino, y No asistió es definitivo</w:t>
+            </w:r>
+          </w:p>
+        </w:tc>
+        <w:tc>
+          <w:tcPr/>
+          <w:p>
+            <w:pPr>
+              <w:pStyle w:val="Compact"/>
+            </w:pPr>
+            <w:r>
+              <w:t xml:space="preserve">Revisión del equipo del 21 de octubre de 2026;</w:t>
+            </w:r>
+            <w:r>
+              <w:t xml:space="preserve"> </w:t>
+            </w:r>
+            <w:r>
+              <w:rPr>
+                <w:rStyle w:val="VerbatimChar"/>
+              </w:rPr>
+              <w:t xml:space="preserve">ExpiredBookingsJob</w:t>
+            </w:r>
+            <w:r>
+              <w:t xml:space="preserve"> </w:t>
+            </w:r>
+            <w:r>
+              <w:t xml:space="preserve">y</w:t>
+            </w:r>
+            <w:r>
+              <w:t xml:space="preserve"> </w:t>
+            </w:r>
+            <w:r>
+              <w:rPr>
+                <w:rStyle w:val="VerbatimChar"/>
+              </w:rPr>
+              <w:t xml:space="preserve">Booking.expire</w:t>
+            </w:r>
+            <w:r>
+              <w:t xml:space="preserve"> </w:t>
+            </w:r>
+            <w:r>
+              <w:t xml:space="preserve">de booking-service</w:t>
+            </w:r>
+          </w:p>
+        </w:tc>
+        <w:tc>
+          <w:tcPr/>
+          <w:p>
+            <w:pPr>
+              <w:pStyle w:val="Compact"/>
+            </w:pPr>
+            <w:r>
+              <w:t xml:space="preserve">Alta</w:t>
+            </w:r>
+          </w:p>
+        </w:tc>
+      </w:tr>
+      <w:tr>
+        <w:tc>
+          <w:tcPr/>
+          <w:p>
+            <w:pPr>
+              <w:pStyle w:val="Compact"/>
+            </w:pPr>
+            <w:r>
+              <w:t xml:space="preserve">12</w:t>
+            </w:r>
+          </w:p>
+        </w:tc>
+        <w:tc>
+          <w:tcPr/>
+          <w:p>
+            <w:pPr>
+              <w:pStyle w:val="Compact"/>
+            </w:pPr>
+            <w:r>
+              <w:t xml:space="preserve">Un campo</w:t>
+            </w:r>
+            <w:r>
+              <w:t xml:space="preserve"> </w:t>
+            </w:r>
+            <w:r>
+              <w:rPr>
+                <w:rStyle w:val="VerbatimChar"/>
+              </w:rPr>
+              <w:t xml:space="preserve">null</w:t>
+            </w:r>
+            <w:r>
+              <w:t xml:space="preserve"> </w:t>
+            </w:r>
+            <w:r>
+              <w:t xml:space="preserve">en el payload de un evento mandaba el mensaje completo a la cola de errores (DLQ) de notification-service y el aviso no se creaba</w:t>
+            </w:r>
+          </w:p>
+        </w:tc>
+        <w:tc>
+          <w:tcPr/>
+          <w:p>
+            <w:pPr>
+              <w:pStyle w:val="Compact"/>
+            </w:pPr>
+            <w:r>
+              <w:rPr>
+                <w:rStyle w:val="VerbatimChar"/>
+              </w:rPr>
+              <w:t xml:space="preserve">DomainEventEnvelope.java</w:t>
+            </w:r>
+            <w:r>
+              <w:t xml:space="preserve"> </w:t>
+            </w:r>
+            <w:r>
+              <w:t xml:space="preserve">de notification-service</w:t>
+            </w:r>
+          </w:p>
+        </w:tc>
+        <w:tc>
+          <w:tcPr/>
+          <w:p>
+            <w:pPr>
+              <w:pStyle w:val="Compact"/>
+            </w:pPr>
+            <w:r>
+              <w:t xml:space="preserve">Media</w:t>
+            </w:r>
+          </w:p>
+        </w:tc>
+      </w:tr>
     </w:tbl>
     <w:p>
       <w:pPr>
@@ -15430,7 +16137,58 @@
         <w:t xml:space="preserve"> </w:t>
       </w:r>
       <w:r>
-        <w:t xml:space="preserve">de la web y de la app; el 8 y el 9 se volvieron a medir sin desbordes (Tabla 5c).</w:t>
+        <w:t xml:space="preserve">de la web y de la app; el 8 y el 9 se volvieron a medir sin desbordes (Tabla 5c). Los defectos 11 y 12 se corrigieron la noche del 21 de octubre de 2026: el sistema ya solo cancela la reserva programada que venció sin confirmarse y deja en No asistió la confirmada que nunca tuvo operario; la que tenía operario pasa a "Por cerrar" para que el administrador decida (11,</w:t>
+      </w:r>
+      <w:r>
+        <w:t xml:space="preserve"> </w:t>
+      </w:r>
+      <w:r>
+        <w:rPr>
+          <w:rStyle w:val="VerbatimChar"/>
+        </w:rPr>
+        <w:t xml:space="preserve">FollowUpPolicyTest</w:t>
+      </w:r>
+      <w:r>
+        <w:t xml:space="preserve">,</w:t>
+      </w:r>
+      <w:r>
+        <w:t xml:space="preserve"> </w:t>
+      </w:r>
+      <w:r>
+        <w:rPr>
+          <w:rStyle w:val="VerbatimChar"/>
+        </w:rPr>
+        <w:t xml:space="preserve">FollowUpServiceTest</w:t>
+      </w:r>
+      <w:r>
+        <w:t xml:space="preserve">); y el campo</w:t>
+      </w:r>
+      <w:r>
+        <w:t xml:space="preserve"> </w:t>
+      </w:r>
+      <w:r>
+        <w:rPr>
+          <w:rStyle w:val="VerbatimChar"/>
+        </w:rPr>
+        <w:t xml:space="preserve">null</w:t>
+      </w:r>
+      <w:r>
+        <w:t xml:space="preserve"> </w:t>
+      </w:r>
+      <w:r>
+        <w:t xml:space="preserve">se ignora (12,</w:t>
+      </w:r>
+      <w:r>
+        <w:t xml:space="preserve"> </w:t>
+      </w:r>
+      <w:r>
+        <w:rPr>
+          <w:rStyle w:val="VerbatimChar"/>
+        </w:rPr>
+        <w:t xml:space="preserve">DomainEventEnvelopeTest</w:t>
+      </w:r>
+      <w:r>
+        <w:t xml:space="preserve">).</w:t>
       </w:r>
     </w:p>
     <w:p>

--- a/06_DOCUMENTACION_DE_PRUEBAS/ES/WORD/06_Documentacion_De_Pruebas.docx
+++ b/06_DOCUMENTACION_DE_PRUEBAS/ES/WORD/06_Documentacion_De_Pruebas.docx
@@ -2,7 +2,7 @@
 <file path=word/document.xml><?xml version="1.0" encoding="utf-8"?>
 <w:document xmlns:w="http://schemas.openxmlformats.org/wordprocessingml/2006/main" xmlns:m="http://schemas.openxmlformats.org/officeDocument/2006/math" xmlns:r="http://schemas.openxmlformats.org/officeDocument/2006/relationships" xmlns:o="urn:schemas-microsoft-com:office:office" xmlns:v="urn:schemas-microsoft-com:vml" xmlns:w10="urn:schemas-microsoft-com:office:word" xmlns:a="http://schemas.openxmlformats.org/drawingml/2006/main" xmlns:pic="http://schemas.openxmlformats.org/drawingml/2006/picture" xmlns:wp="http://schemas.openxmlformats.org/drawingml/2006/wordprocessingDrawing">
   <w:body>
-    <w:bookmarkStart w:id="59" w:name="X8d0b057f91c441bfac4fd88a93fbda8fc40315f"/>
+    <w:bookmarkStart w:id="50" w:name="X8d0b057f91c441bfac4fd88a93fbda8fc40315f"/>
     <w:p>
       <w:pPr>
         <w:pStyle w:val="Heading1"/>
@@ -11,7 +11,7 @@
         <w:t xml:space="preserve">Documentación de Pruebas — Sistema de Lavado Vehicular</w:t>
       </w:r>
     </w:p>
-    <w:bookmarkStart w:id="20" w:name="portada"/>
+    <w:bookmarkStart w:id="9" w:name="portada"/>
     <w:p>
       <w:pPr>
         <w:pStyle w:val="Heading2"/>
@@ -268,7 +268,7 @@
               <w:pStyle w:val="Compact"/>
             </w:pPr>
             <w:r>
-              <w:t xml:space="preserve">21 de octubre de 2026</w:t>
+              <w:t xml:space="preserve">26 de octubre de 2026</w:t>
             </w:r>
           </w:p>
         </w:tc>
@@ -279,7 +279,7 @@
         <w:pStyle w:val="BodyText"/>
       </w:pPr>
       <w:r>
-        <w:t xml:space="preserve">Este documento reúne el plan de pruebas, el inventario de pruebas automatizadas que existen en los repositorios, sus resultados reales al ejecutarlas el 19 de octubre de 2026 (incluidas las pruebas de punta a punta, de rendimiento y de diseño adaptable contra el sistema completo) y otra vez el 21 de octubre, y los 42 casos de prueba funcionales, ejecutados el 19 de octubre, trazados a los requisitos del SRS v7.7 (</w:t>
+        <w:t xml:space="preserve">Este documento reúne el plan de pruebas, el inventario de pruebas automatizadas que existen en los repositorios, sus resultados reales al ejecutarlas el 19 de octubre de 2026 (incluidas las pruebas de punta a punta, de rendimiento y de diseño adaptable contra el sistema completo) y otra vez el 21 de octubre, y los 42 casos de prueba funcionales, ejecutados el 19 de octubre, trazados a los requisitos del SRS v8.0 (</w:t>
       </w:r>
       <w:r>
         <w:rPr>
@@ -288,11 +288,59 @@
         <w:t xml:space="preserve">lavarapido-docs/01_INFORME_DE_ESPECIFICACION_DE_REQUISITOS</w:t>
       </w:r>
       <w:r>
-        <w:t xml:space="preserve">). El 20 de octubre de 2026 se ajustaron el inventario, el caso CP-42 y la matriz de trazabilidad porque el cambio de rol de una cuenta se revirtió en el código ese día, y la redacción de CP-10 porque el cliente cancela sin escribir motivo. El 21 de octubre de 2026 se registraron dos ejecuciones de las pruebas automatizadas y de las 19 de punta a punta: la de la madrugada (689 pruebas, todas aprobadas) y la de la noche (707, todas aprobadas), que es la más reciente. Recogen los cambios de ese día: el token de una sesión cerrada deja de servir, la asignación de operarios usa un candado, el comprobante tiene un máximo de 2 MB y, para las reservas que terminaron y nadie cerró, el sistema solo cancela la programada que venció sin confirmarse y deja en "No asistió" la confirmada que nunca tuvo operario; la que tenía operario pasa a la lista "Por cerrar" del administrador. La estructura sigue la norma ISO/IEC/IEEE 29119-3 de documentación de pruebas (International Organization for Standardization [ISO], 2021). Ningún resultado de este documento es supuesto.</w:t>
+        <w:t xml:space="preserve">, el SRS vigente;</w:t>
+      </w:r>
+      <w:r>
+        <w:t xml:space="preserve"> </w:t>
+      </w:r>
+      <w:r>
+        <w:rPr>
+          <w:i/>
+          <w:iCs/>
+        </w:rPr>
+        <w:t xml:space="preserve">SRS_V4.docx</w:t>
+      </w:r>
+      <w:r>
+        <w:t xml:space="preserve"> </w:t>
+      </w:r>
+      <w:r>
+        <w:t xml:space="preserve">es la versión anterior del 8 de octubre). El 24 de octubre de 2026, después de fusionar a</w:t>
+      </w:r>
+      <w:r>
+        <w:t xml:space="preserve"> </w:t>
+      </w:r>
+      <w:r>
+        <w:rPr>
+          <w:i/>
+          <w:iCs/>
+        </w:rPr>
+        <w:t xml:space="preserve">develop</w:t>
+      </w:r>
+      <w:r>
+        <w:t xml:space="preserve"> </w:t>
+      </w:r>
+      <w:r>
+        <w:t xml:space="preserve">128 ramas de correcciones y desplegarlas en el servidor público, se actualizaron otra vez el inventario (Tabla 4), los resultados del último CI (sección 3.3, Tabla 5d), la matriz de trazabilidad (ocho requisitos pasan a Implementado) y las brechas (Tabla 8); ese mismo día se agregó a la brecha 9 la migración 048 de notification, que corrigió lo que la prueba en vivo encontró en la 047. El 26 de octubre de 2026 se agregaron las pruebas en vivo del pago al reservar, en local y en producción, con las dos fallas simuladas (sección 3.4, Tabla 5e), el conteo nuevo de pruebas de booking, payment, la web y la app móvil (Tabla 5f), el defecto 13 (Tabla 9) y las brechas 9 y 10 (Tabla 8). El 23 de octubre de 2026 se actualizaron el inventario (Tabla 2), los resultados del último CI de</w:t>
+      </w:r>
+      <w:r>
+        <w:t xml:space="preserve"> </w:t>
+      </w:r>
+      <w:r>
+        <w:rPr>
+          <w:i/>
+          <w:iCs/>
+        </w:rPr>
+        <w:t xml:space="preserve">develop</w:t>
+      </w:r>
+      <w:r>
+        <w:t xml:space="preserve"> </w:t>
+      </w:r>
+      <w:r>
+        <w:t xml:space="preserve">(sección 3.3, Tabla 5d) y la matriz de trazabilidad, que ahora marca como parciales los requisitos que la revisión de ese día encontró incompletos. El 20 de octubre de 2026 se ajustaron el inventario, el caso CP-42 y la matriz de trazabilidad porque el cambio de rol de una cuenta se revirtió en el código ese día, y la redacción de CP-10 porque el cliente cancela sin escribir motivo. El 21 de octubre de 2026 se registraron dos ejecuciones de las pruebas automatizadas y de las 19 de punta a punta: la de la madrugada (689 pruebas, todas aprobadas) y la de la noche (707, todas aprobadas), que es la más reciente. Recogen los cambios de ese día: el token de una sesión cerrada deja de servir, la asignación de operarios usa un candado, el comprobante tiene un máximo de 2 MB y, para las reservas que terminaron y nadie cerró, el sistema solo cancela la programada que venció sin confirmarse y deja en "No asistió" la confirmada que nunca tuvo operario; la que tenía operario pasa a la lista "Por cerrar" del administrador. La estructura sigue la norma ISO/IEC/IEEE 29119-3 de documentación de pruebas (International Organization for Standardization [ISO], 2021). Ningún resultado de este documento es supuesto.</w:t>
       </w:r>
     </w:p>
-    <w:bookmarkEnd w:id="20"/>
-    <w:bookmarkStart w:id="25" w:name="X239b4e03646614fb0d20ab35c7716b575f86166"/>
+    <w:bookmarkEnd w:id="9"/>
+    <w:bookmarkStart w:id="14" w:name="X239b4e03646614fb0d20ab35c7716b575f86166"/>
     <w:p>
       <w:pPr>
         <w:pStyle w:val="Heading2"/>
@@ -301,7 +349,7 @@
         <w:t xml:space="preserve">1. Plan de pruebas</w:t>
       </w:r>
     </w:p>
-    <w:bookmarkStart w:id="21" w:name="X28ee9ae3633df832d464340fd9c66ddade43d18"/>
+    <w:bookmarkStart w:id="10" w:name="X28ee9ae3633df832d464340fd9c66ddade43d18"/>
     <w:p>
       <w:pPr>
         <w:pStyle w:val="Heading3"/>
@@ -330,8 +378,8 @@
         <w:t xml:space="preserve">. Quedan fuera las pruebas de seguridad ofensiva; la carga se revisa solo con la medición de tiempos de respuesta de RNF-001.</w:t>
       </w:r>
     </w:p>
-    <w:bookmarkEnd w:id="21"/>
-    <w:bookmarkStart w:id="22" w:name="X1c1d8406de68620d7bb2d5b13de8d4e3e88a30b"/>
+    <w:bookmarkEnd w:id="10"/>
+    <w:bookmarkStart w:id="11" w:name="X1c1d8406de68620d7bb2d5b13de8d4e3e88a30b"/>
     <w:p>
       <w:pPr>
         <w:pStyle w:val="Heading3"/>
@@ -1001,8 +1049,8 @@
         <w:t xml:space="preserve">Herramientas documentadas en JUnit (s.f.), xUnit.net (s.f.) y Vitest (s.f.).</w:t>
       </w:r>
     </w:p>
-    <w:bookmarkEnd w:id="22"/>
-    <w:bookmarkStart w:id="23" w:name="X52cc78313d8b352435895d1a270a1ed6b949252"/>
+    <w:bookmarkEnd w:id="11"/>
+    <w:bookmarkStart w:id="12" w:name="X52cc78313d8b352435895d1a270a1ed6b949252"/>
     <w:p>
       <w:pPr>
         <w:pStyle w:val="Heading3"/>
@@ -1301,8 +1349,8 @@
         </w:tc>
       </w:tr>
     </w:tbl>
-    <w:bookmarkEnd w:id="23"/>
-    <w:bookmarkStart w:id="24" w:name="Xe303d1e168c769a9e6ba497283140e758e715db"/>
+    <w:bookmarkEnd w:id="12"/>
+    <w:bookmarkStart w:id="13" w:name="Xe303d1e168c769a9e6ba497283140e758e715db"/>
     <w:p>
       <w:pPr>
         <w:pStyle w:val="Heading3"/>
@@ -1399,9 +1447,9 @@
         <w:t xml:space="preserve">se acepta la versión si las suites automatizadas pasan y los casos funcionales de prioridad alta están aprobados.</w:t>
       </w:r>
     </w:p>
-    <w:bookmarkEnd w:id="24"/>
-    <w:bookmarkEnd w:id="25"/>
-    <w:bookmarkStart w:id="26" w:name="X98d60ae777591e5fdc347cac6b0ad238a0802e1"/>
+    <w:bookmarkEnd w:id="13"/>
+    <w:bookmarkEnd w:id="14"/>
+    <w:bookmarkStart w:id="15" w:name="X98d60ae777591e5fdc347cac6b0ad238a0802e1"/>
     <w:p>
       <w:pPr>
         <w:pStyle w:val="Heading2"/>
@@ -1415,7 +1463,36 @@
         <w:pStyle w:val="FirstParagraph"/>
       </w:pPr>
       <w:r>
-        <w:t xml:space="preserve">Al 21 de octubre de 2026 (noche) los repositorios tienen 602 métodos de prueba: 540 en el backend y 62 en la web. La app móvil no tiene pruebas automatizadas; se revisa con la compilación de TypeScript y el recorrido de pantallas (sección 3.2).</w:t>
+        <w:t xml:space="preserve">Al 24 de octubre de 2026 (rama</w:t>
+      </w:r>
+      <w:r>
+        <w:t xml:space="preserve"> </w:t>
+      </w:r>
+      <w:r>
+        <w:rPr>
+          <w:i/>
+          <w:iCs/>
+        </w:rPr>
+        <w:t xml:space="preserve">develop</w:t>
+      </w:r>
+      <w:r>
+        <w:t xml:space="preserve">) los repositorios tienen 1 036 métodos de prueba: 759 en el backend, 204 en la web (212 casos al ejecutarse, porque algunos se repiten con varios datos) y 73 en la app móvil (el 23 de octubre eran 735: 576, 146 y 13; el 21 de octubre, 602). La app móvil tiene pruebas con</w:t>
+      </w:r>
+      <w:r>
+        <w:t xml:space="preserve"> </w:t>
+      </w:r>
+      <w:r>
+        <w:rPr>
+          <w:i/>
+          <w:iCs/>
+        </w:rPr>
+        <w:t xml:space="preserve">jest-expo</w:t>
+      </w:r>
+      <w:r>
+        <w:t xml:space="preserve"> </w:t>
+      </w:r>
+      <w:r>
+        <w:t xml:space="preserve">desde el 23 de octubre; además se revisa con la compilación de TypeScript y el recorrido de pantallas (sección 3.2).</w:t>
       </w:r>
     </w:p>
     <w:p>
@@ -1640,18 +1717,18 @@
               <w:pStyle w:val="Compact"/>
             </w:pPr>
             <w:r>
-              <w:t xml:space="preserve">2</w:t>
-            </w:r>
-          </w:p>
-        </w:tc>
-        <w:tc>
-          <w:tcPr/>
-          <w:p>
-            <w:pPr>
-              <w:pStyle w:val="Compact"/>
-            </w:pPr>
-            <w:r>
-              <w:t xml:space="preserve">14</w:t>
+              <w:t xml:space="preserve">6</w:t>
+            </w:r>
+          </w:p>
+        </w:tc>
+        <w:tc>
+          <w:tcPr/>
+          <w:p>
+            <w:pPr>
+              <w:pStyle w:val="Compact"/>
+            </w:pPr>
+            <w:r>
+              <w:t xml:space="preserve">38</w:t>
             </w:r>
           </w:p>
         </w:tc>
@@ -1701,13 +1778,119 @@
               <w:t xml:space="preserve">GatewayRoutesTest</w:t>
             </w:r>
             <w:r>
-              <w:t xml:space="preserve">); chequeo de sesión: el token de una sesión cerrada no pasa, la respuesta se guarda por token, el logout la borra, si security-service falla la petición sigue y las rutas públicas no se revisan (</w:t>
+              <w:t xml:space="preserve">); chequeo de sesión con cualquier esquema (</w:t>
+            </w:r>
+            <w:r>
+              <w:rPr>
+                <w:i/>
+                <w:iCs/>
+              </w:rPr>
+              <w:t xml:space="preserve">bearer</w:t>
+            </w:r>
+            <w:r>
+              <w:t xml:space="preserve">,</w:t>
+            </w:r>
+            <w:r>
+              <w:t xml:space="preserve"> </w:t>
+            </w:r>
+            <w:r>
+              <w:rPr>
+                <w:i/>
+                <w:iCs/>
+              </w:rPr>
+              <w:t xml:space="preserve">Bearer</w:t>
+            </w:r>
+            <w:r>
+              <w:t xml:space="preserve">,</w:t>
+            </w:r>
+            <w:r>
+              <w:t xml:space="preserve"> </w:t>
+            </w:r>
+            <w:r>
+              <w:rPr>
+                <w:i/>
+                <w:iCs/>
+              </w:rPr>
+              <w:t xml:space="preserve">BEARER</w:t>
+            </w:r>
+            <w:r>
+              <w:t xml:space="preserve">,</w:t>
+            </w:r>
+            <w:r>
+              <w:t xml:space="preserve"> </w:t>
+            </w:r>
+            <w:r>
+              <w:rPr>
+                <w:i/>
+                <w:iCs/>
+              </w:rPr>
+              <w:t xml:space="preserve">Basic</w:t>
+            </w:r>
+            <w:r>
+              <w:t xml:space="preserve">), la respuesta se guarda por token y el logout la borra en todas sus variantes (</w:t>
             </w:r>
             <w:r>
               <w:rPr>
                 <w:rStyle w:val="VerbatimChar"/>
               </w:rPr>
               <w:t xml:space="preserve">SessionCheckFilterTest</w:t>
+            </w:r>
+            <w:r>
+              <w:t xml:space="preserve">); límite de 60 peticiones por minuto en</w:t>
+            </w:r>
+            <w:r>
+              <w:t xml:space="preserve"> </w:t>
+            </w:r>
+            <w:r>
+              <w:rPr>
+                <w:rStyle w:val="VerbatimChar"/>
+              </w:rPr>
+              <w:t xml:space="preserve">/auth</w:t>
+            </w:r>
+            <w:r>
+              <w:t xml:space="preserve"> </w:t>
+            </w:r>
+            <w:r>
+              <w:t xml:space="preserve">con la IP real (</w:t>
+            </w:r>
+            <w:r>
+              <w:rPr>
+                <w:rStyle w:val="VerbatimChar"/>
+              </w:rPr>
+              <w:t xml:space="preserve">AuthRateLimitFilterTest</w:t>
+            </w:r>
+            <w:r>
+              <w:t xml:space="preserve">,</w:t>
+            </w:r>
+            <w:r>
+              <w:t xml:space="preserve"> </w:t>
+            </w:r>
+            <w:r>
+              <w:rPr>
+                <w:rStyle w:val="VerbatimChar"/>
+              </w:rPr>
+              <w:t xml:space="preserve">ClientIpResolverTest</w:t>
+            </w:r>
+            <w:r>
+              <w:t xml:space="preserve">,</w:t>
+            </w:r>
+            <w:r>
+              <w:t xml:space="preserve"> </w:t>
+            </w:r>
+            <w:r>
+              <w:rPr>
+                <w:rStyle w:val="VerbatimChar"/>
+              </w:rPr>
+              <w:t xml:space="preserve">GatewayAuthRateLimitTest</w:t>
+            </w:r>
+            <w:r>
+              <w:t xml:space="preserve">) y tiempos de espera de las rutas (</w:t>
+            </w:r>
+            <w:r>
+              <w:rPr>
+                <w:rStyle w:val="VerbatimChar"/>
+              </w:rPr>
+              <w:t xml:space="preserve">GatewayRouteTimeoutTest</w:t>
             </w:r>
             <w:r>
               <w:t xml:space="preserve">)</w:t>
@@ -1734,29 +1917,56 @@
               <w:pStyle w:val="Compact"/>
             </w:pPr>
             <w:r>
-              <w:t xml:space="preserve">17</w:t>
-            </w:r>
-          </w:p>
-        </w:tc>
-        <w:tc>
-          <w:tcPr/>
-          <w:p>
-            <w:pPr>
-              <w:pStyle w:val="Compact"/>
-            </w:pPr>
-            <w:r>
-              <w:t xml:space="preserve">139</w:t>
-            </w:r>
-          </w:p>
-        </w:tc>
-        <w:tc>
-          <w:tcPr/>
-          <w:p>
-            <w:pPr>
-              <w:pStyle w:val="Compact"/>
-            </w:pPr>
-            <w:r>
-              <w:t xml:space="preserve">Registro, login con bloqueo por intentos fallidos, recuperación de contraseña, perfil y dirección, administración de usuarios (incluida la regla de que una cuenta de administrador no se desactiva), roles y permisos, preferencias, objetos valor, política de contraseñas, emisión de JWT, sesiones abiertas y cerradas (el token de una sesión cerrada responde 401) y seguridad HTTP por rol (</w:t>
+              <w:t xml:space="preserve">19</w:t>
+            </w:r>
+          </w:p>
+        </w:tc>
+        <w:tc>
+          <w:tcPr/>
+          <w:p>
+            <w:pPr>
+              <w:pStyle w:val="Compact"/>
+            </w:pPr>
+            <w:r>
+              <w:t xml:space="preserve">168</w:t>
+            </w:r>
+          </w:p>
+        </w:tc>
+        <w:tc>
+          <w:tcPr/>
+          <w:p>
+            <w:pPr>
+              <w:pStyle w:val="Compact"/>
+            </w:pPr>
+            <w:r>
+              <w:t xml:space="preserve">Registro con consentimiento obligatorio (</w:t>
+            </w:r>
+            <w:r>
+              <w:rPr>
+                <w:rStyle w:val="VerbatimChar"/>
+              </w:rPr>
+              <w:t xml:space="preserve">CONSENT_REQUIRED</w:t>
+            </w:r>
+            <w:r>
+              <w:t xml:space="preserve">), login con bloqueo por intentos fallidos, tope de intentos del código de recuperación y de la contraseña actual (</w:t>
+            </w:r>
+            <w:r>
+              <w:rPr>
+                <w:rStyle w:val="VerbatimChar"/>
+              </w:rPr>
+              <w:t xml:space="preserve">TOO_MANY_ATTEMPTS</w:t>
+            </w:r>
+            <w:r>
+              <w:t xml:space="preserve">), contraseñas de hasta 72 bytes, IP del cliente detrás del proxy (</w:t>
+            </w:r>
+            <w:r>
+              <w:rPr>
+                <w:rStyle w:val="VerbatimChar"/>
+              </w:rPr>
+              <w:t xml:space="preserve">ClientIpBehindGatewayTest</w:t>
+            </w:r>
+            <w:r>
+              <w:t xml:space="preserve">), recuperación de contraseña, perfil y dirección, administración de usuarios (incluida la regla de que una cuenta de administrador no se desactiva), roles y permisos, preferencias, objetos valor, política de contraseñas, emisión de JWT, sesiones abiertas y cerradas (el token de una sesión cerrada responde 401) y seguridad HTTP por rol (</w:t>
             </w:r>
             <w:r>
               <w:rPr>
@@ -1789,29 +1999,38 @@
               <w:pStyle w:val="Compact"/>
             </w:pPr>
             <w:r>
-              <w:t xml:space="preserve">6</w:t>
-            </w:r>
-          </w:p>
-        </w:tc>
-        <w:tc>
-          <w:tcPr/>
-          <w:p>
-            <w:pPr>
-              <w:pStyle w:val="Compact"/>
-            </w:pPr>
-            <w:r>
-              <w:t xml:space="preserve">50</w:t>
-            </w:r>
-          </w:p>
-        </w:tc>
-        <w:tc>
-          <w:tcPr/>
-          <w:p>
-            <w:pPr>
-              <w:pStyle w:val="Compact"/>
-            </w:pPr>
-            <w:r>
-              <w:t xml:space="preserve">Cuenta del cliente, placas, CRUD de vehículos, listener de</w:t>
+              <w:t xml:space="preserve">8</w:t>
+            </w:r>
+          </w:p>
+        </w:tc>
+        <w:tc>
+          <w:tcPr/>
+          <w:p>
+            <w:pPr>
+              <w:pStyle w:val="Compact"/>
+            </w:pPr>
+            <w:r>
+              <w:t xml:space="preserve">61</w:t>
+            </w:r>
+          </w:p>
+        </w:tc>
+        <w:tc>
+          <w:tcPr/>
+          <w:p>
+            <w:pPr>
+              <w:pStyle w:val="Compact"/>
+            </w:pPr>
+            <w:r>
+              <w:t xml:space="preserve">Cuenta del cliente, placas (estrictas al crear y toleradas al leer las ya guardadas), CRUD de vehículos, vehículo con reservas activas (</w:t>
+            </w:r>
+            <w:r>
+              <w:rPr>
+                <w:rStyle w:val="VerbatimChar"/>
+              </w:rPr>
+              <w:t xml:space="preserve">VEHICLE_HAS_ACTIVE_BOOKINGS</w:t>
+            </w:r>
+            <w:r>
+              <w:t xml:space="preserve">), rutas solo para clientes, listener de</w:t>
             </w:r>
             <w:r>
               <w:t xml:space="preserve"> </w:t>
@@ -1850,29 +2069,47 @@
               <w:pStyle w:val="Compact"/>
             </w:pPr>
             <w:r>
-              <w:t xml:space="preserve">7</w:t>
-            </w:r>
-          </w:p>
-        </w:tc>
-        <w:tc>
-          <w:tcPr/>
-          <w:p>
-            <w:pPr>
-              <w:pStyle w:val="Compact"/>
-            </w:pPr>
-            <w:r>
-              <w:t xml:space="preserve">50</w:t>
-            </w:r>
-          </w:p>
-        </w:tc>
-        <w:tc>
-          <w:tcPr/>
-          <w:p>
-            <w:pPr>
-              <w:pStyle w:val="Compact"/>
-            </w:pPr>
-            <w:r>
-              <w:t xml:space="preserve">Ciclo de vida de la reserva, cancelación de las programadas que vencieron sin confirmarse, "No asistió" solo para la confirmada vencida que pide operations por la ruta interna, disponibilidad y motivo de una hora no disponible, bahías (</w:t>
+              <w:t xml:space="preserve">14</w:t>
+            </w:r>
+          </w:p>
+        </w:tc>
+        <w:tc>
+          <w:tcPr/>
+          <w:p>
+            <w:pPr>
+              <w:pStyle w:val="Compact"/>
+            </w:pPr>
+            <w:r>
+              <w:t xml:space="preserve">95</w:t>
+            </w:r>
+          </w:p>
+        </w:tc>
+        <w:tc>
+          <w:tcPr/>
+          <w:p>
+            <w:pPr>
+              <w:pStyle w:val="Compact"/>
+            </w:pPr>
+            <w:r>
+              <w:t xml:space="preserve">Reprogramación del cliente sin cambiar servicios (</w:t>
+            </w:r>
+            <w:r>
+              <w:rPr>
+                <w:rStyle w:val="VerbatimChar"/>
+              </w:rPr>
+              <w:t xml:space="preserve">BOOKING_SERVICES_LOCKED</w:t>
+            </w:r>
+            <w:r>
+              <w:t xml:space="preserve">), precio mayor que 0, bloqueo optimista, tarifa congelada por tipo de vehículo, cambios de horario que chocan con reservas (</w:t>
+            </w:r>
+            <w:r>
+              <w:rPr>
+                <w:rStyle w:val="VerbatimChar"/>
+              </w:rPr>
+              <w:t xml:space="preserve">ScheduleServiceTest</w:t>
+            </w:r>
+            <w:r>
+              <w:t xml:space="preserve">), errores de customer reenviados, conteo de reservas activas por vehículo, ciclo de vida de la reserva, cancelación de las programadas que vencieron sin confirmarse, "No asistió" solo para la confirmada vencida que pide operations por la ruta interna, disponibilidad y motivo de una hora no disponible, bahías (</w:t>
             </w:r>
             <w:r>
               <w:rPr>
@@ -1914,29 +2151,38 @@
               <w:pStyle w:val="Compact"/>
             </w:pPr>
             <w:r>
-              <w:t xml:space="preserve">13</w:t>
-            </w:r>
-          </w:p>
-        </w:tc>
-        <w:tc>
-          <w:tcPr/>
-          <w:p>
-            <w:pPr>
-              <w:pStyle w:val="Compact"/>
-            </w:pPr>
-            <w:r>
-              <w:t xml:space="preserve">67</w:t>
-            </w:r>
-          </w:p>
-        </w:tc>
-        <w:tc>
-          <w:tcPr/>
-          <w:p>
-            <w:pPr>
-              <w:pStyle w:val="Compact"/>
-            </w:pPr>
-            <w:r>
-              <w:t xml:space="preserve">Asignación manual y automática (con el candado de asignaciones), una sola regla para las reservas sin operario, reservas que terminaron y nadie cerró y lista "Por cerrar" (</w:t>
+              <w:t xml:space="preserve">20</w:t>
+            </w:r>
+          </w:p>
+        </w:tc>
+        <w:tc>
+          <w:tcPr/>
+          <w:p>
+            <w:pPr>
+              <w:pStyle w:val="Compact"/>
+            </w:pPr>
+            <w:r>
+              <w:t xml:space="preserve">109</w:t>
+            </w:r>
+          </w:p>
+        </w:tc>
+        <w:tc>
+          <w:tcPr/>
+          <w:p>
+            <w:pPr>
+              <w:pStyle w:val="Compact"/>
+            </w:pPr>
+            <w:r>
+              <w:t xml:space="preserve">Iniciar y terminar sin dejar bloqueado al operario si booking falla (OPS-01), candados de fila, ventana de inicio hasta 4 horas después del fin (</w:t>
+            </w:r>
+            <w:r>
+              <w:rPr>
+                <w:rStyle w:val="VerbatimChar"/>
+              </w:rPr>
+              <w:t xml:space="preserve">SERVICE_TOO_LATE</w:t>
+            </w:r>
+            <w:r>
+              <w:t xml:space="preserve">), notas para el operario, reintentos y cola de errores del listener, compartir la inspección sin broker (503), errores de base de datos, asignación manual y automática (con el candado de asignaciones), una sola regla para las reservas sin operario, reservas que terminaron y nadie cerró y lista "Por cerrar" (</w:t>
             </w:r>
             <w:r>
               <w:rPr>
@@ -1981,29 +2227,38 @@
               <w:pStyle w:val="Compact"/>
             </w:pPr>
             <w:r>
-              <w:t xml:space="preserve">13</w:t>
-            </w:r>
-          </w:p>
-        </w:tc>
-        <w:tc>
-          <w:tcPr/>
-          <w:p>
-            <w:pPr>
-              <w:pStyle w:val="Compact"/>
-            </w:pPr>
-            <w:r>
-              <w:t xml:space="preserve">108</w:t>
-            </w:r>
-          </w:p>
-        </w:tc>
-        <w:tc>
-          <w:tcPr/>
-          <w:p>
-            <w:pPr>
-              <w:pStyle w:val="Compact"/>
-            </w:pPr>
-            <w:r>
-              <w:t xml:space="preserve">Casos de uso de notificaciones, fábrica de mensajes por evento, avisos en el idioma de la cuenta, recordatorios, alertas de reservas sin operario, aviso de servicio sin registrar, campos</w:t>
+              <w:t xml:space="preserve">18</w:t>
+            </w:r>
+          </w:p>
+        </w:tc>
+        <w:tc>
+          <w:tcPr/>
+          <w:p>
+            <w:pPr>
+              <w:pStyle w:val="Compact"/>
+            </w:pPr>
+            <w:r>
+              <w:t xml:space="preserve">127</w:t>
+            </w:r>
+          </w:p>
+        </w:tc>
+        <w:tc>
+          <w:tcPr/>
+          <w:p>
+            <w:pPr>
+              <w:pStyle w:val="Compact"/>
+            </w:pPr>
+            <w:r>
+              <w:t xml:space="preserve">Entregas pendientes con reintento (</w:t>
+            </w:r>
+            <w:r>
+              <w:rPr>
+                <w:rStyle w:val="VerbatimChar"/>
+              </w:rPr>
+              <w:t xml:space="preserve">pending_delivery</w:t>
+            </w:r>
+            <w:r>
+              <w:t xml:space="preserve">), recordatorios que se cancelan con IN_PROGRESS, COMPLETED o NO_SHOW, aviso de operario liberado, consulta de administradores con reintento, enlaces y cola de errores, casos de uso de notificaciones, fábrica de mensajes por evento, avisos en el idioma de la cuenta, recordatorios, alertas de reservas sin operario, aviso de servicio sin registrar, campos</w:t>
             </w:r>
             <w:r>
               <w:t xml:space="preserve"> </w:t>
@@ -2051,29 +2306,62 @@
               <w:pStyle w:val="Compact"/>
             </w:pPr>
             <w:r>
-              <w:t xml:space="preserve">9</w:t>
-            </w:r>
-          </w:p>
-        </w:tc>
-        <w:tc>
-          <w:tcPr/>
-          <w:p>
-            <w:pPr>
-              <w:pStyle w:val="Compact"/>
-            </w:pPr>
-            <w:r>
-              <w:t xml:space="preserve">112</w:t>
-            </w:r>
-          </w:p>
-        </w:tc>
-        <w:tc>
-          <w:tcPr/>
-          <w:p>
-            <w:pPr>
-              <w:pStyle w:val="Compact"/>
-            </w:pPr>
-            <w:r>
-              <w:t xml:space="preserve">Pago y comprobante (máximo 2 MB), referencia reutilizada, historial con filtros, promociones, puntos de fidelización, política de pagos, servicios de comandos y consultas, y 7 pruebas de persistencia contra SQL Server</w:t>
+              <w:t xml:space="preserve">14</w:t>
+            </w:r>
+          </w:p>
+        </w:tc>
+        <w:tc>
+          <w:tcPr/>
+          <w:p>
+            <w:pPr>
+              <w:pStyle w:val="Compact"/>
+            </w:pPr>
+            <w:r>
+              <w:t xml:space="preserve">161</w:t>
+            </w:r>
+          </w:p>
+        </w:tc>
+        <w:tc>
+          <w:tcPr/>
+          <w:p>
+            <w:pPr>
+              <w:pStyle w:val="Compact"/>
+            </w:pPr>
+            <w:r>
+              <w:t xml:space="preserve">Monto y cupón del cliente (</w:t>
+            </w:r>
+            <w:r>
+              <w:rPr>
+                <w:rStyle w:val="VerbatimChar"/>
+              </w:rPr>
+              <w:t xml:space="preserve">GET /loyalty/redemptions/{bookingId}</w:t>
+            </w:r>
+            <w:r>
+              <w:t xml:space="preserve">),</w:t>
+            </w:r>
+            <w:r>
+              <w:t xml:space="preserve"> </w:t>
+            </w:r>
+            <w:r>
+              <w:rPr>
+                <w:rStyle w:val="VerbatimChar"/>
+              </w:rPr>
+              <w:t xml:space="preserve">AMOUNT_CHANGED</w:t>
+            </w:r>
+            <w:r>
+              <w:t xml:space="preserve"> </w:t>
+            </w:r>
+            <w:r>
+              <w:t xml:space="preserve">al aprobar, cupón de porcentaje con el total vigente, un solo pago abierto y referencia única, cola paginada del administrador, aviso de reserva cancelada, efectivo inactivo para el administrador, pruebas de la API por rol (</w:t>
+            </w:r>
+            <w:r>
+              <w:rPr>
+                <w:rStyle w:val="VerbatimChar"/>
+              </w:rPr>
+              <w:t xml:space="preserve">PaymentService.Api.UnitTests</w:t>
+            </w:r>
+            <w:r>
+              <w:t xml:space="preserve">), pago y comprobante (máximo 2 MB), referencia reutilizada, historial con filtros, promociones, puntos de fidelización, política de pagos, servicios de comandos y consultas, y 11 pruebas de persistencia contra SQL Server</w:t>
             </w:r>
           </w:p>
         </w:tc>
@@ -2097,41 +2385,65 @@
               <w:pStyle w:val="Compact"/>
             </w:pPr>
             <w:r>
-              <w:t xml:space="preserve">41</w:t>
-            </w:r>
-          </w:p>
-        </w:tc>
-        <w:tc>
-          <w:tcPr/>
-          <w:p>
-            <w:pPr>
-              <w:pStyle w:val="Compact"/>
-            </w:pPr>
-            <w:r>
-              <w:t xml:space="preserve">62</w:t>
-            </w:r>
-          </w:p>
-        </w:tc>
-        <w:tc>
-          <w:tcPr/>
-          <w:p>
-            <w:pPr>
-              <w:pStyle w:val="Compact"/>
-            </w:pPr>
-            <w:r>
-              <w:t xml:space="preserve">Creación de componentes, guards y servicios (pruebas de humo</w:t>
-            </w:r>
-            <w:r>
-              <w:t xml:space="preserve"> </w:t>
-            </w:r>
-            <w:r>
-              <w:rPr>
-                <w:rStyle w:val="VerbatimChar"/>
-              </w:rPr>
-              <w:t xml:space="preserve">should create</w:t>
-            </w:r>
-            <w:r>
-              <w:t xml:space="preserve">), mensajes de error de la API, selección de la cuenta de pago, sesión entre pestañas, reservas sin operario y filtros, lista "Por cerrar", cuentas y roles fijos, reportes y barra de fidelización</w:t>
+              <w:t xml:space="preserve">66</w:t>
+            </w:r>
+          </w:p>
+        </w:tc>
+        <w:tc>
+          <w:tcPr/>
+          <w:p>
+            <w:pPr>
+              <w:pStyle w:val="Compact"/>
+            </w:pPr>
+            <w:r>
+              <w:t xml:space="preserve">204</w:t>
+            </w:r>
+          </w:p>
+        </w:tc>
+        <w:tc>
+          <w:tcPr/>
+          <w:p>
+            <w:pPr>
+              <w:pStyle w:val="Compact"/>
+            </w:pPr>
+            <w:r>
+              <w:t xml:space="preserve">Guard e interceptor reales con</w:t>
+            </w:r>
+            <w:r>
+              <w:t xml:space="preserve"> </w:t>
+            </w:r>
+            <w:r>
+              <w:rPr>
+                <w:rStyle w:val="VerbatimChar"/>
+              </w:rPr>
+              <w:t xml:space="preserve">app.routes</w:t>
+            </w:r>
+            <w:r>
+              <w:t xml:space="preserve"> </w:t>
+            </w:r>
+            <w:r>
+              <w:t xml:space="preserve">(rol × área, token vencido, 401 y 403), pago con el monto del servidor y el cupón que sobrevive a una recarga, refresco automático (</w:t>
+            </w:r>
+            <w:r>
+              <w:rPr>
+                <w:rStyle w:val="VerbatimChar"/>
+              </w:rPr>
+              <w:t xml:space="preserve">LiveRefresh</w:t>
+            </w:r>
+            <w:r>
+              <w:t xml:space="preserve">), los 4 idiomas con las mismas claves y los códigos de error traducidos, errores por campo, notas y ventana de inicio del operario,</w:t>
+            </w:r>
+            <w:r>
+              <w:t xml:space="preserve"> </w:t>
+            </w:r>
+            <w:r>
+              <w:rPr>
+                <w:rStyle w:val="VerbatimChar"/>
+              </w:rPr>
+              <w:t xml:space="preserve">BOOKING_NO_SHOW</w:t>
+            </w:r>
+            <w:r>
+              <w:t xml:space="preserve">, ViewModels de registro, pagos y dashboard, mensajes de error de la API, selección de la cuenta de pago, sesión entre pestañas, reservas sin operario y filtros, lista "Por cerrar", cuentas y roles fijos, reportes y barra de fidelización</w:t>
             </w:r>
           </w:p>
         </w:tc>
@@ -2155,29 +2467,132 @@
               <w:pStyle w:val="Compact"/>
             </w:pPr>
             <w:r>
-              <w:t xml:space="preserve">0</w:t>
-            </w:r>
-          </w:p>
-        </w:tc>
-        <w:tc>
-          <w:tcPr/>
-          <w:p>
-            <w:pPr>
-              <w:pStyle w:val="Compact"/>
-            </w:pPr>
-            <w:r>
-              <w:t xml:space="preserve">0</w:t>
-            </w:r>
-          </w:p>
-        </w:tc>
-        <w:tc>
-          <w:tcPr/>
-          <w:p>
-            <w:pPr>
-              <w:pStyle w:val="Compact"/>
-            </w:pPr>
-            <w:r>
-              <w:t xml:space="preserve">Sin pruebas automatizadas</w:t>
+              <w:t xml:space="preserve">25</w:t>
+            </w:r>
+          </w:p>
+        </w:tc>
+        <w:tc>
+          <w:tcPr/>
+          <w:p>
+            <w:pPr>
+              <w:pStyle w:val="Compact"/>
+            </w:pPr>
+            <w:r>
+              <w:t xml:space="preserve">73</w:t>
+            </w:r>
+          </w:p>
+        </w:tc>
+        <w:tc>
+          <w:tcPr/>
+          <w:p>
+            <w:pPr>
+              <w:pStyle w:val="Compact"/>
+            </w:pPr>
+            <w:r>
+              <w:t xml:space="preserve">Con</w:t>
+            </w:r>
+            <w:r>
+              <w:t xml:space="preserve"> </w:t>
+            </w:r>
+            <w:r>
+              <w:rPr>
+                <w:i/>
+                <w:iCs/>
+              </w:rPr>
+              <w:t xml:space="preserve">jest-expo</w:t>
+            </w:r>
+            <w:r>
+              <w:t xml:space="preserve">: validadores (</w:t>
+            </w:r>
+            <w:r>
+              <w:rPr>
+                <w:rStyle w:val="VerbatimChar"/>
+              </w:rPr>
+              <w:t xml:space="preserve">authValidators.test.ts</w:t>
+            </w:r>
+            <w:r>
+              <w:t xml:space="preserve">), pago del cliente con el monto del servidor (</w:t>
+            </w:r>
+            <w:r>
+              <w:rPr>
+                <w:rStyle w:val="VerbatimChar"/>
+              </w:rPr>
+              <w:t xml:space="preserve">useClientPayment.test.tsx</w:t>
+            </w:r>
+            <w:r>
+              <w:t xml:space="preserve">), refresco al volver y con cada push (</w:t>
+            </w:r>
+            <w:r>
+              <w:rPr>
+                <w:rStyle w:val="VerbatimChar"/>
+              </w:rPr>
+              <w:t xml:space="preserve">useRefreshOnFocus.test.tsx</w:t>
+            </w:r>
+            <w:r>
+              <w:t xml:space="preserve">), códigos de error (</w:t>
+            </w:r>
+            <w:r>
+              <w:rPr>
+                <w:rStyle w:val="VerbatimChar"/>
+              </w:rPr>
+              <w:t xml:space="preserve">apiError.test.ts</w:t>
+            </w:r>
+            <w:r>
+              <w:t xml:space="preserve">), contrato del operario (</w:t>
+            </w:r>
+            <w:r>
+              <w:rPr>
+                <w:rStyle w:val="VerbatimChar"/>
+              </w:rPr>
+              <w:t xml:space="preserve">opsContract.test.ts</w:t>
+            </w:r>
+            <w:r>
+              <w:t xml:space="preserve">), cola de pagos paginada (</w:t>
+            </w:r>
+            <w:r>
+              <w:rPr>
+                <w:rStyle w:val="VerbatimChar"/>
+              </w:rPr>
+              <w:t xml:space="preserve">paymentQueue.test.tsx</w:t>
+            </w:r>
+            <w:r>
+              <w:t xml:space="preserve">), descuento fijo (</w:t>
+            </w:r>
+            <w:r>
+              <w:rPr>
+                <w:rStyle w:val="VerbatimChar"/>
+              </w:rPr>
+              <w:t xml:space="preserve">promotionDiscount.test.ts</w:t>
+            </w:r>
+            <w:r>
+              <w:t xml:space="preserve">), URL de producción (</w:t>
+            </w:r>
+            <w:r>
+              <w:rPr>
+                <w:rStyle w:val="VerbatimChar"/>
+              </w:rPr>
+              <w:t xml:space="preserve">config.test.ts</w:t>
+            </w:r>
+            <w:r>
+              <w:t xml:space="preserve">), recuperación con "Pedir otro código" (</w:t>
+            </w:r>
+            <w:r>
+              <w:rPr>
+                <w:rStyle w:val="VerbatimChar"/>
+              </w:rPr>
+              <w:t xml:space="preserve">useForgotPasswordFlow.test.tsx</w:t>
+            </w:r>
+            <w:r>
+              <w:t xml:space="preserve">), sesión y baja del push (</w:t>
+            </w:r>
+            <w:r>
+              <w:rPr>
+                <w:rStyle w:val="VerbatimChar"/>
+              </w:rPr>
+              <w:t xml:space="preserve">AuthServiceContext.test.tsx</w:t>
+            </w:r>
+            <w:r>
+              <w:t xml:space="preserve">), accesibilidad de los botones de ícono y paginación</w:t>
             </w:r>
           </w:p>
         </w:tc>
@@ -2243,7 +2658,7 @@
         <w:t xml:space="preserve">DatabaseFixture.cs</w:t>
       </w:r>
       <w:r>
-        <w:t xml:space="preserve">) no se cuentan como pruebas. Las 7 pruebas de persistencia de payment se omiten solas si no está definida la variable</w:t>
+        <w:t xml:space="preserve">) no se cuentan como pruebas. Las 11 pruebas de persistencia de payment se omiten solas si no está definida la variable</w:t>
       </w:r>
       <w:r>
         <w:t xml:space="preserve"> </w:t>
@@ -2383,8 +2798,8 @@
         <w:t xml:space="preserve">prueban reglas reales.</w:t>
       </w:r>
     </w:p>
-    <w:bookmarkEnd w:id="26"/>
-    <w:bookmarkStart w:id="47" w:name="X4a4f5f9064ff6e436478b9b34408cad4f3c5d00"/>
+    <w:bookmarkEnd w:id="15"/>
+    <w:bookmarkStart w:id="38" w:name="X4a4f5f9064ff6e436478b9b34408cad4f3c5d00"/>
     <w:p>
       <w:pPr>
         <w:pStyle w:val="Heading2"/>
@@ -3765,18 +4180,18 @@
           <wp:inline>
             <wp:extent cx="5334000" cy="4155558"/>
             <wp:effectExtent b="0" l="0" r="0" t="0"/>
-            <wp:docPr descr="Pruebas de los servicios Java" title="" id="28" name="Picture"/>
+            <wp:docPr descr="Pruebas de los servicios Java" title="" id="17" name="Picture"/>
             <a:graphic>
               <a:graphicData uri="http://schemas.openxmlformats.org/drawingml/2006/picture">
                 <pic:pic>
                   <pic:nvPicPr>
-                    <pic:cNvPr descr="capturas/pruebas-01-backend-java.png" id="29" name="Picture"/>
+                    <pic:cNvPr descr="capturas/pruebas-01-backend-java.png" id="18" name="Picture"/>
                     <pic:cNvPicPr>
                       <a:picLocks noChangeArrowheads="1" noChangeAspect="1"/>
                     </pic:cNvPicPr>
                   </pic:nvPicPr>
                   <pic:blipFill>
-                    <a:blip r:embed="rId27"/>
+                    <a:blip r:embed="rId16"/>
                     <a:stretch>
                       <a:fillRect/>
                     </a:stretch>
@@ -3836,18 +4251,18 @@
           <wp:inline>
             <wp:extent cx="5334000" cy="780025"/>
             <wp:effectExtent b="0" l="0" r="0" t="0"/>
-            <wp:docPr descr="Pruebas de payment-service" title="" id="31" name="Picture"/>
+            <wp:docPr descr="Pruebas de payment-service" title="" id="20" name="Picture"/>
             <a:graphic>
               <a:graphicData uri="http://schemas.openxmlformats.org/drawingml/2006/picture">
                 <pic:pic>
                   <pic:nvPicPr>
-                    <pic:cNvPr descr="capturas/pruebas-02-payment-service.png" id="32" name="Picture"/>
+                    <pic:cNvPr descr="capturas/pruebas-02-payment-service.png" id="21" name="Picture"/>
                     <pic:cNvPicPr>
                       <a:picLocks noChangeArrowheads="1" noChangeAspect="1"/>
                     </pic:cNvPicPr>
                   </pic:nvPicPr>
                   <pic:blipFill>
-                    <a:blip r:embed="rId30"/>
+                    <a:blip r:embed="rId19"/>
                     <a:stretch>
                       <a:fillRect/>
                     </a:stretch>
@@ -3907,18 +4322,18 @@
           <wp:inline>
             <wp:extent cx="5334000" cy="2031999"/>
             <wp:effectExtent b="0" l="0" r="0" t="0"/>
-            <wp:docPr descr="Pruebas de la web y de la app móvil" title="" id="34" name="Picture"/>
+            <wp:docPr descr="Pruebas de la web y de la app móvil" title="" id="23" name="Picture"/>
             <a:graphic>
               <a:graphicData uri="http://schemas.openxmlformats.org/drawingml/2006/picture">
                 <pic:pic>
                   <pic:nvPicPr>
-                    <pic:cNvPr descr="capturas/pruebas-03-web-y-movil.png" id="35" name="Picture"/>
+                    <pic:cNvPr descr="capturas/pruebas-03-web-y-movil.png" id="24" name="Picture"/>
                     <pic:cNvPicPr>
                       <a:picLocks noChangeArrowheads="1" noChangeAspect="1"/>
                     </pic:cNvPicPr>
                   </pic:nvPicPr>
                   <pic:blipFill>
-                    <a:blip r:embed="rId33"/>
+                    <a:blip r:embed="rId22"/>
                     <a:stretch>
                       <a:fillRect/>
                     </a:stretch>
@@ -4043,7 +4458,7 @@
         <w:t xml:space="preserve">La ejecución del 19 de octubre usó JDK 25 y .NET SDK 9 sobre proyectos para Java 21 y .NET 8. GitHub Actions corre las mismas pruebas con Temurin 21 y .NET 8 en cada cambio (Documento de Despliegue).</w:t>
       </w:r>
     </w:p>
-    <w:bookmarkStart w:id="39" w:name="Xce6a277aa17112c147f3c92b3125626eba1bc3a"/>
+    <w:bookmarkStart w:id="28" w:name="Xce6a277aa17112c147f3c92b3125626eba1bc3a"/>
     <w:p>
       <w:pPr>
         <w:pStyle w:val="Heading3"/>
@@ -4481,18 +4896,18 @@
           <wp:inline>
             <wp:extent cx="5334000" cy="4265549"/>
             <wp:effectExtent b="0" l="0" r="0" t="0"/>
-            <wp:docPr descr="Pruebas de punta a punta" title="" id="37" name="Picture"/>
+            <wp:docPr descr="Pruebas de punta a punta" title="" id="26" name="Picture"/>
             <a:graphic>
               <a:graphicData uri="http://schemas.openxmlformats.org/drawingml/2006/picture">
                 <pic:pic>
                   <pic:nvPicPr>
-                    <pic:cNvPr descr="capturas/pruebas-04-punta-a-punta.png" id="38" name="Picture"/>
+                    <pic:cNvPr descr="capturas/pruebas-04-punta-a-punta.png" id="27" name="Picture"/>
                     <pic:cNvPicPr>
                       <a:picLocks noChangeArrowheads="1" noChangeAspect="1"/>
                     </pic:cNvPicPr>
                   </pic:nvPicPr>
                   <pic:blipFill>
-                    <a:blip r:embed="rId36"/>
+                    <a:blip r:embed="rId25"/>
                     <a:stretch>
                       <a:fillRect/>
                     </a:stretch>
@@ -4519,8 +4934,8 @@
         </w:drawing>
       </w:r>
     </w:p>
-    <w:bookmarkEnd w:id="39"/>
-    <w:bookmarkStart w:id="46" w:name="X57354cd6dba5b62f5b009bf463e3e9d33044d10"/>
+    <w:bookmarkEnd w:id="28"/>
+    <w:bookmarkStart w:id="35" w:name="X57354cd6dba5b62f5b009bf463e3e9d33044d10"/>
     <w:p>
       <w:pPr>
         <w:pStyle w:val="Heading3"/>
@@ -5036,18 +5451,18 @@
           <wp:inline>
             <wp:extent cx="5334000" cy="2216297"/>
             <wp:effectExtent b="0" l="0" r="0" t="0"/>
-            <wp:docPr descr="Medición de rendimiento" title="" id="41" name="Picture"/>
+            <wp:docPr descr="Medición de rendimiento" title="" id="30" name="Picture"/>
             <a:graphic>
               <a:graphicData uri="http://schemas.openxmlformats.org/drawingml/2006/picture">
                 <pic:pic>
                   <pic:nvPicPr>
-                    <pic:cNvPr descr="capturas/pruebas-06-rendimiento.png" id="42" name="Picture"/>
+                    <pic:cNvPr descr="capturas/pruebas-06-rendimiento.png" id="31" name="Picture"/>
                     <pic:cNvPicPr>
                       <a:picLocks noChangeArrowheads="1" noChangeAspect="1"/>
                     </pic:cNvPicPr>
                   </pic:nvPicPr>
                   <pic:blipFill>
-                    <a:blip r:embed="rId40"/>
+                    <a:blip r:embed="rId29"/>
                     <a:stretch>
                       <a:fillRect/>
                     </a:stretch>
@@ -5421,18 +5836,18 @@
           <wp:inline>
             <wp:extent cx="5334000" cy="4763386"/>
             <wp:effectExtent b="0" l="0" r="0" t="0"/>
-            <wp:docPr descr="Revisión de diseño adaptable" title="" id="44" name="Picture"/>
+            <wp:docPr descr="Revisión de diseño adaptable" title="" id="33" name="Picture"/>
             <a:graphic>
               <a:graphicData uri="http://schemas.openxmlformats.org/drawingml/2006/picture">
                 <pic:pic>
                   <pic:nvPicPr>
-                    <pic:cNvPr descr="capturas/pruebas-07-diseno-adaptable.png" id="45" name="Picture"/>
+                    <pic:cNvPr descr="capturas/pruebas-07-diseno-adaptable.png" id="34" name="Picture"/>
                     <pic:cNvPicPr>
                       <a:picLocks noChangeArrowheads="1" noChangeAspect="1"/>
                     </pic:cNvPicPr>
                   </pic:nvPicPr>
                   <pic:blipFill>
-                    <a:blip r:embed="rId43"/>
+                    <a:blip r:embed="rId32"/>
                     <a:stretch>
                       <a:fillRect/>
                     </a:stretch>
@@ -5477,9 +5892,3013 @@
         <w:t xml:space="preserve">Tomar o elegir fotos con la cámara y la galería del celular no se puede automatizar en esta prueba; queda pendiente probarlo en un dispositivo Android.</w:t>
       </w:r>
     </w:p>
-    <w:bookmarkEnd w:id="46"/>
-    <w:bookmarkEnd w:id="47"/>
-    <w:bookmarkStart w:id="51" w:name="Xc289ecaebe92ae4faffa7fc20428c7c1a848083"/>
+    <w:bookmarkEnd w:id="35"/>
+    <w:bookmarkStart w:id="36" w:name="X7ffe1c2b1fb9ceffc8bf617f64b7b6da7a4914b"/>
+    <w:p>
+      <w:pPr>
+        <w:pStyle w:val="Heading3"/>
+      </w:pPr>
+      <w:r>
+        <w:t xml:space="preserve">3.3 Último CI del 24 de octubre de 2026</w:t>
+      </w:r>
+    </w:p>
+    <w:p>
+      <w:pPr>
+        <w:pStyle w:val="FirstParagraph"/>
+      </w:pPr>
+      <w:r>
+        <w:t xml:space="preserve">El 23 de octubre de 2026 se etiquetó</w:t>
+      </w:r>
+      <w:r>
+        <w:t xml:space="preserve"> </w:t>
+      </w:r>
+      <w:r>
+        <w:rPr>
+          <w:i/>
+          <w:iCs/>
+        </w:rPr>
+        <w:t xml:space="preserve">v1.0.0</w:t>
+      </w:r>
+      <w:r>
+        <w:t xml:space="preserve"> </w:t>
+      </w:r>
+      <w:r>
+        <w:t xml:space="preserve">en 8 repositorios (757 pruebas) y el 24 de octubre se fusionaron a</w:t>
+      </w:r>
+      <w:r>
+        <w:t xml:space="preserve"> </w:t>
+      </w:r>
+      <w:r>
+        <w:rPr>
+          <w:i/>
+          <w:iCs/>
+        </w:rPr>
+        <w:t xml:space="preserve">develop</w:t>
+      </w:r>
+      <w:r>
+        <w:t xml:space="preserve"> </w:t>
+      </w:r>
+      <w:r>
+        <w:t xml:space="preserve">las 128 ramas de correcciones de los 10 repositorios. Antes de subir cada repositorio, sus ramas se fusionaron sobre</w:t>
+      </w:r>
+      <w:r>
+        <w:t xml:space="preserve"> </w:t>
+      </w:r>
+      <w:r>
+        <w:rPr>
+          <w:i/>
+          <w:iCs/>
+        </w:rPr>
+        <w:t xml:space="preserve">develop</w:t>
+      </w:r>
+      <w:r>
+        <w:t xml:space="preserve"> </w:t>
+      </w:r>
+      <w:r>
+        <w:t xml:space="preserve">en una copia aparte, se corrió la suite completa y se comprobó que lo subido fuera idéntico a lo probado. La Tabla 5d toma el último CI de GitHub Actions de</w:t>
+      </w:r>
+      <w:r>
+        <w:t xml:space="preserve"> </w:t>
+      </w:r>
+      <w:r>
+        <w:rPr>
+          <w:i/>
+          <w:iCs/>
+        </w:rPr>
+        <w:t xml:space="preserve">develop</w:t>
+      </w:r>
+      <w:r>
+        <w:t xml:space="preserve"> </w:t>
+      </w:r>
+      <w:r>
+        <w:t xml:space="preserve">de cada repositorio del 24 de octubre, todos en verde; ese mismo día ese código se desplegó en el servidor público. No se ejecutaron ese día las 19 pruebas de punta a punta locales ni los 42 casos funcionales; la batería remota nueva (44 casos,</w:t>
+      </w:r>
+      <w:r>
+        <w:t xml:space="preserve"> </w:t>
+      </w:r>
+      <w:r>
+        <w:rPr>
+          <w:i/>
+          <w:iCs/>
+        </w:rPr>
+        <w:t xml:space="preserve">e2e.yml</w:t>
+      </w:r>
+      <w:r>
+        <w:t xml:space="preserve">) solo se probó contra un simulador.</w:t>
+      </w:r>
+    </w:p>
+    <w:p>
+      <w:pPr>
+        <w:pStyle w:val="BodyText"/>
+      </w:pPr>
+      <w:r>
+        <w:rPr>
+          <w:b/>
+          <w:bCs/>
+        </w:rPr>
+        <w:t xml:space="preserve">Tabla 5d</w:t>
+      </w:r>
+    </w:p>
+    <w:p>
+      <w:pPr>
+        <w:pStyle w:val="BodyText"/>
+      </w:pPr>
+      <w:r>
+        <w:rPr>
+          <w:i/>
+          <w:iCs/>
+        </w:rPr>
+        <w:t xml:space="preserve">Resultados del último CI de develop por artefacto (24 de octubre de 2026)</w:t>
+      </w:r>
+    </w:p>
+    <w:tbl>
+      <w:tblPr>
+        <w:tblStyle w:val="Table"/>
+        <w:tblW w:type="auto" w:w="0"/>
+        <w:tblLook w:firstRow="1" w:lastRow="0" w:firstColumn="0" w:lastColumn="0" w:noHBand="0" w:noVBand="0" w:val="0020"/>
+      </w:tblPr>
+      <w:tblGrid>
+        <w:gridCol w:w="1131"/>
+        <w:gridCol w:w="1131"/>
+        <w:gridCol w:w="1131"/>
+        <w:gridCol w:w="1131"/>
+        <w:gridCol w:w="1131"/>
+        <w:gridCol w:w="1131"/>
+        <w:gridCol w:w="1131"/>
+      </w:tblGrid>
+      <w:tr>
+        <w:trPr>
+          <w:tblHeader w:val="on"/>
+        </w:trPr>
+        <w:tc>
+          <w:tcPr/>
+          <w:p>
+            <w:pPr>
+              <w:pStyle w:val="Compact"/>
+            </w:pPr>
+            <w:r>
+              <w:t xml:space="preserve">Artefacto</w:t>
+            </w:r>
+          </w:p>
+        </w:tc>
+        <w:tc>
+          <w:tcPr/>
+          <w:p>
+            <w:pPr>
+              <w:pStyle w:val="Compact"/>
+            </w:pPr>
+            <w:r>
+              <w:t xml:space="preserve">Comando en el CI</w:t>
+            </w:r>
+          </w:p>
+        </w:tc>
+        <w:tc>
+          <w:tcPr/>
+          <w:p>
+            <w:pPr>
+              <w:pStyle w:val="Compact"/>
+            </w:pPr>
+            <w:r>
+              <w:t xml:space="preserve">Ejecutadas</w:t>
+            </w:r>
+          </w:p>
+        </w:tc>
+        <w:tc>
+          <w:tcPr/>
+          <w:p>
+            <w:pPr>
+              <w:pStyle w:val="Compact"/>
+            </w:pPr>
+            <w:r>
+              <w:t xml:space="preserve">Aprobadas</w:t>
+            </w:r>
+          </w:p>
+        </w:tc>
+        <w:tc>
+          <w:tcPr/>
+          <w:p>
+            <w:pPr>
+              <w:pStyle w:val="Compact"/>
+            </w:pPr>
+            <w:r>
+              <w:t xml:space="preserve">Fallidas</w:t>
+            </w:r>
+          </w:p>
+        </w:tc>
+        <w:tc>
+          <w:tcPr/>
+          <w:p>
+            <w:pPr>
+              <w:pStyle w:val="Compact"/>
+            </w:pPr>
+            <w:r>
+              <w:t xml:space="preserve">Omitidas</w:t>
+            </w:r>
+          </w:p>
+        </w:tc>
+        <w:tc>
+          <w:tcPr/>
+          <w:p>
+            <w:pPr>
+              <w:pStyle w:val="Compact"/>
+            </w:pPr>
+            <w:r>
+              <w:t xml:space="preserve">Frente al 23 de octubre (838)</w:t>
+            </w:r>
+          </w:p>
+        </w:tc>
+      </w:tr>
+      <w:tr>
+        <w:tc>
+          <w:tcPr/>
+          <w:p>
+            <w:pPr>
+              <w:pStyle w:val="Compact"/>
+            </w:pPr>
+            <w:r>
+              <w:t xml:space="preserve">Web (Angular)</w:t>
+            </w:r>
+          </w:p>
+        </w:tc>
+        <w:tc>
+          <w:tcPr/>
+          <w:p>
+            <w:pPr>
+              <w:pStyle w:val="Compact"/>
+            </w:pPr>
+            <w:r>
+              <w:rPr>
+                <w:rStyle w:val="VerbatimChar"/>
+              </w:rPr>
+              <w:t xml:space="preserve">ng test</w:t>
+            </w:r>
+          </w:p>
+        </w:tc>
+        <w:tc>
+          <w:tcPr/>
+          <w:p>
+            <w:pPr>
+              <w:pStyle w:val="Compact"/>
+            </w:pPr>
+            <w:r>
+              <w:t xml:space="preserve">212</w:t>
+            </w:r>
+          </w:p>
+        </w:tc>
+        <w:tc>
+          <w:tcPr/>
+          <w:p>
+            <w:pPr>
+              <w:pStyle w:val="Compact"/>
+            </w:pPr>
+            <w:r>
+              <w:t xml:space="preserve">212</w:t>
+            </w:r>
+          </w:p>
+        </w:tc>
+        <w:tc>
+          <w:tcPr/>
+          <w:p>
+            <w:pPr>
+              <w:pStyle w:val="Compact"/>
+            </w:pPr>
+            <w:r>
+              <w:t xml:space="preserve">0</w:t>
+            </w:r>
+          </w:p>
+        </w:tc>
+        <w:tc>
+          <w:tcPr/>
+          <w:p>
+            <w:pPr>
+              <w:pStyle w:val="Compact"/>
+            </w:pPr>
+            <w:r>
+              <w:t xml:space="preserve">0</w:t>
+            </w:r>
+          </w:p>
+        </w:tc>
+        <w:tc>
+          <w:tcPr/>
+          <w:p>
+            <w:pPr>
+              <w:pStyle w:val="Compact"/>
+            </w:pPr>
+            <w:r>
+              <w:t xml:space="preserve">+66: monto del servidor, refresco automático, traducciones de los 4 idiomas, errores por campo, guard e interceptor reales, permisos de solo lectura, operario (66 archivos)</w:t>
+            </w:r>
+          </w:p>
+        </w:tc>
+      </w:tr>
+      <w:tr>
+        <w:tc>
+          <w:tcPr/>
+          <w:p>
+            <w:pPr>
+              <w:pStyle w:val="Compact"/>
+            </w:pPr>
+            <w:r>
+              <w:t xml:space="preserve">api-gateway</w:t>
+            </w:r>
+          </w:p>
+        </w:tc>
+        <w:tc>
+          <w:tcPr/>
+          <w:p>
+            <w:pPr>
+              <w:pStyle w:val="Compact"/>
+            </w:pPr>
+            <w:r>
+              <w:rPr>
+                <w:rStyle w:val="VerbatimChar"/>
+              </w:rPr>
+              <w:t xml:space="preserve">./mvnw verify</w:t>
+            </w:r>
+          </w:p>
+        </w:tc>
+        <w:tc>
+          <w:tcPr/>
+          <w:p>
+            <w:pPr>
+              <w:pStyle w:val="Compact"/>
+            </w:pPr>
+            <w:r>
+              <w:t xml:space="preserve">62</w:t>
+            </w:r>
+          </w:p>
+        </w:tc>
+        <w:tc>
+          <w:tcPr/>
+          <w:p>
+            <w:pPr>
+              <w:pStyle w:val="Compact"/>
+            </w:pPr>
+            <w:r>
+              <w:t xml:space="preserve">62</w:t>
+            </w:r>
+          </w:p>
+        </w:tc>
+        <w:tc>
+          <w:tcPr/>
+          <w:p>
+            <w:pPr>
+              <w:pStyle w:val="Compact"/>
+            </w:pPr>
+            <w:r>
+              <w:t xml:space="preserve">0</w:t>
+            </w:r>
+          </w:p>
+        </w:tc>
+        <w:tc>
+          <w:tcPr/>
+          <w:p>
+            <w:pPr>
+              <w:pStyle w:val="Compact"/>
+            </w:pPr>
+            <w:r>
+              <w:t xml:space="preserve">0</w:t>
+            </w:r>
+          </w:p>
+        </w:tc>
+        <w:tc>
+          <w:tcPr/>
+          <w:p>
+            <w:pPr>
+              <w:pStyle w:val="Compact"/>
+            </w:pPr>
+            <w:r>
+              <w:t xml:space="preserve">+23: sesión con cualquier esquema (SEC-01), límite de</w:t>
+            </w:r>
+            <w:r>
+              <w:t xml:space="preserve"> </w:t>
+            </w:r>
+            <w:r>
+              <w:rPr>
+                <w:rStyle w:val="VerbatimChar"/>
+              </w:rPr>
+              <w:t xml:space="preserve">/auth</w:t>
+            </w:r>
+            <w:r>
+              <w:t xml:space="preserve"> </w:t>
+            </w:r>
+            <w:r>
+              <w:t xml:space="preserve">e IP real (SEC-04, SEC-11) y tiempos de espera (SEC-16)</w:t>
+            </w:r>
+          </w:p>
+        </w:tc>
+      </w:tr>
+      <w:tr>
+        <w:tc>
+          <w:tcPr/>
+          <w:p>
+            <w:pPr>
+              <w:pStyle w:val="Compact"/>
+            </w:pPr>
+            <w:r>
+              <w:t xml:space="preserve">security-service</w:t>
+            </w:r>
+          </w:p>
+        </w:tc>
+        <w:tc>
+          <w:tcPr/>
+          <w:p>
+            <w:pPr>
+              <w:pStyle w:val="Compact"/>
+            </w:pPr>
+            <w:r>
+              <w:rPr>
+                <w:rStyle w:val="VerbatimChar"/>
+              </w:rPr>
+              <w:t xml:space="preserve">./mvnw verify</w:t>
+            </w:r>
+          </w:p>
+        </w:tc>
+        <w:tc>
+          <w:tcPr/>
+          <w:p>
+            <w:pPr>
+              <w:pStyle w:val="Compact"/>
+            </w:pPr>
+            <w:r>
+              <w:t xml:space="preserve">200</w:t>
+            </w:r>
+          </w:p>
+        </w:tc>
+        <w:tc>
+          <w:tcPr/>
+          <w:p>
+            <w:pPr>
+              <w:pStyle w:val="Compact"/>
+            </w:pPr>
+            <w:r>
+              <w:t xml:space="preserve">200</w:t>
+            </w:r>
+          </w:p>
+        </w:tc>
+        <w:tc>
+          <w:tcPr/>
+          <w:p>
+            <w:pPr>
+              <w:pStyle w:val="Compact"/>
+            </w:pPr>
+            <w:r>
+              <w:t xml:space="preserve">0</w:t>
+            </w:r>
+          </w:p>
+        </w:tc>
+        <w:tc>
+          <w:tcPr/>
+          <w:p>
+            <w:pPr>
+              <w:pStyle w:val="Compact"/>
+            </w:pPr>
+            <w:r>
+              <w:t xml:space="preserve">0</w:t>
+            </w:r>
+          </w:p>
+        </w:tc>
+        <w:tc>
+          <w:tcPr/>
+          <w:p>
+            <w:pPr>
+              <w:pStyle w:val="Compact"/>
+            </w:pPr>
+            <w:r>
+              <w:t xml:space="preserve">+29: consentimiento (SEC-07), tope de intentos (SEC-05, SEC-12), 72 bytes (SEC-11), IP detrás del proxy, pruebas de 403 por rol (F-04, SEC-09)</w:t>
+            </w:r>
+          </w:p>
+        </w:tc>
+      </w:tr>
+      <w:tr>
+        <w:tc>
+          <w:tcPr/>
+          <w:p>
+            <w:pPr>
+              <w:pStyle w:val="Compact"/>
+            </w:pPr>
+            <w:r>
+              <w:t xml:space="preserve">customer-service</w:t>
+            </w:r>
+          </w:p>
+        </w:tc>
+        <w:tc>
+          <w:tcPr/>
+          <w:p>
+            <w:pPr>
+              <w:pStyle w:val="Compact"/>
+            </w:pPr>
+            <w:r>
+              <w:rPr>
+                <w:rStyle w:val="VerbatimChar"/>
+              </w:rPr>
+              <w:t xml:space="preserve">./mvnw verify</w:t>
+            </w:r>
+          </w:p>
+        </w:tc>
+        <w:tc>
+          <w:tcPr/>
+          <w:p>
+            <w:pPr>
+              <w:pStyle w:val="Compact"/>
+            </w:pPr>
+            <w:r>
+              <w:t xml:space="preserve">82</w:t>
+            </w:r>
+          </w:p>
+        </w:tc>
+        <w:tc>
+          <w:tcPr/>
+          <w:p>
+            <w:pPr>
+              <w:pStyle w:val="Compact"/>
+            </w:pPr>
+            <w:r>
+              <w:t xml:space="preserve">82</w:t>
+            </w:r>
+          </w:p>
+        </w:tc>
+        <w:tc>
+          <w:tcPr/>
+          <w:p>
+            <w:pPr>
+              <w:pStyle w:val="Compact"/>
+            </w:pPr>
+            <w:r>
+              <w:t xml:space="preserve">0</w:t>
+            </w:r>
+          </w:p>
+        </w:tc>
+        <w:tc>
+          <w:tcPr/>
+          <w:p>
+            <w:pPr>
+              <w:pStyle w:val="Compact"/>
+            </w:pPr>
+            <w:r>
+              <w:t xml:space="preserve">0</w:t>
+            </w:r>
+          </w:p>
+        </w:tc>
+        <w:tc>
+          <w:tcPr/>
+          <w:p>
+            <w:pPr>
+              <w:pStyle w:val="Compact"/>
+            </w:pPr>
+            <w:r>
+              <w:t xml:space="preserve">+11: vehículo con reservas activas (BIZ-08), rutas solo para clientes (BIZ-12), placas guardadas (E-16) y pruebas de Merari (F-05)</w:t>
+            </w:r>
+          </w:p>
+        </w:tc>
+      </w:tr>
+      <w:tr>
+        <w:tc>
+          <w:tcPr/>
+          <w:p>
+            <w:pPr>
+              <w:pStyle w:val="Compact"/>
+            </w:pPr>
+            <w:r>
+              <w:t xml:space="preserve">booking-service</w:t>
+            </w:r>
+          </w:p>
+        </w:tc>
+        <w:tc>
+          <w:tcPr/>
+          <w:p>
+            <w:pPr>
+              <w:pStyle w:val="Compact"/>
+            </w:pPr>
+            <w:r>
+              <w:rPr>
+                <w:rStyle w:val="VerbatimChar"/>
+              </w:rPr>
+              <w:t xml:space="preserve">./mvnw verify</w:t>
+            </w:r>
+          </w:p>
+        </w:tc>
+        <w:tc>
+          <w:tcPr/>
+          <w:p>
+            <w:pPr>
+              <w:pStyle w:val="Compact"/>
+            </w:pPr>
+            <w:r>
+              <w:t xml:space="preserve">95</w:t>
+            </w:r>
+          </w:p>
+        </w:tc>
+        <w:tc>
+          <w:tcPr/>
+          <w:p>
+            <w:pPr>
+              <w:pStyle w:val="Compact"/>
+            </w:pPr>
+            <w:r>
+              <w:t xml:space="preserve">95</w:t>
+            </w:r>
+          </w:p>
+        </w:tc>
+        <w:tc>
+          <w:tcPr/>
+          <w:p>
+            <w:pPr>
+              <w:pStyle w:val="Compact"/>
+            </w:pPr>
+            <w:r>
+              <w:t xml:space="preserve">0</w:t>
+            </w:r>
+          </w:p>
+        </w:tc>
+        <w:tc>
+          <w:tcPr/>
+          <w:p>
+            <w:pPr>
+              <w:pStyle w:val="Compact"/>
+            </w:pPr>
+            <w:r>
+              <w:t xml:space="preserve">0</w:t>
+            </w:r>
+          </w:p>
+        </w:tc>
+        <w:tc>
+          <w:tcPr/>
+          <w:p>
+            <w:pPr>
+              <w:pStyle w:val="Compact"/>
+            </w:pPr>
+            <w:r>
+              <w:t xml:space="preserve">+35: BIZ-01, BIZ-04, BIZ-06, BIZ-08, BIZ-09, BIZ-10, BIZ-12, BIZ-13,</w:t>
+            </w:r>
+            <w:r>
+              <w:t xml:space="preserve"> </w:t>
+            </w:r>
+            <w:r>
+              <w:rPr>
+                <w:rStyle w:val="VerbatimChar"/>
+              </w:rPr>
+              <w:t xml:space="preserve">reasonCode</w:t>
+            </w:r>
+            <w:r>
+              <w:t xml:space="preserve"> </w:t>
+            </w:r>
+            <w:r>
+              <w:t xml:space="preserve">y F-05</w:t>
+            </w:r>
+          </w:p>
+        </w:tc>
+      </w:tr>
+      <w:tr>
+        <w:tc>
+          <w:tcPr/>
+          <w:p>
+            <w:pPr>
+              <w:pStyle w:val="Compact"/>
+            </w:pPr>
+            <w:r>
+              <w:t xml:space="preserve">operations-service</w:t>
+            </w:r>
+          </w:p>
+        </w:tc>
+        <w:tc>
+          <w:tcPr/>
+          <w:p>
+            <w:pPr>
+              <w:pStyle w:val="Compact"/>
+            </w:pPr>
+            <w:r>
+              <w:rPr>
+                <w:rStyle w:val="VerbatimChar"/>
+              </w:rPr>
+              <w:t xml:space="preserve">./mvnw verify</w:t>
+            </w:r>
+          </w:p>
+        </w:tc>
+        <w:tc>
+          <w:tcPr/>
+          <w:p>
+            <w:pPr>
+              <w:pStyle w:val="Compact"/>
+            </w:pPr>
+            <w:r>
+              <w:t xml:space="preserve">110</w:t>
+            </w:r>
+          </w:p>
+        </w:tc>
+        <w:tc>
+          <w:tcPr/>
+          <w:p>
+            <w:pPr>
+              <w:pStyle w:val="Compact"/>
+            </w:pPr>
+            <w:r>
+              <w:t xml:space="preserve">110</w:t>
+            </w:r>
+          </w:p>
+        </w:tc>
+        <w:tc>
+          <w:tcPr/>
+          <w:p>
+            <w:pPr>
+              <w:pStyle w:val="Compact"/>
+            </w:pPr>
+            <w:r>
+              <w:t xml:space="preserve">0</w:t>
+            </w:r>
+          </w:p>
+        </w:tc>
+        <w:tc>
+          <w:tcPr/>
+          <w:p>
+            <w:pPr>
+              <w:pStyle w:val="Compact"/>
+            </w:pPr>
+            <w:r>
+              <w:t xml:space="preserve">0</w:t>
+            </w:r>
+          </w:p>
+        </w:tc>
+        <w:tc>
+          <w:tcPr/>
+          <w:p>
+            <w:pPr>
+              <w:pStyle w:val="Compact"/>
+            </w:pPr>
+            <w:r>
+              <w:t xml:space="preserve">+38: OPS-01, OPS-03, OPS-04, OPS-08, OPS-11, OPS-12, A-12, A-13, B-01, E-12 y F-05</w:t>
+            </w:r>
+          </w:p>
+        </w:tc>
+      </w:tr>
+      <w:tr>
+        <w:tc>
+          <w:tcPr/>
+          <w:p>
+            <w:pPr>
+              <w:pStyle w:val="Compact"/>
+            </w:pPr>
+            <w:r>
+              <w:t xml:space="preserve">notification-service</w:t>
+            </w:r>
+          </w:p>
+        </w:tc>
+        <w:tc>
+          <w:tcPr/>
+          <w:p>
+            <w:pPr>
+              <w:pStyle w:val="Compact"/>
+            </w:pPr>
+            <w:r>
+              <w:rPr>
+                <w:rStyle w:val="VerbatimChar"/>
+              </w:rPr>
+              <w:t xml:space="preserve">./mvnw verify</w:t>
+            </w:r>
+          </w:p>
+        </w:tc>
+        <w:tc>
+          <w:tcPr/>
+          <w:p>
+            <w:pPr>
+              <w:pStyle w:val="Compact"/>
+            </w:pPr>
+            <w:r>
+              <w:t xml:space="preserve">133</w:t>
+            </w:r>
+          </w:p>
+        </w:tc>
+        <w:tc>
+          <w:tcPr/>
+          <w:p>
+            <w:pPr>
+              <w:pStyle w:val="Compact"/>
+            </w:pPr>
+            <w:r>
+              <w:t xml:space="preserve">133</w:t>
+            </w:r>
+          </w:p>
+        </w:tc>
+        <w:tc>
+          <w:tcPr/>
+          <w:p>
+            <w:pPr>
+              <w:pStyle w:val="Compact"/>
+            </w:pPr>
+            <w:r>
+              <w:t xml:space="preserve">0</w:t>
+            </w:r>
+          </w:p>
+        </w:tc>
+        <w:tc>
+          <w:tcPr/>
+          <w:p>
+            <w:pPr>
+              <w:pStyle w:val="Compact"/>
+            </w:pPr>
+            <w:r>
+              <w:t xml:space="preserve">0</w:t>
+            </w:r>
+          </w:p>
+        </w:tc>
+        <w:tc>
+          <w:tcPr/>
+          <w:p>
+            <w:pPr>
+              <w:pStyle w:val="Compact"/>
+            </w:pPr>
+            <w:r>
+              <w:t xml:space="preserve">+18: entregas pendientes (OPS-05), recordatorios (A-11), administradores con reintento (OPS-06), operario liberado (E-12)</w:t>
+            </w:r>
+          </w:p>
+        </w:tc>
+      </w:tr>
+      <w:tr>
+        <w:tc>
+          <w:tcPr/>
+          <w:p>
+            <w:pPr>
+              <w:pStyle w:val="Compact"/>
+            </w:pPr>
+            <w:r>
+              <w:t xml:space="preserve">payment-service: dominio</w:t>
+            </w:r>
+          </w:p>
+        </w:tc>
+        <w:tc>
+          <w:tcPr/>
+          <w:p>
+            <w:pPr>
+              <w:pStyle w:val="Compact"/>
+            </w:pPr>
+            <w:r>
+              <w:rPr>
+                <w:rStyle w:val="VerbatimChar"/>
+              </w:rPr>
+              <w:t xml:space="preserve">dotnet test</w:t>
+            </w:r>
+          </w:p>
+        </w:tc>
+        <w:tc>
+          <w:tcPr/>
+          <w:p>
+            <w:pPr>
+              <w:pStyle w:val="Compact"/>
+            </w:pPr>
+            <w:r>
+              <w:t xml:space="preserve">134</w:t>
+            </w:r>
+          </w:p>
+        </w:tc>
+        <w:tc>
+          <w:tcPr/>
+          <w:p>
+            <w:pPr>
+              <w:pStyle w:val="Compact"/>
+            </w:pPr>
+            <w:r>
+              <w:t xml:space="preserve">134</w:t>
+            </w:r>
+          </w:p>
+        </w:tc>
+        <w:tc>
+          <w:tcPr/>
+          <w:p>
+            <w:pPr>
+              <w:pStyle w:val="Compact"/>
+            </w:pPr>
+            <w:r>
+              <w:t xml:space="preserve">0</w:t>
+            </w:r>
+          </w:p>
+        </w:tc>
+        <w:tc>
+          <w:tcPr/>
+          <w:p>
+            <w:pPr>
+              <w:pStyle w:val="Compact"/>
+            </w:pPr>
+            <w:r>
+              <w:t xml:space="preserve">0</w:t>
+            </w:r>
+          </w:p>
+        </w:tc>
+        <w:tc>
+          <w:tcPr/>
+          <w:p>
+            <w:pPr>
+              <w:pStyle w:val="Compact"/>
+            </w:pPr>
+            <w:r>
+              <w:t xml:space="preserve">+15:</w:t>
+            </w:r>
+            <w:r>
+              <w:t xml:space="preserve"> </w:t>
+            </w:r>
+            <w:r>
+              <w:rPr>
+                <w:rStyle w:val="VerbatimChar"/>
+              </w:rPr>
+              <w:t xml:space="preserve">AMOUNT_CHANGED</w:t>
+            </w:r>
+            <w:r>
+              <w:t xml:space="preserve">, cupón de porcentaje, aviso de reserva cancelada</w:t>
+            </w:r>
+          </w:p>
+        </w:tc>
+      </w:tr>
+      <w:tr>
+        <w:tc>
+          <w:tcPr/>
+          <w:p>
+            <w:pPr>
+              <w:pStyle w:val="Compact"/>
+            </w:pPr>
+            <w:r>
+              <w:t xml:space="preserve">payment-service: aplicación</w:t>
+            </w:r>
+          </w:p>
+        </w:tc>
+        <w:tc>
+          <w:tcPr/>
+          <w:p>
+            <w:pPr>
+              <w:pStyle w:val="Compact"/>
+            </w:pPr>
+            <w:r>
+              <w:t xml:space="preserve">(mismo comando)</w:t>
+            </w:r>
+          </w:p>
+        </w:tc>
+        <w:tc>
+          <w:tcPr/>
+          <w:p>
+            <w:pPr>
+              <w:pStyle w:val="Compact"/>
+            </w:pPr>
+            <w:r>
+              <w:t xml:space="preserve">52</w:t>
+            </w:r>
+          </w:p>
+        </w:tc>
+        <w:tc>
+          <w:tcPr/>
+          <w:p>
+            <w:pPr>
+              <w:pStyle w:val="Compact"/>
+            </w:pPr>
+            <w:r>
+              <w:t xml:space="preserve">52</w:t>
+            </w:r>
+          </w:p>
+        </w:tc>
+        <w:tc>
+          <w:tcPr/>
+          <w:p>
+            <w:pPr>
+              <w:pStyle w:val="Compact"/>
+            </w:pPr>
+            <w:r>
+              <w:t xml:space="preserve">0</w:t>
+            </w:r>
+          </w:p>
+        </w:tc>
+        <w:tc>
+          <w:tcPr/>
+          <w:p>
+            <w:pPr>
+              <w:pStyle w:val="Compact"/>
+            </w:pPr>
+            <w:r>
+              <w:t xml:space="preserve">0</w:t>
+            </w:r>
+          </w:p>
+        </w:tc>
+        <w:tc>
+          <w:tcPr/>
+          <w:p>
+            <w:pPr>
+              <w:pStyle w:val="Compact"/>
+            </w:pPr>
+            <w:r>
+              <w:t xml:space="preserve">+20: canje del cliente (BIZ-02), cola paginada (E-10), efectivo inactivo (C-04), tipo de descuento (D-01)</w:t>
+            </w:r>
+          </w:p>
+        </w:tc>
+      </w:tr>
+      <w:tr>
+        <w:tc>
+          <w:tcPr/>
+          <w:p>
+            <w:pPr>
+              <w:pStyle w:val="Compact"/>
+            </w:pPr>
+            <w:r>
+              <w:t xml:space="preserve">payment-service: API</w:t>
+            </w:r>
+          </w:p>
+        </w:tc>
+        <w:tc>
+          <w:tcPr/>
+          <w:p>
+            <w:pPr>
+              <w:pStyle w:val="Compact"/>
+            </w:pPr>
+            <w:r>
+              <w:t xml:space="preserve">(mismo comando)</w:t>
+            </w:r>
+          </w:p>
+        </w:tc>
+        <w:tc>
+          <w:tcPr/>
+          <w:p>
+            <w:pPr>
+              <w:pStyle w:val="Compact"/>
+            </w:pPr>
+            <w:r>
+              <w:t xml:space="preserve">34</w:t>
+            </w:r>
+          </w:p>
+        </w:tc>
+        <w:tc>
+          <w:tcPr/>
+          <w:p>
+            <w:pPr>
+              <w:pStyle w:val="Compact"/>
+            </w:pPr>
+            <w:r>
+              <w:t xml:space="preserve">34</w:t>
+            </w:r>
+          </w:p>
+        </w:tc>
+        <w:tc>
+          <w:tcPr/>
+          <w:p>
+            <w:pPr>
+              <w:pStyle w:val="Compact"/>
+            </w:pPr>
+            <w:r>
+              <w:t xml:space="preserve">0</w:t>
+            </w:r>
+          </w:p>
+        </w:tc>
+        <w:tc>
+          <w:tcPr/>
+          <w:p>
+            <w:pPr>
+              <w:pStyle w:val="Compact"/>
+            </w:pPr>
+            <w:r>
+              <w:t xml:space="preserve">0</w:t>
+            </w:r>
+          </w:p>
+        </w:tc>
+        <w:tc>
+          <w:tcPr/>
+          <w:p>
+            <w:pPr>
+              <w:pStyle w:val="Compact"/>
+            </w:pPr>
+            <w:r>
+              <w:t xml:space="preserve">+34: proyecto nuevo con las pruebas por rol (F-04) y los identificadores obligatorios (BIZ-13)</w:t>
+            </w:r>
+          </w:p>
+        </w:tc>
+      </w:tr>
+      <w:tr>
+        <w:tc>
+          <w:tcPr/>
+          <w:p>
+            <w:pPr>
+              <w:pStyle w:val="Compact"/>
+            </w:pPr>
+            <w:r>
+              <w:t xml:space="preserve">payment-service: infraestructura</w:t>
+            </w:r>
+          </w:p>
+        </w:tc>
+        <w:tc>
+          <w:tcPr/>
+          <w:p>
+            <w:pPr>
+              <w:pStyle w:val="Compact"/>
+            </w:pPr>
+            <w:r>
+              <w:t xml:space="preserve">(mismo comando, sin</w:t>
+            </w:r>
+            <w:r>
+              <w:t xml:space="preserve"> </w:t>
+            </w:r>
+            <w:r>
+              <w:rPr>
+                <w:rStyle w:val="VerbatimChar"/>
+              </w:rPr>
+              <w:t xml:space="preserve">PAYMENT_INTEGRATION_DB</w:t>
+            </w:r>
+            <w:r>
+              <w:t xml:space="preserve">)</w:t>
+            </w:r>
+          </w:p>
+        </w:tc>
+        <w:tc>
+          <w:tcPr/>
+          <w:p>
+            <w:pPr>
+              <w:pStyle w:val="Compact"/>
+            </w:pPr>
+            <w:r>
+              <w:t xml:space="preserve">5</w:t>
+            </w:r>
+          </w:p>
+        </w:tc>
+        <w:tc>
+          <w:tcPr/>
+          <w:p>
+            <w:pPr>
+              <w:pStyle w:val="Compact"/>
+            </w:pPr>
+            <w:r>
+              <w:t xml:space="preserve">5</w:t>
+            </w:r>
+          </w:p>
+        </w:tc>
+        <w:tc>
+          <w:tcPr/>
+          <w:p>
+            <w:pPr>
+              <w:pStyle w:val="Compact"/>
+            </w:pPr>
+            <w:r>
+              <w:t xml:space="preserve">0</w:t>
+            </w:r>
+          </w:p>
+        </w:tc>
+        <w:tc>
+          <w:tcPr/>
+          <w:p>
+            <w:pPr>
+              <w:pStyle w:val="Compact"/>
+            </w:pPr>
+            <w:r>
+              <w:t xml:space="preserve">11</w:t>
+            </w:r>
+          </w:p>
+        </w:tc>
+        <w:tc>
+          <w:tcPr/>
+          <w:p>
+            <w:pPr>
+              <w:pStyle w:val="Compact"/>
+            </w:pPr>
+            <w:r>
+              <w:t xml:space="preserve">+5 sin base; las 11 de persistencia se omitían en el CI (desde el 27 de octubre de 2026 corren en el job "Pruebas de integración", contra SQL Server con las migraciones de Liquibase)</w:t>
+            </w:r>
+          </w:p>
+        </w:tc>
+      </w:tr>
+      <w:tr>
+        <w:tc>
+          <w:tcPr/>
+          <w:p>
+            <w:pPr>
+              <w:pStyle w:val="Compact"/>
+            </w:pPr>
+            <w:r>
+              <w:t xml:space="preserve">App móvil</w:t>
+            </w:r>
+          </w:p>
+        </w:tc>
+        <w:tc>
+          <w:tcPr/>
+          <w:p>
+            <w:pPr>
+              <w:pStyle w:val="Compact"/>
+            </w:pPr>
+            <w:r>
+              <w:rPr>
+                <w:rStyle w:val="VerbatimChar"/>
+              </w:rPr>
+              <w:t xml:space="preserve">npm test -- --ci</w:t>
+            </w:r>
+          </w:p>
+        </w:tc>
+        <w:tc>
+          <w:tcPr/>
+          <w:p>
+            <w:pPr>
+              <w:pStyle w:val="Compact"/>
+            </w:pPr>
+            <w:r>
+              <w:t xml:space="preserve">73</w:t>
+            </w:r>
+          </w:p>
+        </w:tc>
+        <w:tc>
+          <w:tcPr/>
+          <w:p>
+            <w:pPr>
+              <w:pStyle w:val="Compact"/>
+            </w:pPr>
+            <w:r>
+              <w:t xml:space="preserve">73</w:t>
+            </w:r>
+          </w:p>
+        </w:tc>
+        <w:tc>
+          <w:tcPr/>
+          <w:p>
+            <w:pPr>
+              <w:pStyle w:val="Compact"/>
+            </w:pPr>
+            <w:r>
+              <w:t xml:space="preserve">0</w:t>
+            </w:r>
+          </w:p>
+        </w:tc>
+        <w:tc>
+          <w:tcPr/>
+          <w:p>
+            <w:pPr>
+              <w:pStyle w:val="Compact"/>
+            </w:pPr>
+            <w:r>
+              <w:t xml:space="preserve">0</w:t>
+            </w:r>
+          </w:p>
+        </w:tc>
+        <w:tc>
+          <w:tcPr/>
+          <w:p>
+            <w:pPr>
+              <w:pStyle w:val="Compact"/>
+            </w:pPr>
+            <w:r>
+              <w:t xml:space="preserve">+60: pago, refresco, errores, operario, cola paginada, descuento fijo (25 suites)</w:t>
+            </w:r>
+          </w:p>
+        </w:tc>
+      </w:tr>
+      <w:tr>
+        <w:tc>
+          <w:tcPr/>
+          <w:p>
+            <w:pPr>
+              <w:pStyle w:val="Compact"/>
+            </w:pPr>
+            <w:r>
+              <w:rPr>
+                <w:b/>
+                <w:bCs/>
+              </w:rPr>
+              <w:t xml:space="preserve">Total</w:t>
+            </w:r>
+          </w:p>
+        </w:tc>
+        <w:tc>
+          <w:tcPr/>
+          <w:p>
+            <w:pPr>
+              <w:pStyle w:val="Compact"/>
+            </w:pPr>
+          </w:p>
+        </w:tc>
+        <w:tc>
+          <w:tcPr/>
+          <w:p>
+            <w:pPr>
+              <w:pStyle w:val="Compact"/>
+            </w:pPr>
+            <w:r>
+              <w:rPr>
+                <w:b/>
+                <w:bCs/>
+              </w:rPr>
+              <w:t xml:space="preserve">1 192</w:t>
+            </w:r>
+          </w:p>
+        </w:tc>
+        <w:tc>
+          <w:tcPr/>
+          <w:p>
+            <w:pPr>
+              <w:pStyle w:val="Compact"/>
+            </w:pPr>
+            <w:r>
+              <w:rPr>
+                <w:b/>
+                <w:bCs/>
+              </w:rPr>
+              <w:t xml:space="preserve">1 192</w:t>
+            </w:r>
+          </w:p>
+        </w:tc>
+        <w:tc>
+          <w:tcPr/>
+          <w:p>
+            <w:pPr>
+              <w:pStyle w:val="Compact"/>
+            </w:pPr>
+            <w:r>
+              <w:rPr>
+                <w:b/>
+                <w:bCs/>
+              </w:rPr>
+              <w:t xml:space="preserve">0</w:t>
+            </w:r>
+          </w:p>
+        </w:tc>
+        <w:tc>
+          <w:tcPr/>
+          <w:p>
+            <w:pPr>
+              <w:pStyle w:val="Compact"/>
+            </w:pPr>
+            <w:r>
+              <w:rPr>
+                <w:b/>
+                <w:bCs/>
+              </w:rPr>
+              <w:t xml:space="preserve">11</w:t>
+            </w:r>
+          </w:p>
+        </w:tc>
+        <w:tc>
+          <w:tcPr/>
+          <w:p>
+            <w:pPr>
+              <w:pStyle w:val="Compact"/>
+            </w:pPr>
+            <w:r>
+              <w:rPr>
+                <w:b/>
+                <w:bCs/>
+              </w:rPr>
+              <w:t xml:space="preserve">+354</w:t>
+            </w:r>
+          </w:p>
+        </w:tc>
+      </w:tr>
+    </w:tbl>
+    <w:p>
+      <w:pPr>
+        <w:pStyle w:val="BlockText"/>
+      </w:pPr>
+      <w:r>
+        <w:rPr>
+          <w:i/>
+          <w:iCs/>
+        </w:rPr>
+        <w:t xml:space="preserve">Nota.</w:t>
+      </w:r>
+      <w:r>
+        <w:t xml:space="preserve"> </w:t>
+      </w:r>
+      <w:r>
+        <w:t xml:space="preserve">Fuente: registro de las corridas de GitHub Actions de</w:t>
+      </w:r>
+      <w:r>
+        <w:t xml:space="preserve"> </w:t>
+      </w:r>
+      <w:r>
+        <w:rPr>
+          <w:i/>
+          <w:iCs/>
+        </w:rPr>
+        <w:t xml:space="preserve">develop</w:t>
+      </w:r>
+      <w:r>
+        <w:t xml:space="preserve"> </w:t>
+      </w:r>
+      <w:r>
+        <w:t xml:space="preserve">del 24 de octubre de 2026 (</w:t>
+      </w:r>
+      <w:r>
+        <w:rPr>
+          <w:i/>
+          <w:iCs/>
+        </w:rPr>
+        <w:t xml:space="preserve">gh run view --log</w:t>
+      </w:r>
+      <w:r>
+        <w:t xml:space="preserve">): líneas</w:t>
+      </w:r>
+      <w:r>
+        <w:t xml:space="preserve"> </w:t>
+      </w:r>
+      <w:r>
+        <w:rPr>
+          <w:rStyle w:val="VerbatimChar"/>
+        </w:rPr>
+        <w:t xml:space="preserve">Tests run:</w:t>
+      </w:r>
+      <w:r>
+        <w:t xml:space="preserve"> </w:t>
+      </w:r>
+      <w:r>
+        <w:t xml:space="preserve">de Maven,</w:t>
+      </w:r>
+      <w:r>
+        <w:t xml:space="preserve"> </w:t>
+      </w:r>
+      <w:r>
+        <w:rPr>
+          <w:rStyle w:val="VerbatimChar"/>
+        </w:rPr>
+        <w:t xml:space="preserve">Passed!</w:t>
+      </w:r>
+      <w:r>
+        <w:t xml:space="preserve"> </w:t>
+      </w:r>
+      <w:r>
+        <w:t xml:space="preserve">de</w:t>
+      </w:r>
+      <w:r>
+        <w:t xml:space="preserve"> </w:t>
+      </w:r>
+      <w:r>
+        <w:rPr>
+          <w:i/>
+          <w:iCs/>
+        </w:rPr>
+        <w:t xml:space="preserve">dotnet test</w:t>
+      </w:r>
+      <w:r>
+        <w:t xml:space="preserve">, el resumen de Vitest y el de Jest. Sin la app móvil, el total es 1 119. Las razones de cada diferencia se deducen de las ramas fusionadas ese día. La tabla del 23 de octubre (838 pruebas) queda en el historial del documento.</w:t>
+      </w:r>
+    </w:p>
+    <w:bookmarkEnd w:id="36"/>
+    <w:bookmarkStart w:id="37" w:name="Xe134b457bc9e98baa05f819dee3b3c5bf4e8d4d"/>
+    <w:p>
+      <w:pPr>
+        <w:pStyle w:val="Heading3"/>
+      </w:pPr>
+      <w:r>
+        <w:t xml:space="preserve">3.4 Pruebas en vivo del pago al reservar (26 de octubre de 2026)</w:t>
+      </w:r>
+    </w:p>
+    <w:p>
+      <w:pPr>
+        <w:pStyle w:val="FirstParagraph"/>
+      </w:pPr>
+      <w:r>
+        <w:t xml:space="preserve">El 26 de octubre de 2026 el equipo probó en vivo el pago al reservar (modo de pago al reservar, efectivo con límite y vencimiento del pago digital; AC-88), primero en local, con todos los servicios en marcha, y después en producción. En local, booking-service corrió con la ventana de pago reducida a 1 minuto y el job de vencimiento cada 15 segundos, para no esperar 30 minutos. Las pruebas se hicieron por la API y en la pantalla de la web. La Tabla 5e muestra cada prueba y su resultado.</w:t>
+      </w:r>
+    </w:p>
+    <w:p>
+      <w:pPr>
+        <w:pStyle w:val="BodyText"/>
+      </w:pPr>
+      <w:r>
+        <w:rPr>
+          <w:b/>
+          <w:bCs/>
+        </w:rPr>
+        <w:t xml:space="preserve">Tabla 5e</w:t>
+      </w:r>
+    </w:p>
+    <w:p>
+      <w:pPr>
+        <w:pStyle w:val="BodyText"/>
+      </w:pPr>
+      <w:r>
+        <w:rPr>
+          <w:i/>
+          <w:iCs/>
+        </w:rPr>
+        <w:t xml:space="preserve">Pruebas en vivo del pago al reservar en local (26 de octubre de 2026)</w:t>
+      </w:r>
+    </w:p>
+    <w:tbl>
+      <w:tblPr>
+        <w:tblStyle w:val="Table"/>
+        <w:tblW w:type="auto" w:w="0"/>
+        <w:tblLook w:firstRow="1" w:lastRow="0" w:firstColumn="0" w:lastColumn="0" w:noHBand="0" w:noVBand="0" w:val="0020"/>
+      </w:tblPr>
+      <w:tblGrid>
+        <w:gridCol w:w="1980"/>
+        <w:gridCol w:w="1980"/>
+        <w:gridCol w:w="1980"/>
+        <w:gridCol w:w="1980"/>
+      </w:tblGrid>
+      <w:tr>
+        <w:trPr>
+          <w:tblHeader w:val="on"/>
+        </w:trPr>
+        <w:tc>
+          <w:tcPr/>
+          <w:p>
+            <w:pPr>
+              <w:pStyle w:val="Compact"/>
+            </w:pPr>
+            <w:r>
+              <w:t xml:space="preserve">#</w:t>
+            </w:r>
+          </w:p>
+        </w:tc>
+        <w:tc>
+          <w:tcPr/>
+          <w:p>
+            <w:pPr>
+              <w:pStyle w:val="Compact"/>
+            </w:pPr>
+            <w:r>
+              <w:t xml:space="preserve">Prueba</w:t>
+            </w:r>
+          </w:p>
+        </w:tc>
+        <w:tc>
+          <w:tcPr/>
+          <w:p>
+            <w:pPr>
+              <w:pStyle w:val="Compact"/>
+            </w:pPr>
+            <w:r>
+              <w:t xml:space="preserve">Resultado esperado</w:t>
+            </w:r>
+          </w:p>
+        </w:tc>
+        <w:tc>
+          <w:tcPr/>
+          <w:p>
+            <w:pPr>
+              <w:pStyle w:val="Compact"/>
+            </w:pPr>
+            <w:r>
+              <w:t xml:space="preserve">Resultado obtenido</w:t>
+            </w:r>
+          </w:p>
+        </w:tc>
+      </w:tr>
+      <w:tr>
+        <w:tc>
+          <w:tcPr/>
+          <w:p>
+            <w:pPr>
+              <w:pStyle w:val="Compact"/>
+            </w:pPr>
+            <w:r>
+              <w:t xml:space="preserve">1</w:t>
+            </w:r>
+          </w:p>
+        </w:tc>
+        <w:tc>
+          <w:tcPr/>
+          <w:p>
+            <w:pPr>
+              <w:pStyle w:val="Compact"/>
+            </w:pPr>
+            <w:r>
+              <w:t xml:space="preserve">Reservar como cliente sin</w:t>
+            </w:r>
+            <w:r>
+              <w:t xml:space="preserve"> </w:t>
+            </w:r>
+            <w:r>
+              <w:rPr>
+                <w:rStyle w:val="VerbatimChar"/>
+              </w:rPr>
+              <w:t xml:space="preserve">paymentMode</w:t>
+            </w:r>
+          </w:p>
+        </w:tc>
+        <w:tc>
+          <w:tcPr/>
+          <w:p>
+            <w:pPr>
+              <w:pStyle w:val="Compact"/>
+            </w:pPr>
+            <w:r>
+              <w:t xml:space="preserve">400</w:t>
+            </w:r>
+            <w:r>
+              <w:t xml:space="preserve"> </w:t>
+            </w:r>
+            <w:r>
+              <w:rPr>
+                <w:rStyle w:val="VerbatimChar"/>
+              </w:rPr>
+              <w:t xml:space="preserve">INVALID_PAYMENT_MODE</w:t>
+            </w:r>
+          </w:p>
+        </w:tc>
+        <w:tc>
+          <w:tcPr/>
+          <w:p>
+            <w:pPr>
+              <w:pStyle w:val="Compact"/>
+            </w:pPr>
+            <w:r>
+              <w:t xml:space="preserve">400</w:t>
+            </w:r>
+            <w:r>
+              <w:t xml:space="preserve"> </w:t>
+            </w:r>
+            <w:r>
+              <w:rPr>
+                <w:rStyle w:val="VerbatimChar"/>
+              </w:rPr>
+              <w:t xml:space="preserve">INVALID_PAYMENT_MODE</w:t>
+            </w:r>
+          </w:p>
+        </w:tc>
+      </w:tr>
+      <w:tr>
+        <w:tc>
+          <w:tcPr/>
+          <w:p>
+            <w:pPr>
+              <w:pStyle w:val="Compact"/>
+            </w:pPr>
+            <w:r>
+              <w:t xml:space="preserve">2</w:t>
+            </w:r>
+          </w:p>
+        </w:tc>
+        <w:tc>
+          <w:tcPr/>
+          <w:p>
+            <w:pPr>
+              <w:pStyle w:val="Compact"/>
+            </w:pPr>
+            <w:r>
+              <w:t xml:space="preserve">Primera reserva en efectivo (</w:t>
+            </w:r>
+            <w:r>
+              <w:rPr>
+                <w:rStyle w:val="VerbatimChar"/>
+              </w:rPr>
+              <w:t xml:space="preserve">CASH</w:t>
+            </w:r>
+            <w:r>
+              <w:t xml:space="preserve">)</w:t>
+            </w:r>
+          </w:p>
+        </w:tc>
+        <w:tc>
+          <w:tcPr/>
+          <w:p>
+            <w:pPr>
+              <w:pStyle w:val="Compact"/>
+            </w:pPr>
+            <w:r>
+              <w:t xml:space="preserve">201</w:t>
+            </w:r>
+          </w:p>
+        </w:tc>
+        <w:tc>
+          <w:tcPr/>
+          <w:p>
+            <w:pPr>
+              <w:pStyle w:val="Compact"/>
+            </w:pPr>
+            <w:r>
+              <w:t xml:space="preserve">201</w:t>
+            </w:r>
+          </w:p>
+        </w:tc>
+      </w:tr>
+      <w:tr>
+        <w:tc>
+          <w:tcPr/>
+          <w:p>
+            <w:pPr>
+              <w:pStyle w:val="Compact"/>
+            </w:pPr>
+            <w:r>
+              <w:t xml:space="preserve">3</w:t>
+            </w:r>
+          </w:p>
+        </w:tc>
+        <w:tc>
+          <w:tcPr/>
+          <w:p>
+            <w:pPr>
+              <w:pStyle w:val="Compact"/>
+            </w:pPr>
+            <w:r>
+              <w:t xml:space="preserve">Segunda reserva en efectivo con la primera activa</w:t>
+            </w:r>
+          </w:p>
+        </w:tc>
+        <w:tc>
+          <w:tcPr/>
+          <w:p>
+            <w:pPr>
+              <w:pStyle w:val="Compact"/>
+            </w:pPr>
+            <w:r>
+              <w:t xml:space="preserve">409</w:t>
+            </w:r>
+            <w:r>
+              <w:t xml:space="preserve"> </w:t>
+            </w:r>
+            <w:r>
+              <w:rPr>
+                <w:rStyle w:val="VerbatimChar"/>
+              </w:rPr>
+              <w:t xml:space="preserve">CASH_BOOKING_LIMIT</w:t>
+            </w:r>
+          </w:p>
+        </w:tc>
+        <w:tc>
+          <w:tcPr/>
+          <w:p>
+            <w:pPr>
+              <w:pStyle w:val="Compact"/>
+            </w:pPr>
+            <w:r>
+              <w:t xml:space="preserve">409</w:t>
+            </w:r>
+            <w:r>
+              <w:t xml:space="preserve"> </w:t>
+            </w:r>
+            <w:r>
+              <w:rPr>
+                <w:rStyle w:val="VerbatimChar"/>
+              </w:rPr>
+              <w:t xml:space="preserve">CASH_BOOKING_LIMIT</w:t>
+            </w:r>
+          </w:p>
+        </w:tc>
+      </w:tr>
+      <w:tr>
+        <w:tc>
+          <w:tcPr/>
+          <w:p>
+            <w:pPr>
+              <w:pStyle w:val="Compact"/>
+            </w:pPr>
+            <w:r>
+              <w:t xml:space="preserve">4</w:t>
+            </w:r>
+          </w:p>
+        </w:tc>
+        <w:tc>
+          <w:tcPr/>
+          <w:p>
+            <w:pPr>
+              <w:pStyle w:val="Compact"/>
+            </w:pPr>
+            <w:r>
+              <w:t xml:space="preserve">Reserva</w:t>
+            </w:r>
+            <w:r>
+              <w:t xml:space="preserve"> </w:t>
+            </w:r>
+            <w:r>
+              <w:rPr>
+                <w:rStyle w:val="VerbatimChar"/>
+              </w:rPr>
+              <w:t xml:space="preserve">DIGITAL</w:t>
+            </w:r>
+            <w:r>
+              <w:t xml:space="preserve"> </w:t>
+            </w:r>
+            <w:r>
+              <w:t xml:space="preserve">sin subir el comprobante</w:t>
+            </w:r>
+          </w:p>
+        </w:tc>
+        <w:tc>
+          <w:tcPr/>
+          <w:p>
+            <w:pPr>
+              <w:pStyle w:val="Compact"/>
+            </w:pPr>
+            <w:r>
+              <w:t xml:space="preserve">Se cancela sola al vencer el plazo, con el motivo</w:t>
+            </w:r>
+            <w:r>
+              <w:t xml:space="preserve"> </w:t>
+            </w:r>
+            <w:r>
+              <w:rPr>
+                <w:rStyle w:val="VerbatimChar"/>
+              </w:rPr>
+              <w:t xml:space="preserve">PAYMENT_TIMEOUT</w:t>
+            </w:r>
+          </w:p>
+        </w:tc>
+        <w:tc>
+          <w:tcPr/>
+          <w:p>
+            <w:pPr>
+              <w:pStyle w:val="Compact"/>
+            </w:pPr>
+            <w:r>
+              <w:t xml:space="preserve">Cancelada sola a los ~70 s con</w:t>
+            </w:r>
+            <w:r>
+              <w:t xml:space="preserve"> </w:t>
+            </w:r>
+            <w:r>
+              <w:rPr>
+                <w:rStyle w:val="VerbatimChar"/>
+              </w:rPr>
+              <w:t xml:space="preserve">PAYMENT_TIMEOUT</w:t>
+            </w:r>
+          </w:p>
+        </w:tc>
+      </w:tr>
+      <w:tr>
+        <w:tc>
+          <w:tcPr/>
+          <w:p>
+            <w:pPr>
+              <w:pStyle w:val="Compact"/>
+            </w:pPr>
+            <w:r>
+              <w:t xml:space="preserve">5</w:t>
+            </w:r>
+          </w:p>
+        </w:tc>
+        <w:tc>
+          <w:tcPr/>
+          <w:p>
+            <w:pPr>
+              <w:pStyle w:val="Compact"/>
+            </w:pPr>
+            <w:r>
+              <w:t xml:space="preserve">Reserva</w:t>
+            </w:r>
+            <w:r>
+              <w:t xml:space="preserve"> </w:t>
+            </w:r>
+            <w:r>
+              <w:rPr>
+                <w:rStyle w:val="VerbatimChar"/>
+              </w:rPr>
+              <w:t xml:space="preserve">DIGITAL</w:t>
+            </w:r>
+            <w:r>
+              <w:t xml:space="preserve"> </w:t>
+            </w:r>
+            <w:r>
+              <w:t xml:space="preserve">pagada a tiempo</w:t>
+            </w:r>
+          </w:p>
+        </w:tc>
+        <w:tc>
+          <w:tcPr/>
+          <w:p>
+            <w:pPr>
+              <w:pStyle w:val="Compact"/>
+            </w:pPr>
+            <w:r>
+              <w:t xml:space="preserve">Sigue</w:t>
+            </w:r>
+            <w:r>
+              <w:t xml:space="preserve"> </w:t>
+            </w:r>
+            <w:r>
+              <w:rPr>
+                <w:rStyle w:val="VerbatimChar"/>
+              </w:rPr>
+              <w:t xml:space="preserve">CONFIRMED</w:t>
+            </w:r>
+            <w:r>
+              <w:t xml:space="preserve"> </w:t>
+            </w:r>
+            <w:r>
+              <w:t xml:space="preserve">y la reserva queda con</w:t>
+            </w:r>
+            <w:r>
+              <w:t xml:space="preserve"> </w:t>
+            </w:r>
+            <w:r>
+              <w:rPr>
+                <w:rStyle w:val="VerbatimChar"/>
+              </w:rPr>
+              <w:t xml:space="preserve">paymentReported=true</w:t>
+            </w:r>
+          </w:p>
+        </w:tc>
+        <w:tc>
+          <w:tcPr/>
+          <w:p>
+            <w:pPr>
+              <w:pStyle w:val="Compact"/>
+            </w:pPr>
+            <w:r>
+              <w:t xml:space="preserve">Siguió</w:t>
+            </w:r>
+            <w:r>
+              <w:t xml:space="preserve"> </w:t>
+            </w:r>
+            <w:r>
+              <w:rPr>
+                <w:rStyle w:val="VerbatimChar"/>
+              </w:rPr>
+              <w:t xml:space="preserve">CONFIRMED</w:t>
+            </w:r>
+            <w:r>
+              <w:t xml:space="preserve">;</w:t>
+            </w:r>
+            <w:r>
+              <w:t xml:space="preserve"> </w:t>
+            </w:r>
+            <w:r>
+              <w:rPr>
+                <w:rStyle w:val="VerbatimChar"/>
+              </w:rPr>
+              <w:t xml:space="preserve">paymentReported=true</w:t>
+            </w:r>
+            <w:r>
+              <w:t xml:space="preserve"> </w:t>
+            </w:r>
+            <w:r>
+              <w:t xml:space="preserve">llegó en ~5 s por</w:t>
+            </w:r>
+            <w:r>
+              <w:t xml:space="preserve"> </w:t>
+            </w:r>
+            <w:r>
+              <w:rPr>
+                <w:rStyle w:val="VerbatimChar"/>
+              </w:rPr>
+              <w:t xml:space="preserve">payment.reported</w:t>
+            </w:r>
+          </w:p>
+        </w:tc>
+      </w:tr>
+      <w:tr>
+        <w:tc>
+          <w:tcPr/>
+          <w:p>
+            <w:pPr>
+              <w:pStyle w:val="Compact"/>
+            </w:pPr>
+            <w:r>
+              <w:t xml:space="preserve">6</w:t>
+            </w:r>
+          </w:p>
+        </w:tc>
+        <w:tc>
+          <w:tcPr/>
+          <w:p>
+            <w:pPr>
+              <w:pStyle w:val="Compact"/>
+            </w:pPr>
+            <w:r>
+              <w:t xml:space="preserve">Pagar una reserva ya cancelada</w:t>
+            </w:r>
+          </w:p>
+        </w:tc>
+        <w:tc>
+          <w:tcPr/>
+          <w:p>
+            <w:pPr>
+              <w:pStyle w:val="Compact"/>
+            </w:pPr>
+            <w:r>
+              <w:t xml:space="preserve">409</w:t>
+            </w:r>
+            <w:r>
+              <w:t xml:space="preserve"> </w:t>
+            </w:r>
+            <w:r>
+              <w:rPr>
+                <w:rStyle w:val="VerbatimChar"/>
+              </w:rPr>
+              <w:t xml:space="preserve">BOOKING_NOT_PAYABLE</w:t>
+            </w:r>
+          </w:p>
+        </w:tc>
+        <w:tc>
+          <w:tcPr/>
+          <w:p>
+            <w:pPr>
+              <w:pStyle w:val="Compact"/>
+            </w:pPr>
+            <w:r>
+              <w:t xml:space="preserve">409</w:t>
+            </w:r>
+            <w:r>
+              <w:t xml:space="preserve"> </w:t>
+            </w:r>
+            <w:r>
+              <w:rPr>
+                <w:rStyle w:val="VerbatimChar"/>
+              </w:rPr>
+              <w:t xml:space="preserve">BOOKING_NOT_PAYABLE</w:t>
+            </w:r>
+          </w:p>
+        </w:tc>
+      </w:tr>
+      <w:tr>
+        <w:tc>
+          <w:tcPr/>
+          <w:p>
+            <w:pPr>
+              <w:pStyle w:val="Compact"/>
+            </w:pPr>
+            <w:r>
+              <w:t xml:space="preserve">7</w:t>
+            </w:r>
+          </w:p>
+        </w:tc>
+        <w:tc>
+          <w:tcPr/>
+          <w:p>
+            <w:pPr>
+              <w:pStyle w:val="Compact"/>
+            </w:pPr>
+            <w:r>
+              <w:t xml:space="preserve">Elegir</w:t>
+            </w:r>
+            <w:r>
+              <w:t xml:space="preserve"> </w:t>
+            </w:r>
+            <w:r>
+              <w:rPr>
+                <w:rStyle w:val="VerbatimChar"/>
+              </w:rPr>
+              <w:t xml:space="preserve">PAYMENT_TIMEOUT</w:t>
+            </w:r>
+            <w:r>
+              <w:t xml:space="preserve"> </w:t>
+            </w:r>
+            <w:r>
+              <w:t xml:space="preserve">al cancelar a mano</w:t>
+            </w:r>
+          </w:p>
+        </w:tc>
+        <w:tc>
+          <w:tcPr/>
+          <w:p>
+            <w:pPr>
+              <w:pStyle w:val="Compact"/>
+            </w:pPr>
+            <w:r>
+              <w:t xml:space="preserve">El motivo no se puede elegir</w:t>
+            </w:r>
+          </w:p>
+        </w:tc>
+        <w:tc>
+          <w:tcPr/>
+          <w:p>
+            <w:pPr>
+              <w:pStyle w:val="Compact"/>
+            </w:pPr>
+            <w:r>
+              <w:t xml:space="preserve">No se puede elegir</w:t>
+            </w:r>
+          </w:p>
+        </w:tc>
+      </w:tr>
+      <w:tr>
+        <w:tc>
+          <w:tcPr/>
+          <w:p>
+            <w:pPr>
+              <w:pStyle w:val="Compact"/>
+            </w:pPr>
+            <w:r>
+              <w:t xml:space="preserve">8</w:t>
+            </w:r>
+          </w:p>
+        </w:tc>
+        <w:tc>
+          <w:tcPr/>
+          <w:p>
+            <w:pPr>
+              <w:pStyle w:val="Compact"/>
+            </w:pPr>
+            <w:r>
+              <w:t xml:space="preserve">Cancelar la reserva en efectivo y volver a reservar en efectivo</w:t>
+            </w:r>
+          </w:p>
+        </w:tc>
+        <w:tc>
+          <w:tcPr/>
+          <w:p>
+            <w:pPr>
+              <w:pStyle w:val="Compact"/>
+            </w:pPr>
+            <w:r>
+              <w:t xml:space="preserve">201: el cupo de efectivo se libera</w:t>
+            </w:r>
+          </w:p>
+        </w:tc>
+        <w:tc>
+          <w:tcPr/>
+          <w:p>
+            <w:pPr>
+              <w:pStyle w:val="Compact"/>
+            </w:pPr>
+            <w:r>
+              <w:t xml:space="preserve">201</w:t>
+            </w:r>
+          </w:p>
+        </w:tc>
+      </w:tr>
+      <w:tr>
+        <w:tc>
+          <w:tcPr/>
+          <w:p>
+            <w:pPr>
+              <w:pStyle w:val="Compact"/>
+            </w:pPr>
+            <w:r>
+              <w:t xml:space="preserve">9</w:t>
+            </w:r>
+          </w:p>
+        </w:tc>
+        <w:tc>
+          <w:tcPr/>
+          <w:p>
+            <w:pPr>
+              <w:pStyle w:val="Compact"/>
+            </w:pPr>
+            <w:r>
+              <w:rPr>
+                <w:b/>
+                <w:bCs/>
+              </w:rPr>
+              <w:t xml:space="preserve">Falla simulada 1:</w:t>
+            </w:r>
+            <w:r>
+              <w:t xml:space="preserve"> </w:t>
+            </w:r>
+            <w:r>
+              <w:t xml:space="preserve">payment-service sin RabbitMQ (el evento</w:t>
+            </w:r>
+            <w:r>
+              <w:t xml:space="preserve"> </w:t>
+            </w:r>
+            <w:r>
+              <w:rPr>
+                <w:rStyle w:val="VerbatimChar"/>
+              </w:rPr>
+              <w:t xml:space="preserve">payment.reported</w:t>
+            </w:r>
+            <w:r>
+              <w:t xml:space="preserve"> </w:t>
+            </w:r>
+            <w:r>
+              <w:t xml:space="preserve">se pierde) y la reserva</w:t>
+            </w:r>
+            <w:r>
+              <w:t xml:space="preserve"> </w:t>
+            </w:r>
+            <w:r>
+              <w:rPr>
+                <w:rStyle w:val="VerbatimChar"/>
+              </w:rPr>
+              <w:t xml:space="preserve">DIGITAL</w:t>
+            </w:r>
+            <w:r>
+              <w:t xml:space="preserve"> </w:t>
+            </w:r>
+            <w:r>
+              <w:t xml:space="preserve">pagada llega a su plazo</w:t>
+            </w:r>
+          </w:p>
+        </w:tc>
+        <w:tc>
+          <w:tcPr/>
+          <w:p>
+            <w:pPr>
+              <w:pStyle w:val="Compact"/>
+            </w:pPr>
+            <w:r>
+              <w:t xml:space="preserve">No se cancela</w:t>
+            </w:r>
+          </w:p>
+        </w:tc>
+        <w:tc>
+          <w:tcPr/>
+          <w:p>
+            <w:pPr>
+              <w:pStyle w:val="Compact"/>
+            </w:pPr>
+            <w:r>
+              <w:t xml:space="preserve">No se canceló: el job le preguntó a payment-service, que respondió</w:t>
+            </w:r>
+            <w:r>
+              <w:t xml:space="preserve"> </w:t>
+            </w:r>
+            <w:r>
+              <w:rPr>
+                <w:rStyle w:val="VerbatimChar"/>
+              </w:rPr>
+              <w:t xml:space="preserve">reported=true</w:t>
+            </w:r>
+            <w:r>
+              <w:t xml:space="preserve">, y marcó la reserva como reportada</w:t>
+            </w:r>
+          </w:p>
+        </w:tc>
+      </w:tr>
+      <w:tr>
+        <w:tc>
+          <w:tcPr/>
+          <w:p>
+            <w:pPr>
+              <w:pStyle w:val="Compact"/>
+            </w:pPr>
+            <w:r>
+              <w:t xml:space="preserve">10</w:t>
+            </w:r>
+          </w:p>
+        </w:tc>
+        <w:tc>
+          <w:tcPr/>
+          <w:p>
+            <w:pPr>
+              <w:pStyle w:val="Compact"/>
+            </w:pPr>
+            <w:r>
+              <w:rPr>
+                <w:b/>
+                <w:bCs/>
+              </w:rPr>
+              <w:t xml:space="preserve">Falla simulada 2:</w:t>
+            </w:r>
+            <w:r>
+              <w:t xml:space="preserve"> </w:t>
+            </w:r>
+            <w:r>
+              <w:t xml:space="preserve">payment-service apagado cuando vence una reserva</w:t>
+            </w:r>
+            <w:r>
+              <w:t xml:space="preserve"> </w:t>
+            </w:r>
+            <w:r>
+              <w:rPr>
+                <w:rStyle w:val="VerbatimChar"/>
+              </w:rPr>
+              <w:t xml:space="preserve">DIGITAL</w:t>
+            </w:r>
+            <w:r>
+              <w:t xml:space="preserve"> </w:t>
+            </w:r>
+            <w:r>
+              <w:t xml:space="preserve">sin pagar</w:t>
+            </w:r>
+          </w:p>
+        </w:tc>
+        <w:tc>
+          <w:tcPr/>
+          <w:p>
+            <w:pPr>
+              <w:pStyle w:val="Compact"/>
+            </w:pPr>
+            <w:r>
+              <w:t xml:space="preserve">No se cancela mientras payment no responda; se cancela cuando vuelve</w:t>
+            </w:r>
+          </w:p>
+        </w:tc>
+        <w:tc>
+          <w:tcPr/>
+          <w:p>
+            <w:pPr>
+              <w:pStyle w:val="Compact"/>
+            </w:pPr>
+            <w:r>
+              <w:t xml:space="preserve">No se canceló ("not cancelled this round: PAYMENT_SERVICE_UNAVAILABLE"); al volver payment-service, el job la canceló</w:t>
+            </w:r>
+          </w:p>
+        </w:tc>
+      </w:tr>
+      <w:tr>
+        <w:tc>
+          <w:tcPr/>
+          <w:p>
+            <w:pPr>
+              <w:pStyle w:val="Compact"/>
+            </w:pPr>
+            <w:r>
+              <w:t xml:space="preserve">11</w:t>
+            </w:r>
+          </w:p>
+        </w:tc>
+        <w:tc>
+          <w:tcPr/>
+          <w:p>
+            <w:pPr>
+              <w:pStyle w:val="Compact"/>
+            </w:pPr>
+            <w:r>
+              <w:t xml:space="preserve">Pantalla web: paso 4 "¿Cómo vas a pagar?", modal de efectivo, error del segundo efectivo, redirección a pagar con el plazo y sin la opción de efectivo, e insignia "Paga antes de las HH:mm" en el historial</w:t>
+            </w:r>
+          </w:p>
+        </w:tc>
+        <w:tc>
+          <w:tcPr/>
+          <w:p>
+            <w:pPr>
+              <w:pStyle w:val="Compact"/>
+            </w:pPr>
+            <w:r>
+              <w:t xml:space="preserve">Cada elemento aparece como en el Manual de Usuario</w:t>
+            </w:r>
+          </w:p>
+        </w:tc>
+        <w:tc>
+          <w:tcPr/>
+          <w:p>
+            <w:pPr>
+              <w:pStyle w:val="Compact"/>
+            </w:pPr>
+            <w:r>
+              <w:t xml:space="preserve">Aprobada</w:t>
+            </w:r>
+          </w:p>
+        </w:tc>
+      </w:tr>
+    </w:tbl>
+    <w:p>
+      <w:pPr>
+        <w:pStyle w:val="BlockText"/>
+      </w:pPr>
+      <w:r>
+        <w:rPr>
+          <w:i/>
+          <w:iCs/>
+        </w:rPr>
+        <w:t xml:space="preserve">Nota.</w:t>
+      </w:r>
+      <w:r>
+        <w:t xml:space="preserve"> </w:t>
+      </w:r>
+      <w:r>
+        <w:t xml:space="preserve">Elaborado por los autores a partir de la prueba en vivo del 26 de octubre de 2026 contra</w:t>
+      </w:r>
+      <w:r>
+        <w:t xml:space="preserve"> </w:t>
+      </w:r>
+      <w:r>
+        <w:rPr>
+          <w:i/>
+          <w:iCs/>
+        </w:rPr>
+        <w:t xml:space="preserve">develop</w:t>
+      </w:r>
+      <w:r>
+        <w:t xml:space="preserve"> </w:t>
+      </w:r>
+      <w:r>
+        <w:t xml:space="preserve">de booking-service, payment-service y la web. La pérdida del evento se detectó en esta misma prueba: antes de la consulta a payment-service, el evento</w:t>
+      </w:r>
+      <w:r>
+        <w:t xml:space="preserve"> </w:t>
+      </w:r>
+      <w:r>
+        <w:rPr>
+          <w:rStyle w:val="VerbatimChar"/>
+        </w:rPr>
+        <w:t xml:space="preserve">payment.reported</w:t>
+      </w:r>
+      <w:r>
+        <w:t xml:space="preserve"> </w:t>
+      </w:r>
+      <w:r>
+        <w:t xml:space="preserve">se perdió y el job canceló una reserva que sí estaba pagada. Se corrigió con la consulta sincrónica antes de cancelar (AC-89) y las fallas 1 y 2 se probaron con esa corrección.</w:t>
+      </w:r>
+      <w:r>
+        <w:t xml:space="preserve"> </w:t>
+      </w:r>
+      <w:r>
+        <w:rPr>
+          <w:b/>
+          <w:bCs/>
+        </w:rPr>
+        <w:t xml:space="preserve">Hallazgo de entorno:</w:t>
+      </w:r>
+      <w:r>
+        <w:t xml:space="preserve"> </w:t>
+      </w:r>
+      <w:r>
+        <w:t xml:space="preserve">en Windows, .NET resolvía</w:t>
+      </w:r>
+      <w:r>
+        <w:t xml:space="preserve"> </w:t>
+      </w:r>
+      <w:r>
+        <w:rPr>
+          <w:rStyle w:val="VerbatimChar"/>
+        </w:rPr>
+        <w:t xml:space="preserve">localhost</w:t>
+      </w:r>
+      <w:r>
+        <w:t xml:space="preserve"> </w:t>
+      </w:r>
+      <w:r>
+        <w:t xml:space="preserve">por IPv6 y Docker Desktop cortaba la conexión AMQP de payment-service; con</w:t>
+      </w:r>
+      <w:r>
+        <w:t xml:space="preserve"> </w:t>
+      </w:r>
+      <w:r>
+        <w:rPr>
+          <w:rStyle w:val="VerbatimChar"/>
+        </w:rPr>
+        <w:t xml:space="preserve">RABBITMQ_HOST=127.0.0.1</w:t>
+      </w:r>
+      <w:r>
+        <w:t xml:space="preserve"> </w:t>
+      </w:r>
+      <w:r>
+        <w:t xml:space="preserve">funciona. En producción no aplica, porque el host es</w:t>
+      </w:r>
+      <w:r>
+        <w:t xml:space="preserve"> </w:t>
+      </w:r>
+      <w:r>
+        <w:rPr>
+          <w:rStyle w:val="VerbatimChar"/>
+        </w:rPr>
+        <w:t xml:space="preserve">rabbitmq</w:t>
+      </w:r>
+      <w:r>
+        <w:t xml:space="preserve">.</w:t>
+      </w:r>
+    </w:p>
+    <w:p>
+      <w:pPr>
+        <w:pStyle w:val="FirstParagraph"/>
+      </w:pPr>
+      <w:r>
+        <w:rPr>
+          <w:b/>
+          <w:bCs/>
+        </w:rPr>
+        <w:t xml:space="preserve">En producción (Azure), el 26 de octubre de 2026 hacia las 12:02 (hora de Colombia),</w:t>
+      </w:r>
+      <w:r>
+        <w:t xml:space="preserve"> </w:t>
+      </w:r>
+      <w:r>
+        <w:t xml:space="preserve">se desplegaron booking-service, payment-service y la web desde</w:t>
+      </w:r>
+      <w:r>
+        <w:t xml:space="preserve"> </w:t>
+      </w:r>
+      <w:r>
+        <w:rPr>
+          <w:i/>
+          <w:iCs/>
+        </w:rPr>
+        <w:t xml:space="preserve">develop</w:t>
+      </w:r>
+      <w:r>
+        <w:t xml:space="preserve"> </w:t>
+      </w:r>
+      <w:r>
+        <w:t xml:space="preserve">(Documento de Despliegue, sección 1.3.11). Todos los servicios quedaron sanos y no hubo errores en los registros. Se verificó que las columnas nuevas de</w:t>
+      </w:r>
+      <w:r>
+        <w:t xml:space="preserve"> </w:t>
+      </w:r>
+      <w:r>
+        <w:rPr>
+          <w:rStyle w:val="VerbatimChar"/>
+        </w:rPr>
+        <w:t xml:space="preserve">booking.booking</w:t>
+      </w:r>
+      <w:r>
+        <w:t xml:space="preserve"> </w:t>
+      </w:r>
+      <w:r>
+        <w:t xml:space="preserve">quedaron en</w:t>
+      </w:r>
+      <w:r>
+        <w:t xml:space="preserve"> </w:t>
+      </w:r>
+      <w:r>
+        <w:rPr>
+          <w:rStyle w:val="VerbatimChar"/>
+        </w:rPr>
+        <w:t xml:space="preserve">NVARCHAR</w:t>
+      </w:r>
+      <w:r>
+        <w:t xml:space="preserve">, que existe el motivo</w:t>
+      </w:r>
+      <w:r>
+        <w:t xml:space="preserve"> </w:t>
+      </w:r>
+      <w:r>
+        <w:rPr>
+          <w:rStyle w:val="VerbatimChar"/>
+        </w:rPr>
+        <w:t xml:space="preserve">PAYMENT_TIMEOUT</w:t>
+      </w:r>
+      <w:r>
+        <w:t xml:space="preserve">, que la cola</w:t>
+      </w:r>
+      <w:r>
+        <w:t xml:space="preserve"> </w:t>
+      </w:r>
+      <w:r>
+        <w:rPr>
+          <w:rStyle w:val="VerbatimChar"/>
+        </w:rPr>
+        <w:t xml:space="preserve">booking.payment-events</w:t>
+      </w:r>
+      <w:r>
+        <w:t xml:space="preserve"> </w:t>
+      </w:r>
+      <w:r>
+        <w:t xml:space="preserve">tiene consumidor, que la ruta interna de payment responde 401 sin llave y 200</w:t>
+      </w:r>
+      <w:r>
+        <w:t xml:space="preserve"> </w:t>
+      </w:r>
+      <w:r>
+        <w:rPr>
+          <w:rStyle w:val="VerbatimChar"/>
+        </w:rPr>
+        <w:t xml:space="preserve">reported:true</w:t>
+      </w:r>
+      <w:r>
+        <w:t xml:space="preserve"> </w:t>
+      </w:r>
+      <w:r>
+        <w:t xml:space="preserve">con llave para una reserva con pago aprobado, y que no hubo fallas al publicar eventos. El equipo hizo una reserva en efectivo (#12) y una con pago digital (#13, con plazo a las 13:06).</w:t>
+      </w:r>
+    </w:p>
+    <w:p>
+      <w:pPr>
+        <w:pStyle w:val="BodyText"/>
+      </w:pPr>
+      <w:r>
+        <w:rPr>
+          <w:b/>
+          <w:bCs/>
+        </w:rPr>
+        <w:t xml:space="preserve">Tabla 5f</w:t>
+      </w:r>
+    </w:p>
+    <w:p>
+      <w:pPr>
+        <w:pStyle w:val="BodyText"/>
+      </w:pPr>
+      <w:r>
+        <w:rPr>
+          <w:i/>
+          <w:iCs/>
+        </w:rPr>
+        <w:t xml:space="preserve">Pruebas automatizadas que cambiaron con el pago al reservar (develop, 26 de octubre de 2026)</w:t>
+      </w:r>
+    </w:p>
+    <w:tbl>
+      <w:tblPr>
+        <w:tblStyle w:val="Table"/>
+        <w:tblW w:type="auto" w:w="0"/>
+        <w:tblLook w:firstRow="1" w:lastRow="0" w:firstColumn="0" w:lastColumn="0" w:noHBand="0" w:noVBand="0" w:val="0020"/>
+      </w:tblPr>
+      <w:tblGrid>
+        <w:gridCol w:w="1980"/>
+        <w:gridCol w:w="1980"/>
+        <w:gridCol w:w="1980"/>
+        <w:gridCol w:w="1980"/>
+      </w:tblGrid>
+      <w:tr>
+        <w:trPr>
+          <w:tblHeader w:val="on"/>
+        </w:trPr>
+        <w:tc>
+          <w:tcPr/>
+          <w:p>
+            <w:pPr>
+              <w:pStyle w:val="Compact"/>
+            </w:pPr>
+            <w:r>
+              <w:t xml:space="preserve">Artefacto</w:t>
+            </w:r>
+          </w:p>
+        </w:tc>
+        <w:tc>
+          <w:tcPr/>
+          <w:p>
+            <w:pPr>
+              <w:pStyle w:val="Compact"/>
+            </w:pPr>
+            <w:r>
+              <w:t xml:space="preserve">Pruebas</w:t>
+            </w:r>
+          </w:p>
+        </w:tc>
+        <w:tc>
+          <w:tcPr/>
+          <w:p>
+            <w:pPr>
+              <w:pStyle w:val="Compact"/>
+            </w:pPr>
+            <w:r>
+              <w:t xml:space="preserve">Antes del cambio</w:t>
+            </w:r>
+          </w:p>
+        </w:tc>
+        <w:tc>
+          <w:tcPr/>
+          <w:p>
+            <w:pPr>
+              <w:pStyle w:val="Compact"/>
+            </w:pPr>
+            <w:r>
+              <w:t xml:space="preserve">Qué agregan</w:t>
+            </w:r>
+          </w:p>
+        </w:tc>
+      </w:tr>
+      <w:tr>
+        <w:tc>
+          <w:tcPr/>
+          <w:p>
+            <w:pPr>
+              <w:pStyle w:val="Compact"/>
+            </w:pPr>
+            <w:r>
+              <w:t xml:space="preserve">booking-service</w:t>
+            </w:r>
+          </w:p>
+        </w:tc>
+        <w:tc>
+          <w:tcPr/>
+          <w:p>
+            <w:pPr>
+              <w:pStyle w:val="Compact"/>
+            </w:pPr>
+            <w:r>
+              <w:t xml:space="preserve">133</w:t>
+            </w:r>
+          </w:p>
+        </w:tc>
+        <w:tc>
+          <w:tcPr/>
+          <w:p>
+            <w:pPr>
+              <w:pStyle w:val="Compact"/>
+            </w:pPr>
+            <w:r>
+              <w:t xml:space="preserve">103 (95 en el CI del 24 de octubre)</w:t>
+            </w:r>
+          </w:p>
+        </w:tc>
+        <w:tc>
+          <w:tcPr/>
+          <w:p>
+            <w:pPr>
+              <w:pStyle w:val="Compact"/>
+            </w:pPr>
+            <w:r>
+              <w:rPr>
+                <w:rStyle w:val="VerbatimChar"/>
+              </w:rPr>
+              <w:t xml:space="preserve">PaymentPolicyTest</w:t>
+            </w:r>
+            <w:r>
+              <w:t xml:space="preserve"> </w:t>
+            </w:r>
+            <w:r>
+              <w:t xml:space="preserve">(límite y plazo),</w:t>
+            </w:r>
+            <w:r>
+              <w:t xml:space="preserve"> </w:t>
+            </w:r>
+            <w:r>
+              <w:rPr>
+                <w:rStyle w:val="VerbatimChar"/>
+              </w:rPr>
+              <w:t xml:space="preserve">PaymentEventsListenerTest</w:t>
+            </w:r>
+            <w:r>
+              <w:t xml:space="preserve">,</w:t>
+            </w:r>
+            <w:r>
+              <w:t xml:space="preserve"> </w:t>
+            </w:r>
+            <w:r>
+              <w:rPr>
+                <w:rStyle w:val="VerbatimChar"/>
+              </w:rPr>
+              <w:t xml:space="preserve">PaymentDeadlineJobTest</w:t>
+            </w:r>
+            <w:r>
+              <w:t xml:space="preserve">,</w:t>
+            </w:r>
+            <w:r>
+              <w:t xml:space="preserve"> </w:t>
+            </w:r>
+            <w:r>
+              <w:rPr>
+                <w:rStyle w:val="VerbatimChar"/>
+              </w:rPr>
+              <w:t xml:space="preserve">PaymentServiceDirectoryTest</w:t>
+            </w:r>
+            <w:r>
+              <w:t xml:space="preserve"> </w:t>
+            </w:r>
+            <w:r>
+              <w:t xml:space="preserve">(respuesta, error y llave interna), reglas nuevas en</w:t>
+            </w:r>
+            <w:r>
+              <w:t xml:space="preserve"> </w:t>
+            </w:r>
+            <w:r>
+              <w:rPr>
+                <w:rStyle w:val="VerbatimChar"/>
+              </w:rPr>
+              <w:t xml:space="preserve">BookingServiceTest</w:t>
+            </w:r>
+            <w:r>
+              <w:t xml:space="preserve">,</w:t>
+            </w:r>
+            <w:r>
+              <w:t xml:space="preserve"> </w:t>
+            </w:r>
+            <w:r>
+              <w:rPr>
+                <w:rStyle w:val="VerbatimChar"/>
+              </w:rPr>
+              <w:t xml:space="preserve">BookingTest</w:t>
+            </w:r>
+            <w:r>
+              <w:t xml:space="preserve"> </w:t>
+            </w:r>
+            <w:r>
+              <w:t xml:space="preserve">y</w:t>
+            </w:r>
+            <w:r>
+              <w:t xml:space="preserve"> </w:t>
+            </w:r>
+            <w:r>
+              <w:rPr>
+                <w:rStyle w:val="VerbatimChar"/>
+              </w:rPr>
+              <w:t xml:space="preserve">CancellationReasonTest</w:t>
+            </w:r>
+            <w:r>
+              <w:t xml:space="preserve">, y</w:t>
+            </w:r>
+            <w:r>
+              <w:t xml:space="preserve"> </w:t>
+            </w:r>
+            <w:r>
+              <w:rPr>
+                <w:rStyle w:val="VerbatimChar"/>
+              </w:rPr>
+              <w:t xml:space="preserve">BookingApiWebTest</w:t>
+            </w:r>
+          </w:p>
+        </w:tc>
+      </w:tr>
+      <w:tr>
+        <w:tc>
+          <w:tcPr/>
+          <w:p>
+            <w:pPr>
+              <w:pStyle w:val="Compact"/>
+            </w:pPr>
+            <w:r>
+              <w:t xml:space="preserve">payment-service</w:t>
+            </w:r>
+          </w:p>
+        </w:tc>
+        <w:tc>
+          <w:tcPr/>
+          <w:p>
+            <w:pPr>
+              <w:pStyle w:val="Compact"/>
+            </w:pPr>
+            <w:r>
+              <w:t xml:space="preserve">247: dominio 142, aplicación 61, API 44</w:t>
+            </w:r>
+          </w:p>
+        </w:tc>
+        <w:tc>
+          <w:tcPr/>
+          <w:p>
+            <w:pPr>
+              <w:pStyle w:val="Compact"/>
+            </w:pPr>
+            <w:r>
+              <w:t xml:space="preserve">220: dominio 134, aplicación 52, API 34</w:t>
+            </w:r>
+          </w:p>
+        </w:tc>
+        <w:tc>
+          <w:tcPr/>
+          <w:p>
+            <w:pPr>
+              <w:pStyle w:val="Compact"/>
+            </w:pPr>
+            <w:r>
+              <w:t xml:space="preserve">Evento</w:t>
+            </w:r>
+            <w:r>
+              <w:t xml:space="preserve"> </w:t>
+            </w:r>
+            <w:r>
+              <w:rPr>
+                <w:rStyle w:val="VerbatimChar"/>
+              </w:rPr>
+              <w:t xml:space="preserve">PaymentReported</w:t>
+            </w:r>
+            <w:r>
+              <w:t xml:space="preserve"> </w:t>
+            </w:r>
+            <w:r>
+              <w:t xml:space="preserve">(también al volver a reportar), consulta</w:t>
+            </w:r>
+            <w:r>
+              <w:t xml:space="preserve"> </w:t>
+            </w:r>
+            <w:r>
+              <w:rPr>
+                <w:rStyle w:val="VerbatimChar"/>
+              </w:rPr>
+              <w:t xml:space="preserve">reported</w:t>
+            </w:r>
+            <w:r>
+              <w:t xml:space="preserve"> </w:t>
+            </w:r>
+            <w:r>
+              <w:t xml:space="preserve">(IN_REVIEW o APPROVED),</w:t>
+            </w:r>
+            <w:r>
+              <w:t xml:space="preserve"> </w:t>
+            </w:r>
+            <w:r>
+              <w:rPr>
+                <w:rStyle w:val="VerbatimChar"/>
+              </w:rPr>
+              <w:t xml:space="preserve">InternalApiKeyTests</w:t>
+            </w:r>
+            <w:r>
+              <w:t xml:space="preserve"> </w:t>
+            </w:r>
+            <w:r>
+              <w:t xml:space="preserve">(401 sin llave o con una errada, el JWT no sirve) y la prueba del reporte de una reserva cancelada (</w:t>
+            </w:r>
+            <w:r>
+              <w:rPr>
+                <w:rStyle w:val="VerbatimChar"/>
+              </w:rPr>
+              <w:t xml:space="preserve">BOOKING_NOT_PAYABLE</w:t>
+            </w:r>
+            <w:r>
+              <w:t xml:space="preserve">). No cuenta las de integración, que se omiten sin SQL Server</w:t>
+            </w:r>
+          </w:p>
+        </w:tc>
+      </w:tr>
+      <w:tr>
+        <w:tc>
+          <w:tcPr/>
+          <w:p>
+            <w:pPr>
+              <w:pStyle w:val="Compact"/>
+            </w:pPr>
+            <w:r>
+              <w:t xml:space="preserve">Web (Angular)</w:t>
+            </w:r>
+          </w:p>
+        </w:tc>
+        <w:tc>
+          <w:tcPr/>
+          <w:p>
+            <w:pPr>
+              <w:pStyle w:val="Compact"/>
+            </w:pPr>
+            <w:r>
+              <w:t xml:space="preserve">239</w:t>
+            </w:r>
+          </w:p>
+        </w:tc>
+        <w:tc>
+          <w:tcPr/>
+          <w:p>
+            <w:pPr>
+              <w:pStyle w:val="Compact"/>
+            </w:pPr>
+            <w:r>
+              <w:t xml:space="preserve">212</w:t>
+            </w:r>
+          </w:p>
+        </w:tc>
+        <w:tc>
+          <w:tcPr/>
+          <w:p>
+            <w:pPr>
+              <w:pStyle w:val="Compact"/>
+            </w:pPr>
+            <w:r>
+              <w:t xml:space="preserve">Paso de la forma de pago, insignia del plazo y etiqueta de efectivo en el historial, pantalla de pago según el modo, códigos de error y Términos y Condiciones</w:t>
+            </w:r>
+          </w:p>
+        </w:tc>
+      </w:tr>
+      <w:tr>
+        <w:tc>
+          <w:tcPr/>
+          <w:p>
+            <w:pPr>
+              <w:pStyle w:val="Compact"/>
+            </w:pPr>
+            <w:r>
+              <w:t xml:space="preserve">App móvil</w:t>
+            </w:r>
+          </w:p>
+        </w:tc>
+        <w:tc>
+          <w:tcPr/>
+          <w:p>
+            <w:pPr>
+              <w:pStyle w:val="Compact"/>
+            </w:pPr>
+            <w:r>
+              <w:t xml:space="preserve">100</w:t>
+            </w:r>
+          </w:p>
+        </w:tc>
+        <w:tc>
+          <w:tcPr/>
+          <w:p>
+            <w:pPr>
+              <w:pStyle w:val="Compact"/>
+            </w:pPr>
+            <w:r>
+              <w:t xml:space="preserve">73</w:t>
+            </w:r>
+          </w:p>
+        </w:tc>
+        <w:tc>
+          <w:tcPr/>
+          <w:p>
+            <w:pPr>
+              <w:pStyle w:val="Compact"/>
+            </w:pPr>
+            <w:r>
+              <w:t xml:space="preserve">Paso de la forma de pago (</w:t>
+            </w:r>
+            <w:r>
+              <w:rPr>
+                <w:rStyle w:val="VerbatimChar"/>
+              </w:rPr>
+              <w:t xml:space="preserve">useReservePaymentStep</w:t>
+            </w:r>
+            <w:r>
+              <w:t xml:space="preserve">), insignia, etiqueta de efectivo, pantalla de pago según el modo y textos (Jest)</w:t>
+            </w:r>
+          </w:p>
+        </w:tc>
+      </w:tr>
+    </w:tbl>
+    <w:p>
+      <w:pPr>
+        <w:pStyle w:val="BlockText"/>
+      </w:pPr>
+      <w:r>
+        <w:rPr>
+          <w:i/>
+          <w:iCs/>
+        </w:rPr>
+        <w:t xml:space="preserve">Nota.</w:t>
+      </w:r>
+      <w:r>
+        <w:t xml:space="preserve"> </w:t>
+      </w:r>
+      <w:r>
+        <w:t xml:space="preserve">Elaborado por los autores a partir de las suites de</w:t>
+      </w:r>
+      <w:r>
+        <w:t xml:space="preserve"> </w:t>
+      </w:r>
+      <w:r>
+        <w:rPr>
+          <w:i/>
+          <w:iCs/>
+        </w:rPr>
+        <w:t xml:space="preserve">develop</w:t>
+      </w:r>
+      <w:r>
+        <w:t xml:space="preserve"> </w:t>
+      </w:r>
+      <w:r>
+        <w:t xml:space="preserve">de cada repositorio del 26 de octubre de 2026. Con los conteos de la Tabla 5d para los demás artefactos, el total es 1 306 sin las pruebas del proyecto de infraestructura de payment (el 24 de octubre eran 1 187 con el mismo criterio). La app móvil recibió el cambio con la OTA de</w:t>
+      </w:r>
+      <w:r>
+        <w:t xml:space="preserve"> </w:t>
+      </w:r>
+      <w:r>
+        <w:rPr>
+          <w:i/>
+          <w:iCs/>
+        </w:rPr>
+        <w:t xml:space="preserve">v1.1.1</w:t>
+      </w:r>
+      <w:r>
+        <w:t xml:space="preserve"> </w:t>
+      </w:r>
+      <w:r>
+        <w:t xml:space="preserve">el 26 de octubre de 2026. El 27 de octubre de 2026 booking-service subió a 137 pruebas (alternativas que respetan las otras reservas del vehículo, máximo 10 servicios y 400 en la semana del horario inválida) y customer-service a 83 (dueños de muchos vehículos en una consulta), para 1 311 con el mismo criterio,, y las pruebas de punta a punta envían la forma de pago.</w:t>
+      </w:r>
+    </w:p>
+    <w:bookmarkEnd w:id="37"/>
+    <w:bookmarkEnd w:id="38"/>
+    <w:bookmarkStart w:id="42" w:name="Xc289ecaebe92ae4faffa7fc20428c7c1a848083"/>
     <w:p>
       <w:pPr>
         <w:pStyle w:val="Heading2"/>
@@ -10355,18 +13774,18 @@
           <wp:inline>
             <wp:extent cx="5334000" cy="4116045"/>
             <wp:effectExtent b="0" l="0" r="0" t="0"/>
-            <wp:docPr descr="Ejecución de los casos funcionales" title="" id="49" name="Picture"/>
+            <wp:docPr descr="Ejecución de los casos funcionales" title="" id="40" name="Picture"/>
             <a:graphic>
               <a:graphicData uri="http://schemas.openxmlformats.org/drawingml/2006/picture">
                 <pic:pic>
                   <pic:nvPicPr>
-                    <pic:cNvPr descr="capturas/pruebas-05-casos-funcionales.png" id="50" name="Picture"/>
+                    <pic:cNvPr descr="capturas/pruebas-05-casos-funcionales.png" id="41" name="Picture"/>
                     <pic:cNvPicPr>
                       <a:picLocks noChangeArrowheads="1" noChangeAspect="1"/>
                     </pic:cNvPicPr>
                   </pic:nvPicPr>
                   <pic:blipFill>
-                    <a:blip r:embed="rId48"/>
+                    <a:blip r:embed="rId39"/>
                     <a:stretch>
                       <a:fillRect/>
                     </a:stretch>
@@ -10393,8 +13812,8 @@
         </w:drawing>
       </w:r>
     </w:p>
-    <w:bookmarkEnd w:id="51"/>
-    <w:bookmarkStart w:id="52" w:name="X9771c29510649e43da8ddd98a7d00c3bb4b563c"/>
+    <w:bookmarkEnd w:id="42"/>
+    <w:bookmarkStart w:id="43" w:name="X9771c29510649e43da8ddd98a7d00c3bb4b563c"/>
     <w:p>
       <w:pPr>
         <w:pStyle w:val="Heading2"/>
@@ -10408,7 +13827,7 @@
         <w:pStyle w:val="FirstParagraph"/>
       </w:pPr>
       <w:r>
-        <w:t xml:space="preserve">De los 41 requisitos del SRS v7.7, 38 tienen caso funcional y 39 una prueba automatizada relacionada; RF-032 y RF-034 solo tienen caso funcional, y RF-017, RF-023 y RF-025 solo prueba automatizada.</w:t>
+        <w:t xml:space="preserve">De los 41 requisitos del SRS v8.0 (3 de ellos parciales al 24 de octubre de 2026: RF-005, RF-015 y RF-023, con el motivo en el SRS; el 23 de octubre eran 11), 38 tienen caso funcional y 39 una prueba automatizada relacionada; RF-032 y RF-034 solo tienen caso funcional, y RF-017, RF-023 y RF-025 solo prueba automatizada.</w:t>
       </w:r>
     </w:p>
     <w:p>
@@ -10471,7 +13890,7 @@
               <w:pStyle w:val="Compact"/>
             </w:pPr>
             <w:r>
-              <w:t xml:space="preserve">Estado (SRS v7)</w:t>
+              <w:t xml:space="preserve">Estado (SRS v8.0)</w:t>
             </w:r>
           </w:p>
         </w:tc>
@@ -11987,7 +15406,7 @@
               <w:pStyle w:val="Compact"/>
             </w:pPr>
             <w:r>
-              <w:t xml:space="preserve">Implementado</w:t>
+              <w:t xml:space="preserve">Parcial</w:t>
             </w:r>
           </w:p>
         </w:tc>
@@ -12038,7 +15457,7 @@
               <w:pStyle w:val="Compact"/>
             </w:pPr>
             <w:r>
-              <w:t xml:space="preserve">CP-08</w:t>
+              <w:t xml:space="preserve">CP-08; prueba en vivo del 26 de octubre (Tabla 5e)</w:t>
             </w:r>
           </w:p>
         </w:tc>
@@ -12065,6 +15484,66 @@
                 <w:rStyle w:val="VerbatimChar"/>
               </w:rPr>
               <w:t xml:space="preserve">BookingTest</w:t>
+            </w:r>
+            <w:r>
+              <w:t xml:space="preserve">,</w:t>
+            </w:r>
+            <w:r>
+              <w:t xml:space="preserve"> </w:t>
+            </w:r>
+            <w:r>
+              <w:rPr>
+                <w:rStyle w:val="VerbatimChar"/>
+              </w:rPr>
+              <w:t xml:space="preserve">PaymentPolicyTest</w:t>
+            </w:r>
+            <w:r>
+              <w:t xml:space="preserve">,</w:t>
+            </w:r>
+            <w:r>
+              <w:t xml:space="preserve"> </w:t>
+            </w:r>
+            <w:r>
+              <w:rPr>
+                <w:rStyle w:val="VerbatimChar"/>
+              </w:rPr>
+              <w:t xml:space="preserve">PaymentDeadlineJobTest</w:t>
+            </w:r>
+            <w:r>
+              <w:t xml:space="preserve">,</w:t>
+            </w:r>
+            <w:r>
+              <w:t xml:space="preserve"> </w:t>
+            </w:r>
+            <w:r>
+              <w:rPr>
+                <w:rStyle w:val="VerbatimChar"/>
+              </w:rPr>
+              <w:t xml:space="preserve">PaymentEventsListenerTest</w:t>
+            </w:r>
+            <w:r>
+              <w:t xml:space="preserve">,</w:t>
+            </w:r>
+            <w:r>
+              <w:t xml:space="preserve"> </w:t>
+            </w:r>
+            <w:r>
+              <w:rPr>
+                <w:rStyle w:val="VerbatimChar"/>
+              </w:rPr>
+              <w:t xml:space="preserve">PaymentServiceDirectoryTest</w:t>
+            </w:r>
+            <w:r>
+              <w:t xml:space="preserve">,</w:t>
+            </w:r>
+            <w:r>
+              <w:t xml:space="preserve"> </w:t>
+            </w:r>
+            <w:r>
+              <w:rPr>
+                <w:rStyle w:val="VerbatimChar"/>
+              </w:rPr>
+              <w:t xml:space="preserve">car-wash-form.spec.ts</w:t>
             </w:r>
           </w:p>
         </w:tc>
@@ -13755,7 +17234,7 @@
               <w:pStyle w:val="Compact"/>
             </w:pPr>
             <w:r>
-              <w:t xml:space="preserve">Implementado</w:t>
+              <w:t xml:space="preserve">Parcial</w:t>
             </w:r>
           </w:p>
         </w:tc>
@@ -14860,8 +18339,8 @@
         <w:t xml:space="preserve">y necesita el sistema levantado.</w:t>
       </w:r>
     </w:p>
-    <w:bookmarkEnd w:id="52"/>
-    <w:bookmarkStart w:id="53" w:name="Xb185a14f07b41b6eb4dcaeab4ad4e133057029b"/>
+    <w:bookmarkEnd w:id="43"/>
+    <w:bookmarkStart w:id="44" w:name="Xb185a14f07b41b6eb4dcaeab4ad4e133057029b"/>
     <w:p>
       <w:pPr>
         <w:pStyle w:val="Heading2"/>
@@ -14962,25 +18441,26 @@
               <w:pStyle w:val="Compact"/>
             </w:pPr>
             <w:r>
-              <w:t xml:space="preserve">La app móvil no tiene pruebas automatizadas</w:t>
-            </w:r>
-          </w:p>
-        </w:tc>
-        <w:tc>
-          <w:tcPr/>
-          <w:p>
-            <w:pPr>
-              <w:pStyle w:val="Compact"/>
-            </w:pPr>
-            <w:r>
-              <w:t xml:space="preserve">Agregar Jest con</w:t>
-            </w:r>
-            <w:r>
-              <w:t xml:space="preserve"> </w:t>
-            </w:r>
-            <w:r>
-              <w:rPr>
-                <w:rStyle w:val="VerbatimChar"/>
+              <w:t xml:space="preserve">La app móvil no tenía pruebas automatizadas</w:t>
+            </w:r>
+          </w:p>
+        </w:tc>
+        <w:tc>
+          <w:tcPr/>
+          <w:p>
+            <w:pPr>
+              <w:pStyle w:val="Compact"/>
+            </w:pPr>
+            <w:r>
+              <w:t xml:space="preserve">Cerrada: 73 pruebas en 25 suites con</w:t>
+            </w:r>
+            <w:r>
+              <w:t xml:space="preserve"> </w:t>
+            </w:r>
+            <w:r>
+              <w:rPr>
+                <w:i/>
+                <w:iCs/>
               </w:rPr>
               <w:t xml:space="preserve">jest-expo</w:t>
             </w:r>
@@ -14988,25 +18468,7 @@
               <w:t xml:space="preserve"> </w:t>
             </w:r>
             <w:r>
-              <w:t xml:space="preserve">al menos para validadores (</w:t>
-            </w:r>
-            <w:r>
-              <w:rPr>
-                <w:rStyle w:val="VerbatimChar"/>
-              </w:rPr>
-              <w:t xml:space="preserve">shared/validators</w:t>
-            </w:r>
-            <w:r>
-              <w:t xml:space="preserve">) y servicios (</w:t>
-            </w:r>
-            <w:r>
-              <w:rPr>
-                <w:rStyle w:val="VerbatimChar"/>
-              </w:rPr>
-              <w:t xml:space="preserve">core/services</w:t>
-            </w:r>
-            <w:r>
-              <w:t xml:space="preserve">)</w:t>
+              <w:t xml:space="preserve">en el CI al 24 de octubre de 2026; falta medir la cobertura</w:t>
             </w:r>
           </w:p>
         </w:tc>
@@ -15030,48 +18492,18 @@
               <w:pStyle w:val="Compact"/>
             </w:pPr>
             <w:r>
-              <w:t xml:space="preserve">Muchas de las 62 pruebas de la web solo verifican que el componente se crea; las 19 agregadas el 21 de octubre de 2026 ya prueban reglas reales (sesión entre pestañas, reservas sin operario, "Por cerrar", roles fijos y reportes)</w:t>
-            </w:r>
-          </w:p>
-        </w:tc>
-        <w:tc>
-          <w:tcPr/>
-          <w:p>
-            <w:pPr>
-              <w:pStyle w:val="Compact"/>
-            </w:pPr>
-            <w:r>
-              <w:t xml:space="preserve">Probar más reglas reales:</w:t>
-            </w:r>
-            <w:r>
-              <w:t xml:space="preserve"> </w:t>
-            </w:r>
-            <w:r>
-              <w:rPr>
-                <w:rStyle w:val="VerbatimChar"/>
-              </w:rPr>
-              <w:t xml:space="preserve">authGuard</w:t>
-            </w:r>
-            <w:r>
-              <w:t xml:space="preserve"> </w:t>
-            </w:r>
-            <w:r>
-              <w:t xml:space="preserve">por rol,</w:t>
-            </w:r>
-            <w:r>
-              <w:t xml:space="preserve"> </w:t>
-            </w:r>
-            <w:r>
-              <w:rPr>
-                <w:rStyle w:val="VerbatimChar"/>
-              </w:rPr>
-              <w:t xml:space="preserve">authInterceptor</w:t>
-            </w:r>
-            <w:r>
-              <w:t xml:space="preserve"> </w:t>
-            </w:r>
-            <w:r>
-              <w:t xml:space="preserve">ante 401, formulario de reserva</w:t>
+              <w:t xml:space="preserve">Muchas de las pruebas de la web solo verificaban que el componente se crea</w:t>
+            </w:r>
+          </w:p>
+        </w:tc>
+        <w:tc>
+          <w:tcPr/>
+          <w:p>
+            <w:pPr>
+              <w:pStyle w:val="Compact"/>
+            </w:pPr>
+            <w:r>
+              <w:t xml:space="preserve">Al 24 de octubre de 2026 hay 212 pruebas en 66 archivos, con el guard y el interceptor reales, el pago con cupón, el refresco y las traducciones, y cobertura en el CI; falta el formulario de reserva</w:t>
             </w:r>
           </w:p>
         </w:tc>
@@ -15095,7 +18527,7 @@
               <w:pStyle w:val="Compact"/>
             </w:pPr>
             <w:r>
-              <w:t xml:space="preserve">Las 7 pruebas de persistencia de payment necesitan una base migrada y se omiten sin ella; el 19 y el 21 de octubre se corrieron contra</w:t>
+              <w:t xml:space="preserve">Las 11 pruebas de persistencia de payment (7 hasta el 23 de octubre) necesitan una base migrada y se omiten sin ella; las 7 primeras se corrieron el 19 y el 21 de octubre contra</w:t>
             </w:r>
             <w:r>
               <w:t xml:space="preserve"> </w:t>
@@ -15110,7 +18542,7 @@
               <w:t xml:space="preserve"> </w:t>
             </w:r>
             <w:r>
-              <w:t xml:space="preserve">y pasaron</w:t>
+              <w:t xml:space="preserve">y pasaron; las de los índices de la migración 023 no se han corrido</w:t>
             </w:r>
           </w:p>
         </w:tc>
@@ -15328,6 +18760,340 @@
             </w:r>
             <w:r>
               <w:t xml:space="preserve">para la cuenta de efectivo</w:t>
+            </w:r>
+          </w:p>
+        </w:tc>
+      </w:tr>
+      <w:tr>
+        <w:tc>
+          <w:tcPr/>
+          <w:p>
+            <w:pPr>
+              <w:pStyle w:val="Compact"/>
+            </w:pPr>
+            <w:r>
+              <w:t xml:space="preserve">8</w:t>
+            </w:r>
+          </w:p>
+        </w:tc>
+        <w:tc>
+          <w:tcPr/>
+          <w:p>
+            <w:pPr>
+              <w:pStyle w:val="Compact"/>
+            </w:pPr>
+            <w:r>
+              <w:t xml:space="preserve">Los cambios del 24 de octubre de 2026 (monto del servidor y</w:t>
+            </w:r>
+            <w:r>
+              <w:t xml:space="preserve"> </w:t>
+            </w:r>
+            <w:r>
+              <w:rPr>
+                <w:rStyle w:val="VerbatimChar"/>
+              </w:rPr>
+              <w:t xml:space="preserve">AMOUNT_CHANGED</w:t>
+            </w:r>
+            <w:r>
+              <w:t xml:space="preserve">,</w:t>
+            </w:r>
+            <w:r>
+              <w:t xml:space="preserve"> </w:t>
+            </w:r>
+            <w:r>
+              <w:rPr>
+                <w:rStyle w:val="VerbatimChar"/>
+              </w:rPr>
+              <w:t xml:space="preserve">BOOKING_SERVICES_LOCKED</w:t>
+            </w:r>
+            <w:r>
+              <w:t xml:space="preserve">,</w:t>
+            </w:r>
+            <w:r>
+              <w:t xml:space="preserve"> </w:t>
+            </w:r>
+            <w:r>
+              <w:rPr>
+                <w:rStyle w:val="VerbatimChar"/>
+              </w:rPr>
+              <w:t xml:space="preserve">VEHICLE_HAS_ACTIVE_BOOKINGS</w:t>
+            </w:r>
+            <w:r>
+              <w:t xml:space="preserve">, consentimiento, límite de</w:t>
+            </w:r>
+            <w:r>
+              <w:t xml:space="preserve"> </w:t>
+            </w:r>
+            <w:r>
+              <w:rPr>
+                <w:rStyle w:val="VerbatimChar"/>
+              </w:rPr>
+              <w:t xml:space="preserve">/auth</w:t>
+            </w:r>
+            <w:r>
+              <w:t xml:space="preserve">,</w:t>
+            </w:r>
+            <w:r>
+              <w:t xml:space="preserve"> </w:t>
+            </w:r>
+            <w:r>
+              <w:rPr>
+                <w:rStyle w:val="VerbatimChar"/>
+              </w:rPr>
+              <w:t xml:space="preserve">TOO_MANY_ATTEMPTS</w:t>
+            </w:r>
+            <w:r>
+              <w:t xml:space="preserve">, ventana de 4 horas para iniciar, notas del operario) no tienen caso funcional propio; los cubren las pruebas automatizadas y la batería remota de</w:t>
+            </w:r>
+            <w:r>
+              <w:t xml:space="preserve"> </w:t>
+            </w:r>
+            <w:r>
+              <w:rPr>
+                <w:rStyle w:val="VerbatimChar"/>
+              </w:rPr>
+              <w:t xml:space="preserve">lavarapido-infra/e2e/remote</w:t>
+            </w:r>
+            <w:r>
+              <w:t xml:space="preserve"> </w:t>
+            </w:r>
+            <w:r>
+              <w:t xml:space="preserve">(44 casos), que todavía no se ha corrido contra el servidor público</w:t>
+            </w:r>
+          </w:p>
+        </w:tc>
+        <w:tc>
+          <w:tcPr/>
+          <w:p>
+            <w:pPr>
+              <w:pStyle w:val="Compact"/>
+            </w:pPr>
+            <w:r>
+              <w:t xml:space="preserve">Crear las tres cuentas de prueba y los secretos</w:t>
+            </w:r>
+            <w:r>
+              <w:t xml:space="preserve"> </w:t>
+            </w:r>
+            <w:r>
+              <w:rPr>
+                <w:rStyle w:val="VerbatimChar"/>
+              </w:rPr>
+              <w:t xml:space="preserve">E2E_*</w:t>
+            </w:r>
+            <w:r>
+              <w:t xml:space="preserve">, correr</w:t>
+            </w:r>
+            <w:r>
+              <w:t xml:space="preserve"> </w:t>
+            </w:r>
+            <w:r>
+              <w:rPr>
+                <w:i/>
+                <w:iCs/>
+              </w:rPr>
+              <w:t xml:space="preserve">e2e.yml</w:t>
+            </w:r>
+            <w:r>
+              <w:t xml:space="preserve"> </w:t>
+            </w:r>
+            <w:r>
+              <w:t xml:space="preserve">sin banderas y luego con</w:t>
+            </w:r>
+            <w:r>
+              <w:t xml:space="preserve"> </w:t>
+            </w:r>
+            <w:r>
+              <w:rPr>
+                <w:rStyle w:val="VerbatimChar"/>
+              </w:rPr>
+              <w:t xml:space="preserve">allow_writes</w:t>
+            </w:r>
+            <w:r>
+              <w:t xml:space="preserve">, y agregar los casos funcionales correspondientes</w:t>
+            </w:r>
+          </w:p>
+        </w:tc>
+      </w:tr>
+      <w:tr>
+        <w:tc>
+          <w:tcPr/>
+          <w:p>
+            <w:pPr>
+              <w:pStyle w:val="Compact"/>
+            </w:pPr>
+            <w:r>
+              <w:t xml:space="preserve">9</w:t>
+            </w:r>
+          </w:p>
+        </w:tc>
+        <w:tc>
+          <w:tcPr/>
+          <w:p>
+            <w:pPr>
+              <w:pStyle w:val="Compact"/>
+            </w:pPr>
+            <w:r>
+              <w:t xml:space="preserve">Las migraciones 044, 045 y 113 (booking), 047, 116 y 048 (notification) y 022 y 023 (payment) solo se probaron al aplicarse en el servidor público el 24 de octubre de 2026. La 047 se aplicó sin error, pero notification no podía leer</w:t>
+            </w:r>
+            <w:r>
+              <w:t xml:space="preserve"> </w:t>
+            </w:r>
+            <w:r>
+              <w:rPr>
+                <w:rStyle w:val="VerbatimChar"/>
+              </w:rPr>
+              <w:t xml:space="preserve">channel</w:t>
+            </w:r>
+            <w:r>
+              <w:t xml:space="preserve"> </w:t>
+            </w:r>
+            <w:r>
+              <w:t xml:space="preserve">ni</w:t>
+            </w:r>
+            <w:r>
+              <w:t xml:space="preserve"> </w:t>
+            </w:r>
+            <w:r>
+              <w:rPr>
+                <w:rStyle w:val="VerbatimChar"/>
+              </w:rPr>
+              <w:t xml:space="preserve">language</w:t>
+            </w:r>
+            <w:r>
+              <w:t xml:space="preserve"> </w:t>
+            </w:r>
+            <w:r>
+              <w:t xml:space="preserve">(VARCHAR leído como NCHAR por</w:t>
+            </w:r>
+            <w:r>
+              <w:t xml:space="preserve"> </w:t>
+            </w:r>
+            <w:r>
+              <w:rPr>
+                <w:rStyle w:val="VerbatimChar"/>
+              </w:rPr>
+              <w:t xml:space="preserve">use_nationalized_character_data</w:t>
+            </w:r>
+            <w:r>
+              <w:t xml:space="preserve">) y dejó de enviar push y correos; las pruebas unitarias, que corren sin SQL Server, no lo detectaron y lo encontró la prueba en vivo. La 048 (NVARCHAR) se probó antes en</w:t>
+            </w:r>
+            <w:r>
+              <w:t xml:space="preserve"> </w:t>
+            </w:r>
+            <w:r>
+              <w:rPr>
+                <w:rStyle w:val="VerbatimChar"/>
+              </w:rPr>
+              <w:t xml:space="preserve">tempdb</w:t>
+            </w:r>
+            <w:r>
+              <w:t xml:space="preserve"> </w:t>
+            </w:r>
+            <w:r>
+              <w:t xml:space="preserve">con los datos conservados y se desplegó ese día a las 17:12 UTC (AC-87)</w:t>
+            </w:r>
+          </w:p>
+        </w:tc>
+        <w:tc>
+          <w:tcPr/>
+          <w:p>
+            <w:pPr>
+              <w:pStyle w:val="Compact"/>
+            </w:pPr>
+            <w:r>
+              <w:t xml:space="preserve">Pruebas de integración contra SQL Server en el CI (RNF-003): la falla de la 047 muestra que hacen falta; mientras tanto, prueba en vivo después de cada despliegue. La migración 049 y la semilla 117 de booking (26 de octubre de 2026) se probaron así, en local y en producción: columnas en</w:t>
+            </w:r>
+            <w:r>
+              <w:t xml:space="preserve"> </w:t>
+            </w:r>
+            <w:r>
+              <w:rPr>
+                <w:rStyle w:val="VerbatimChar"/>
+              </w:rPr>
+              <w:t xml:space="preserve">NVARCHAR</w:t>
+            </w:r>
+            <w:r>
+              <w:t xml:space="preserve"> </w:t>
+            </w:r>
+            <w:r>
+              <w:t xml:space="preserve">y motivo</w:t>
+            </w:r>
+            <w:r>
+              <w:t xml:space="preserve"> </w:t>
+            </w:r>
+            <w:r>
+              <w:rPr>
+                <w:rStyle w:val="VerbatimChar"/>
+              </w:rPr>
+              <w:t xml:space="preserve">PAYMENT_TIMEOUT</w:t>
+            </w:r>
+            <w:r>
+              <w:t xml:space="preserve"> </w:t>
+            </w:r>
+            <w:r>
+              <w:t xml:space="preserve">presente</w:t>
+            </w:r>
+          </w:p>
+        </w:tc>
+      </w:tr>
+      <w:tr>
+        <w:tc>
+          <w:tcPr/>
+          <w:p>
+            <w:pPr>
+              <w:pStyle w:val="Compact"/>
+            </w:pPr>
+            <w:r>
+              <w:t xml:space="preserve">10</w:t>
+            </w:r>
+          </w:p>
+        </w:tc>
+        <w:tc>
+          <w:tcPr/>
+          <w:p>
+            <w:pPr>
+              <w:pStyle w:val="Compact"/>
+            </w:pPr>
+            <w:r>
+              <w:t xml:space="preserve">La pérdida de un evento entre servicios solo se detectó en la prueba en vivo del 26 de octubre de 2026 (la reserva pagada que se canceló, Tabla 9, defecto 13): no hay Outbox ni una prueba automatizada que la simule entre servicios</w:t>
+            </w:r>
+          </w:p>
+        </w:tc>
+        <w:tc>
+          <w:tcPr/>
+          <w:p>
+            <w:pPr>
+              <w:pStyle w:val="Compact"/>
+            </w:pPr>
+            <w:r>
+              <w:t xml:space="preserve">Mantener la consulta a payment-service antes de cancelar (AC-89), cubierta por</w:t>
+            </w:r>
+            <w:r>
+              <w:t xml:space="preserve"> </w:t>
+            </w:r>
+            <w:r>
+              <w:rPr>
+                <w:rStyle w:val="VerbatimChar"/>
+              </w:rPr>
+              <w:t xml:space="preserve">PaymentDeadlineJobTest</w:t>
+            </w:r>
+            <w:r>
+              <w:t xml:space="preserve"> </w:t>
+            </w:r>
+            <w:r>
+              <w:t xml:space="preserve">y</w:t>
+            </w:r>
+            <w:r>
+              <w:t xml:space="preserve"> </w:t>
+            </w:r>
+            <w:r>
+              <w:rPr>
+                <w:rStyle w:val="VerbatimChar"/>
+              </w:rPr>
+              <w:t xml:space="preserve">PaymentServiceDirectoryTest</w:t>
+            </w:r>
+            <w:r>
+              <w:t xml:space="preserve">; agregar el pago al reservar a la batería de punta a punta y el Outbox (AP-02)</w:t>
             </w:r>
           </w:p>
         </w:tc>
@@ -16105,6 +19871,94 @@
           </w:p>
         </w:tc>
       </w:tr>
+      <w:tr>
+        <w:tc>
+          <w:tcPr/>
+          <w:p>
+            <w:pPr>
+              <w:pStyle w:val="Compact"/>
+            </w:pPr>
+            <w:r>
+              <w:t xml:space="preserve">13</w:t>
+            </w:r>
+          </w:p>
+        </w:tc>
+        <w:tc>
+          <w:tcPr/>
+          <w:p>
+            <w:pPr>
+              <w:pStyle w:val="Compact"/>
+            </w:pPr>
+            <w:r>
+              <w:t xml:space="preserve">Al perderse el evento</w:t>
+            </w:r>
+            <w:r>
+              <w:t xml:space="preserve"> </w:t>
+            </w:r>
+            <w:r>
+              <w:rPr>
+                <w:rStyle w:val="VerbatimChar"/>
+              </w:rPr>
+              <w:t xml:space="preserve">payment.reported</w:t>
+            </w:r>
+            <w:r>
+              <w:t xml:space="preserve">, el job de vencimiento canceló con</w:t>
+            </w:r>
+            <w:r>
+              <w:t xml:space="preserve"> </w:t>
+            </w:r>
+            <w:r>
+              <w:rPr>
+                <w:rStyle w:val="VerbatimChar"/>
+              </w:rPr>
+              <w:t xml:space="preserve">PAYMENT_TIMEOUT</w:t>
+            </w:r>
+            <w:r>
+              <w:t xml:space="preserve"> </w:t>
+            </w:r>
+            <w:r>
+              <w:t xml:space="preserve">una reserva con pago digital que sí estaba pagada</w:t>
+            </w:r>
+          </w:p>
+        </w:tc>
+        <w:tc>
+          <w:tcPr/>
+          <w:p>
+            <w:pPr>
+              <w:pStyle w:val="Compact"/>
+            </w:pPr>
+            <w:r>
+              <w:t xml:space="preserve">Prueba en vivo del 26 de octubre de 2026 (Tabla 5e);</w:t>
+            </w:r>
+            <w:r>
+              <w:t xml:space="preserve"> </w:t>
+            </w:r>
+            <w:r>
+              <w:rPr>
+                <w:rStyle w:val="VerbatimChar"/>
+              </w:rPr>
+              <w:t xml:space="preserve">PaymentDeadlineJob</w:t>
+            </w:r>
+            <w:r>
+              <w:t xml:space="preserve"> </w:t>
+            </w:r>
+            <w:r>
+              <w:t xml:space="preserve">de booking-service</w:t>
+            </w:r>
+          </w:p>
+        </w:tc>
+        <w:tc>
+          <w:tcPr/>
+          <w:p>
+            <w:pPr>
+              <w:pStyle w:val="Compact"/>
+            </w:pPr>
+            <w:r>
+              <w:t xml:space="preserve">Alta</w:t>
+            </w:r>
+          </w:p>
+        </w:tc>
+      </w:tr>
     </w:tbl>
     <w:p>
       <w:pPr>
@@ -16188,7 +20042,31 @@
         <w:t xml:space="preserve">DomainEventEnvelopeTest</w:t>
       </w:r>
       <w:r>
-        <w:t xml:space="preserve">).</w:t>
+        <w:t xml:space="preserve">). El defecto 13 se corrigió el 26 de octubre de 2026, antes de desplegar: el job le pregunta a payment-service antes de cancelar y, si payment no responde, no cancela en esa vuelta (AC-89,</w:t>
+      </w:r>
+      <w:r>
+        <w:t xml:space="preserve"> </w:t>
+      </w:r>
+      <w:r>
+        <w:rPr>
+          <w:rStyle w:val="VerbatimChar"/>
+        </w:rPr>
+        <w:t xml:space="preserve">PaymentDeadlineJobTest</w:t>
+      </w:r>
+      <w:r>
+        <w:t xml:space="preserve">,</w:t>
+      </w:r>
+      <w:r>
+        <w:t xml:space="preserve"> </w:t>
+      </w:r>
+      <w:r>
+        <w:rPr>
+          <w:rStyle w:val="VerbatimChar"/>
+        </w:rPr>
+        <w:t xml:space="preserve">PaymentServiceDirectoryTest</w:t>
+      </w:r>
+      <w:r>
+        <w:t xml:space="preserve">; fallas simuladas 1 y 2 de la Tabla 5e).</w:t>
       </w:r>
     </w:p>
     <w:p>
@@ -16221,8 +20099,8 @@
         <w:t xml:space="preserve">).</w:t>
       </w:r>
     </w:p>
-    <w:bookmarkEnd w:id="53"/>
-    <w:bookmarkStart w:id="58" w:name="referencias"/>
+    <w:bookmarkEnd w:id="44"/>
+    <w:bookmarkStart w:id="49" w:name="referencias"/>
     <w:p>
       <w:pPr>
         <w:pStyle w:val="Heading2"/>
@@ -16257,7 +20135,7 @@
       <w:r>
         <w:t xml:space="preserve"> </w:t>
       </w:r>
-      <w:hyperlink r:id="rId54">
+      <w:hyperlink r:id="rId45">
         <w:r>
           <w:rPr>
             <w:rStyle w:val="Hyperlink"/>
@@ -16289,7 +20167,7 @@
       <w:r>
         <w:t xml:space="preserve"> </w:t>
       </w:r>
-      <w:hyperlink r:id="rId55">
+      <w:hyperlink r:id="rId46">
         <w:r>
           <w:rPr>
             <w:rStyle w:val="Hyperlink"/>
@@ -16321,7 +20199,7 @@
       <w:r>
         <w:t xml:space="preserve"> </w:t>
       </w:r>
-      <w:hyperlink r:id="rId56">
+      <w:hyperlink r:id="rId47">
         <w:r>
           <w:rPr>
             <w:rStyle w:val="Hyperlink"/>
@@ -16353,7 +20231,7 @@
       <w:r>
         <w:t xml:space="preserve"> </w:t>
       </w:r>
-      <w:hyperlink r:id="rId57">
+      <w:hyperlink r:id="rId48">
         <w:r>
           <w:rPr>
             <w:rStyle w:val="Hyperlink"/>
@@ -16362,8 +20240,8 @@
         </w:r>
       </w:hyperlink>
     </w:p>
-    <w:bookmarkEnd w:id="58"/>
-    <w:bookmarkEnd w:id="59"/>
+    <w:bookmarkEnd w:id="49"/>
+    <w:bookmarkEnd w:id="50"/>
     <w:sectPr>
       <w:footnotePr>
         <w:numRestart w:val="eachSect"/>

--- a/06_DOCUMENTACION_DE_PRUEBAS/ES/WORD/06_Documentacion_De_Pruebas.docx
+++ b/06_DOCUMENTACION_DE_PRUEBAS/ES/WORD/06_Documentacion_De_Pruebas.docx
@@ -268,7 +268,7 @@
               <w:pStyle w:val="Compact"/>
             </w:pPr>
             <w:r>
-              <w:t xml:space="preserve">26 de octubre de 2026</w:t>
+              <w:t xml:space="preserve">27 de octubre de 2026</w:t>
             </w:r>
           </w:p>
         </w:tc>
@@ -279,7 +279,7 @@
         <w:pStyle w:val="BodyText"/>
       </w:pPr>
       <w:r>
-        <w:t xml:space="preserve">Este documento reúne el plan de pruebas, el inventario de pruebas automatizadas que existen en los repositorios, sus resultados reales al ejecutarlas el 19 de octubre de 2026 (incluidas las pruebas de punta a punta, de rendimiento y de diseño adaptable contra el sistema completo) y otra vez el 21 de octubre, y los 42 casos de prueba funcionales, ejecutados el 19 de octubre, trazados a los requisitos del SRS v8.0 (</w:t>
+        <w:t xml:space="preserve">Este documento reúne el plan de pruebas, el inventario de pruebas automatizadas que existen en los repositorios, sus resultados reales al ejecutarlas el 19 de octubre de 2026 (incluidas las pruebas de punta a punta, de rendimiento y de diseño adaptable contra el sistema completo) y otra vez el 21 de octubre, y los 42 casos de prueba funcionales, ejecutados el 19 de octubre, trazados a los requisitos del SRS v8.3 (</w:t>
       </w:r>
       <w:r>
         <w:rPr>
@@ -320,7 +320,22 @@
         <w:t xml:space="preserve"> </w:t>
       </w:r>
       <w:r>
-        <w:t xml:space="preserve">128 ramas de correcciones y desplegarlas en el servidor público, se actualizaron otra vez el inventario (Tabla 4), los resultados del último CI (sección 3.3, Tabla 5d), la matriz de trazabilidad (ocho requisitos pasan a Implementado) y las brechas (Tabla 8); ese mismo día se agregó a la brecha 9 la migración 048 de notification, que corrigió lo que la prueba en vivo encontró en la 047. El 26 de octubre de 2026 se agregaron las pruebas en vivo del pago al reservar, en local y en producción, con las dos fallas simuladas (sección 3.4, Tabla 5e), el conteo nuevo de pruebas de booking, payment, la web y la app móvil (Tabla 5f), el defecto 13 (Tabla 9) y las brechas 9 y 10 (Tabla 8). El 23 de octubre de 2026 se actualizaron el inventario (Tabla 2), los resultados del último CI de</w:t>
+        <w:t xml:space="preserve">128 ramas de correcciones y desplegarlas en el servidor público, se actualizaron otra vez el inventario (Tabla 4), los resultados del último CI (sección 3.3, Tabla 5d), la matriz de trazabilidad (ocho requisitos pasan a Implementado) y las brechas (Tabla 8); ese mismo día se agregó a la brecha 9 la migración 048 de notification, que corrigió lo que la prueba en vivo encontró en la 047. El 26 de octubre de 2026 se agregaron las pruebas en vivo del pago al reservar, en local y en producción, con las dos fallas simuladas (sección 3.4, Tabla 5e), el conteo nuevo de pruebas de booking, payment, la web y la app móvil (Tabla 5f), el defecto 13 (Tabla 9) y las brechas 9 y 10 (Tabla 8). El 27 de octubre de 2026, contra</w:t>
+      </w:r>
+      <w:r>
+        <w:t xml:space="preserve"> </w:t>
+      </w:r>
+      <w:r>
+        <w:rPr>
+          <w:rStyle w:val="VerbatimChar"/>
+        </w:rPr>
+        <w:t xml:space="preserve">main</w:t>
+      </w:r>
+      <w:r>
+        <w:t xml:space="preserve"> </w:t>
+      </w:r>
+      <w:r>
+        <w:t xml:space="preserve">de ese día, se actualizaron los conteos (Tabla 5f: 1 337 pruebas, con las 17 de integración de payment, que ahora corren en el CI contra SQL Server), la corrida de punta a punta (sección 3.1: 19 de 19), el paso de reservar de CP-08, los casos nuevos CP-43 a CP-46 y las brechas 1 a 3 (Tabla 8). El 23 de octubre de 2026 se actualizaron el inventario (Tabla 2), los resultados del último CI de</w:t>
       </w:r>
       <w:r>
         <w:t xml:space="preserve"> </w:t>
@@ -2361,7 +2376,7 @@
               <w:t xml:space="preserve">PaymentService.Api.UnitTests</w:t>
             </w:r>
             <w:r>
-              <w:t xml:space="preserve">), pago y comprobante (máximo 2 MB), referencia reutilizada, historial con filtros, promociones, puntos de fidelización, política de pagos, servicios de comandos y consultas, y 11 pruebas de persistencia contra SQL Server</w:t>
+              <w:t xml:space="preserve">), pago y comprobante (máximo 2 MB), referencia reutilizada, historial con filtros, promociones, puntos de fidelización, política de pagos, servicios de comandos y consultas, y las pruebas de persistencia contra SQL Server (11 al 24 de octubre; 17 de integración desde el 27 de octubre de 2026, que corren en el CI)</w:t>
             </w:r>
           </w:p>
         </w:tc>
@@ -2682,7 +2697,7 @@
         <w:t xml:space="preserve">DatabaseFixture.cs:16-21</w:t>
       </w:r>
       <w:r>
-        <w:t xml:space="preserve">).</w:t>
+        <w:t xml:space="preserve">). Desde el 27 de octubre de 2026 son 17 pruebas de integración y el CI las corre en el job "Pruebas de integración", contra SQL Server 2022 con las migraciones de Liquibase, sin omitir ninguna; en un equipo sin base se omiten 12.</w:t>
       </w:r>
     </w:p>
     <w:p>
@@ -4514,7 +4529,43 @@
         <w:t xml:space="preserve"> </w:t>
       </w:r>
       <w:r>
-        <w:t xml:space="preserve">(el operario de prueba de la base local). Pasaron las 19 pruebas en 11,2 s. Cada prueba borra lo que crea y deja los puntos del cliente como estaban. El 21 de octubre de 2026 el equipo las ejecutó otra vez, en la madrugada y en la noche, ya con el chequeo de sesión del gateway activo, y en las dos pasaron las 19; los archivos de la Tabla 5a no cambiaron desde el 18 de octubre.</w:t>
+        <w:t xml:space="preserve">(el operario de prueba de la base local). Pasaron las 19 pruebas en 11,2 s. Cada prueba borra lo que crea y deja los puntos del cliente como estaban. El 21 de octubre de 2026 el equipo las ejecutó otra vez, en la madrugada y en la noche, ya con el chequeo de sesión del gateway activo, y en las dos pasaron las 19; los archivos de la Tabla 5a no cambiaron desde el 18 de octubre. El 27 de octubre de 2026 se ejecutaron otra vez contra el sistema local con el código de</w:t>
+      </w:r>
+      <w:r>
+        <w:t xml:space="preserve"> </w:t>
+      </w:r>
+      <w:r>
+        <w:rPr>
+          <w:rStyle w:val="VerbatimChar"/>
+        </w:rPr>
+        <w:t xml:space="preserve">main</w:t>
+      </w:r>
+      <w:r>
+        <w:t xml:space="preserve"> </w:t>
+      </w:r>
+      <w:r>
+        <w:t xml:space="preserve">y pasaron 19 de 19, después de ajustar la suite para que envíe el modo de pago (</w:t>
+      </w:r>
+      <w:r>
+        <w:rPr>
+          <w:rStyle w:val="VerbatimChar"/>
+        </w:rPr>
+        <w:t xml:space="preserve">paymentMode</w:t>
+      </w:r>
+      <w:r>
+        <w:t xml:space="preserve">) al reservar: desde el 26 de octubre booking-service lo exige, y sin él las pruebas que reservan fallaban con 400</w:t>
+      </w:r>
+      <w:r>
+        <w:t xml:space="preserve"> </w:t>
+      </w:r>
+      <w:r>
+        <w:rPr>
+          <w:rStyle w:val="VerbatimChar"/>
+        </w:rPr>
+        <w:t xml:space="preserve">INVALID_PAYMENT_MODE</w:t>
+      </w:r>
+      <w:r>
+        <w:t xml:space="preserve">.</w:t>
       </w:r>
     </w:p>
     <w:p>
@@ -8438,7 +8489,7 @@
           <w:i/>
           <w:iCs/>
         </w:rPr>
-        <w:t xml:space="preserve">Pruebas automatizadas que cambiaron con el pago al reservar (develop, 26 de octubre de 2026)</w:t>
+        <w:t xml:space="preserve">Pruebas automatizadas que cambiaron con el pago al reservar (develop del 26 de octubre y main del 27 de octubre de 2026)</w:t>
       </w:r>
     </w:p>
     <w:tbl>
@@ -8521,7 +8572,7 @@
               <w:pStyle w:val="Compact"/>
             </w:pPr>
             <w:r>
-              <w:t xml:space="preserve">133</w:t>
+              <w:t xml:space="preserve">137 (133 el 26 de octubre)</w:t>
             </w:r>
           </w:p>
         </w:tc>
@@ -8663,7 +8714,7 @@
               <w:pStyle w:val="Compact"/>
             </w:pPr>
             <w:r>
-              <w:t xml:space="preserve">247: dominio 142, aplicación 61, API 44</w:t>
+              <w:t xml:space="preserve">264: dominio 142, aplicación 61, API 44 e integración 17 (247 el 26 de octubre, sin las de integración)</w:t>
             </w:r>
           </w:p>
         </w:tc>
@@ -8739,7 +8790,7 @@
               <w:t xml:space="preserve">BOOKING_NOT_PAYABLE</w:t>
             </w:r>
             <w:r>
-              <w:t xml:space="preserve">). No cuenta las de integración, que se omiten sin SQL Server</w:t>
+              <w:t xml:space="preserve">). Las 17 de integración corren en el CI contra SQL Server 2022 desde el 27 de octubre de 2026</w:t>
             </w:r>
           </w:p>
         </w:tc>
@@ -8763,7 +8814,7 @@
               <w:pStyle w:val="Compact"/>
             </w:pPr>
             <w:r>
-              <w:t xml:space="preserve">239</w:t>
+              <w:t xml:space="preserve">242 en 68 archivos (239 el 26 de octubre)</w:t>
             </w:r>
           </w:p>
         </w:tc>
@@ -8809,7 +8860,7 @@
               <w:pStyle w:val="Compact"/>
             </w:pPr>
             <w:r>
-              <w:t xml:space="preserve">100</w:t>
+              <w:t xml:space="preserve">106 (100 el 26 de octubre)</w:t>
             </w:r>
           </w:p>
         </w:tc>
@@ -8893,7 +8944,35 @@
         <w:t xml:space="preserve"> </w:t>
       </w:r>
       <w:r>
-        <w:t xml:space="preserve">el 26 de octubre de 2026. El 27 de octubre de 2026 booking-service subió a 137 pruebas (alternativas que respetan las otras reservas del vehículo, máximo 10 servicios y 400 en la semana del horario inválida) y customer-service a 83 (dueños de muchos vehículos en una consulta), para 1 311 con el mismo criterio,, y las pruebas de punta a punta envían la forma de pago.</w:t>
+        <w:t xml:space="preserve">el 26 de octubre de 2026. El 27 de octubre de 2026 booking-service subió a 137 pruebas (alternativas que respetan las otras reservas del vehículo, máximo 10 servicios y 400 en la semana del horario inválida) y customer-service a 83 (dueños de muchos vehículos en una consulta), para 1 311 con el mismo criterio, y las pruebas de punta a punta envían la forma de pago. En el CI de</w:t>
+      </w:r>
+      <w:r>
+        <w:t xml:space="preserve"> </w:t>
+      </w:r>
+      <w:r>
+        <w:rPr>
+          <w:rStyle w:val="VerbatimChar"/>
+        </w:rPr>
+        <w:t xml:space="preserve">main</w:t>
+      </w:r>
+      <w:r>
+        <w:t xml:space="preserve"> </w:t>
+      </w:r>
+      <w:r>
+        <w:t xml:space="preserve">del 27 de octubre de 2026 pasaron todas: gateway 62, security-service 200, customer-service 83, booking-service 137, operations-service 110, notification-service 133 y payment-service 264 (989 del backend), web 242 y app móvil 106, para un total de</w:t>
+      </w:r>
+      <w:r>
+        <w:t xml:space="preserve"> </w:t>
+      </w:r>
+      <w:r>
+        <w:rPr>
+          <w:b/>
+          <w:bCs/>
+        </w:rPr>
+        <w:t xml:space="preserve">1 337</w:t>
+      </w:r>
+      <w:r>
+        <w:t xml:space="preserve">, que ya incluye las 17 de integración de payment.</w:t>
       </w:r>
     </w:p>
     <w:bookmarkEnd w:id="37"/>
@@ -8924,7 +9003,22 @@
         <w:t xml:space="preserve">lavarapido-infra/e2e/booking-flow.test.js</w:t>
       </w:r>
       <w:r>
-        <w:t xml:space="preserve">. Los cambios del 21 de octubre de 2026 (el token de una sesión cerrada, el cierre de reservas vencidas y el comprobante de máximo 2 MB) todavía no tienen caso funcional propio; los cubren las pruebas automatizadas de la Tabla 5 (brecha 7 de la Tabla 8).</w:t>
+        <w:t xml:space="preserve">. Los cambios del 21 de octubre de 2026 (el token de una sesión cerrada, el cierre de reservas vencidas y el comprobante de máximo 2 MB) todavía no tienen caso funcional propio; los cubren las pruebas automatizadas de la Tabla 5 (brecha 7 de la Tabla 8). Los casos CP-43 a CP-46 se agregaron el 27 de octubre de 2026 para el pago al reservar y las validaciones nuevas de booking-service; no los ejecutó el script del 19 de octubre: su resultado es el de las pruebas automáticas de booking-service que los cubren, en verde en el CI de</w:t>
+      </w:r>
+      <w:r>
+        <w:t xml:space="preserve"> </w:t>
+      </w:r>
+      <w:r>
+        <w:rPr>
+          <w:rStyle w:val="VerbatimChar"/>
+        </w:rPr>
+        <w:t xml:space="preserve">main</w:t>
+      </w:r>
+      <w:r>
+        <w:t xml:space="preserve"> </w:t>
+      </w:r>
+      <w:r>
+        <w:t xml:space="preserve">del 27 de octubre (137 pruebas).</w:t>
       </w:r>
     </w:p>
     <w:p>
@@ -9921,18 +10015,60 @@
               <w:pStyle w:val="Compact"/>
             </w:pPr>
             <w:r>
-              <w:t xml:space="preserve">Elegir vehículo, servicio Básico, fecha y hora libre</w:t>
-            </w:r>
-          </w:p>
-        </w:tc>
-        <w:tc>
-          <w:tcPr/>
-          <w:p>
-            <w:pPr>
-              <w:pStyle w:val="Compact"/>
-            </w:pPr>
-            <w:r>
-              <w:t xml:space="preserve">SUV, Básico</w:t>
+              <w:t xml:space="preserve">Elegir vehículo, servicio Básico, fecha y hora libre y, desde el 26 de octubre de 2026, la forma de pago (</w:t>
+            </w:r>
+            <w:r>
+              <w:rPr>
+                <w:rStyle w:val="VerbatimChar"/>
+              </w:rPr>
+              <w:t xml:space="preserve">paymentMode</w:t>
+            </w:r>
+            <w:r>
+              <w:t xml:space="preserve">)</w:t>
+            </w:r>
+          </w:p>
+        </w:tc>
+        <w:tc>
+          <w:tcPr/>
+          <w:p>
+            <w:pPr>
+              <w:pStyle w:val="Compact"/>
+            </w:pPr>
+            <w:r>
+              <w:t xml:space="preserve">SUV, Básico,</w:t>
+            </w:r>
+            <w:r>
+              <w:t xml:space="preserve"> </w:t>
+            </w:r>
+            <w:r>
+              <w:rPr>
+                <w:rStyle w:val="VerbatimChar"/>
+              </w:rPr>
+              <w:t xml:space="preserve">paymentMode</w:t>
+            </w:r>
+            <w:r>
+              <w:t xml:space="preserve"> </w:t>
+            </w:r>
+            <w:r>
+              <w:rPr>
+                <w:rStyle w:val="VerbatimChar"/>
+              </w:rPr>
+              <w:t xml:space="preserve">DIGITAL</w:t>
+            </w:r>
+            <w:r>
+              <w:t xml:space="preserve"> </w:t>
+            </w:r>
+            <w:r>
+              <w:t xml:space="preserve">o</w:t>
+            </w:r>
+            <w:r>
+              <w:t xml:space="preserve"> </w:t>
+            </w:r>
+            <w:r>
+              <w:rPr>
+                <w:rStyle w:val="VerbatimChar"/>
+              </w:rPr>
+              <w:t xml:space="preserve">CASH</w:t>
             </w:r>
           </w:p>
         </w:tc>
@@ -13641,6 +13777,695 @@
                 <w:rStyle w:val="VerbatimChar"/>
               </w:rPr>
               <w:t xml:space="preserve">ADMIN_CANNOT_BE_DISABLED</w:t>
+            </w:r>
+          </w:p>
+        </w:tc>
+        <w:tc>
+          <w:tcPr/>
+          <w:p>
+            <w:pPr>
+              <w:pStyle w:val="Compact"/>
+            </w:pPr>
+            <w:r>
+              <w:t xml:space="preserve">Aprobado</w:t>
+            </w:r>
+          </w:p>
+        </w:tc>
+      </w:tr>
+      <w:tr>
+        <w:tc>
+          <w:tcPr/>
+          <w:p>
+            <w:pPr>
+              <w:pStyle w:val="Compact"/>
+            </w:pPr>
+            <w:r>
+              <w:t xml:space="preserve">CP-43</w:t>
+            </w:r>
+          </w:p>
+        </w:tc>
+        <w:tc>
+          <w:tcPr/>
+          <w:p>
+            <w:pPr>
+              <w:pStyle w:val="Compact"/>
+            </w:pPr>
+            <w:r>
+              <w:t xml:space="preserve">RF-005</w:t>
+            </w:r>
+          </w:p>
+        </w:tc>
+        <w:tc>
+          <w:tcPr/>
+          <w:p>
+            <w:pPr>
+              <w:pStyle w:val="Compact"/>
+            </w:pPr>
+            <w:r>
+              <w:t xml:space="preserve">Modo de pago obligatorio</w:t>
+            </w:r>
+          </w:p>
+        </w:tc>
+        <w:tc>
+          <w:tcPr/>
+          <w:p>
+            <w:pPr>
+              <w:pStyle w:val="Compact"/>
+            </w:pPr>
+            <w:r>
+              <w:t xml:space="preserve">Cliente con vehículo</w:t>
+            </w:r>
+          </w:p>
+        </w:tc>
+        <w:tc>
+          <w:tcPr/>
+          <w:p>
+            <w:pPr>
+              <w:pStyle w:val="Compact"/>
+            </w:pPr>
+            <w:r>
+              <w:t xml:space="preserve">Reservar sin</w:t>
+            </w:r>
+            <w:r>
+              <w:t xml:space="preserve"> </w:t>
+            </w:r>
+            <w:r>
+              <w:rPr>
+                <w:rStyle w:val="VerbatimChar"/>
+              </w:rPr>
+              <w:t xml:space="preserve">paymentMode</w:t>
+            </w:r>
+            <w:r>
+              <w:t xml:space="preserve"> </w:t>
+            </w:r>
+            <w:r>
+              <w:t xml:space="preserve">y luego con un modo que no existe</w:t>
+            </w:r>
+          </w:p>
+        </w:tc>
+        <w:tc>
+          <w:tcPr/>
+          <w:p>
+            <w:pPr>
+              <w:pStyle w:val="Compact"/>
+            </w:pPr>
+            <w:r>
+              <w:t xml:space="preserve">Sin</w:t>
+            </w:r>
+            <w:r>
+              <w:t xml:space="preserve"> </w:t>
+            </w:r>
+            <w:r>
+              <w:rPr>
+                <w:rStyle w:val="VerbatimChar"/>
+              </w:rPr>
+              <w:t xml:space="preserve">paymentMode</w:t>
+            </w:r>
+            <w:r>
+              <w:t xml:space="preserve">;</w:t>
+            </w:r>
+            <w:r>
+              <w:t xml:space="preserve"> </w:t>
+            </w:r>
+            <w:r>
+              <w:rPr>
+                <w:rStyle w:val="VerbatimChar"/>
+              </w:rPr>
+              <w:t xml:space="preserve">CARD</w:t>
+            </w:r>
+          </w:p>
+        </w:tc>
+        <w:tc>
+          <w:tcPr/>
+          <w:p>
+            <w:pPr>
+              <w:pStyle w:val="Compact"/>
+            </w:pPr>
+            <w:r>
+              <w:t xml:space="preserve">La reserva se rechaza con 400</w:t>
+            </w:r>
+            <w:r>
+              <w:t xml:space="preserve"> </w:t>
+            </w:r>
+            <w:r>
+              <w:rPr>
+                <w:rStyle w:val="VerbatimChar"/>
+              </w:rPr>
+              <w:t xml:space="preserve">INVALID_PAYMENT_MODE</w:t>
+            </w:r>
+            <w:r>
+              <w:t xml:space="preserve"> </w:t>
+            </w:r>
+            <w:r>
+              <w:t xml:space="preserve">y no se guarda</w:t>
+            </w:r>
+          </w:p>
+        </w:tc>
+        <w:tc>
+          <w:tcPr/>
+          <w:p>
+            <w:pPr>
+              <w:pStyle w:val="Compact"/>
+            </w:pPr>
+            <w:r>
+              <w:t xml:space="preserve">Cumple (prueba automática en verde en el CI del 27-10:</w:t>
+            </w:r>
+            <w:r>
+              <w:t xml:space="preserve"> </w:t>
+            </w:r>
+            <w:r>
+              <w:rPr>
+                <w:rStyle w:val="VerbatimChar"/>
+              </w:rPr>
+              <w:t xml:space="preserve">PaymentPolicyTest</w:t>
+            </w:r>
+            <w:r>
+              <w:t xml:space="preserve">,</w:t>
+            </w:r>
+            <w:r>
+              <w:t xml:space="preserve"> </w:t>
+            </w:r>
+            <w:r>
+              <w:rPr>
+                <w:rStyle w:val="VerbatimChar"/>
+              </w:rPr>
+              <w:t xml:space="preserve">BookingServiceTest</w:t>
+            </w:r>
+            <w:r>
+              <w:t xml:space="preserve"> </w:t>
+            </w:r>
+            <w:r>
+              <w:t xml:space="preserve">y</w:t>
+            </w:r>
+            <w:r>
+              <w:t xml:space="preserve"> </w:t>
+            </w:r>
+            <w:r>
+              <w:rPr>
+                <w:rStyle w:val="VerbatimChar"/>
+              </w:rPr>
+              <w:t xml:space="preserve">BookingApiWebTest.paymentRuleErrorsKeepTheirCodes</w:t>
+            </w:r>
+            <w:r>
+              <w:t xml:space="preserve">)</w:t>
+            </w:r>
+          </w:p>
+        </w:tc>
+        <w:tc>
+          <w:tcPr/>
+          <w:p>
+            <w:pPr>
+              <w:pStyle w:val="Compact"/>
+            </w:pPr>
+            <w:r>
+              <w:t xml:space="preserve">Aprobado</w:t>
+            </w:r>
+          </w:p>
+        </w:tc>
+      </w:tr>
+      <w:tr>
+        <w:tc>
+          <w:tcPr/>
+          <w:p>
+            <w:pPr>
+              <w:pStyle w:val="Compact"/>
+            </w:pPr>
+            <w:r>
+              <w:t xml:space="preserve">CP-44</w:t>
+            </w:r>
+          </w:p>
+        </w:tc>
+        <w:tc>
+          <w:tcPr/>
+          <w:p>
+            <w:pPr>
+              <w:pStyle w:val="Compact"/>
+            </w:pPr>
+            <w:r>
+              <w:t xml:space="preserve">RF-005</w:t>
+            </w:r>
+          </w:p>
+        </w:tc>
+        <w:tc>
+          <w:tcPr/>
+          <w:p>
+            <w:pPr>
+              <w:pStyle w:val="Compact"/>
+            </w:pPr>
+            <w:r>
+              <w:t xml:space="preserve">Límite de reservas en efectivo</w:t>
+            </w:r>
+          </w:p>
+        </w:tc>
+        <w:tc>
+          <w:tcPr/>
+          <w:p>
+            <w:pPr>
+              <w:pStyle w:val="Compact"/>
+            </w:pPr>
+            <w:r>
+              <w:t xml:space="preserve">Cliente con una reserva activa en efectivo hecha por él</w:t>
+            </w:r>
+          </w:p>
+        </w:tc>
+        <w:tc>
+          <w:tcPr/>
+          <w:p>
+            <w:pPr>
+              <w:pStyle w:val="Compact"/>
+            </w:pPr>
+            <w:r>
+              <w:t xml:space="preserve">Hacer otra reserva en efectivo</w:t>
+            </w:r>
+          </w:p>
+        </w:tc>
+        <w:tc>
+          <w:tcPr/>
+          <w:p>
+            <w:pPr>
+              <w:pStyle w:val="Compact"/>
+            </w:pPr>
+            <w:r>
+              <w:rPr>
+                <w:rStyle w:val="VerbatimChar"/>
+              </w:rPr>
+              <w:t xml:space="preserve">paymentMode</w:t>
+            </w:r>
+            <w:r>
+              <w:t xml:space="preserve"> </w:t>
+            </w:r>
+            <w:r>
+              <w:rPr>
+                <w:rStyle w:val="VerbatimChar"/>
+              </w:rPr>
+              <w:t xml:space="preserve">CASH</w:t>
+            </w:r>
+          </w:p>
+        </w:tc>
+        <w:tc>
+          <w:tcPr/>
+          <w:p>
+            <w:pPr>
+              <w:pStyle w:val="Compact"/>
+            </w:pPr>
+            <w:r>
+              <w:t xml:space="preserve">409</w:t>
+            </w:r>
+            <w:r>
+              <w:t xml:space="preserve"> </w:t>
+            </w:r>
+            <w:r>
+              <w:rPr>
+                <w:rStyle w:val="VerbatimChar"/>
+              </w:rPr>
+              <w:t xml:space="preserve">CASH_BOOKING_LIMIT</w:t>
+            </w:r>
+            <w:r>
+              <w:t xml:space="preserve">; no se guarda nada</w:t>
+            </w:r>
+          </w:p>
+        </w:tc>
+        <w:tc>
+          <w:tcPr/>
+          <w:p>
+            <w:pPr>
+              <w:pStyle w:val="Compact"/>
+            </w:pPr>
+            <w:r>
+              <w:t xml:space="preserve">Cumple (prueba automática en verde en el CI del 27-10:</w:t>
+            </w:r>
+            <w:r>
+              <w:t xml:space="preserve"> </w:t>
+            </w:r>
+            <w:r>
+              <w:rPr>
+                <w:rStyle w:val="VerbatimChar"/>
+              </w:rPr>
+              <w:t xml:space="preserve">PaymentPolicyTest</w:t>
+            </w:r>
+            <w:r>
+              <w:t xml:space="preserve">,</w:t>
+            </w:r>
+            <w:r>
+              <w:t xml:space="preserve"> </w:t>
+            </w:r>
+            <w:r>
+              <w:rPr>
+                <w:rStyle w:val="VerbatimChar"/>
+              </w:rPr>
+              <w:t xml:space="preserve">BookingServiceTest</w:t>
+            </w:r>
+            <w:r>
+              <w:t xml:space="preserve"> </w:t>
+            </w:r>
+            <w:r>
+              <w:t xml:space="preserve">y</w:t>
+            </w:r>
+            <w:r>
+              <w:t xml:space="preserve"> </w:t>
+            </w:r>
+            <w:r>
+              <w:rPr>
+                <w:rStyle w:val="VerbatimChar"/>
+              </w:rPr>
+              <w:t xml:space="preserve">BookingApiWebTest.paymentRuleErrorsKeepTheirCodes</w:t>
+            </w:r>
+            <w:r>
+              <w:t xml:space="preserve">)</w:t>
+            </w:r>
+          </w:p>
+        </w:tc>
+        <w:tc>
+          <w:tcPr/>
+          <w:p>
+            <w:pPr>
+              <w:pStyle w:val="Compact"/>
+            </w:pPr>
+            <w:r>
+              <w:t xml:space="preserve">Aprobado</w:t>
+            </w:r>
+          </w:p>
+        </w:tc>
+      </w:tr>
+      <w:tr>
+        <w:tc>
+          <w:tcPr/>
+          <w:p>
+            <w:pPr>
+              <w:pStyle w:val="Compact"/>
+            </w:pPr>
+            <w:r>
+              <w:t xml:space="preserve">CP-45</w:t>
+            </w:r>
+          </w:p>
+        </w:tc>
+        <w:tc>
+          <w:tcPr/>
+          <w:p>
+            <w:pPr>
+              <w:pStyle w:val="Compact"/>
+            </w:pPr>
+            <w:r>
+              <w:t xml:space="preserve">RF-005</w:t>
+            </w:r>
+          </w:p>
+        </w:tc>
+        <w:tc>
+          <w:tcPr/>
+          <w:p>
+            <w:pPr>
+              <w:pStyle w:val="Compact"/>
+            </w:pPr>
+            <w:r>
+              <w:t xml:space="preserve">Máximo 10 servicios por reserva</w:t>
+            </w:r>
+          </w:p>
+        </w:tc>
+        <w:tc>
+          <w:tcPr/>
+          <w:p>
+            <w:pPr>
+              <w:pStyle w:val="Compact"/>
+            </w:pPr>
+            <w:r>
+              <w:t xml:space="preserve">Cliente con vehículo; sesión de administrador</w:t>
+            </w:r>
+          </w:p>
+        </w:tc>
+        <w:tc>
+          <w:tcPr/>
+          <w:p>
+            <w:pPr>
+              <w:pStyle w:val="Compact"/>
+            </w:pPr>
+            <w:r>
+              <w:t xml:space="preserve">Reservar con</w:t>
+            </w:r>
+            <w:r>
+              <w:t xml:space="preserve"> </w:t>
+            </w:r>
+            <w:r>
+              <w:rPr>
+                <w:rStyle w:val="VerbatimChar"/>
+              </w:rPr>
+              <w:t xml:space="preserve">serviceIds</w:t>
+            </w:r>
+            <w:r>
+              <w:t xml:space="preserve"> </w:t>
+            </w:r>
+            <w:r>
+              <w:rPr>
+                <w:rStyle w:val="VerbatimChar"/>
+              </w:rPr>
+              <w:t xml:space="preserve">[null]</w:t>
+            </w:r>
+            <w:r>
+              <w:t xml:space="preserve"> </w:t>
+            </w:r>
+            <w:r>
+              <w:t xml:space="preserve">y con 11 servicios; reprogramar como administrador con</w:t>
+            </w:r>
+            <w:r>
+              <w:t xml:space="preserve"> </w:t>
+            </w:r>
+            <w:r>
+              <w:rPr>
+                <w:rStyle w:val="VerbatimChar"/>
+              </w:rPr>
+              <w:t xml:space="preserve">[null]</w:t>
+            </w:r>
+          </w:p>
+        </w:tc>
+        <w:tc>
+          <w:tcPr/>
+          <w:p>
+            <w:pPr>
+              <w:pStyle w:val="Compact"/>
+            </w:pPr>
+            <w:r>
+              <w:rPr>
+                <w:rStyle w:val="VerbatimChar"/>
+              </w:rPr>
+              <w:t xml:space="preserve">serviceIds</w:t>
+            </w:r>
+            <w:r>
+              <w:t xml:space="preserve"> </w:t>
+            </w:r>
+            <w:r>
+              <w:rPr>
+                <w:rStyle w:val="VerbatimChar"/>
+              </w:rPr>
+              <w:t xml:space="preserve">[null]</w:t>
+            </w:r>
+            <w:r>
+              <w:t xml:space="preserve"> </w:t>
+            </w:r>
+            <w:r>
+              <w:t xml:space="preserve">y</w:t>
+            </w:r>
+            <w:r>
+              <w:t xml:space="preserve"> </w:t>
+            </w:r>
+            <w:r>
+              <w:rPr>
+                <w:rStyle w:val="VerbatimChar"/>
+              </w:rPr>
+              <w:t xml:space="preserve">[1..11]</w:t>
+            </w:r>
+          </w:p>
+        </w:tc>
+        <w:tc>
+          <w:tcPr/>
+          <w:p>
+            <w:pPr>
+              <w:pStyle w:val="Compact"/>
+            </w:pPr>
+            <w:r>
+              <w:t xml:space="preserve">400</w:t>
+            </w:r>
+            <w:r>
+              <w:t xml:space="preserve"> </w:t>
+            </w:r>
+            <w:r>
+              <w:rPr>
+                <w:rStyle w:val="VerbatimChar"/>
+              </w:rPr>
+              <w:t xml:space="preserve">VALIDATION_ERROR</w:t>
+            </w:r>
+            <w:r>
+              <w:t xml:space="preserve"> </w:t>
+            </w:r>
+            <w:r>
+              <w:t xml:space="preserve">(antes 500); el caso de uso no se llama</w:t>
+            </w:r>
+          </w:p>
+        </w:tc>
+        <w:tc>
+          <w:tcPr/>
+          <w:p>
+            <w:pPr>
+              <w:pStyle w:val="Compact"/>
+            </w:pPr>
+            <w:r>
+              <w:t xml:space="preserve">Cumple (prueba automática en verde en el CI del 27-10:</w:t>
+            </w:r>
+            <w:r>
+              <w:t xml:space="preserve"> </w:t>
+            </w:r>
+            <w:r>
+              <w:rPr>
+                <w:rStyle w:val="VerbatimChar"/>
+              </w:rPr>
+              <w:t xml:space="preserve">BookingApiWebTest.nullOrTooManyServicesAreValidationErrors</w:t>
+            </w:r>
+            <w:r>
+              <w:t xml:space="preserve">)</w:t>
+            </w:r>
+          </w:p>
+        </w:tc>
+        <w:tc>
+          <w:tcPr/>
+          <w:p>
+            <w:pPr>
+              <w:pStyle w:val="Compact"/>
+            </w:pPr>
+            <w:r>
+              <w:t xml:space="preserve">Aprobado</w:t>
+            </w:r>
+          </w:p>
+        </w:tc>
+      </w:tr>
+      <w:tr>
+        <w:tc>
+          <w:tcPr/>
+          <w:p>
+            <w:pPr>
+              <w:pStyle w:val="Compact"/>
+            </w:pPr>
+            <w:r>
+              <w:t xml:space="preserve">CP-46</w:t>
+            </w:r>
+          </w:p>
+        </w:tc>
+        <w:tc>
+          <w:tcPr/>
+          <w:p>
+            <w:pPr>
+              <w:pStyle w:val="Compact"/>
+            </w:pPr>
+            <w:r>
+              <w:t xml:space="preserve">RF-021</w:t>
+            </w:r>
+          </w:p>
+        </w:tc>
+        <w:tc>
+          <w:tcPr/>
+          <w:p>
+            <w:pPr>
+              <w:pStyle w:val="Compact"/>
+            </w:pPr>
+            <w:r>
+              <w:t xml:space="preserve">Día inválido en el horario semanal</w:t>
+            </w:r>
+          </w:p>
+        </w:tc>
+        <w:tc>
+          <w:tcPr/>
+          <w:p>
+            <w:pPr>
+              <w:pStyle w:val="Compact"/>
+            </w:pPr>
+            <w:r>
+              <w:t xml:space="preserve">Sesión de administrador</w:t>
+            </w:r>
+          </w:p>
+        </w:tc>
+        <w:tc>
+          <w:tcPr/>
+          <w:p>
+            <w:pPr>
+              <w:pStyle w:val="Compact"/>
+            </w:pPr>
+            <w:r>
+              <w:t xml:space="preserve">Guardar la semana del horario con un día que no existe y luego con la lista vacía</w:t>
+            </w:r>
+          </w:p>
+        </w:tc>
+        <w:tc>
+          <w:tcPr/>
+          <w:p>
+            <w:pPr>
+              <w:pStyle w:val="Compact"/>
+            </w:pPr>
+            <w:r>
+              <w:rPr>
+                <w:rStyle w:val="VerbatimChar"/>
+              </w:rPr>
+              <w:t xml:space="preserve">dayOfWeek</w:t>
+            </w:r>
+            <w:r>
+              <w:t xml:space="preserve"> </w:t>
+            </w:r>
+            <w:r>
+              <w:t xml:space="preserve">9;</w:t>
+            </w:r>
+            <w:r>
+              <w:t xml:space="preserve"> </w:t>
+            </w:r>
+            <w:r>
+              <w:rPr>
+                <w:rStyle w:val="VerbatimChar"/>
+              </w:rPr>
+              <w:t xml:space="preserve">[]</w:t>
+            </w:r>
+          </w:p>
+        </w:tc>
+        <w:tc>
+          <w:tcPr/>
+          <w:p>
+            <w:pPr>
+              <w:pStyle w:val="Compact"/>
+            </w:pPr>
+            <w:r>
+              <w:t xml:space="preserve">400</w:t>
+            </w:r>
+            <w:r>
+              <w:t xml:space="preserve"> </w:t>
+            </w:r>
+            <w:r>
+              <w:rPr>
+                <w:rStyle w:val="VerbatimChar"/>
+              </w:rPr>
+              <w:t xml:space="preserve">VALIDATION_ERROR</w:t>
+            </w:r>
+            <w:r>
+              <w:t xml:space="preserve"> </w:t>
+            </w:r>
+            <w:r>
+              <w:t xml:space="preserve">(antes 500); el horario no cambia</w:t>
+            </w:r>
+          </w:p>
+        </w:tc>
+        <w:tc>
+          <w:tcPr/>
+          <w:p>
+            <w:pPr>
+              <w:pStyle w:val="Compact"/>
+            </w:pPr>
+            <w:r>
+              <w:t xml:space="preserve">Cumple (prueba automática en verde en el CI del 27-10:</w:t>
+            </w:r>
+            <w:r>
+              <w:t xml:space="preserve"> </w:t>
+            </w:r>
+            <w:r>
+              <w:rPr>
+                <w:rStyle w:val="VerbatimChar"/>
+              </w:rPr>
+              <w:t xml:space="preserve">BookingApiWebTest.anInvalidDayInTheWeekIsAValidationError</w:t>
+            </w:r>
+            <w:r>
+              <w:t xml:space="preserve">)</w:t>
             </w:r>
           </w:p>
         </w:tc>
@@ -13827,7 +14652,7 @@
         <w:pStyle w:val="FirstParagraph"/>
       </w:pPr>
       <w:r>
-        <w:t xml:space="preserve">De los 41 requisitos del SRS v8.0 (3 de ellos parciales al 24 de octubre de 2026: RF-005, RF-015 y RF-023, con el motivo en el SRS; el 23 de octubre eran 11), 38 tienen caso funcional y 39 una prueba automatizada relacionada; RF-032 y RF-034 solo tienen caso funcional, y RF-017, RF-023 y RF-025 solo prueba automatizada.</w:t>
+        <w:t xml:space="preserve">De los 41 requisitos del SRS v8.3 (3 de ellos parciales al 27 de octubre de 2026: RF-005, RF-015 y RF-023, con el motivo en el SRS; el 23 de octubre eran 11), 38 tienen caso funcional y 39 una prueba automatizada relacionada; RF-032 y RF-034 solo tienen caso funcional, y RF-017, RF-023 y RF-025 solo prueba automatizada.</w:t>
       </w:r>
     </w:p>
     <w:p>
@@ -13890,7 +14715,7 @@
               <w:pStyle w:val="Compact"/>
             </w:pPr>
             <w:r>
-              <w:t xml:space="preserve">Estado (SRS v8.0)</w:t>
+              <w:t xml:space="preserve">Estado (SRS v8.3)</w:t>
             </w:r>
           </w:p>
         </w:tc>
@@ -15193,7 +16018,7 @@
               <w:pStyle w:val="Compact"/>
             </w:pPr>
             <w:r>
-              <w:t xml:space="preserve">CP-22</w:t>
+              <w:t xml:space="preserve">CP-22, CP-46</w:t>
             </w:r>
           </w:p>
         </w:tc>
@@ -15208,6 +16033,18 @@
                 <w:rStyle w:val="VerbatimChar"/>
               </w:rPr>
               <w:t xml:space="preserve">AvailabilityPolicyTest</w:t>
+            </w:r>
+            <w:r>
+              <w:t xml:space="preserve">,</w:t>
+            </w:r>
+            <w:r>
+              <w:t xml:space="preserve"> </w:t>
+            </w:r>
+            <w:r>
+              <w:rPr>
+                <w:rStyle w:val="VerbatimChar"/>
+              </w:rPr>
+              <w:t xml:space="preserve">BookingApiWebTest</w:t>
             </w:r>
           </w:p>
         </w:tc>
@@ -15457,7 +16294,7 @@
               <w:pStyle w:val="Compact"/>
             </w:pPr>
             <w:r>
-              <w:t xml:space="preserve">CP-08; prueba en vivo del 26 de octubre (Tabla 5e)</w:t>
+              <w:t xml:space="preserve">CP-08, CP-43 a CP-45; prueba en vivo del 26 de octubre (Tabla 5e)</w:t>
             </w:r>
           </w:p>
         </w:tc>
@@ -17259,10 +18096,22 @@
               <w:pStyle w:val="Compact"/>
             </w:pPr>
             <w:r>
+              <w:t xml:space="preserve">Ninguna:</w:t>
+            </w:r>
+            <w:r>
+              <w:t xml:space="preserve"> </w:t>
+            </w:r>
+            <w:r>
               <w:rPr>
                 <w:rStyle w:val="VerbatimChar"/>
               </w:rPr>
               <w:t xml:space="preserve">/client/history</w:t>
+            </w:r>
+            <w:r>
+              <w:t xml:space="preserve"> </w:t>
+            </w:r>
+            <w:r>
+              <w:t xml:space="preserve">es el historial de reservas</w:t>
             </w:r>
           </w:p>
         </w:tc>
@@ -18452,7 +19301,7 @@
               <w:pStyle w:val="Compact"/>
             </w:pPr>
             <w:r>
-              <w:t xml:space="preserve">Cerrada: 73 pruebas en 25 suites con</w:t>
+              <w:t xml:space="preserve">Cerrada: 106 pruebas con</w:t>
             </w:r>
             <w:r>
               <w:t xml:space="preserve"> </w:t>
@@ -18468,7 +19317,22 @@
               <w:t xml:space="preserve"> </w:t>
             </w:r>
             <w:r>
-              <w:t xml:space="preserve">en el CI al 24 de octubre de 2026; falta medir la cobertura</w:t>
+              <w:t xml:space="preserve">en el CI de</w:t>
+            </w:r>
+            <w:r>
+              <w:t xml:space="preserve"> </w:t>
+            </w:r>
+            <w:r>
+              <w:rPr>
+                <w:rStyle w:val="VerbatimChar"/>
+              </w:rPr>
+              <w:t xml:space="preserve">main</w:t>
+            </w:r>
+            <w:r>
+              <w:t xml:space="preserve"> </w:t>
+            </w:r>
+            <w:r>
+              <w:t xml:space="preserve">del 27 de octubre de 2026 (73 en 25 suites el 24 de octubre); falta medir la cobertura</w:t>
             </w:r>
           </w:p>
         </w:tc>
@@ -18503,7 +19367,7 @@
               <w:pStyle w:val="Compact"/>
             </w:pPr>
             <w:r>
-              <w:t xml:space="preserve">Al 24 de octubre de 2026 hay 212 pruebas en 66 archivos, con el guard y el interceptor reales, el pago con cupón, el refresco y las traducciones, y cobertura en el CI; falta el formulario de reserva</w:t>
+              <w:t xml:space="preserve">Al 27 de octubre de 2026 hay 242 pruebas en 68 archivos (212 en 66 el 24 de octubre), con el guard y el interceptor reales, el pago con cupón, el refresco y las traducciones, y cobertura en el CI; falta el formulario de reserva</w:t>
             </w:r>
           </w:p>
         </w:tc>
@@ -18542,30 +19406,18 @@
               <w:t xml:space="preserve"> </w:t>
             </w:r>
             <w:r>
-              <w:t xml:space="preserve">y pasaron; las de los índices de la migración 023 no se han corrido</w:t>
-            </w:r>
-          </w:p>
-        </w:tc>
-        <w:tc>
-          <w:tcPr/>
-          <w:p>
-            <w:pPr>
-              <w:pStyle w:val="Compact"/>
-            </w:pPr>
-            <w:r>
-              <w:t xml:space="preserve">Documentar en el README cómo crear la base de pruebas y definir</w:t>
-            </w:r>
-            <w:r>
-              <w:t xml:space="preserve"> </w:t>
-            </w:r>
-            <w:r>
-              <w:rPr>
-                <w:rStyle w:val="VerbatimChar"/>
-              </w:rPr>
-              <w:t xml:space="preserve">PAYMENT_INTEGRATION_DB</w:t>
-            </w:r>
-            <w:r>
-              <w:t xml:space="preserve">, y correrlas en GitHub Actions con un SQL Server de servicio</w:t>
+              <w:t xml:space="preserve">y pasaron; las de los índices de la migración 023 no se habían corrido</w:t>
+            </w:r>
+          </w:p>
+        </w:tc>
+        <w:tc>
+          <w:tcPr/>
+          <w:p>
+            <w:pPr>
+              <w:pStyle w:val="Compact"/>
+            </w:pPr>
+            <w:r>
+              <w:t xml:space="preserve">Cerrada para payment-service el 27 de octubre de 2026: son 17 pruebas de integración y corren en el CI, en el job "Pruebas de integración", contra SQL Server 2022 con las migraciones de Liquibase, sin omitir ninguna. Queda pendiente hacer lo mismo en los demás servicios</w:t>
             </w:r>
           </w:p>
         </w:tc>
@@ -19001,7 +19853,7 @@
               <w:pStyle w:val="Compact"/>
             </w:pPr>
             <w:r>
-              <w:t xml:space="preserve">Pruebas de integración contra SQL Server en el CI (RNF-003): la falla de la 047 muestra que hacen falta; mientras tanto, prueba en vivo después de cada despliegue. La migración 049 y la semilla 117 de booking (26 de octubre de 2026) se probaron así, en local y en producción: columnas en</w:t>
+              <w:t xml:space="preserve">Pruebas de integración contra SQL Server en el CI (RNF-003): la falla de la 047 muestra que hacen falta (desde el 27 de octubre de 2026 corren las de payment-service; faltan las de notification y los demás servicios); mientras tanto, prueba en vivo después de cada despliegue. La migración 049 y la semilla 117 de booking (26 de octubre de 2026) se probaron así, en local y en producción: columnas en</w:t>
             </w:r>
             <w:r>
               <w:t xml:space="preserve"> </w:t>
